--- a/ППННИР/Отчёт_2.docx
+++ b/ППННИР/Отчёт_2.docx
@@ -1,6 +1,6 @@
 
 <file path=word/document.xml><?xml version="1.0" encoding="utf-8"?>
-<w:document xmlns:wpc="http://schemas.microsoft.com/office/word/2010/wordprocessingCanvas" xmlns:cx="http://schemas.microsoft.com/office/drawing/2014/chartex" xmlns:cx1="http://schemas.microsoft.com/office/drawing/2015/9/8/chartex" xmlns:cx2="http://schemas.microsoft.com/office/drawing/2015/10/21/chartex" xmlns:cx3="http://schemas.microsoft.com/office/drawing/2016/5/9/chartex" xmlns:cx4="http://schemas.microsoft.com/office/drawing/2016/5/10/chartex" xmlns:cx5="http://schemas.microsoft.com/office/drawing/2016/5/11/chartex" xmlns:cx6="http://schemas.microsoft.com/office/drawing/2016/5/12/chartex" xmlns:cx7="http://schemas.microsoft.com/office/drawing/2016/5/13/chartex" xmlns:cx8="http://schemas.microsoft.com/office/drawing/2016/5/14/chartex" xmlns:mc="http://schemas.openxmlformats.org/markup-compatibility/2006" xmlns:aink="http://schemas.microsoft.com/office/drawing/2016/ink" xmlns:am3d="http://schemas.microsoft.com/office/drawing/2017/model3d" xmlns:o="urn:schemas-microsoft-com:office:office" xmlns:oel="http://schemas.microsoft.com/office/2019/extlst" xmlns:r="http://schemas.openxmlformats.org/officeDocument/2006/relationships" xmlns:m="http://schemas.openxmlformats.org/officeDocument/2006/math" xmlns:v="urn:schemas-microsoft-com:vml" xmlns:wp14="http://schemas.microsoft.com/office/word/2010/wordprocessingDrawing" xmlns:wp="http://schemas.openxmlformats.org/drawingml/2006/wordprocessingDrawing" xmlns:w10="urn:schemas-microsoft-com:office:word" xmlns:w="http://schemas.openxmlformats.org/wordprocessingml/2006/main" xmlns:w14="http://schemas.microsoft.com/office/word/2010/wordml" xmlns:w15="http://schemas.microsoft.com/office/word/2012/wordml" xmlns:w16cex="http://schemas.microsoft.com/office/word/2018/wordml/cex" xmlns:w16cid="http://schemas.microsoft.com/office/word/2016/wordml/cid" xmlns:w16="http://schemas.microsoft.com/office/word/2018/wordml" xmlns:w16sdtdh="http://schemas.microsoft.com/office/word/2020/wordml/sdtdatahash" xmlns:w16se="http://schemas.microsoft.com/office/word/2015/wordml/symex" xmlns:wpg="http://schemas.microsoft.com/office/word/2010/wordprocessingGroup" xmlns:wpi="http://schemas.microsoft.com/office/word/2010/wordprocessingInk" xmlns:wne="http://schemas.microsoft.com/office/word/2006/wordml" xmlns:wps="http://schemas.microsoft.com/office/word/2010/wordprocessingShape" mc:Ignorable="w14 w15 w16se w16cid w16 w16cex w16sdtdh wp14">
+<w:document xmlns:wpc="http://schemas.microsoft.com/office/word/2010/wordprocessingCanvas" xmlns:cx="http://schemas.microsoft.com/office/drawing/2014/chartex" xmlns:cx1="http://schemas.microsoft.com/office/drawing/2015/9/8/chartex" xmlns:cx2="http://schemas.microsoft.com/office/drawing/2015/10/21/chartex" xmlns:cx3="http://schemas.microsoft.com/office/drawing/2016/5/9/chartex" xmlns:cx4="http://schemas.microsoft.com/office/drawing/2016/5/10/chartex" xmlns:cx5="http://schemas.microsoft.com/office/drawing/2016/5/11/chartex" xmlns:cx6="http://schemas.microsoft.com/office/drawing/2016/5/12/chartex" xmlns:cx7="http://schemas.microsoft.com/office/drawing/2016/5/13/chartex" xmlns:cx8="http://schemas.microsoft.com/office/drawing/2016/5/14/chartex" xmlns:mc="http://schemas.openxmlformats.org/markup-compatibility/2006" xmlns:aink="http://schemas.microsoft.com/office/drawing/2016/ink" xmlns:am3d="http://schemas.microsoft.com/office/drawing/2017/model3d" xmlns:o="urn:schemas-microsoft-com:office:office" xmlns:r="http://schemas.openxmlformats.org/officeDocument/2006/relationships" xmlns:m="http://schemas.openxmlformats.org/officeDocument/2006/math" xmlns:v="urn:schemas-microsoft-com:vml" xmlns:wp14="http://schemas.microsoft.com/office/word/2010/wordprocessingDrawing" xmlns:wp="http://schemas.openxmlformats.org/drawingml/2006/wordprocessingDrawing" xmlns:w10="urn:schemas-microsoft-com:office:word" xmlns:w="http://schemas.openxmlformats.org/wordprocessingml/2006/main" xmlns:w14="http://schemas.microsoft.com/office/word/2010/wordml" xmlns:w15="http://schemas.microsoft.com/office/word/2012/wordml" xmlns:w16cex="http://schemas.microsoft.com/office/word/2018/wordml/cex" xmlns:w16cid="http://schemas.microsoft.com/office/word/2016/wordml/cid" xmlns:w16="http://schemas.microsoft.com/office/word/2018/wordml" xmlns:w16sdtdh="http://schemas.microsoft.com/office/word/2020/wordml/sdtdatahash" xmlns:w16se="http://schemas.microsoft.com/office/word/2015/wordml/symex" xmlns:wpg="http://schemas.microsoft.com/office/word/2010/wordprocessingGroup" xmlns:wpi="http://schemas.microsoft.com/office/word/2010/wordprocessingInk" xmlns:wne="http://schemas.microsoft.com/office/word/2006/wordml" xmlns:wps="http://schemas.microsoft.com/office/word/2010/wordprocessingShape" mc:Ignorable="w14 w15 w16se w16cid w16 w16cex w16sdtdh wp14">
   <w:body>
     <w:p>
       <w:pPr>
@@ -1429,15 +1429,31 @@
             <w:pPr>
               <w:rPr>
                 <w:rFonts w:eastAsia="Calibri"/>
-                <w:highlight w:val="yellow"/>
               </w:rPr>
             </w:pPr>
             <w:r>
               <w:rPr>
                 <w:rFonts w:eastAsia="Calibri"/>
-                <w:highlight w:val="yellow"/>
-              </w:rPr>
-              <w:t xml:space="preserve">пишем свои согласно срокам прохождения практики! </w:t>
+              </w:rPr>
+              <w:t>01</w:t>
+            </w:r>
+            <w:r>
+              <w:rPr>
+                <w:rFonts w:eastAsia="Calibri"/>
+              </w:rPr>
+              <w:t>.09.2025</w:t>
+            </w:r>
+            <w:r>
+              <w:rPr>
+                <w:rFonts w:eastAsia="Calibri"/>
+              </w:rPr>
+              <w:t xml:space="preserve"> </w:t>
+            </w:r>
+            <w:r>
+              <w:rPr>
+                <w:rFonts w:eastAsia="Calibri"/>
+              </w:rPr>
+              <w:t>по 18.10.2025</w:t>
             </w:r>
           </w:p>
         </w:tc>
@@ -1484,15 +1500,25 @@
             <w:pPr>
               <w:rPr>
                 <w:rFonts w:eastAsia="Calibri"/>
-                <w:highlight w:val="yellow"/>
               </w:rPr>
             </w:pPr>
             <w:r>
               <w:rPr>
                 <w:rFonts w:eastAsia="Calibri"/>
-                <w:highlight w:val="yellow"/>
-              </w:rPr>
-              <w:t xml:space="preserve">пишем свои согласно срокам прохождения практики! </w:t>
+              </w:rPr>
+              <w:t>18.10.2025</w:t>
+            </w:r>
+            <w:r>
+              <w:rPr>
+                <w:rFonts w:eastAsia="Calibri"/>
+              </w:rPr>
+              <w:t xml:space="preserve"> </w:t>
+            </w:r>
+            <w:r>
+              <w:rPr>
+                <w:rFonts w:eastAsia="Calibri"/>
+              </w:rPr>
+              <w:t>по 12.12.2025</w:t>
             </w:r>
           </w:p>
         </w:tc>
@@ -1560,9 +1586,14 @@
             <w:r>
               <w:rPr>
                 <w:rFonts w:eastAsia="Calibri"/>
-                <w:highlight w:val="yellow"/>
-              </w:rPr>
-              <w:t xml:space="preserve">пишем свои согласно срокам прохождения практики! </w:t>
+              </w:rPr>
+              <w:t>12.12.2025</w:t>
+            </w:r>
+            <w:r>
+              <w:rPr>
+                <w:rFonts w:eastAsia="Calibri"/>
+              </w:rPr>
+              <w:t xml:space="preserve"> по 30.12.2025</w:t>
             </w:r>
           </w:p>
         </w:tc>
@@ -1931,6 +1962,14 @@
                 <w:lang w:eastAsia="en-US"/>
               </w:rPr>
             </w:pPr>
+            <w:r>
+              <w:rPr>
+                <w:rFonts w:eastAsia="Calibri"/>
+                <w:szCs w:val="22"/>
+                <w:lang w:eastAsia="en-US"/>
+              </w:rPr>
+              <w:t>594-2</w:t>
+            </w:r>
           </w:p>
         </w:tc>
         <w:tc>
@@ -1995,6 +2034,14 @@
                 <w:lang w:eastAsia="en-US"/>
               </w:rPr>
             </w:pPr>
+            <w:r>
+              <w:rPr>
+                <w:rFonts w:eastAsia="Calibri"/>
+                <w:szCs w:val="22"/>
+                <w:lang w:eastAsia="en-US"/>
+              </w:rPr>
+              <w:t>А.А. Танцерев</w:t>
+            </w:r>
           </w:p>
         </w:tc>
       </w:tr>
@@ -2136,611 +2183,805 @@
         <w:t> </w:t>
       </w:r>
     </w:p>
-    <w:p>
-      <w:pPr>
-        <w:pStyle w:val="ae"/>
-        <w:tabs>
-          <w:tab w:val="left" w:pos="3261"/>
-        </w:tabs>
-        <w:spacing w:after="240"/>
-        <w:jc w:val="center"/>
+    <w:sdt>
+      <w:sdtPr>
         <w:rPr>
           <w:rFonts w:ascii="Times New Roman" w:hAnsi="Times New Roman"/>
+          <w:color w:val="auto"/>
+          <w:sz w:val="28"/>
+          <w:szCs w:val="24"/>
+        </w:rPr>
+        <w:id w:val="-2089069525"/>
+        <w:docPartObj>
+          <w:docPartGallery w:val="Table of Contents"/>
+          <w:docPartUnique/>
+        </w:docPartObj>
+      </w:sdtPr>
+      <w:sdtEndPr>
+        <w:rPr>
           <w:b/>
           <w:bCs/>
-          <w:color w:val="000000"/>
-          <w:sz w:val="28"/>
-          <w:szCs w:val="28"/>
         </w:rPr>
-      </w:pPr>
-      <w:r>
-        <w:rPr>
-          <w:rFonts w:ascii="Times New Roman" w:hAnsi="Times New Roman"/>
-          <w:b/>
-          <w:bCs/>
-          <w:color w:val="000000"/>
-          <w:sz w:val="28"/>
-          <w:szCs w:val="28"/>
-        </w:rPr>
-        <w:lastRenderedPageBreak/>
-        <w:t>Оглавление</w:t>
-      </w:r>
-    </w:p>
-    <w:p>
-      <w:pPr>
-        <w:pStyle w:val="10"/>
-        <w:rPr>
-          <w:rFonts w:ascii="Aptos" w:hAnsi="Aptos"/>
-          <w:noProof/>
-          <w:sz w:val="22"/>
-          <w:szCs w:val="22"/>
-        </w:rPr>
-      </w:pPr>
-      <w:r>
+      </w:sdtEndPr>
+      <w:sdtContent>
+        <w:p>
+          <w:pPr>
+            <w:pStyle w:val="ae"/>
+            <w:spacing w:after="240"/>
+            <w:jc w:val="center"/>
+            <w:rPr>
+              <w:rFonts w:ascii="Times New Roman" w:hAnsi="Times New Roman"/>
+              <w:color w:val="auto"/>
+              <w:sz w:val="28"/>
+              <w:szCs w:val="28"/>
+            </w:rPr>
+          </w:pPr>
+          <w:r>
+            <w:rPr>
+              <w:rFonts w:ascii="Times New Roman" w:hAnsi="Times New Roman"/>
+              <w:color w:val="auto"/>
+              <w:sz w:val="28"/>
+              <w:szCs w:val="28"/>
+            </w:rPr>
+            <w:t>Оглавление</w:t>
+          </w:r>
+        </w:p>
+        <w:p>
+          <w:pPr>
+            <w:pStyle w:val="10"/>
+            <w:rPr>
+              <w:rFonts w:asciiTheme="minorHAnsi" w:eastAsiaTheme="minorEastAsia" w:hAnsiTheme="minorHAnsi" w:cstheme="minorBidi"/>
+              <w:noProof/>
+              <w:kern w:val="2"/>
+              <w:sz w:val="24"/>
+              <w14:ligatures w14:val="standardContextual"/>
+            </w:rPr>
+          </w:pPr>
+          <w:r>
+            <w:fldChar w:fldCharType="begin"/>
+          </w:r>
+          <w:r>
+            <w:instrText xml:space="preserve"> TOC \o "1-3" \h \z \u </w:instrText>
+          </w:r>
+          <w:r>
+            <w:fldChar w:fldCharType="separate"/>
+          </w:r>
+          <w:hyperlink w:anchor="_Toc216877980" w:history="1">
+            <w:r>
+              <w:rPr>
+                <w:rStyle w:val="af"/>
+                <w:noProof/>
+              </w:rPr>
+              <w:t>Введение</w:t>
+            </w:r>
+            <w:r>
+              <w:rPr>
+                <w:noProof/>
+                <w:webHidden/>
+              </w:rPr>
+              <w:tab/>
+            </w:r>
+            <w:r>
+              <w:rPr>
+                <w:noProof/>
+                <w:webHidden/>
+              </w:rPr>
+              <w:fldChar w:fldCharType="begin"/>
+            </w:r>
+            <w:r>
+              <w:rPr>
+                <w:noProof/>
+                <w:webHidden/>
+              </w:rPr>
+              <w:instrText xml:space="preserve"> PAGEREF _Toc216877980 \h </w:instrText>
+            </w:r>
+            <w:r>
+              <w:rPr>
+                <w:noProof/>
+                <w:webHidden/>
+              </w:rPr>
+            </w:r>
+            <w:r>
+              <w:rPr>
+                <w:noProof/>
+                <w:webHidden/>
+              </w:rPr>
+              <w:fldChar w:fldCharType="separate"/>
+            </w:r>
+            <w:r>
+              <w:rPr>
+                <w:noProof/>
+                <w:webHidden/>
+              </w:rPr>
+              <w:t>5</w:t>
+            </w:r>
+            <w:r>
+              <w:rPr>
+                <w:noProof/>
+                <w:webHidden/>
+              </w:rPr>
+              <w:fldChar w:fldCharType="end"/>
+            </w:r>
+          </w:hyperlink>
+        </w:p>
+        <w:p>
+          <w:pPr>
+            <w:pStyle w:val="10"/>
+            <w:rPr>
+              <w:rFonts w:asciiTheme="minorHAnsi" w:eastAsiaTheme="minorEastAsia" w:hAnsiTheme="minorHAnsi" w:cstheme="minorBidi"/>
+              <w:noProof/>
+              <w:kern w:val="2"/>
+              <w:sz w:val="24"/>
+              <w14:ligatures w14:val="standardContextual"/>
+            </w:rPr>
+          </w:pPr>
+          <w:hyperlink w:anchor="_Toc216877981" w:history="1">
+            <w:r>
+              <w:rPr>
+                <w:rStyle w:val="af"/>
+                <w:noProof/>
+              </w:rPr>
+              <w:t>1 ОСНОВНЫЕ ПРИНЦИПЫ И ПОДХОДЫ К ОРГАНИЗАЦИИ НАУЧНО-ИССЛЕДОВАТЕЛЬСКОЙ ДЕЯТЕЛЬНОСТИ</w:t>
+            </w:r>
+            <w:r>
+              <w:rPr>
+                <w:noProof/>
+                <w:webHidden/>
+              </w:rPr>
+              <w:tab/>
+            </w:r>
+            <w:r>
+              <w:rPr>
+                <w:noProof/>
+                <w:webHidden/>
+              </w:rPr>
+              <w:fldChar w:fldCharType="begin"/>
+            </w:r>
+            <w:r>
+              <w:rPr>
+                <w:noProof/>
+                <w:webHidden/>
+              </w:rPr>
+              <w:instrText xml:space="preserve"> PAGEREF _Toc216877981 \h </w:instrText>
+            </w:r>
+            <w:r>
+              <w:rPr>
+                <w:noProof/>
+                <w:webHidden/>
+              </w:rPr>
+            </w:r>
+            <w:r>
+              <w:rPr>
+                <w:noProof/>
+                <w:webHidden/>
+              </w:rPr>
+              <w:fldChar w:fldCharType="separate"/>
+            </w:r>
+            <w:r>
+              <w:rPr>
+                <w:noProof/>
+                <w:webHidden/>
+              </w:rPr>
+              <w:t>7</w:t>
+            </w:r>
+            <w:r>
+              <w:rPr>
+                <w:noProof/>
+                <w:webHidden/>
+              </w:rPr>
+              <w:fldChar w:fldCharType="end"/>
+            </w:r>
+          </w:hyperlink>
+        </w:p>
+        <w:p>
+          <w:pPr>
+            <w:pStyle w:val="21"/>
+            <w:rPr>
+              <w:rFonts w:asciiTheme="minorHAnsi" w:eastAsiaTheme="minorEastAsia" w:hAnsiTheme="minorHAnsi" w:cstheme="minorBidi"/>
+              <w:noProof/>
+              <w:kern w:val="2"/>
+              <w:sz w:val="24"/>
+              <w14:ligatures w14:val="standardContextual"/>
+            </w:rPr>
+          </w:pPr>
+          <w:hyperlink w:anchor="_Toc216877982" w:history="1">
+            <w:r>
+              <w:rPr>
+                <w:rStyle w:val="af"/>
+                <w:noProof/>
+              </w:rPr>
+              <w:t>1.1 Логика научного исследования</w:t>
+            </w:r>
+            <w:r>
+              <w:rPr>
+                <w:noProof/>
+                <w:webHidden/>
+              </w:rPr>
+              <w:tab/>
+            </w:r>
+            <w:r>
+              <w:rPr>
+                <w:noProof/>
+                <w:webHidden/>
+              </w:rPr>
+              <w:fldChar w:fldCharType="begin"/>
+            </w:r>
+            <w:r>
+              <w:rPr>
+                <w:noProof/>
+                <w:webHidden/>
+              </w:rPr>
+              <w:instrText xml:space="preserve"> PAGEREF _Toc216877982 \h </w:instrText>
+            </w:r>
+            <w:r>
+              <w:rPr>
+                <w:noProof/>
+                <w:webHidden/>
+              </w:rPr>
+            </w:r>
+            <w:r>
+              <w:rPr>
+                <w:noProof/>
+                <w:webHidden/>
+              </w:rPr>
+              <w:fldChar w:fldCharType="separate"/>
+            </w:r>
+            <w:r>
+              <w:rPr>
+                <w:noProof/>
+                <w:webHidden/>
+              </w:rPr>
+              <w:t>7</w:t>
+            </w:r>
+            <w:r>
+              <w:rPr>
+                <w:noProof/>
+                <w:webHidden/>
+              </w:rPr>
+              <w:fldChar w:fldCharType="end"/>
+            </w:r>
+          </w:hyperlink>
+        </w:p>
+        <w:p>
+          <w:pPr>
+            <w:pStyle w:val="21"/>
+            <w:rPr>
+              <w:rFonts w:asciiTheme="minorHAnsi" w:eastAsiaTheme="minorEastAsia" w:hAnsiTheme="minorHAnsi" w:cstheme="minorBidi"/>
+              <w:noProof/>
+              <w:kern w:val="2"/>
+              <w:sz w:val="24"/>
+              <w14:ligatures w14:val="standardContextual"/>
+            </w:rPr>
+          </w:pPr>
+          <w:hyperlink w:anchor="_Toc216877983" w:history="1">
+            <w:r>
+              <w:rPr>
+                <w:rStyle w:val="af"/>
+                <w:noProof/>
+              </w:rPr>
+              <w:t>1.2 Инструменты организации и проведения исследовательской деятельности</w:t>
+            </w:r>
+            <w:r>
+              <w:rPr>
+                <w:noProof/>
+                <w:webHidden/>
+              </w:rPr>
+              <w:tab/>
+            </w:r>
+            <w:r>
+              <w:rPr>
+                <w:noProof/>
+                <w:webHidden/>
+              </w:rPr>
+              <w:fldChar w:fldCharType="begin"/>
+            </w:r>
+            <w:r>
+              <w:rPr>
+                <w:noProof/>
+                <w:webHidden/>
+              </w:rPr>
+              <w:instrText xml:space="preserve"> PAGEREF _Toc216877983 \h </w:instrText>
+            </w:r>
+            <w:r>
+              <w:rPr>
+                <w:noProof/>
+                <w:webHidden/>
+              </w:rPr>
+            </w:r>
+            <w:r>
+              <w:rPr>
+                <w:noProof/>
+                <w:webHidden/>
+              </w:rPr>
+              <w:fldChar w:fldCharType="separate"/>
+            </w:r>
+            <w:r>
+              <w:rPr>
+                <w:noProof/>
+                <w:webHidden/>
+              </w:rPr>
+              <w:t>8</w:t>
+            </w:r>
+            <w:r>
+              <w:rPr>
+                <w:noProof/>
+                <w:webHidden/>
+              </w:rPr>
+              <w:fldChar w:fldCharType="end"/>
+            </w:r>
+          </w:hyperlink>
+        </w:p>
+        <w:p>
+          <w:pPr>
+            <w:pStyle w:val="10"/>
+            <w:rPr>
+              <w:rFonts w:asciiTheme="minorHAnsi" w:eastAsiaTheme="minorEastAsia" w:hAnsiTheme="minorHAnsi" w:cstheme="minorBidi"/>
+              <w:noProof/>
+              <w:kern w:val="2"/>
+              <w:sz w:val="24"/>
+              <w14:ligatures w14:val="standardContextual"/>
+            </w:rPr>
+          </w:pPr>
+          <w:hyperlink w:anchor="_Toc216877984" w:history="1">
+            <w:r>
+              <w:rPr>
+                <w:rStyle w:val="af"/>
+                <w:noProof/>
+              </w:rPr>
+              <w:t>2 НАУЧНО-ИССЛЕДОВАТЕЛЬСКАЯ РАБОТА СТУДЕНТА КАК ФАКТОР ПРОФЕССИОНАЛЬНОГО РАЗВИТИЯ</w:t>
+            </w:r>
+            <w:r>
+              <w:rPr>
+                <w:noProof/>
+                <w:webHidden/>
+              </w:rPr>
+              <w:tab/>
+            </w:r>
+            <w:r>
+              <w:rPr>
+                <w:noProof/>
+                <w:webHidden/>
+              </w:rPr>
+              <w:fldChar w:fldCharType="begin"/>
+            </w:r>
+            <w:r>
+              <w:rPr>
+                <w:noProof/>
+                <w:webHidden/>
+              </w:rPr>
+              <w:instrText xml:space="preserve"> PAGEREF _Toc216877984 \h </w:instrText>
+            </w:r>
+            <w:r>
+              <w:rPr>
+                <w:noProof/>
+                <w:webHidden/>
+              </w:rPr>
+            </w:r>
+            <w:r>
+              <w:rPr>
+                <w:noProof/>
+                <w:webHidden/>
+              </w:rPr>
+              <w:fldChar w:fldCharType="separate"/>
+            </w:r>
+            <w:r>
+              <w:rPr>
+                <w:noProof/>
+                <w:webHidden/>
+              </w:rPr>
+              <w:t>11</w:t>
+            </w:r>
+            <w:r>
+              <w:rPr>
+                <w:noProof/>
+                <w:webHidden/>
+              </w:rPr>
+              <w:fldChar w:fldCharType="end"/>
+            </w:r>
+          </w:hyperlink>
+        </w:p>
+        <w:p>
+          <w:pPr>
+            <w:pStyle w:val="21"/>
+            <w:rPr>
+              <w:rFonts w:asciiTheme="minorHAnsi" w:eastAsiaTheme="minorEastAsia" w:hAnsiTheme="minorHAnsi" w:cstheme="minorBidi"/>
+              <w:noProof/>
+              <w:kern w:val="2"/>
+              <w:sz w:val="24"/>
+              <w14:ligatures w14:val="standardContextual"/>
+            </w:rPr>
+          </w:pPr>
+          <w:hyperlink w:anchor="_Toc216877985" w:history="1">
+            <w:r>
+              <w:rPr>
+                <w:rStyle w:val="af"/>
+                <w:noProof/>
+              </w:rPr>
+              <w:t>2.1 Основные направления научных исследований в области внедрения цифровых технологий</w:t>
+            </w:r>
+            <w:r>
+              <w:rPr>
+                <w:noProof/>
+                <w:webHidden/>
+              </w:rPr>
+              <w:tab/>
+            </w:r>
+            <w:r>
+              <w:rPr>
+                <w:noProof/>
+                <w:webHidden/>
+              </w:rPr>
+              <w:fldChar w:fldCharType="begin"/>
+            </w:r>
+            <w:r>
+              <w:rPr>
+                <w:noProof/>
+                <w:webHidden/>
+              </w:rPr>
+              <w:instrText xml:space="preserve"> PAGEREF _Toc216877985 \h </w:instrText>
+            </w:r>
+            <w:r>
+              <w:rPr>
+                <w:noProof/>
+                <w:webHidden/>
+              </w:rPr>
+            </w:r>
+            <w:r>
+              <w:rPr>
+                <w:noProof/>
+                <w:webHidden/>
+              </w:rPr>
+              <w:fldChar w:fldCharType="separate"/>
+            </w:r>
+            <w:r>
+              <w:rPr>
+                <w:noProof/>
+                <w:webHidden/>
+              </w:rPr>
+              <w:t>11</w:t>
+            </w:r>
+            <w:r>
+              <w:rPr>
+                <w:noProof/>
+                <w:webHidden/>
+              </w:rPr>
+              <w:fldChar w:fldCharType="end"/>
+            </w:r>
+          </w:hyperlink>
+        </w:p>
+        <w:p>
+          <w:pPr>
+            <w:pStyle w:val="21"/>
+            <w:rPr>
+              <w:rFonts w:asciiTheme="minorHAnsi" w:eastAsiaTheme="minorEastAsia" w:hAnsiTheme="minorHAnsi" w:cstheme="minorBidi"/>
+              <w:noProof/>
+              <w:kern w:val="2"/>
+              <w:sz w:val="24"/>
+              <w14:ligatures w14:val="standardContextual"/>
+            </w:rPr>
+          </w:pPr>
+          <w:hyperlink w:anchor="_Toc216877986" w:history="1">
+            <w:r>
+              <w:rPr>
+                <w:rStyle w:val="af"/>
+                <w:noProof/>
+              </w:rPr>
+              <w:t>2.2 Инновационные площадки для реализации научного потенциала студентов</w:t>
+            </w:r>
+            <w:r>
+              <w:rPr>
+                <w:noProof/>
+                <w:webHidden/>
+              </w:rPr>
+              <w:tab/>
+            </w:r>
+            <w:r>
+              <w:rPr>
+                <w:noProof/>
+                <w:webHidden/>
+              </w:rPr>
+              <w:fldChar w:fldCharType="begin"/>
+            </w:r>
+            <w:r>
+              <w:rPr>
+                <w:noProof/>
+                <w:webHidden/>
+              </w:rPr>
+              <w:instrText xml:space="preserve"> PAGEREF _Toc216877986 \h </w:instrText>
+            </w:r>
+            <w:r>
+              <w:rPr>
+                <w:noProof/>
+                <w:webHidden/>
+              </w:rPr>
+            </w:r>
+            <w:r>
+              <w:rPr>
+                <w:noProof/>
+                <w:webHidden/>
+              </w:rPr>
+              <w:fldChar w:fldCharType="separate"/>
+            </w:r>
+            <w:r>
+              <w:rPr>
+                <w:noProof/>
+                <w:webHidden/>
+              </w:rPr>
+              <w:t>14</w:t>
+            </w:r>
+            <w:r>
+              <w:rPr>
+                <w:noProof/>
+                <w:webHidden/>
+              </w:rPr>
+              <w:fldChar w:fldCharType="end"/>
+            </w:r>
+          </w:hyperlink>
+        </w:p>
+        <w:p>
+          <w:pPr>
+            <w:pStyle w:val="21"/>
+            <w:tabs>
+              <w:tab w:val="left" w:pos="720"/>
+            </w:tabs>
+            <w:rPr>
+              <w:rFonts w:asciiTheme="minorHAnsi" w:eastAsiaTheme="minorEastAsia" w:hAnsiTheme="minorHAnsi" w:cstheme="minorBidi"/>
+              <w:noProof/>
+              <w:kern w:val="2"/>
+              <w:sz w:val="24"/>
+              <w14:ligatures w14:val="standardContextual"/>
+            </w:rPr>
+          </w:pPr>
+          <w:hyperlink w:anchor="_Toc216877987" w:history="1">
+            <w:r>
+              <w:rPr>
+                <w:rStyle w:val="af"/>
+                <w:noProof/>
+              </w:rPr>
+              <w:t>2.3</w:t>
+            </w:r>
+            <w:r>
+              <w:rPr>
+                <w:rFonts w:asciiTheme="minorHAnsi" w:eastAsiaTheme="minorEastAsia" w:hAnsiTheme="minorHAnsi" w:cstheme="minorBidi"/>
+                <w:noProof/>
+                <w:kern w:val="2"/>
+                <w:sz w:val="24"/>
+                <w14:ligatures w14:val="standardContextual"/>
+              </w:rPr>
+              <w:tab/>
+            </w:r>
+            <w:r>
+              <w:rPr>
+                <w:rStyle w:val="af"/>
+                <w:noProof/>
+              </w:rPr>
+              <w:t>Современные подходы к созданию облачных платформ и инфраструктуры</w:t>
+            </w:r>
+            <w:r>
+              <w:rPr>
+                <w:noProof/>
+                <w:webHidden/>
+              </w:rPr>
+              <w:tab/>
+            </w:r>
+            <w:r>
+              <w:rPr>
+                <w:noProof/>
+                <w:webHidden/>
+              </w:rPr>
+              <w:fldChar w:fldCharType="begin"/>
+            </w:r>
+            <w:r>
+              <w:rPr>
+                <w:noProof/>
+                <w:webHidden/>
+              </w:rPr>
+              <w:instrText xml:space="preserve"> PAGEREF _Toc216877987 \h </w:instrText>
+            </w:r>
+            <w:r>
+              <w:rPr>
+                <w:noProof/>
+                <w:webHidden/>
+              </w:rPr>
+            </w:r>
+            <w:r>
+              <w:rPr>
+                <w:noProof/>
+                <w:webHidden/>
+              </w:rPr>
+              <w:fldChar w:fldCharType="separate"/>
+            </w:r>
+            <w:r>
+              <w:rPr>
+                <w:noProof/>
+                <w:webHidden/>
+              </w:rPr>
+              <w:t>16</w:t>
+            </w:r>
+            <w:r>
+              <w:rPr>
+                <w:noProof/>
+                <w:webHidden/>
+              </w:rPr>
+              <w:fldChar w:fldCharType="end"/>
+            </w:r>
+          </w:hyperlink>
+        </w:p>
+        <w:p>
+          <w:pPr>
+            <w:pStyle w:val="10"/>
+            <w:rPr>
+              <w:rFonts w:asciiTheme="minorHAnsi" w:eastAsiaTheme="minorEastAsia" w:hAnsiTheme="minorHAnsi" w:cstheme="minorBidi"/>
+              <w:noProof/>
+              <w:kern w:val="2"/>
+              <w:sz w:val="24"/>
+              <w14:ligatures w14:val="standardContextual"/>
+            </w:rPr>
+          </w:pPr>
+          <w:hyperlink w:anchor="_Toc216877988" w:history="1">
+            <w:r>
+              <w:rPr>
+                <w:rStyle w:val="af"/>
+                <w:noProof/>
+              </w:rPr>
+              <w:t>Заключение</w:t>
+            </w:r>
+            <w:r>
+              <w:rPr>
+                <w:noProof/>
+                <w:webHidden/>
+              </w:rPr>
+              <w:tab/>
+            </w:r>
+            <w:r>
+              <w:rPr>
+                <w:noProof/>
+                <w:webHidden/>
+              </w:rPr>
+              <w:fldChar w:fldCharType="begin"/>
+            </w:r>
+            <w:r>
+              <w:rPr>
+                <w:noProof/>
+                <w:webHidden/>
+              </w:rPr>
+              <w:instrText xml:space="preserve"> PAGEREF _Toc216877988 \h </w:instrText>
+            </w:r>
+            <w:r>
+              <w:rPr>
+                <w:noProof/>
+                <w:webHidden/>
+              </w:rPr>
+            </w:r>
+            <w:r>
+              <w:rPr>
+                <w:noProof/>
+                <w:webHidden/>
+              </w:rPr>
+              <w:fldChar w:fldCharType="separate"/>
+            </w:r>
+            <w:r>
+              <w:rPr>
+                <w:noProof/>
+                <w:webHidden/>
+              </w:rPr>
+              <w:t>21</w:t>
+            </w:r>
+            <w:r>
+              <w:rPr>
+                <w:noProof/>
+                <w:webHidden/>
+              </w:rPr>
+              <w:fldChar w:fldCharType="end"/>
+            </w:r>
+          </w:hyperlink>
+        </w:p>
+        <w:p>
+          <w:pPr>
+            <w:pStyle w:val="10"/>
+            <w:rPr>
+              <w:rFonts w:asciiTheme="minorHAnsi" w:eastAsiaTheme="minorEastAsia" w:hAnsiTheme="minorHAnsi" w:cstheme="minorBidi"/>
+              <w:noProof/>
+              <w:kern w:val="2"/>
+              <w:sz w:val="24"/>
+              <w14:ligatures w14:val="standardContextual"/>
+            </w:rPr>
+          </w:pPr>
+          <w:hyperlink w:anchor="_Toc216877989" w:history="1">
+            <w:r>
+              <w:rPr>
+                <w:rStyle w:val="af"/>
+                <w:noProof/>
+              </w:rPr>
+              <w:t>Список использованных источников</w:t>
+            </w:r>
+            <w:r>
+              <w:rPr>
+                <w:noProof/>
+                <w:webHidden/>
+              </w:rPr>
+              <w:tab/>
+            </w:r>
+            <w:r>
+              <w:rPr>
+                <w:noProof/>
+                <w:webHidden/>
+              </w:rPr>
+              <w:fldChar w:fldCharType="begin"/>
+            </w:r>
+            <w:r>
+              <w:rPr>
+                <w:noProof/>
+                <w:webHidden/>
+              </w:rPr>
+              <w:instrText xml:space="preserve"> PAGEREF _Toc216877989 \h </w:instrText>
+            </w:r>
+            <w:r>
+              <w:rPr>
+                <w:noProof/>
+                <w:webHidden/>
+              </w:rPr>
+            </w:r>
+            <w:r>
+              <w:rPr>
+                <w:noProof/>
+                <w:webHidden/>
+              </w:rPr>
+              <w:fldChar w:fldCharType="separate"/>
+            </w:r>
+            <w:r>
+              <w:rPr>
+                <w:noProof/>
+                <w:webHidden/>
+              </w:rPr>
+              <w:t>23</w:t>
+            </w:r>
+            <w:r>
+              <w:rPr>
+                <w:noProof/>
+                <w:webHidden/>
+              </w:rPr>
+              <w:fldChar w:fldCharType="end"/>
+            </w:r>
+          </w:hyperlink>
+        </w:p>
+        <w:p>
+          <w:pPr>
+            <w:jc w:val="left"/>
+          </w:pPr>
+          <w:r>
+            <w:rPr>
+              <w:b/>
+              <w:bCs/>
+            </w:rPr>
+            <w:fldChar w:fldCharType="end"/>
+          </w:r>
+        </w:p>
+      </w:sdtContent>
+    </w:sdt>
+    <w:p>
+      <w:pPr>
+        <w:spacing w:after="400"/>
+        <w:jc w:val="center"/>
+        <w:outlineLvl w:val="0"/>
         <w:rPr>
           <w:color w:val="000000"/>
           <w:szCs w:val="28"/>
         </w:rPr>
-        <w:fldChar w:fldCharType="begin"/>
-      </w:r>
+      </w:pPr>
+      <w:r>
+        <w:br w:type="column"/>
+      </w:r>
+      <w:bookmarkStart w:id="2" w:name="_Toc216877980"/>
       <w:r>
         <w:rPr>
-          <w:color w:val="000000"/>
-          <w:szCs w:val="28"/>
-        </w:rPr>
-        <w:instrText xml:space="preserve"> TOC \o "1-3" \h \z \u </w:instrText>
-      </w:r>
-      <w:r>
-        <w:rPr>
-          <w:color w:val="000000"/>
-          <w:szCs w:val="28"/>
-        </w:rPr>
-        <w:fldChar w:fldCharType="separate"/>
-      </w:r>
-      <w:hyperlink w:anchor="_Toc216266060" w:history="1">
-        <w:r>
-          <w:rPr>
-            <w:rStyle w:val="af"/>
-            <w:noProof/>
-          </w:rPr>
-          <w:t>1 Основные принципы и подходы к организации научно-исследовательской деятельности</w:t>
-        </w:r>
-        <w:r>
-          <w:rPr>
-            <w:noProof/>
-            <w:webHidden/>
-          </w:rPr>
-          <w:tab/>
-        </w:r>
-        <w:r>
-          <w:rPr>
-            <w:noProof/>
-            <w:webHidden/>
-          </w:rPr>
-          <w:fldChar w:fldCharType="begin"/>
-        </w:r>
-        <w:r>
-          <w:rPr>
-            <w:noProof/>
-            <w:webHidden/>
-          </w:rPr>
-          <w:instrText xml:space="preserve"> PAGEREF _Toc216266060 \h </w:instrText>
-        </w:r>
-        <w:r>
-          <w:rPr>
-            <w:noProof/>
-            <w:webHidden/>
-          </w:rPr>
-        </w:r>
-        <w:r>
-          <w:rPr>
-            <w:noProof/>
-            <w:webHidden/>
-          </w:rPr>
-          <w:fldChar w:fldCharType="separate"/>
-        </w:r>
-        <w:r>
-          <w:rPr>
-            <w:noProof/>
-            <w:webHidden/>
-          </w:rPr>
-          <w:t>4</w:t>
-        </w:r>
-        <w:r>
-          <w:rPr>
-            <w:noProof/>
-            <w:webHidden/>
-          </w:rPr>
-          <w:fldChar w:fldCharType="end"/>
-        </w:r>
-      </w:hyperlink>
-    </w:p>
-    <w:p>
-      <w:pPr>
-        <w:pStyle w:val="21"/>
-        <w:rPr>
-          <w:rFonts w:ascii="Aptos" w:hAnsi="Aptos"/>
-          <w:noProof/>
-          <w:sz w:val="22"/>
-          <w:szCs w:val="22"/>
-        </w:rPr>
-      </w:pPr>
-      <w:hyperlink w:anchor="_Toc216266061" w:history="1">
-        <w:r>
-          <w:rPr>
-            <w:rStyle w:val="af"/>
-            <w:noProof/>
-          </w:rPr>
-          <w:t>1.1 Логика научного исследования</w:t>
-        </w:r>
-        <w:r>
-          <w:rPr>
-            <w:noProof/>
-            <w:webHidden/>
-          </w:rPr>
-          <w:tab/>
-        </w:r>
-        <w:r>
-          <w:rPr>
-            <w:noProof/>
-            <w:webHidden/>
-          </w:rPr>
-          <w:fldChar w:fldCharType="begin"/>
-        </w:r>
-        <w:r>
-          <w:rPr>
-            <w:noProof/>
-            <w:webHidden/>
-          </w:rPr>
-          <w:instrText xml:space="preserve"> PAGEREF _Toc216266061 \h </w:instrText>
-        </w:r>
-        <w:r>
-          <w:rPr>
-            <w:noProof/>
-            <w:webHidden/>
-          </w:rPr>
-        </w:r>
-        <w:r>
-          <w:rPr>
-            <w:noProof/>
-            <w:webHidden/>
-          </w:rPr>
-          <w:fldChar w:fldCharType="separate"/>
-        </w:r>
-        <w:r>
-          <w:rPr>
-            <w:noProof/>
-            <w:webHidden/>
-          </w:rPr>
-          <w:t>4</w:t>
-        </w:r>
-        <w:r>
-          <w:rPr>
-            <w:noProof/>
-            <w:webHidden/>
-          </w:rPr>
-          <w:fldChar w:fldCharType="end"/>
-        </w:r>
-      </w:hyperlink>
-    </w:p>
-    <w:p>
-      <w:pPr>
-        <w:pStyle w:val="21"/>
-        <w:rPr>
-          <w:rFonts w:ascii="Aptos" w:hAnsi="Aptos"/>
-          <w:noProof/>
-          <w:sz w:val="22"/>
-          <w:szCs w:val="22"/>
-        </w:rPr>
-      </w:pPr>
-      <w:hyperlink w:anchor="_Toc216266062" w:history="1">
-        <w:r>
-          <w:rPr>
-            <w:rStyle w:val="af"/>
-            <w:noProof/>
-          </w:rPr>
-          <w:t>1.2 Инструменты организации и проведения исследовательской деятельности</w:t>
-        </w:r>
-        <w:r>
-          <w:rPr>
-            <w:noProof/>
-            <w:webHidden/>
-          </w:rPr>
-          <w:tab/>
-        </w:r>
-        <w:r>
-          <w:rPr>
-            <w:noProof/>
-            <w:webHidden/>
-          </w:rPr>
-          <w:fldChar w:fldCharType="begin"/>
-        </w:r>
-        <w:r>
-          <w:rPr>
-            <w:noProof/>
-            <w:webHidden/>
-          </w:rPr>
-          <w:instrText xml:space="preserve"> PAGEREF _Toc216266062 \h </w:instrText>
-        </w:r>
-        <w:r>
-          <w:rPr>
-            <w:noProof/>
-            <w:webHidden/>
-          </w:rPr>
-        </w:r>
-        <w:r>
-          <w:rPr>
-            <w:noProof/>
-            <w:webHidden/>
-          </w:rPr>
-          <w:fldChar w:fldCharType="separate"/>
-        </w:r>
-        <w:r>
-          <w:rPr>
-            <w:noProof/>
-            <w:webHidden/>
-          </w:rPr>
-          <w:t>5</w:t>
-        </w:r>
-        <w:r>
-          <w:rPr>
-            <w:noProof/>
-            <w:webHidden/>
-          </w:rPr>
-          <w:fldChar w:fldCharType="end"/>
-        </w:r>
-      </w:hyperlink>
-    </w:p>
-    <w:p>
-      <w:pPr>
-        <w:pStyle w:val="10"/>
-        <w:rPr>
-          <w:rFonts w:ascii="Aptos" w:hAnsi="Aptos"/>
-          <w:noProof/>
-          <w:sz w:val="22"/>
-          <w:szCs w:val="22"/>
-        </w:rPr>
-      </w:pPr>
-      <w:hyperlink w:anchor="_Toc216266063" w:history="1">
-        <w:r>
-          <w:rPr>
-            <w:rStyle w:val="af"/>
-            <w:noProof/>
-          </w:rPr>
-          <w:t>2 Научно-исследовательская работа студента как фактор профессионального развития</w:t>
-        </w:r>
-        <w:r>
-          <w:rPr>
-            <w:noProof/>
-            <w:webHidden/>
-          </w:rPr>
-          <w:tab/>
-        </w:r>
-        <w:r>
-          <w:rPr>
-            <w:noProof/>
-            <w:webHidden/>
-          </w:rPr>
-          <w:fldChar w:fldCharType="begin"/>
-        </w:r>
-        <w:r>
-          <w:rPr>
-            <w:noProof/>
-            <w:webHidden/>
-          </w:rPr>
-          <w:instrText xml:space="preserve"> PAGEREF _Toc216266063 \h </w:instrText>
-        </w:r>
-        <w:r>
-          <w:rPr>
-            <w:noProof/>
-            <w:webHidden/>
-          </w:rPr>
-        </w:r>
-        <w:r>
-          <w:rPr>
-            <w:noProof/>
-            <w:webHidden/>
-          </w:rPr>
-          <w:fldChar w:fldCharType="separate"/>
-        </w:r>
-        <w:r>
-          <w:rPr>
-            <w:noProof/>
-            <w:webHidden/>
-          </w:rPr>
-          <w:t>8</w:t>
-        </w:r>
-        <w:r>
-          <w:rPr>
-            <w:noProof/>
-            <w:webHidden/>
-          </w:rPr>
-          <w:fldChar w:fldCharType="end"/>
-        </w:r>
-      </w:hyperlink>
-    </w:p>
-    <w:p>
-      <w:pPr>
-        <w:pStyle w:val="21"/>
-        <w:rPr>
-          <w:rFonts w:ascii="Aptos" w:hAnsi="Aptos"/>
-          <w:noProof/>
-          <w:sz w:val="22"/>
-          <w:szCs w:val="22"/>
-        </w:rPr>
-      </w:pPr>
-      <w:hyperlink w:anchor="_Toc216266064" w:history="1">
-        <w:r>
-          <w:rPr>
-            <w:rStyle w:val="af"/>
-            <w:noProof/>
-          </w:rPr>
-          <w:t>2.1 Основные направления научных исследований в области внедрения цифровых технологий</w:t>
-        </w:r>
-        <w:r>
-          <w:rPr>
-            <w:noProof/>
-            <w:webHidden/>
-          </w:rPr>
-          <w:tab/>
-        </w:r>
-        <w:r>
-          <w:rPr>
-            <w:noProof/>
-            <w:webHidden/>
-          </w:rPr>
-          <w:fldChar w:fldCharType="begin"/>
-        </w:r>
-        <w:r>
-          <w:rPr>
-            <w:noProof/>
-            <w:webHidden/>
-          </w:rPr>
-          <w:instrText xml:space="preserve"> PAGEREF _Toc216266064 \h </w:instrText>
-        </w:r>
-        <w:r>
-          <w:rPr>
-            <w:noProof/>
-            <w:webHidden/>
-          </w:rPr>
-        </w:r>
-        <w:r>
-          <w:rPr>
-            <w:noProof/>
-            <w:webHidden/>
-          </w:rPr>
-          <w:fldChar w:fldCharType="separate"/>
-        </w:r>
-        <w:r>
-          <w:rPr>
-            <w:noProof/>
-            <w:webHidden/>
-          </w:rPr>
-          <w:t>8</w:t>
-        </w:r>
-        <w:r>
-          <w:rPr>
-            <w:noProof/>
-            <w:webHidden/>
-          </w:rPr>
-          <w:fldChar w:fldCharType="end"/>
-        </w:r>
-      </w:hyperlink>
-    </w:p>
-    <w:p>
-      <w:pPr>
-        <w:pStyle w:val="21"/>
-        <w:tabs>
-          <w:tab w:val="left" w:pos="660"/>
-        </w:tabs>
-        <w:rPr>
-          <w:rFonts w:ascii="Aptos" w:hAnsi="Aptos"/>
-          <w:noProof/>
-          <w:sz w:val="22"/>
-          <w:szCs w:val="22"/>
-        </w:rPr>
-      </w:pPr>
-      <w:hyperlink w:anchor="_Toc216266065" w:history="1">
-        <w:r>
-          <w:rPr>
-            <w:rStyle w:val="af"/>
-            <w:noProof/>
-          </w:rPr>
-          <w:t>2.2</w:t>
-        </w:r>
-        <w:r>
-          <w:rPr>
-            <w:rFonts w:ascii="Aptos" w:hAnsi="Aptos"/>
-            <w:noProof/>
-            <w:sz w:val="22"/>
-            <w:szCs w:val="22"/>
-          </w:rPr>
-          <w:tab/>
-        </w:r>
-        <w:r>
-          <w:rPr>
-            <w:rStyle w:val="af"/>
-            <w:noProof/>
-          </w:rPr>
-          <w:t>Инновационные площадки для реализации научного потенциала студентов</w:t>
-        </w:r>
-        <w:r>
-          <w:rPr>
-            <w:noProof/>
-            <w:webHidden/>
-          </w:rPr>
-          <w:tab/>
-        </w:r>
-        <w:r>
-          <w:rPr>
-            <w:noProof/>
-            <w:webHidden/>
-          </w:rPr>
-          <w:fldChar w:fldCharType="begin"/>
-        </w:r>
-        <w:r>
-          <w:rPr>
-            <w:noProof/>
-            <w:webHidden/>
-          </w:rPr>
-          <w:instrText xml:space="preserve"> PAGEREF _Toc216266065 \h </w:instrText>
-        </w:r>
-        <w:r>
-          <w:rPr>
-            <w:noProof/>
-            <w:webHidden/>
-          </w:rPr>
-        </w:r>
-        <w:r>
-          <w:rPr>
-            <w:noProof/>
-            <w:webHidden/>
-          </w:rPr>
-          <w:fldChar w:fldCharType="separate"/>
-        </w:r>
-        <w:r>
-          <w:rPr>
-            <w:noProof/>
-            <w:webHidden/>
-          </w:rPr>
-          <w:t>11</w:t>
-        </w:r>
-        <w:r>
-          <w:rPr>
-            <w:noProof/>
-            <w:webHidden/>
-          </w:rPr>
-          <w:fldChar w:fldCharType="end"/>
-        </w:r>
-      </w:hyperlink>
-    </w:p>
-    <w:p>
-      <w:pPr>
-        <w:pStyle w:val="21"/>
-        <w:tabs>
-          <w:tab w:val="left" w:pos="660"/>
-        </w:tabs>
-        <w:rPr>
-          <w:rFonts w:ascii="Aptos" w:hAnsi="Aptos"/>
-          <w:noProof/>
-          <w:sz w:val="22"/>
-          <w:szCs w:val="22"/>
-        </w:rPr>
-      </w:pPr>
-      <w:hyperlink w:anchor="_Toc216266066" w:history="1">
-        <w:r>
-          <w:rPr>
-            <w:rStyle w:val="af"/>
-            <w:noProof/>
-          </w:rPr>
-          <w:t>2.3</w:t>
-        </w:r>
-        <w:r>
-          <w:rPr>
-            <w:rFonts w:ascii="Aptos" w:hAnsi="Aptos"/>
-            <w:noProof/>
-            <w:sz w:val="22"/>
-            <w:szCs w:val="22"/>
-          </w:rPr>
-          <w:tab/>
-        </w:r>
-        <w:r>
-          <w:rPr>
-            <w:rStyle w:val="af"/>
-            <w:noProof/>
-          </w:rPr>
-          <w:t>Современные подходы к созданию облачных платформ и инфраструктуры</w:t>
-        </w:r>
-        <w:r>
-          <w:rPr>
-            <w:noProof/>
-            <w:webHidden/>
-          </w:rPr>
-          <w:tab/>
-        </w:r>
-        <w:r>
-          <w:rPr>
-            <w:noProof/>
-            <w:webHidden/>
-          </w:rPr>
-          <w:fldChar w:fldCharType="begin"/>
-        </w:r>
-        <w:r>
-          <w:rPr>
-            <w:noProof/>
-            <w:webHidden/>
-          </w:rPr>
-          <w:instrText xml:space="preserve"> PAGEREF _Toc216266066 \h </w:instrText>
-        </w:r>
-        <w:r>
-          <w:rPr>
-            <w:noProof/>
-            <w:webHidden/>
-          </w:rPr>
-        </w:r>
-        <w:r>
-          <w:rPr>
-            <w:noProof/>
-            <w:webHidden/>
-          </w:rPr>
-          <w:fldChar w:fldCharType="separate"/>
-        </w:r>
-        <w:r>
-          <w:rPr>
-            <w:noProof/>
-            <w:webHidden/>
-          </w:rPr>
-          <w:t>14</w:t>
-        </w:r>
-        <w:r>
-          <w:rPr>
-            <w:noProof/>
-            <w:webHidden/>
-          </w:rPr>
-          <w:fldChar w:fldCharType="end"/>
-        </w:r>
-      </w:hyperlink>
-    </w:p>
-    <w:p>
-      <w:pPr>
-        <w:spacing w:line="360" w:lineRule="auto"/>
-        <w:rPr>
-          <w:b/>
-          <w:bCs/>
-        </w:rPr>
-      </w:pPr>
-      <w:r>
-        <w:rPr>
-          <w:color w:val="000000"/>
-          <w:szCs w:val="28"/>
-        </w:rPr>
-        <w:fldChar w:fldCharType="end"/>
-      </w:r>
-    </w:p>
-    <w:p>
-      <w:pPr>
-        <w:spacing w:after="400"/>
-        <w:jc w:val="center"/>
-        <w:rPr>
-          <w:b/>
-          <w:bCs/>
-          <w:color w:val="000000"/>
-          <w:szCs w:val="28"/>
-        </w:rPr>
-      </w:pPr>
-      <w:r>
-        <w:br w:type="column"/>
-      </w:r>
-      <w:r>
-        <w:rPr>
-          <w:b/>
-          <w:bCs/>
           <w:color w:val="000000"/>
           <w:szCs w:val="28"/>
         </w:rPr>
         <w:lastRenderedPageBreak/>
         <w:t>Введение</w:t>
       </w:r>
+      <w:bookmarkEnd w:id="2"/>
     </w:p>
     <w:p>
       <w:pPr>
@@ -2773,7 +3014,21 @@
           <w:color w:val="000000"/>
           <w:szCs w:val="28"/>
         </w:rPr>
-        <w:t>Сроки прохождения практики: с 02.09.2025 по 30.12.2025. Место прохождения: ТУСУР, кафедра ЭМИС.</w:t>
+        <w:t>Сроки прохождения практики: с 0</w:t>
+      </w:r>
+      <w:r>
+        <w:rPr>
+          <w:color w:val="000000"/>
+          <w:szCs w:val="28"/>
+        </w:rPr>
+        <w:t>1</w:t>
+      </w:r>
+      <w:r>
+        <w:rPr>
+          <w:color w:val="000000"/>
+          <w:szCs w:val="28"/>
+        </w:rPr>
+        <w:t>.09.2025 по 30.12.2025. Место прохождения: ТУСУР, кафедра ЭМИС.</w:t>
       </w:r>
     </w:p>
     <w:p>
@@ -2863,9 +3118,6 @@
       <w:pPr>
         <w:spacing w:line="360" w:lineRule="auto"/>
         <w:ind w:firstLine="709"/>
-        <w:rPr>
-          <w:lang w:val="en-US"/>
-        </w:rPr>
       </w:pPr>
       <w:r>
         <w:rPr>
@@ -2880,27 +3132,36 @@
         <w:tabs>
           <w:tab w:val="num" w:pos="360"/>
         </w:tabs>
+        <w:spacing w:line="360" w:lineRule="auto"/>
+        <w:ind w:firstLine="0"/>
       </w:pPr>
       <w:r>
         <w:br w:type="column"/>
       </w:r>
-      <w:bookmarkStart w:id="2" w:name="_Toc216266060"/>
+      <w:bookmarkStart w:id="3" w:name="_Toc216266060"/>
+      <w:bookmarkStart w:id="4" w:name="_Toc216877981"/>
       <w:r>
         <w:lastRenderedPageBreak/>
-        <w:t>Основные принципы и подходы к организации научно-исследовательской деятельности</w:t>
-      </w:r>
-      <w:bookmarkEnd w:id="2"/>
+        <w:t xml:space="preserve">1 </w:t>
+      </w:r>
+      <w:r>
+        <w:t>ОСНОВНЫЕ ПРИНЦИПЫ И ПОДХОДЫ К ОРГАНИЗАЦИИ НАУЧНО-ИССЛЕДОВАТЕЛЬСКОЙ ДЕЯТЕЛЬНОСТИ</w:t>
+      </w:r>
+      <w:bookmarkEnd w:id="3"/>
+      <w:bookmarkEnd w:id="4"/>
     </w:p>
     <w:p>
       <w:pPr>
         <w:pStyle w:val="2"/>
         <w:ind w:left="0" w:firstLine="0"/>
       </w:pPr>
-      <w:bookmarkStart w:id="3" w:name="_Toc216266061"/>
+      <w:bookmarkStart w:id="5" w:name="_Toc216266061"/>
+      <w:bookmarkStart w:id="6" w:name="_Toc216877982"/>
       <w:r>
         <w:t>1.1 Логика научного исследования</w:t>
       </w:r>
-      <w:bookmarkEnd w:id="3"/>
+      <w:bookmarkEnd w:id="5"/>
+      <w:bookmarkEnd w:id="6"/>
     </w:p>
     <w:p>
       <w:pPr>
@@ -2917,7 +3178,10 @@
         <w:t> </w:t>
       </w:r>
       <w:r>
-        <w:t>[1]</w:t>
+        <w:t>[</w:t>
+      </w:r>
+      <w:r>
+        <w:t>1]</w:t>
       </w:r>
       <w:r>
         <w:t>: проектирование, технологическая, рефлексивная.</w:t>
@@ -2932,10 +3196,10 @@
         <w:t>Фаза проектирования начинается с определения проблемы, понимаемой как «знание о незнании», то есть осознание того, чего именно не хватает науке</w:t>
       </w:r>
       <w:r>
-        <w:t> </w:t>
-      </w:r>
-      <w:r>
-        <w:t>[1]. Это позволяет затем сфокусироваться на исследовании объекта – процесса или явления, порождающего проблемную ситуацию. Анализ объекта позволяет определить предмет, что является уже конкретным свойством, служащим источником выводов. На основании этого задаются цели исследования, обозначающие предположительный результат, для достижения которого выдвигаются гипотезы, то есть научные предположения, объясняющие явления, систематизирующие факты. Выдвижение гипотезы проходит в три этапа: накопление фактов и выдвижение допущений, их обоснование и, заключительно, выдвижение гипотезы. Гипотеза служит своеобразным компасом исследования, определяя направление дальнейшей работы и критерии оценки результатов</w:t>
+        <w:t> [</w:t>
+      </w:r>
+      <w:r>
+        <w:t>1]. Это позволяет затем сфокусироваться на исследовании объекта – процесса или явления, порождающего проблемную ситуацию. Анализ объекта позволяет определить предмет, что является уже конкретным свойством, служащим источником выводов. На основании этого задаются цели исследования, обозначающие предположительный результат, для достижения которого выдвигаются гипотезы, то есть научные предположения, объясняющие явления, систематизирующие факты. Выдвижение гипотезы проходит в три этапа: накопление фактов и выдвижение допущений, их обоснование и, заключительно, выдвижение гипотезы. Гипотеза служит своеобразным компасом исследования, определяя направление дальнейшей работы и критерии оценки результатов</w:t>
       </w:r>
       <w:r>
         <w:t>, е</w:t>
@@ -2987,7 +3251,10 @@
         <w:t> </w:t>
       </w:r>
       <w:r>
-        <w:t>[1].</w:t>
+        <w:t>[</w:t>
+      </w:r>
+      <w:r>
+        <w:t>1].</w:t>
       </w:r>
     </w:p>
     <w:p>
@@ -2995,14 +3262,16 @@
         <w:pStyle w:val="2"/>
         <w:ind w:left="0" w:firstLine="0"/>
       </w:pPr>
-      <w:bookmarkStart w:id="4" w:name="_Toc216266062"/>
+      <w:bookmarkStart w:id="7" w:name="_Toc216266062"/>
+      <w:bookmarkStart w:id="8" w:name="_Toc216877983"/>
       <w:r>
         <w:t xml:space="preserve">1.2 </w:t>
       </w:r>
       <w:r>
         <w:t>Инструменты организации и проведения исследовательской деятельности</w:t>
       </w:r>
-      <w:bookmarkEnd w:id="4"/>
+      <w:bookmarkEnd w:id="7"/>
+      <w:bookmarkEnd w:id="8"/>
     </w:p>
     <w:p>
       <w:pPr>
@@ -3011,7 +3280,7 @@
           <w:ilvl w:val="0"/>
           <w:numId w:val="0"/>
         </w:numPr>
-        <w:ind w:firstLine="1134"/>
+        <w:ind w:firstLine="709"/>
       </w:pPr>
       <w:r>
         <w:t>Основными инструментами, обеспечивающие организацию и реализацию исследовательской деятельности, являются средства, методы, формы и условия научного исследования. В основе правильной организации исследования лежит методология – совокупность принципов, подходов и способов, которые задают логику выбора методов, средств и форм работы.</w:t>
@@ -3024,7 +3293,7 @@
           <w:ilvl w:val="0"/>
           <w:numId w:val="0"/>
         </w:numPr>
-        <w:ind w:firstLine="1134"/>
+        <w:ind w:firstLine="709"/>
       </w:pPr>
       <w:r>
         <w:t>Средства представляют собой совокупность материальных, информационных, логических и языковых инструментов, способствующие получению знаний. К ним можно отнести: материальные, например, приборы, оборудования, установки, техника, информационные – базы данных, программное обеспечение, сетевые ресурсы, математические и логические – модели, схемы, а также языковые – термины, символы, графические и вербальные формы представления информации. Также к средствам могут относится современные программные комплексы для анализа данных, цифровые библиотеки, системы статистической обработки.</w:t>
@@ -3034,7 +3303,7 @@
       <w:pPr>
         <w:shd w:val="clear" w:color="auto" w:fill="FFFFFF"/>
         <w:spacing w:line="360" w:lineRule="auto"/>
-        <w:ind w:firstLine="1134"/>
+        <w:ind w:firstLine="709"/>
         <w:rPr>
           <w:color w:val="0F1115"/>
           <w:szCs w:val="28"/>
@@ -3058,10 +3327,13 @@
       </w:r>
       <w:proofErr w:type="spellEnd"/>
       <w:r>
-        <w:t>. Ещё выделяют общие логические методы, применяющиеся на всех этапах исследования, позволяющие переходить от отдельных фактов к системе обобщенных знаний. Эмпирические методы обеспечивают сбор первостепенной информации, ссылаясь на реальные условия. Теоретические, в свою очередь, на глубокое осмысление результатов, выявление закономерностей и формирование концепций </w:t>
-      </w:r>
-      <w:r>
-        <w:t>[2]</w:t>
+        <w:t>. Ещё выделяют общие логические методы, применяющиеся на всех этапах исследования, позволяющие переходить от отдельных фактов к системе обобщенных знаний. Эмпирические методы обеспечивают сбор первостепенной информации, ссылаясь на реальные условия. Теоретические, в свою очередь, на глубокое осмысление результатов, выявление закономерностей и формирование концепций</w:t>
+      </w:r>
+      <w:r>
+        <w:t> [</w:t>
+      </w:r>
+      <w:r>
+        <w:t>2]</w:t>
       </w:r>
       <w:r>
         <w:t>. Формы же зависят от состава и характера задач. Обычно различают индивидуальную, в котором исследователь самостоятельно осуществляет этапы, коллективную, где взаимодействуют несколько специалистов в рамках научных групп, а также проектную, основанную на последовательном прохождении всех трёх фаз. В настоящее время используется также сетевые формы взаимодействия, к ним относят дистанционные научные коллаборации, работу в виртуальных научных группах, участие в международных проектах</w:t>
@@ -3073,7 +3345,10 @@
         <w:t> </w:t>
       </w:r>
       <w:r>
-        <w:t>[2]</w:t>
+        <w:t>[</w:t>
+      </w:r>
+      <w:r>
+        <w:t>2]</w:t>
       </w:r>
       <w:r>
         <w:t xml:space="preserve">. </w:t>
@@ -3129,7 +3404,7 @@
           <w:ilvl w:val="0"/>
           <w:numId w:val="0"/>
         </w:numPr>
-        <w:ind w:firstLine="1134"/>
+        <w:ind w:firstLine="709"/>
       </w:pPr>
       <w:r>
         <w:t>Однако наличие средств, методов и форм ещё не гарантирует успешности научного исследования. Результативность работы напрямую зависит от комплекса условий, в которых протекает исследовательская деятельность. Условия эффективного научного исследования включают несколько взаимосвязанных компонентов:</w:t>
@@ -3138,7 +3413,7 @@
     <w:p>
       <w:pPr>
         <w:spacing w:line="360" w:lineRule="auto"/>
-        <w:ind w:firstLine="1134"/>
+        <w:ind w:firstLine="709"/>
       </w:pPr>
       <w:r>
         <w:lastRenderedPageBreak/>
@@ -3148,7 +3423,7 @@
     <w:p>
       <w:pPr>
         <w:spacing w:line="360" w:lineRule="auto"/>
-        <w:ind w:firstLine="1134"/>
+        <w:ind w:firstLine="709"/>
       </w:pPr>
       <w:r>
         <w:t>Материально-техническая база и информационное обеспечение. Доступ к современному оборудованию, вычислительным мощностям, базам данных и научным публикациям существенно расширяет возможности исследователя. Отсутствие необходимой инфраструктуры может существенно замедлить или ограничить масштаб научной работы.</w:t>
@@ -3157,7 +3432,7 @@
     <w:p>
       <w:pPr>
         <w:spacing w:line="360" w:lineRule="auto"/>
-        <w:ind w:firstLine="1134"/>
+        <w:ind w:firstLine="709"/>
       </w:pPr>
       <w:r>
         <w:t>Организационно-методическое сопровождение. Наличие утверждённых регламентов, методических рекомендаций и стандартов обеспечивает структурированность процесса, снижает вероятность ошибок и повышает воспроизводимость результатов.</w:t>
@@ -3166,7 +3441,7 @@
     <w:p>
       <w:pPr>
         <w:spacing w:line="360" w:lineRule="auto"/>
-        <w:ind w:firstLine="1134"/>
+        <w:ind w:firstLine="709"/>
       </w:pPr>
       <w:r>
         <w:t>Соблюдение принципов научной этики. Честность в представлении данных, корректное цитирование источников, уважение авторских прав и ответственность за достоверность выводов формируют доверие к научным результатам и обеспечивают репутацию исследователя в профессиональном сообществе.</w:t>
@@ -3175,7 +3450,7 @@
     <w:p>
       <w:pPr>
         <w:spacing w:line="360" w:lineRule="auto"/>
-        <w:ind w:firstLine="1134"/>
+        <w:ind w:firstLine="709"/>
       </w:pPr>
       <w:r>
         <w:t xml:space="preserve">Эффективность исследовательской деятельность определяется качеством организации самого процесса. Необходимо грамотно подойти к планированию, определению ресурсов и возможных рисков.  К тому же, современные исследования требуют системной обработки, применяя методы статистики, инструментов визуализации, средств проверки достоверности и воспроизводимости результатов. </w:t>
@@ -3190,7 +3465,8 @@
       <w:r>
         <w:br w:type="column"/>
       </w:r>
-      <w:bookmarkStart w:id="5" w:name="_Toc216266063"/>
+      <w:bookmarkStart w:id="9" w:name="_Toc216266063"/>
+      <w:bookmarkStart w:id="10" w:name="_Toc216877984"/>
       <w:r>
         <w:lastRenderedPageBreak/>
         <w:t xml:space="preserve">2 </w:t>
@@ -3198,21 +3474,24 @@
       <w:r>
         <w:t>НАУЧНО-ИССЛЕДОВАТЕЛЬСКАЯ РАБОТА СТУДЕНТА КАК ФАКТОР ПРОФЕССИОНАЛЬНОГО РАЗВИТИЯ</w:t>
       </w:r>
-      <w:bookmarkEnd w:id="5"/>
+      <w:bookmarkEnd w:id="9"/>
+      <w:bookmarkEnd w:id="10"/>
     </w:p>
     <w:p>
       <w:pPr>
         <w:pStyle w:val="2"/>
         <w:ind w:left="0" w:firstLine="0"/>
       </w:pPr>
-      <w:bookmarkStart w:id="6" w:name="_Toc216266064"/>
+      <w:bookmarkStart w:id="11" w:name="_Toc216266064"/>
+      <w:bookmarkStart w:id="12" w:name="_Toc216877985"/>
       <w:r>
         <w:t xml:space="preserve">2.1 </w:t>
       </w:r>
       <w:r>
         <w:t>Основные направления научных исследований в области внедрения цифровых технологий</w:t>
       </w:r>
-      <w:bookmarkEnd w:id="6"/>
+      <w:bookmarkEnd w:id="11"/>
+      <w:bookmarkEnd w:id="12"/>
     </w:p>
     <w:p>
       <w:pPr>
@@ -3245,10 +3524,7 @@
         <w:t>то есть представленной в виде дискретных значений, пригодных для автоматизированной обработки электронными устройствами.</w:t>
       </w:r>
       <w:r>
-        <w:t> </w:t>
-      </w:r>
-      <w:r>
-        <w:t>[</w:t>
+        <w:t> [</w:t>
       </w:r>
       <w:r>
         <w:t>4</w:t>
@@ -3269,7 +3545,10 @@
         <w:t>,</w:t>
       </w:r>
       <w:r>
-        <w:t xml:space="preserve"> что цифровые технологии включают программные, аппаратные и иные решения, направленные на создание новых продуктов и услуг на основе цифровых данных [</w:t>
+        <w:t xml:space="preserve"> что цифровые технологии включают программные, аппаратные и иные решения, направленные на создание новых продуктов и услуг на основе цифровых данных</w:t>
+      </w:r>
+      <w:r>
+        <w:t> [</w:t>
       </w:r>
       <w:r>
         <w:t>5</w:t>
@@ -3311,10 +3590,7 @@
         <w:t>Первое направление связано с искусственным интеллектом и машинным обучением. Алгоритмы машинного обучения позволяют обрабатывать большие объёмы данных, строить прогнозные модели и выявлять закономерности, недоступные для ручного анализа. Нейронные сети применяются в медицинской диагностике для распознавания патологий на снимках, в материаловедении для предсказания свойств новых соединений, в климатическом моделировании для прогнозирования изменений окружающей среды. Данное направление обеспечивает переход от трудоёмкого ручного анализа к автоматизированным методам, что повышает точность и воспроизводимость результатов</w:t>
       </w:r>
       <w:r>
-        <w:t> </w:t>
-      </w:r>
-      <w:r>
-        <w:t>[</w:t>
+        <w:t> [</w:t>
       </w:r>
       <w:r>
         <w:t>2</w:t>
@@ -3333,7 +3609,13 @@
         </w:rPr>
       </w:pPr>
       <w:r>
-        <w:t>К данному направлению относится и работа исследовательских команд, создающих прикладные решения на основе ИИ. Так, в Университете Иннополис была реализована разработка алгоритмов автономного пилотирования беспилотных транспортных средств, функционирующих в условиях бездорожья. Проект включал создание комплекса обработки сенсорной информации и алгоритмов принятия решений, что позволило сформировать действующий прототип системы управления и продемонстрировать практическую значимость внедрения технологий искусственного интеллекта в транспортную сферу [10].</w:t>
+        <w:t>К данному направлению относится и работа исследовательских команд, создающих прикладные решения на основе ИИ. Так, в Университете Иннополис была реализована разработка алгоритмов автономного пилотирования беспилотных транспортных средств, функционирующих в условиях бездорожья. Проект включал создание комплекса обработки сенсорной информации и алгоритмов принятия решений, что позволило сформировать действующий прототип системы управления и продемонстрировать практическую значимость внедрения технологий искусственного интеллекта в транспортную сферу</w:t>
+      </w:r>
+      <w:r>
+        <w:t> [</w:t>
+      </w:r>
+      <w:r>
+        <w:t>10].</w:t>
       </w:r>
     </w:p>
     <w:p>
@@ -3358,7 +3640,13 @@
       </w:r>
       <w:proofErr w:type="spellEnd"/>
       <w:r>
-        <w:t xml:space="preserve"> Томского государственного университета использовал методы анализа данных для автоматического подбора языковых собеседников. Благодаря алгоритмизации процесса взаимодействия студентов и применению цифровых инструментов проект успешно интегрировал зарубежных обучающихся в университетскую среду и стал частью постоянной работы Научной библиотеки ТГУ [9].</w:t>
+        <w:t xml:space="preserve"> Томского государственного университета использовал методы анализа данных для автоматического подбора языковых собеседников. Благодаря алгоритмизации процесса взаимодействия студентов и применению цифровых инструментов проект успешно интегрировал зарубежных обучающихся в университетскую среду и стал частью постоянной работы Научной библиотеки ТГУ</w:t>
+      </w:r>
+      <w:r>
+        <w:t> [</w:t>
+      </w:r>
+      <w:r>
+        <w:t>9].</w:t>
       </w:r>
       <w:r>
         <w:rPr>
@@ -3398,7 +3686,13 @@
       </w:r>
       <w:proofErr w:type="spellEnd"/>
       <w:r>
-        <w:t>, что позволило существенно удешевить и ускорить процессы внедрения промышленных роботов за счёт использования виртуальных симуляций [12].</w:t>
+        <w:t>, что позволило существенно удешевить и ускорить процессы внедрения промышленных роботов за счёт использования виртуальных симуляций</w:t>
+      </w:r>
+      <w:r>
+        <w:t> [</w:t>
+      </w:r>
+      <w:r>
+        <w:t>12].</w:t>
       </w:r>
     </w:p>
     <w:p>
@@ -3421,7 +3715,13 @@
         <w:t>-</w:t>
       </w:r>
       <w:r>
-        <w:t xml:space="preserve"> роевой комплекс лёгких LED-дронов для проведения шоу в закрытых помещениях. Программное обеспечение, созданное командой, обеспечивало автоматическую генерацию траекторий и синхронность полёта дронов, что позволило сформировать безопасную альтернативу традиционным визуальным эффектам и одновременно предоставить студентам практический опыт работы с ROS, Python/C++ и инструментами проектирования инновационных продуктов [11].</w:t>
+        <w:t xml:space="preserve"> роевой комплекс лёгких LED-дронов для проведения шоу в закрытых помещениях. Программное обеспечение, созданное командой, обеспечивало автоматическую генерацию траекторий и синхронность полёта дронов, что позволило сформировать безопасную альтернативу традиционным визуальным эффектам и одновременно предоставить студентам практический опыт работы с ROS, Python/C++ и инструментами проектирования инновационных продуктов</w:t>
+      </w:r>
+      <w:r>
+        <w:t> [</w:t>
+      </w:r>
+      <w:r>
+        <w:t>11].</w:t>
       </w:r>
     </w:p>
     <w:p>
@@ -3461,249 +3761,263 @@
     <w:p>
       <w:pPr>
         <w:pStyle w:val="2"/>
-        <w:numPr>
-          <w:ilvl w:val="1"/>
-          <w:numId w:val="15"/>
-        </w:numPr>
-        <w:tabs>
-          <w:tab w:val="num" w:pos="1440"/>
-        </w:tabs>
-        <w:ind w:left="1440"/>
-      </w:pPr>
-      <w:bookmarkStart w:id="7" w:name="_Toc216266065"/>
+        <w:ind w:left="0" w:firstLine="0"/>
+      </w:pPr>
+      <w:bookmarkStart w:id="13" w:name="_Toc216266065"/>
+      <w:bookmarkStart w:id="14" w:name="_Toc216877986"/>
+      <w:r>
+        <w:t xml:space="preserve">2.2 </w:t>
+      </w:r>
       <w:r>
         <w:t>Инновационные площадки для реализации научного потенциала студентов</w:t>
       </w:r>
-      <w:bookmarkEnd w:id="7"/>
-    </w:p>
-    <w:p>
-      <w:pPr>
-        <w:spacing w:line="360" w:lineRule="auto"/>
+      <w:bookmarkEnd w:id="13"/>
+      <w:bookmarkEnd w:id="14"/>
+    </w:p>
+    <w:p>
+      <w:pPr>
+        <w:pStyle w:val="font-claude-response-body"/>
+        <w:spacing w:before="0" w:beforeAutospacing="0" w:after="0" w:afterAutospacing="0" w:line="360" w:lineRule="auto"/>
         <w:ind w:firstLine="709"/>
-      </w:pPr>
-      <w:r>
-        <w:t xml:space="preserve">Развитие научного потенциала студентов требует не только теоретической подготовки, но и практического применения полученных знаний в реальных проектах. Инновационные площадки представляют собой специализированные экосистемы, где студенческие </w:t>
-      </w:r>
-      <w:r>
-        <w:t>инициативы и их дальнейшие разработки</w:t>
-      </w:r>
-      <w:r>
-        <w:t xml:space="preserve"> могут получить финансовую поддержку, менторское сопровождение, доступ к современному оборудованию и возможность коммерциализации результатов. Данные платформы позволяют приобрести компетенции в области управления проектами, работы в команде, презентации результатов и взаимодействия с инвесторами.</w:t>
-      </w:r>
-    </w:p>
-    <w:p>
-      <w:pPr>
-        <w:spacing w:line="360" w:lineRule="auto"/>
+        <w:jc w:val="both"/>
+        <w:rPr>
+          <w:sz w:val="28"/>
+          <w:szCs w:val="28"/>
+        </w:rPr>
+      </w:pPr>
+      <w:r>
+        <w:rPr>
+          <w:sz w:val="28"/>
+          <w:szCs w:val="28"/>
+        </w:rPr>
+        <w:t>Развитие научного потенциала студентов требует не только теоретической подготовки, но и практического применения полученных знаний в реальных проектах. Инновационные площадки представляют собой специализированные экосистемы, где студенческие инициативы могут получить финансовую поддержку, менторское сопровождение, доступ к современному оборудованию и возможность коммерциализации результатов. Данные платформы позволяют приобрести компетенции в области управления проектами, работы в команде и взаимодействия с инвесторами.</w:t>
+      </w:r>
+    </w:p>
+    <w:p>
+      <w:pPr>
+        <w:pStyle w:val="font-claude-response-body"/>
+        <w:spacing w:before="0" w:beforeAutospacing="0" w:after="0" w:afterAutospacing="0" w:line="360" w:lineRule="auto"/>
         <w:ind w:firstLine="709"/>
-      </w:pPr>
-      <w:r>
-        <w:t xml:space="preserve">В Российской Федерации функционирует развитая система инновационных площадок, ориентированных на поддержку молодых учёных и студенческих команд. Согласно </w:t>
-      </w:r>
-      <w:r>
-        <w:t>«</w:t>
-      </w:r>
-      <w:r>
-        <w:t>Стратегии научно-технологического развития Российской Федерации</w:t>
-      </w:r>
-      <w:r>
-        <w:t xml:space="preserve">» </w:t>
-      </w:r>
-      <w:r>
-        <w:t>одним из приоритетных направлений является создание условий для реализации талантов и потенциала молодёжи в научно-технологической сфере. Федеральная целевая программа «Исследования и разработки по приоритетным направлениям развития научно-технологического комплекса России» предусматривает поддержку молодых учёных через систему грантов, стипендий и инфраструктурных проектов</w:t>
-      </w:r>
-      <w:r>
-        <w:t> </w:t>
-      </w:r>
-      <w:r>
-        <w:t>[6].</w:t>
-      </w:r>
-    </w:p>
-    <w:p>
-      <w:pPr>
-        <w:spacing w:line="360" w:lineRule="auto"/>
+        <w:jc w:val="both"/>
+        <w:rPr>
+          <w:sz w:val="28"/>
+          <w:szCs w:val="28"/>
+        </w:rPr>
+      </w:pPr>
+      <w:r>
+        <w:rPr>
+          <w:sz w:val="28"/>
+          <w:szCs w:val="28"/>
+        </w:rPr>
+        <w:t>В Российской Федерации функционирует развитая система инновационных площадок, ориентированных на поддержку молодых учёных и студенческих команд. Согласно «Стратегии научно-технологического развития Российской Федерации» одним из приоритетных направлений является создание условий для реализации талантов молодёжи в научно-технологической сфере. Федеральная целевая программа предусматривает поддержку молодых учёных через систему грантов, стипендий и инфраструктурных проектов</w:t>
+      </w:r>
+      <w:r>
+        <w:rPr>
+          <w:sz w:val="28"/>
+          <w:szCs w:val="28"/>
+        </w:rPr>
+        <w:t> [</w:t>
+      </w:r>
+      <w:r>
+        <w:rPr>
+          <w:sz w:val="28"/>
+          <w:szCs w:val="28"/>
+        </w:rPr>
+        <w:t>6].</w:t>
+      </w:r>
+    </w:p>
+    <w:p>
+      <w:pPr>
+        <w:pStyle w:val="font-claude-response-body"/>
+        <w:spacing w:before="0" w:beforeAutospacing="0" w:after="0" w:afterAutospacing="0" w:line="360" w:lineRule="auto"/>
         <w:ind w:firstLine="709"/>
-      </w:pPr>
-      <w:r>
+        <w:jc w:val="both"/>
         <w:rPr>
-          <w:bCs/>
+          <w:sz w:val="28"/>
+          <w:szCs w:val="28"/>
         </w:rPr>
-        <w:t xml:space="preserve">Инновационный центр «Сколково» выступает крупнейшей национальной платформой для развития высокотехнологичных проектов. Он </w:t>
-      </w:r>
+      </w:pPr>
       <w:r>
         <w:rPr>
-          <w:bCs/>
+          <w:sz w:val="28"/>
+          <w:szCs w:val="28"/>
+        </w:rPr>
+        <w:t xml:space="preserve">Инновационный центр «Сколково» выступает крупнейшей национальной платформой для развития высокотехнологичных проектов. Он объединяет стартапы, научные группы и образовательные организации, обеспечивая резидентов налоговыми послаблениями, грантовыми инструментами и консультационной поддержкой. Для студентов </w:t>
+      </w:r>
+      <w:r>
+        <w:rPr>
+          <w:sz w:val="28"/>
+          <w:szCs w:val="28"/>
         </w:rPr>
         <w:lastRenderedPageBreak/>
-        <w:t>объединяет стартапы, научные группы и образовательные организации в единую среду, обеспечивая резидентов налоговыми послаблениями, грантовыми инструментами, доступом к исследовательской инфраструктуре и консультационной поддержкой. Для студентов формируются специальные образовательные программы, включающие наставничество, обучение основам технологического предпринимательства и участие в акселераторах. Наличие современных лабораторий позволяет реализовывать проекты, требующие сложного оборудования, в том числе в области ИИ, робототехники, биотехнологий и материаловедения [7].</w:t>
-      </w:r>
-    </w:p>
-    <w:p>
-      <w:pPr>
-        <w:spacing w:line="360" w:lineRule="auto"/>
+        <w:t>формируются специальные образовательные программы, включающие наставничество и участие в акселераторах. Наличие современных лабораторий позволяет реализовывать проекты в области ИИ, робототехники, биотехнологий и материаловедения</w:t>
+      </w:r>
+      <w:r>
+        <w:rPr>
+          <w:sz w:val="28"/>
+          <w:szCs w:val="28"/>
+        </w:rPr>
+        <w:t> [</w:t>
+      </w:r>
+      <w:r>
+        <w:rPr>
+          <w:sz w:val="28"/>
+          <w:szCs w:val="28"/>
+        </w:rPr>
+        <w:t>7].</w:t>
+      </w:r>
+    </w:p>
+    <w:p>
+      <w:pPr>
+        <w:pStyle w:val="font-claude-response-body"/>
+        <w:spacing w:before="0" w:beforeAutospacing="0" w:after="0" w:afterAutospacing="0" w:line="360" w:lineRule="auto"/>
         <w:ind w:firstLine="709"/>
+        <w:jc w:val="both"/>
         <w:rPr>
-          <w:bCs/>
+          <w:sz w:val="28"/>
+          <w:szCs w:val="28"/>
         </w:rPr>
       </w:pPr>
       <w:r>
-        <w:t>Университет Иннополис представляет</w:t>
-      </w:r>
-      <w:r>
         <w:rPr>
-          <w:bCs/>
+          <w:sz w:val="28"/>
+          <w:szCs w:val="28"/>
         </w:rPr>
-        <w:t xml:space="preserve"> собой интегрированную образовательную и исследовательскую площадку, сосредоточенную на информационных технологиях и интеллектуальной робототехнике. Здесь студенты могут включаться в работу научных лабораторий, реализовывать проекты совместно с индустриальными партнёрами, а также участвовать в международных исследовательских инициативах. Университет предоставляет доступ к вычислительным ресурсам и цифровой инфраструктуре, необходимой для моделирования, разработки и тестирования сложных алгоритмов. Важную роль играют </w:t>
+        <w:t xml:space="preserve">Университет Иннополис представляет собой интегрированную образовательную площадку, сосредоточенную на информационных технологиях и интеллектуальной робототехнике. Студенты могут включаться в работу научных лабораторий, реализовывать проекты совместно с индустриальными партнёрами и участвовать в международных исследовательских инициативах. Университет предоставляет доступ к вычислительным ресурсам и цифровой инфраструктуре. Важную роль играют </w:t>
       </w:r>
       <w:proofErr w:type="spellStart"/>
       <w:r>
         <w:rPr>
-          <w:bCs/>
+          <w:sz w:val="28"/>
+          <w:szCs w:val="28"/>
         </w:rPr>
         <w:t>хакатоны</w:t>
       </w:r>
       <w:proofErr w:type="spellEnd"/>
       <w:r>
         <w:rPr>
-          <w:bCs/>
+          <w:sz w:val="28"/>
+          <w:szCs w:val="28"/>
         </w:rPr>
-        <w:t>, проектные школы и инженерные соревнования, где участники могут получить финансирование или поддержку экспертов</w:t>
+        <w:t>, проектные школы и инженерные соревнования</w:t>
       </w:r>
       <w:r>
         <w:rPr>
-          <w:bCs/>
+          <w:sz w:val="28"/>
+          <w:szCs w:val="28"/>
         </w:rPr>
-        <w:t> </w:t>
+        <w:t> [</w:t>
       </w:r>
       <w:r>
         <w:rPr>
-          <w:bCs/>
+          <w:sz w:val="28"/>
+          <w:szCs w:val="28"/>
         </w:rPr>
-        <w:t>[8].</w:t>
-      </w:r>
-    </w:p>
-    <w:p>
-      <w:pPr>
-        <w:spacing w:line="360" w:lineRule="auto"/>
+        <w:t>8].</w:t>
+      </w:r>
+    </w:p>
+    <w:p>
+      <w:pPr>
+        <w:pStyle w:val="font-claude-response-body"/>
+        <w:spacing w:before="0" w:beforeAutospacing="0" w:after="0" w:afterAutospacing="0" w:line="360" w:lineRule="auto"/>
         <w:ind w:firstLine="709"/>
-      </w:pPr>
-      <w:r>
+        <w:jc w:val="both"/>
         <w:rPr>
-          <w:bCs/>
+          <w:sz w:val="28"/>
+          <w:szCs w:val="28"/>
         </w:rPr>
-        <w:t>Агентство стратегических инициатив (АСИ) формирует условия для развития молодёжного технологического предпринимательства. Одной из ключевых инициатив является проект «Стартап как диплом», который позволяет студентам оформлять выпускные квалификационные работы в формате реального бизнес-проекта. Такая модель обеспечивает переход от учебной деятельности к предпринимательству, поддерживая ранние стадии проектирования продукта, его продвижение и взаимодействие с первыми клиентами. АСИ также координирует деятельность региональных инновационных кластеров, предоставляя студентам доступ к инфраструктуре по всей стране.</w:t>
-      </w:r>
-    </w:p>
-    <w:p>
-      <w:pPr>
-        <w:spacing w:line="360" w:lineRule="auto"/>
+      </w:pPr>
+      <w:r>
+        <w:rPr>
+          <w:sz w:val="28"/>
+          <w:szCs w:val="28"/>
+        </w:rPr>
+        <w:t>Агентство стратегических инициатив (АСИ) формирует условия для развития молодёжного технологического предпринимательства. Ключевой инициативой является проект «Стартап как диплом», который позволяет студентам оформлять выпускные работы в формате реального бизнес-проекта. Такая модель обеспечивает переход от учебной деятельности к предпринимательству. АСИ также координирует деятельность региональных инновационных кластеров.</w:t>
+      </w:r>
+    </w:p>
+    <w:p>
+      <w:pPr>
+        <w:pStyle w:val="font-claude-response-body"/>
+        <w:spacing w:before="0" w:beforeAutospacing="0" w:after="0" w:afterAutospacing="0" w:line="360" w:lineRule="auto"/>
         <w:ind w:firstLine="709"/>
+        <w:jc w:val="both"/>
         <w:rPr>
-          <w:bCs/>
+          <w:sz w:val="28"/>
+          <w:szCs w:val="28"/>
         </w:rPr>
       </w:pPr>
       <w:r>
         <w:rPr>
-          <w:bCs/>
+          <w:sz w:val="28"/>
+          <w:szCs w:val="28"/>
+        </w:rPr>
+        <w:t>Фонд содействия инновациям поддерживает молодые научные команды через программы грантовой поддержки. Программа «УМНИК» предусматривает финансирование перспективных проектов, предоставляя до 500 тысяч рублей на два года. Программа «Студенческий стартап» ориентирована на проекты, готовые к коммерциализации и созданию собственного предприятия. Участники получают компетенции в области патентования, анализа рынка и работы с инвесторами.</w:t>
+      </w:r>
+    </w:p>
+    <w:p>
+      <w:pPr>
+        <w:pStyle w:val="font-claude-response-body"/>
+        <w:spacing w:before="0" w:beforeAutospacing="0" w:after="0" w:afterAutospacing="0" w:line="360" w:lineRule="auto"/>
+        <w:ind w:firstLine="709"/>
+        <w:jc w:val="both"/>
+        <w:rPr>
+          <w:sz w:val="28"/>
+          <w:szCs w:val="28"/>
+        </w:rPr>
+      </w:pPr>
+      <w:r>
+        <w:rPr>
+          <w:sz w:val="28"/>
+          <w:szCs w:val="28"/>
+        </w:rPr>
+        <w:t xml:space="preserve">Технопарки при ведущих университетах формируют локальные инновационные экосистемы. Студенты могут использовать оборудование для создания прототипов, участвовать в акселерационных программах и получать </w:t>
+      </w:r>
+      <w:r>
+        <w:rPr>
+          <w:sz w:val="28"/>
+          <w:szCs w:val="28"/>
         </w:rPr>
         <w:lastRenderedPageBreak/>
-        <w:t>Фонд содействия инновациям поддерживает молодые научные команды через программы грантовой поддержки. Программа «УМНИК» предусматривает финансирование перспективных научно-технических проектов, предоставляя до 500 тысяч рублей на два года для развития инновационных идей. Программа «Студенческий стартап» ориентирована на проекты, готовые к дальнейшей коммерциализации и созданию собственного предприятия. Участники образовательных треков Фонда получают компетенции в области патентования, анализа рынка, ведения финансовой документации и работы с инвесторами, что помогает им развивать проекты на профессиональном уровне.</w:t>
-      </w:r>
-    </w:p>
-    <w:p>
-      <w:pPr>
-        <w:spacing w:line="360" w:lineRule="auto"/>
+        <w:t>консультации от научных руководителей. Технопарки обеспечивают связь с индустриальными партнёрами.</w:t>
+      </w:r>
+    </w:p>
+    <w:p>
+      <w:pPr>
+        <w:pStyle w:val="font-claude-response-body"/>
+        <w:spacing w:before="0" w:beforeAutospacing="0" w:after="0" w:afterAutospacing="0" w:line="360" w:lineRule="auto"/>
         <w:ind w:firstLine="709"/>
-      </w:pPr>
-      <w:r>
+        <w:jc w:val="both"/>
         <w:rPr>
-          <w:bCs/>
+          <w:sz w:val="28"/>
+          <w:szCs w:val="28"/>
         </w:rPr>
-        <w:t xml:space="preserve">Технопарки при </w:t>
-      </w:r>
+      </w:pPr>
       <w:r>
         <w:rPr>
-          <w:bCs/>
+          <w:sz w:val="28"/>
+          <w:szCs w:val="28"/>
         </w:rPr>
-        <w:t xml:space="preserve">ведущих </w:t>
-      </w:r>
-      <w:r>
-        <w:rPr>
-          <w:bCs/>
-        </w:rPr>
-        <w:t>университетах</w:t>
-      </w:r>
-      <w:r>
-        <w:t xml:space="preserve"> </w:t>
-      </w:r>
-      <w:r>
-        <w:t xml:space="preserve">страны </w:t>
-      </w:r>
-      <w:r>
-        <w:t>формируют локальные инновационные экосистемы, интегрированные в образовательный процесс. Студенты могут использовать оборудование технопарков для создания прототипов, участвовать в акселерационных программах и получать консультации от научных руководителей. Технопарки обеспечивают связь с индустриальными партнёрами</w:t>
-      </w:r>
-      <w:r>
-        <w:t>.</w:t>
-      </w:r>
-    </w:p>
-    <w:p>
-      <w:pPr>
-        <w:spacing w:line="360" w:lineRule="auto"/>
-        <w:ind w:firstLine="709"/>
-        <w:rPr>
-          <w:lang w:val="en-US"/>
-        </w:rPr>
-      </w:pPr>
-      <w:r>
-        <w:t xml:space="preserve">Каждая из перечисленных площадок обладает собственной спецификой и ориентирована на определённые этапы развития проекта. На ранних стадиях, когда проект существует в виде идеи или концепции, целесообразно обратиться к программам </w:t>
-      </w:r>
-      <w:r>
-        <w:t>«</w:t>
-      </w:r>
-      <w:r>
-        <w:t>Фонда содействия инновациям</w:t>
-      </w:r>
-      <w:r>
-        <w:t>»</w:t>
-      </w:r>
-      <w:r>
-        <w:t xml:space="preserve"> для получения начального финансирования и компетенций в области научных разработок.</w:t>
-      </w:r>
-      <w:r>
-        <w:t xml:space="preserve"> П</w:t>
-      </w:r>
-      <w:r>
-        <w:t xml:space="preserve">редставленные институты развития формируют комплексную поддержку студентов </w:t>
-      </w:r>
-      <w:r>
-        <w:t>-</w:t>
-      </w:r>
-      <w:r>
-        <w:t xml:space="preserve"> от генерации идеи до вывода продукта на рынок. Такие площадки позволяют молодым исследователям развивать предпринимательское мышление, осваивать современные технологии и трансформировать учебные проекты в реальные инновационные решения. Благодаря этому создаётся устойчивая среда, способствующая росту научного потенциала молодёжи и усилению технологической конкурентоспособности страны.</w:t>
-      </w:r>
-    </w:p>
-    <w:p>
-      <w:pPr>
-        <w:rPr>
-          <w:lang w:val="en-US"/>
-        </w:rPr>
-      </w:pPr>
-    </w:p>
+        <w:t>Каждая площадка обладает собственной спецификой и ориентирована на определённые этапы развития проекта. На ранних стадиях целесообразно обратиться к программам «Фонда содействия инновациям» для получения начального финансирования. Представленные институты формируют комплексную поддержку студентов - от генерации идеи до вывода продукта на рынок. Такие площадки позволяют молодым исследователям развивать предпринимательское мышление, осваивать современные технологии и трансформировать учебные проекты в реальные инновационные решения, что способствует росту научного потенциала молодёжи и усилению технологической конкурентоспособности страны.</w:t>
+      </w:r>
+    </w:p>
+    <w:p/>
     <w:p>
       <w:pPr>
         <w:pStyle w:val="2"/>
         <w:numPr>
           <w:ilvl w:val="1"/>
-          <w:numId w:val="15"/>
+          <w:numId w:val="17"/>
         </w:numPr>
         <w:spacing w:before="0" w:after="200"/>
         <w:ind w:left="0" w:firstLine="0"/>
       </w:pPr>
-      <w:bookmarkStart w:id="8" w:name="_Toc216266066"/>
-      <w:r>
-        <w:lastRenderedPageBreak/>
+      <w:bookmarkStart w:id="15" w:name="_Toc216266066"/>
+      <w:bookmarkStart w:id="16" w:name="_Toc216877987"/>
+      <w:r>
         <w:t>Современные подходы к созданию облачных платформ и инфраструктуры</w:t>
       </w:r>
-      <w:bookmarkEnd w:id="8"/>
+      <w:bookmarkEnd w:id="15"/>
+      <w:bookmarkEnd w:id="16"/>
     </w:p>
     <w:p>
       <w:pPr>
@@ -3711,7 +4025,19 @@
         <w:ind w:firstLine="709"/>
       </w:pPr>
       <w:r>
-        <w:t>Облачные вычисления представляют собой модель предоставления удалённого доступа к вычислительным ресурсам, хранилищам данных и программным сервисам через сеть Интернет [12]. В Российской Федерации наблюдается активный переход организаций к использованию облачных решений, стимулируемый потребностью в масштабируемой инфраструктуре для задач искусственного интеллекта, развитием сегмента государственных заказчиков и необходимостью импортозамещения зарубежных технологических решений [14].</w:t>
+        <w:t>Облачные вычисления представляют собой модель предоставления удалённого доступа к вычислительным ресурсам, хранилищам данных и программным сервисам через сеть Интернет</w:t>
+      </w:r>
+      <w:r>
+        <w:t> [</w:t>
+      </w:r>
+      <w:r>
+        <w:t>12]. В Российской Федерации наблюдается активный переход организаций к использованию облачных решений, стимулируемый потребностью в масштабируемой инфраструктуре для задач искусственного интеллекта, развитием сегмента государственных заказчиков и необходимостью импортозамещения зарубежных технологических решений</w:t>
+      </w:r>
+      <w:r>
+        <w:t> [</w:t>
+      </w:r>
+      <w:r>
+        <w:t>14].</w:t>
       </w:r>
     </w:p>
     <w:p>
@@ -3720,7 +4046,23 @@
         <w:ind w:firstLine="709"/>
       </w:pPr>
       <w:r>
-        <w:t>Актуальность изучения современных подходов к созданию облачных платформ обусловлена несколькими факторами. Во-первых, облачная инфраструктура становится критическим элементом цифровой трансформации бизнеса, государственного управления, науки и образования [17]. Организации переносят в облачную среду корпоративные информационные системы, аналитические инструменты и базы данных, что требует надёжных, безопасных и производительных архитектурных решений. Во-вторых, задачи обработки больших данных и машинного обучения предъявляют повышенные требования к вычислительным мощностям, доступ к которым эффективнее всего обеспечивается через облачные платформы. В-третьих, геополитическая ситуация стимулирует развитие отечественных облачных решений, способных конкурировать с международными провайдерами по функциональности и надёжности [14].</w:t>
+        <w:t>Актуальность изучения современных подходов к созданию облачных платформ обусловлена несколькими факторами. Во-первых, облачная инфраструктура становится критическим элементом цифровой трансформации бизнеса, государственного управления, науки и образования</w:t>
+      </w:r>
+      <w:r>
+        <w:t> [</w:t>
+      </w:r>
+      <w:r>
+        <w:t xml:space="preserve">17]. Организации переносят в облачную среду корпоративные информационные системы, аналитические инструменты и базы данных, что требует надёжных, безопасных и производительных архитектурных решений. </w:t>
+      </w:r>
+      <w:r>
+        <w:lastRenderedPageBreak/>
+        <w:t>Во-вторых, задачи обработки больших данных и машинного обучения предъявляют повышенные требования к вычислительным мощностям, доступ к которым эффективнее всего обеспечивается через облачные платформы. В-третьих, геополитическая ситуация стимулирует развитие отечественных облачных решений, способных конкурировать с международными провайдерами по функциональности и надёжности</w:t>
+      </w:r>
+      <w:r>
+        <w:t> [</w:t>
+      </w:r>
+      <w:r>
+        <w:t>14].</w:t>
       </w:r>
     </w:p>
     <w:p>
@@ -3729,11 +4071,7 @@
         <w:ind w:firstLine="709"/>
       </w:pPr>
       <w:r>
-        <w:t xml:space="preserve">При этом практика внедрения облачных решений сталкивается с рядом противоречий. Одним из ключевых является противоречие между универсальностью предлагаемых облачных сервисов и специфичностью требований конкретных проектов. Провайдеры предлагают стандартизированные решения, рассчитанные на широкий круг задач, однако на практике различные типы нагрузок - вычислительно-интенсивные расчёты, </w:t>
-      </w:r>
-      <w:r>
-        <w:lastRenderedPageBreak/>
-        <w:t>потоковая обработка данных, хранение и обработка медиафайлов, работа с базами данных - требуют различных конфигураций ресурсов, моделей масштабирования и архитектурных подходов. Организации вынуждены адаптировать универсальные облачные сервисы под свои задачи, что приводит к избыточному потреблению ресурсов, усложнению архитектуры и снижению производительности.</w:t>
+        <w:t>При этом практика внедрения облачных решений сталкивается с рядом противоречий. Одним из ключевых является противоречие между универсальностью предлагаемых облачных сервисов и специфичностью требований конкретных проектов. Провайдеры предлагают стандартизированные решения, рассчитанные на широкий круг задач, однако на практике различные типы нагрузок - вычислительно-интенсивные расчёты, потоковая обработка данных, хранение и обработка медиафайлов, работа с базами данных - требуют различных конфигураций ресурсов, моделей масштабирования и архитектурных подходов. Организации вынуждены адаптировать универсальные облачные сервисы под свои задачи, что приводит к избыточному потреблению ресурсов, усложнению архитектуры и снижению производительности.</w:t>
       </w:r>
     </w:p>
     <w:p>
@@ -3742,7 +4080,13 @@
         <w:ind w:firstLine="709"/>
       </w:pPr>
       <w:r>
-        <w:t>Проблема заключается в отсутствии систематизированных подходов к выбору архитектурных решений и конфигурации облачной инфраструктуры в зависимости от специфики решаемых задач. На практике организациям приходится принимать решения о выборе модели развёртывания, распределении нагрузок и конфигурировании сервисов, не обладая методиками, которые бы учитывали характер вычислительных задач, паттерны доступа к данным, требования к латентности, особенности интеграции с существующими системами и перспективы масштабирования. Вследствие этого архитектурные решения часто принимаются на основе общих рекомендаций провайдеров или опыта схожих проектов, что приводит к неоптимальному использованию ресурсов, проблемам с производительностью и сложностям при масштабировании системы.</w:t>
+        <w:t xml:space="preserve">Проблема заключается в </w:t>
+      </w:r>
+      <w:r>
+        <w:t>нехватке</w:t>
+      </w:r>
+      <w:r>
+        <w:t xml:space="preserve"> систематизированных подходов к выбору архитектурных решений и конфигурации облачной инфраструктуры в зависимости от специфики решаемых задач. На практике организациям приходится принимать решения о выборе модели развёртывания, распределении нагрузок и конфигурировании сервисов, не обладая методиками, которые бы учитывали характер вычислительных задач, паттерны доступа к данным, требования к латентности, особенности интеграции с существующими системами и перспективы масштабирования. Вследствие этого архитектурные решения часто принимаются на основе общих рекомендаций провайдеров или опыта схожих проектов, что приводит к неоптимальному использованию ресурсов, проблемам с производительностью и сложностям при масштабировании системы.</w:t>
       </w:r>
     </w:p>
     <w:p>
@@ -3751,6 +4095,7 @@
         <w:ind w:firstLine="709"/>
       </w:pPr>
       <w:r>
+        <w:lastRenderedPageBreak/>
         <w:t>Объектом исследования выступают облачные платформы как комплексные программно-аппаратные системы, обеспечивающие предоставление вычислительных ресурсов, средств хранения данных и прикладных сервисов через сетевую инфраструктуру. Предметом исследования являются архитектурные подходы и методы проектирования облачной инфраструктуры, адаптированные под специфику различных типов вычислительных задач и организационных требований.</w:t>
       </w:r>
     </w:p>
@@ -3784,11 +4129,7 @@
       </w:r>
       <w:proofErr w:type="spellEnd"/>
       <w:r>
-        <w:t xml:space="preserve"> вычислительным ресурсам - виртуальным машинам, хранилищам данных, сетевым компонентам - позволяя организациям самостоятельно управлять операционными системами </w:t>
-      </w:r>
-      <w:r>
-        <w:lastRenderedPageBreak/>
-        <w:t xml:space="preserve">и приложениями. Модель Platform </w:t>
+        <w:t xml:space="preserve"> вычислительным ресурсам - виртуальным машинам, хранилищам данных, сетевым компонентам - позволяя организациям самостоятельно управлять операционными системами и приложениями. Модель Platform </w:t>
       </w:r>
       <w:proofErr w:type="spellStart"/>
       <w:r>
@@ -3820,7 +4161,13 @@
       </w:r>
       <w:proofErr w:type="spellEnd"/>
       <w:r>
-        <w:t>) обеспечивает доступ к готовым программным продуктам через веб-интерфейс, полностью освобождая пользователя от задач администрирования [18].</w:t>
+        <w:t>) обеспечивает доступ к готовым программным продуктам через веб-интерфейс, полностью освобождая пользователя от задач администрирования</w:t>
+      </w:r>
+      <w:r>
+        <w:t> [</w:t>
+      </w:r>
+      <w:r>
+        <w:t>18].</w:t>
       </w:r>
     </w:p>
     <w:p>
@@ -3837,7 +4184,13 @@
       </w:r>
       <w:proofErr w:type="spellEnd"/>
       <w:r>
-        <w:t xml:space="preserve"> архитектуры, использующие сервисы нескольких независимых провайдеров для обеспечения отказоустойчивости и оптимизации затрат [19].</w:t>
+        <w:t xml:space="preserve"> архитектуры, использующие сервисы нескольких независимых провайдеров для обеспечения отказоустойчивости и оптимизации затрат</w:t>
+      </w:r>
+      <w:r>
+        <w:t> [</w:t>
+      </w:r>
+      <w:r>
+        <w:t>19].</w:t>
       </w:r>
     </w:p>
     <w:p>
@@ -3846,7 +4199,17 @@
         <w:ind w:firstLine="709"/>
       </w:pPr>
       <w:r>
-        <w:t>Современные облачные платформы базируются на концепции адаптивной облачной инфраструктуры, объединяющей распределённые ресурсы, команды и системы в единую модель управления операциями, безопасностью, приложениями и данными [16]. Такой подход обеспечивает гибкость архитектуры, позволяя распределять рабочие нагрузки между различными облачными провайдерами и собственными ресурсами в зависимости от требований к производительности, доступности и безопасности.</w:t>
+        <w:t>Современные облачные платформы базируются на концепции адаптивной облачной инфраструктуры, объединяющей распределённые ресурсы, команды и системы в единую модель управления операциями, безопасностью, приложениями и данными</w:t>
+      </w:r>
+      <w:r>
+        <w:t> [</w:t>
+      </w:r>
+      <w:r>
+        <w:t xml:space="preserve">16]. Такой подход обеспечивает </w:t>
+      </w:r>
+      <w:r>
+        <w:lastRenderedPageBreak/>
+        <w:t>гибкость архитектуры, позволяя распределять рабочие нагрузки между различными облачными провайдерами и собственными ресурсами в зависимости от требований к производительности, доступности и безопасности.</w:t>
       </w:r>
     </w:p>
     <w:p>
@@ -3863,11 +4226,13 @@
       </w:r>
       <w:proofErr w:type="spellEnd"/>
       <w:r>
-        <w:t xml:space="preserve"> механизм изоляции приложений, упаковывая программное обеспечение вместе со всеми </w:t>
-      </w:r>
-      <w:r>
-        <w:lastRenderedPageBreak/>
-        <w:t>зависимостями в переносимые контейнеры, что ускоряет развёртывание и масштабирование сервисов [19].</w:t>
+        <w:t xml:space="preserve"> механизм изоляции приложений, упаковывая программное обеспечение вместе со всеми зависимостями в переносимые контейнеры, что ускоряет развёртывание и масштабирование сервисов</w:t>
+      </w:r>
+      <w:r>
+        <w:t> [</w:t>
+      </w:r>
+      <w:r>
+        <w:t>19].</w:t>
       </w:r>
     </w:p>
     <w:p>
@@ -3884,7 +4249,13 @@
       </w:r>
       <w:proofErr w:type="spellEnd"/>
       <w:r>
-        <w:t xml:space="preserve"> Code) позволяет описывать требуемое состояние системы в виде кода, а платформа автоматически приводит инфраструктуру к заданной конфигурации. Это существенно упрощает управление сложными распределёнными системами, обеспечивает воспроизводимость конфигураций и снижает вероятность ошибок при развёртывании [19].</w:t>
+        <w:t xml:space="preserve"> Code) позволяет описывать требуемое состояние системы в виде кода, а платформа автоматически приводит инфраструктуру к заданной конфигурации. Это существенно упрощает управление сложными распределёнными системами, обеспечивает воспроизводимость конфигураций и снижает вероятность ошибок при развёртывании</w:t>
+      </w:r>
+      <w:r>
+        <w:t> [</w:t>
+      </w:r>
+      <w:r>
+        <w:t>19].</w:t>
       </w:r>
     </w:p>
     <w:p>
@@ -3893,7 +4264,13 @@
         <w:ind w:firstLine="709"/>
       </w:pPr>
       <w:r>
-        <w:t>Важным направлением развития облачных платформ является создание специализированной инфраструктуры для задач машинного обучения. Обучение моделей нейронных сетей требует высокопроизводительных графических процессоров (GPU), больших объёмов оперативной памяти и эффективных систем хранения данных, что делает облачные платформы оптимальным выбором для исследовательских и промышленных проектов в области искусственного интеллекта. Российские облачные провайдеры активно развивают данное направление, предлагая доступ к специализированным вычислительным ресурсам и фреймворкам для работы с нейронными сетями [14].</w:t>
+        <w:t>Важным направлением развития облачных платформ является создание специализированной инфраструктуры для задач машинного обучения. Обучение моделей нейронных сетей требует высокопроизводительных графических процессоров (GPU), больших объёмов оперативной памяти и эффективных систем хранения данных, что делает облачные платформы оптимальным выбором для исследовательских и промышленных проектов в области искусственного интеллекта. Российские облачные провайдеры активно развивают данное направление, предлагая доступ к специализированным вычислительным ресурсам и фреймворкам для работы с нейронными сетями</w:t>
+      </w:r>
+      <w:r>
+        <w:t> [</w:t>
+      </w:r>
+      <w:r>
+        <w:t>14].</w:t>
       </w:r>
     </w:p>
     <w:p>
@@ -3902,7 +4279,14 @@
         <w:ind w:firstLine="709"/>
       </w:pPr>
       <w:r>
-        <w:t>Анализ существующих подходов показывает, что выбор архитектурного решения зависит от специфики решаемых задач. Для вычислительно-интенсивных научных расчётов и обработки больших данных критичным становится доступ к высокопроизводительным вычислительным кластерам и эффективным системам распределённого хранения. Для веб-приложений с переменной нагрузкой важна возможность динамического масштабирования и балансировки нагрузки. Для систем реального времени ключевое значение приобретает минимизация задержек и обеспечение гарантированной доступности ресурсов [20].</w:t>
+        <w:lastRenderedPageBreak/>
+        <w:t>Анализ существующих подходов показывает, что выбор архитектурного решения зависит от специфики решаемых задач. Для вычислительно-интенсивных научных расчётов и обработки больших данных критичным становится доступ к высокопроизводительным вычислительным кластерам и эффективным системам распределённого хранения. Для веб-приложений с переменной нагрузкой важна возможность динамического масштабирования и балансировки нагрузки. Для систем реального времени ключевое значение приобретает минимизация задержек и обеспечение гарантированной доступности ресурсов</w:t>
+      </w:r>
+      <w:r>
+        <w:t> [</w:t>
+      </w:r>
+      <w:r>
+        <w:t>20].</w:t>
       </w:r>
     </w:p>
     <w:p>
@@ -3919,11 +4303,13 @@
       </w:r>
       <w:proofErr w:type="spellEnd"/>
       <w:r>
-        <w:t xml:space="preserve"> архитектуры позволяют организациям сочетать преимущества различных моделей развёртывания. Критичные </w:t>
-      </w:r>
-      <w:r>
-        <w:lastRenderedPageBreak/>
-        <w:t>данные и системы могут размещаться в частном облаке или локальной инфраструктуре, обеспечивая полный контроль и соответствие требованиям безопасности, в то время как менее чувствительные нагрузки передаются в публичное облако для оптимизации стоимости и обеспечения масштабируемости. Однако такие архитектуры требуют дополнительных инструментов для управления распределёнными системами, мониторинга производительности и обеспечения согласованности данных [21].</w:t>
+        <w:t xml:space="preserve"> архитектуры позволяют организациям сочетать преимущества различных моделей развёртывания. Критичные данные и системы могут размещаться в частном облаке или локальной инфраструктуре, обеспечивая полный контроль и соответствие требованиям безопасности, в то время как менее чувствительные нагрузки передаются в публичное облако для оптимизации стоимости и обеспечения масштабируемости. Однако такие архитектуры требуют дополнительных инструментов для управления распределёнными системами, мониторинга производительности и обеспечения согласованности данных</w:t>
+      </w:r>
+      <w:r>
+        <w:t> [</w:t>
+      </w:r>
+      <w:r>
+        <w:t>21].</w:t>
       </w:r>
     </w:p>
     <w:p>
@@ -3940,8 +4326,30 @@
       </w:r>
       <w:proofErr w:type="spellEnd"/>
       <w:r>
-        <w:t xml:space="preserve"> контейнеров позволяет автоматически масштабировать сервисы в зависимости от нагрузки, обеспечивать отказоустойчивость через автоматическое перезапуск отказавших компонентов и упрощать обновление приложений без прерывания обслуживания. Системы мониторинга и логирования обеспечивают прозрачность работы инфраструктуры, позволяя оперативно выявлять проблемы производительности и планировать оптимизацию ресурсов [19].</w:t>
-      </w:r>
+        <w:t xml:space="preserve"> контейнеров позволяет автоматически масштабировать сервисы в зависимости от нагрузки, обеспечивать отказоустойчивость через автоматическое перезапуск отказавших компонентов и упрощать обновление приложений без прерывания обслуживания. Системы мониторинга и логирования обеспечивают прозрачность работы инфраструктуры, позволяя оперативно выявлять проблемы производительности и планировать оптимизацию ресурсов</w:t>
+      </w:r>
+      <w:r>
+        <w:t> [</w:t>
+      </w:r>
+      <w:r>
+        <w:t>19].</w:t>
+      </w:r>
+    </w:p>
+    <w:p>
+      <w:pPr>
+        <w:spacing w:after="240" w:line="360" w:lineRule="auto"/>
+        <w:jc w:val="center"/>
+        <w:outlineLvl w:val="0"/>
+      </w:pPr>
+      <w:r>
+        <w:br w:type="column"/>
+      </w:r>
+      <w:bookmarkStart w:id="17" w:name="_Toc216877988"/>
+      <w:r>
+        <w:lastRenderedPageBreak/>
+        <w:t>Заключение</w:t>
+      </w:r>
+      <w:bookmarkEnd w:id="17"/>
     </w:p>
     <w:p>
       <w:pPr>
@@ -3949,43 +4357,48 @@
         <w:ind w:firstLine="709"/>
       </w:pPr>
       <w:r>
-        <w:t>Таким образом, современные подходы к созданию облачных платформ и инфраструктуры представляют собой динамично развивающуюся область, требующую междисциплинарных знаний в сфере архитектуры информационных систем, сетевых технологий, методов виртуализации и обеспечения безопасности [20, 21]. Разрешение выявленного противоречия между универсальностью облачных сервисов и специфичностью требований конкретных задач требует разработки систематизированных подходов к выбору архитектурных решений, учитывающих характер вычислительных нагрузок, требования к производительности, особенности интеграции с существующими системами и перспективы масштабирования.</w:t>
+        <w:t>В ходе прохождения практики были получены следующие знания и навыки:</w:t>
+      </w:r>
+    </w:p>
+    <w:p>
+      <w:pPr>
+        <w:pStyle w:val="a"/>
+      </w:pPr>
+      <w:r>
+        <w:t>изучены структура и определение методологии научно-исследовательской деятельности;</w:t>
+      </w:r>
+    </w:p>
+    <w:p>
+      <w:pPr>
+        <w:pStyle w:val="a"/>
+      </w:pPr>
+      <w:r>
+        <w:t>рассмотрены основные направления научных исследований в области информационных технологий;</w:t>
+      </w:r>
+    </w:p>
+    <w:p>
+      <w:pPr>
+        <w:pStyle w:val="a"/>
+      </w:pPr>
+      <w:r>
+        <w:t>выявлена научно-исследовательская составляющая в деятельности системного аналитика;</w:t>
+      </w:r>
+    </w:p>
+    <w:p>
+      <w:pPr>
+        <w:pStyle w:val="a"/>
+      </w:pPr>
+      <w:r>
+        <w:t>изучена связь науки и производства, а также роль и проблемы R&amp;D деятельности.</w:t>
       </w:r>
     </w:p>
     <w:p>
       <w:pPr>
         <w:spacing w:line="360" w:lineRule="auto"/>
         <w:ind w:firstLine="709"/>
-        <w:rPr>
-          <w:b/>
-          <w:bCs/>
-        </w:rPr>
-      </w:pPr>
-      <w:r>
-        <w:t xml:space="preserve">Дальнейшие исследования в данной области могут быть направлены на разработку методик оценки соответствия различных архитектурных решений специфике конкретных типов задач, создание инструментов автоматизированного подбора конфигураций облачной инфраструктуры и </w:t>
-      </w:r>
-      <w:r>
-        <w:lastRenderedPageBreak/>
-        <w:t xml:space="preserve">формирование рекомендаций по оптимальному распределению нагрузок в гибридных и </w:t>
-      </w:r>
-      <w:proofErr w:type="spellStart"/>
-      <w:r>
-        <w:t>мультиоблачных</w:t>
-      </w:r>
-      <w:proofErr w:type="spellEnd"/>
-      <w:r>
-        <w:t xml:space="preserve"> архитектурах.</w:t>
-      </w:r>
-      <w:r>
-        <w:br w:type="column"/>
-      </w:r>
-      <w:r>
-        <w:rPr>
-          <w:b/>
-          <w:bCs/>
-        </w:rPr>
-        <w:lastRenderedPageBreak/>
-        <w:t>Заключение</w:t>
+      </w:pPr>
+      <w:r>
+        <w:t>Также, в рамках практики, для закрепления полученных знаний и навыков, было проведено исследование на тему «Современные подходы к созданию облачных платформ и инфраструктуры».</w:t>
       </w:r>
     </w:p>
     <w:p>
@@ -3994,39 +4407,7 @@
         <w:ind w:firstLine="709"/>
       </w:pPr>
       <w:r>
-        <w:t>В ходе прохождения практики были получены следующие знания и навыки:</w:t>
-      </w:r>
-    </w:p>
-    <w:p>
-      <w:pPr>
-        <w:pStyle w:val="a"/>
-      </w:pPr>
-      <w:r>
-        <w:t>изучены структура и определение методологии научно-исследовательской деятельности;</w:t>
-      </w:r>
-    </w:p>
-    <w:p>
-      <w:pPr>
-        <w:pStyle w:val="a"/>
-      </w:pPr>
-      <w:r>
-        <w:t>рассмотрены основные направления научных исследований в области информационных технологий;</w:t>
-      </w:r>
-    </w:p>
-    <w:p>
-      <w:pPr>
-        <w:pStyle w:val="a"/>
-      </w:pPr>
-      <w:r>
-        <w:t>выявлена научно-исследовательская составляющая в деятельности системного аналитика;</w:t>
-      </w:r>
-    </w:p>
-    <w:p>
-      <w:pPr>
-        <w:pStyle w:val="a"/>
-      </w:pPr>
-      <w:r>
-        <w:t>изучена связь науки и производства, а также роль и проблемы R&amp;D деятельности.</w:t>
+        <w:t>В ходе проведения данного исследования были получены знания об основных моделях предоставления облачных сервисов, типах развёртывания облачной инфраструктуры, технологических основах облачных платформ и архитектурных подходах к их проектированию. Рассмотрены базовые технологии виртуализации и контейнеризации, механизмы автоматизации управления инфраструктурой, а также специфика проектирования облачных решений для различных типов вычислительных задач. Выявлены противоречия между универсальностью облачных сервисов и специфичностью требований конкретных проектов, определена проблема отсутствия систематизированных подходов к выбору архитектурных решений в зависимости от характеристик решаемых задач.</w:t>
       </w:r>
     </w:p>
     <w:p>
@@ -4035,24 +4416,6 @@
         <w:ind w:firstLine="709"/>
       </w:pPr>
       <w:r>
-        <w:t>Также, в рамках практики, для закрепления полученных знаний и навыков, было проведено исследование на тему «Современные подходы к созданию облачных платформ и инфраструктуры».</w:t>
-      </w:r>
-    </w:p>
-    <w:p>
-      <w:pPr>
-        <w:spacing w:line="360" w:lineRule="auto"/>
-        <w:ind w:firstLine="709"/>
-      </w:pPr>
-      <w:r>
-        <w:t>В ходе проведения данного исследования были получены знания об основных моделях предоставления облачных сервисов, типах развёртывания облачной инфраструктуры, технологических основах облачных платформ и архитектурных подходах к их проектированию. Рассмотрены базовые технологии виртуализации и контейнеризации, механизмы автоматизации управления инфраструктурой, а также специфика проектирования облачных решений для различных типов вычислительных задач. Выявлены противоречия между универсальностью облачных сервисов и специфичностью требований конкретных проектов, определена проблема отсутствия систематизированных подходов к выбору архитектурных решений в зависимости от характеристик решаемых задач.</w:t>
-      </w:r>
-    </w:p>
-    <w:p>
-      <w:pPr>
-        <w:spacing w:line="360" w:lineRule="auto"/>
-        <w:ind w:firstLine="709"/>
-      </w:pPr>
-      <w:r>
         <w:t>Во время прохождения практики приобретены следующие компетенции:</w:t>
       </w:r>
     </w:p>
@@ -4076,6 +4439,7 @@
     <w:p>
       <w:pPr>
         <w:pStyle w:val="a"/>
+        <w:spacing w:after="240"/>
       </w:pPr>
       <w:r>
         <w:t>решение профессиональных задач на основе информационной и библиографической</w:t>
@@ -4089,144 +4453,27 @@
       <w:r>
         <w:t>культуры.</w:t>
       </w:r>
+    </w:p>
+    <w:p>
+      <w:pPr>
+        <w:pStyle w:val="a"/>
+        <w:numPr>
+          <w:ilvl w:val="0"/>
+          <w:numId w:val="0"/>
+        </w:numPr>
+        <w:spacing w:after="240"/>
+        <w:jc w:val="center"/>
+        <w:outlineLvl w:val="0"/>
+      </w:pPr>
       <w:r>
         <w:br w:type="column"/>
       </w:r>
-      <w:r>
-        <w:rPr>
-          <w:b/>
-          <w:bCs/>
-        </w:rPr>
+      <w:bookmarkStart w:id="18" w:name="_Toc216877989"/>
+      <w:r>
         <w:lastRenderedPageBreak/>
         <w:t>Список использованных источников</w:t>
       </w:r>
-    </w:p>
-    <w:p>
-      <w:pPr>
-        <w:pStyle w:val="a0"/>
-        <w:numPr>
-          <w:ilvl w:val="0"/>
-          <w:numId w:val="14"/>
-        </w:numPr>
-        <w:tabs>
-          <w:tab w:val="clear" w:pos="1134"/>
-        </w:tabs>
-        <w:ind w:left="0" w:firstLine="709"/>
-      </w:pPr>
-      <w:r>
-        <w:t xml:space="preserve">Новиков, А. М. Методология научного исследования: учебное пособие / А. М. Новиков, Д. А. Новиков. </w:t>
-      </w:r>
-      <w:r>
-        <w:t>–</w:t>
-      </w:r>
-      <w:r>
-        <w:t xml:space="preserve"> </w:t>
-      </w:r>
-      <w:proofErr w:type="gramStart"/>
-      <w:r>
-        <w:t>Москва :</w:t>
-      </w:r>
-      <w:proofErr w:type="gramEnd"/>
-      <w:r>
-        <w:t xml:space="preserve"> </w:t>
-      </w:r>
-      <w:proofErr w:type="spellStart"/>
-      <w:r>
-        <w:t>Либроком</w:t>
-      </w:r>
-      <w:proofErr w:type="spellEnd"/>
-      <w:r>
-        <w:t xml:space="preserve">, 2010. </w:t>
-      </w:r>
-      <w:r>
-        <w:t>-</w:t>
-      </w:r>
-      <w:r>
-        <w:t xml:space="preserve"> 280</w:t>
-      </w:r>
-      <w:r>
-        <w:t> </w:t>
-      </w:r>
-      <w:r>
-        <w:t>с.</w:t>
-      </w:r>
-      <w:r>
-        <w:t xml:space="preserve"> (дата обращения: 21.10.2025)</w:t>
-      </w:r>
-    </w:p>
-    <w:p>
-      <w:pPr>
-        <w:pStyle w:val="a0"/>
-        <w:numPr>
-          <w:ilvl w:val="0"/>
-          <w:numId w:val="14"/>
-        </w:numPr>
-        <w:tabs>
-          <w:tab w:val="clear" w:pos="1134"/>
-        </w:tabs>
-        <w:ind w:left="0" w:firstLine="709"/>
-      </w:pPr>
-      <w:r>
-        <w:t>Гаврилюк Е. С., Изотова А. Г. Основные направления и факторы цифровой трансформации сектора науки и образования // Научная электронная библиотека «</w:t>
-      </w:r>
-      <w:proofErr w:type="spellStart"/>
-      <w:r>
-        <w:t>КиберЛенинка</w:t>
-      </w:r>
-      <w:proofErr w:type="spellEnd"/>
-      <w:r>
-        <w:t>». – URL: https://cyberleninka.ru/ (дата обращения: 19.11.2025).</w:t>
-      </w:r>
-    </w:p>
-    <w:p>
-      <w:pPr>
-        <w:pStyle w:val="a0"/>
-        <w:numPr>
-          <w:ilvl w:val="0"/>
-          <w:numId w:val="14"/>
-        </w:numPr>
-        <w:tabs>
-          <w:tab w:val="clear" w:pos="1134"/>
-        </w:tabs>
-        <w:ind w:left="0" w:firstLine="709"/>
-        <w:rPr>
-          <w:lang w:val="en-US"/>
-        </w:rPr>
-      </w:pPr>
-      <w:r>
-        <w:rPr>
-          <w:lang w:val="en-US"/>
-        </w:rPr>
-        <w:t>How AI and machine learning can improve scientific data handling // Technology Networks. – URL: https://www.technologynetworks.com/informatics/lists/how-ai-and-machine-learning-can-improve-scientific-data-handling-389910 (</w:t>
-      </w:r>
-      <w:proofErr w:type="spellStart"/>
-      <w:r>
-        <w:rPr>
-          <w:lang w:val="en-US"/>
-        </w:rPr>
-        <w:t>дата</w:t>
-      </w:r>
-      <w:proofErr w:type="spellEnd"/>
-      <w:r>
-        <w:rPr>
-          <w:lang w:val="en-US"/>
-        </w:rPr>
-        <w:t> </w:t>
-      </w:r>
-      <w:proofErr w:type="spellStart"/>
-      <w:r>
-        <w:rPr>
-          <w:lang w:val="en-US"/>
-        </w:rPr>
-        <w:t>обращения</w:t>
-      </w:r>
-      <w:proofErr w:type="spellEnd"/>
-      <w:r>
-        <w:rPr>
-          <w:lang w:val="en-US"/>
-        </w:rPr>
-        <w:t>: 19.11.2025).</w:t>
-      </w:r>
+      <w:bookmarkEnd w:id="18"/>
     </w:p>
     <w:p>
       <w:pPr>
@@ -4238,56 +4485,15 @@
         <w:ind w:left="0" w:firstLine="709"/>
       </w:pPr>
       <w:r>
-        <w:t xml:space="preserve">Указ Президента РФ от 9 мая 2017 г. № 203 «О Стратегии развития информационного общества в Российской Федерации на 2017–2030 годы» // Официальный интернет-портал правовой информации. – </w:t>
-      </w:r>
-      <w:r>
-        <w:rPr>
-          <w:lang w:val="en-US"/>
-        </w:rPr>
-        <w:t>URL</w:t>
-      </w:r>
-      <w:r>
-        <w:t xml:space="preserve">: </w:t>
-      </w:r>
-      <w:r>
-        <w:rPr>
-          <w:lang w:val="en-US"/>
-        </w:rPr>
-        <w:t>http</w:t>
-      </w:r>
-      <w:r>
-        <w:t>://</w:t>
+        <w:t xml:space="preserve">Новиков А.М. Методология научного исследования: учеб. пособие / А.М. Новиков, Д.А. Новиков. Москва: </w:t>
       </w:r>
       <w:proofErr w:type="spellStart"/>
       <w:r>
-        <w:rPr>
-          <w:lang w:val="en-US"/>
-        </w:rPr>
-        <w:t>pravo</w:t>
+        <w:t>Либроком</w:t>
       </w:r>
       <w:proofErr w:type="spellEnd"/>
       <w:r>
-        <w:t>.</w:t>
-      </w:r>
-      <w:r>
-        <w:rPr>
-          <w:lang w:val="en-US"/>
-        </w:rPr>
-        <w:t>gov</w:t>
-      </w:r>
-      <w:r>
-        <w:t>.</w:t>
-      </w:r>
-      <w:proofErr w:type="spellStart"/>
-      <w:r>
-        <w:rPr>
-          <w:lang w:val="en-US"/>
-        </w:rPr>
-        <w:t>ru</w:t>
-      </w:r>
-      <w:proofErr w:type="spellEnd"/>
-      <w:r>
-        <w:t>/ (дата обращения: 28.11.2025).</w:t>
+        <w:t>, 2010. 280 с.</w:t>
       </w:r>
     </w:p>
     <w:p>
@@ -4300,56 +4506,7 @@
         <w:ind w:left="0" w:firstLine="709"/>
       </w:pPr>
       <w:r>
-        <w:t xml:space="preserve">Федеральный закон от 31 июля 2020 г. № 258-ФЗ «Об экспериментальных правовых режимах в сфере цифровых инноваций в Российской Федерации» // Официальный интернет-портал правовой информации. – </w:t>
-      </w:r>
-      <w:r>
-        <w:rPr>
-          <w:lang w:val="en-US"/>
-        </w:rPr>
-        <w:t>URL</w:t>
-      </w:r>
-      <w:r>
-        <w:t xml:space="preserve">: </w:t>
-      </w:r>
-      <w:r>
-        <w:rPr>
-          <w:lang w:val="en-US"/>
-        </w:rPr>
-        <w:t>http</w:t>
-      </w:r>
-      <w:r>
-        <w:t>://</w:t>
-      </w:r>
-      <w:proofErr w:type="spellStart"/>
-      <w:r>
-        <w:rPr>
-          <w:lang w:val="en-US"/>
-        </w:rPr>
-        <w:t>pravo</w:t>
-      </w:r>
-      <w:proofErr w:type="spellEnd"/>
-      <w:r>
-        <w:t>.</w:t>
-      </w:r>
-      <w:r>
-        <w:rPr>
-          <w:lang w:val="en-US"/>
-        </w:rPr>
-        <w:t>gov</w:t>
-      </w:r>
-      <w:r>
-        <w:t>.</w:t>
-      </w:r>
-      <w:proofErr w:type="spellStart"/>
-      <w:r>
-        <w:rPr>
-          <w:lang w:val="en-US"/>
-        </w:rPr>
-        <w:t>ru</w:t>
-      </w:r>
-      <w:proofErr w:type="spellEnd"/>
-      <w:r>
-        <w:t>/ (дата обращения: 28.11.2025).</w:t>
+        <w:t>Основные направления и факторы цифровой трансформации сектора науки и образования / Е.С. Гаврилюк, А.Г. Изотова // Научный журнал НИУ ИТМО. Серия «Экономика и экологический менеджмент». 2021. № 1.</w:t>
       </w:r>
     </w:p>
     <w:p>
@@ -4362,18 +4519,31 @@
         <w:ind w:left="0" w:firstLine="709"/>
       </w:pPr>
       <w:r>
-        <w:t xml:space="preserve">Указ Президента РФ от 1 декабря 2016 г. № 642 «О Стратегии научно-технологического развития Российской Федерации» // Официальный интернет-портал правовой информации. – URL: </w:t>
-      </w:r>
-      <w:hyperlink r:id="rId8" w:history="1">
-        <w:r>
-          <w:rPr>
-            <w:rStyle w:val="af"/>
-          </w:rPr>
-          <w:t>http://pravo.gov.ru/</w:t>
-        </w:r>
-      </w:hyperlink>
-      <w:r>
-        <w:t xml:space="preserve"> (дата обращения: 29.11.2025).</w:t>
+        <w:rPr>
+          <w:lang w:val="en-US"/>
+        </w:rPr>
+        <w:t>How AI and machine learning can improve scientific data handling [</w:t>
+      </w:r>
+      <w:r>
+        <w:t>Электронный</w:t>
+      </w:r>
+      <w:r>
+        <w:rPr>
+          <w:lang w:val="en-US"/>
+        </w:rPr>
+        <w:t xml:space="preserve"> </w:t>
+      </w:r>
+      <w:r>
+        <w:t>ресурс</w:t>
+      </w:r>
+      <w:r>
+        <w:rPr>
+          <w:lang w:val="en-US"/>
+        </w:rPr>
+        <w:t xml:space="preserve">] // Technology Networks. </w:t>
+      </w:r>
+      <w:r>
+        <w:t>URL: https://www.technologynetworks.com/informatics/lists/how-ai-and-machine-learning-can-improve-scientific-data-handling-389910 (дата обращения: 19.11.2025).</w:t>
       </w:r>
     </w:p>
     <w:p>
@@ -4386,18 +4556,7 @@
         <w:ind w:left="0" w:firstLine="709"/>
       </w:pPr>
       <w:r>
-        <w:t xml:space="preserve">Фонд «Сколково». Официальный сайт. – URL: </w:t>
-      </w:r>
-      <w:hyperlink r:id="rId9" w:history="1">
-        <w:r>
-          <w:rPr>
-            <w:rStyle w:val="af"/>
-          </w:rPr>
-          <w:t>https://sk.ru/</w:t>
-        </w:r>
-      </w:hyperlink>
-      <w:r>
-        <w:t xml:space="preserve"> (дата обращения: 29.11.2025).</w:t>
+        <w:t>Указ Президента РФ от 9 мая 2017 г. № 203 «О Стратегии развития информационного общества в Российской Федерации на 2017–2030 годы» [Электронный ресурс] // Официальный интернет-портал правовой информации. URL: http://pravo.gov.ru/ (дата обращения: 28.11.2025).</w:t>
       </w:r>
     </w:p>
     <w:p>
@@ -4410,18 +4569,7 @@
         <w:ind w:left="0" w:firstLine="709"/>
       </w:pPr>
       <w:r>
-        <w:t xml:space="preserve">Университет Иннополис. Официальный сайт. – URL: </w:t>
-      </w:r>
-      <w:hyperlink r:id="rId10" w:history="1">
-        <w:r>
-          <w:rPr>
-            <w:rStyle w:val="af"/>
-          </w:rPr>
-          <w:t>https://innopolis.university/</w:t>
-        </w:r>
-      </w:hyperlink>
-      <w:r>
-        <w:t xml:space="preserve"> (дата обращения: 29.11.2025).</w:t>
+        <w:t>Федеральный закон от 31 июля 2020 г. № 258-ФЗ «Об экспериментальных правовых режимах в сфере цифровых инноваций в Российской Федерации» [Электронный ресурс] // Официальный интернет-портал правовой информации. URL: http://pravo.gov.ru/ (дата обращения: 28.11.2025).</w:t>
       </w:r>
     </w:p>
     <w:p>
@@ -4434,22 +4582,7 @@
         <w:ind w:left="0" w:firstLine="709"/>
       </w:pPr>
       <w:r>
-        <w:t xml:space="preserve">Разработка роботизированной системы для автоматизации процессов обучения студентов [Электронный ресурс] // Инновационный </w:t>
-      </w:r>
-      <w:r>
-        <w:lastRenderedPageBreak/>
-        <w:t xml:space="preserve">вектор Томского государственного университета. – URL: </w:t>
-      </w:r>
-      <w:hyperlink r:id="rId11" w:history="1">
-        <w:r>
-          <w:rPr>
-            <w:rStyle w:val="af"/>
-          </w:rPr>
-          <w:t>https://innovector.tsu.ru/initiatives/page/4187/</w:t>
-        </w:r>
-      </w:hyperlink>
-      <w:r>
-        <w:t xml:space="preserve"> (дата обращения: 29.11.2025).</w:t>
+        <w:t>Указ Президента РФ от 1 декабря 2016 г. № 642 «О Стратегии научно-технологического развития Российской Федерации» [Электронный ресурс] // Официальный интернет-портал правовой информации. URL: http://pravo.gov.ru/ (дата обращения: 29.11.2025).</w:t>
       </w:r>
     </w:p>
     <w:p>
@@ -4462,18 +4595,7 @@
         <w:ind w:left="0" w:firstLine="709"/>
       </w:pPr>
       <w:r>
-        <w:t xml:space="preserve">Портфель проектов [Электронный ресурс] // Университет Иннополис. – URL: </w:t>
-      </w:r>
-      <w:hyperlink r:id="rId12" w:history="1">
-        <w:r>
-          <w:rPr>
-            <w:rStyle w:val="af"/>
-          </w:rPr>
-          <w:t>https://innopolis.university/portfel-proektov/</w:t>
-        </w:r>
-      </w:hyperlink>
-      <w:r>
-        <w:t xml:space="preserve"> (дата обращения: 29.11.2025).</w:t>
+        <w:t>Фонд «Сколково» [Электронный ресурс]: официальный сайт. URL: https://sk.ru/ (дата обращения: 29.11.2025).</w:t>
       </w:r>
     </w:p>
     <w:p>
@@ -4486,18 +4608,7 @@
         <w:ind w:left="0" w:firstLine="709"/>
       </w:pPr>
       <w:r>
-        <w:t xml:space="preserve">Разработка системы обучения с подкреплением для манипуляционных роботов [Электронный ресурс] // Инженерная школа ТУСУР. – URL: </w:t>
-      </w:r>
-      <w:hyperlink r:id="rId13" w:history="1">
-        <w:r>
-          <w:rPr>
-            <w:rStyle w:val="af"/>
-          </w:rPr>
-          <w:t>https://engineers.tusur.ru/projects/aa442f3e-8271-4ac9-b136-262a5210016b</w:t>
-        </w:r>
-      </w:hyperlink>
-      <w:r>
-        <w:t xml:space="preserve"> (дата обращения: 29.11.2025).</w:t>
+        <w:t>Университет Иннополис [Электронный ресурс]: официальный сайт. URL: https://innopolis.university/ (дата обращения: 29.11.2025).</w:t>
       </w:r>
     </w:p>
     <w:p>
@@ -4510,18 +4621,11 @@
         <w:ind w:left="0" w:firstLine="709"/>
       </w:pPr>
       <w:r>
-        <w:t xml:space="preserve">Университетский стартап из Казани разработал среду обучения механических роботов [Электронный ресурс] // Универсальные технологии предпринимательства. – 09.07.2024. – URL: </w:t>
-      </w:r>
-      <w:hyperlink r:id="rId14" w:history="1">
-        <w:r>
-          <w:rPr>
-            <w:rStyle w:val="af"/>
-          </w:rPr>
-          <w:t>https://univertechpred.ru/novosti/20240709-universitetskiy-startap-iz-kazani-razrabotal-sredu-obucheniya-mekhanicheskikh-robotov/</w:t>
-        </w:r>
-      </w:hyperlink>
-      <w:r>
-        <w:t xml:space="preserve"> (дата обращения: 29.11.2025).</w:t>
+        <w:t xml:space="preserve">Разработка роботизированной системы для автоматизации процессов обучения студентов [Электронный ресурс] // Инновационный </w:t>
+      </w:r>
+      <w:r>
+        <w:lastRenderedPageBreak/>
+        <w:t>вектор Томского государственного университета. URL: https://innovector.tsu.ru/initiatives/page/4187/ (дата обращения: 29.11.2025).</w:t>
       </w:r>
     </w:p>
     <w:p>
@@ -4531,30 +4635,10 @@
           <w:ilvl w:val="0"/>
           <w:numId w:val="14"/>
         </w:numPr>
-        <w:tabs>
-          <w:tab w:val="clear" w:pos="1134"/>
-          <w:tab w:val="left" w:pos="710"/>
-        </w:tabs>
         <w:ind w:left="0" w:firstLine="709"/>
       </w:pPr>
       <w:r>
-        <w:t xml:space="preserve">Баланов, А. Н. Облачные </w:t>
-      </w:r>
-      <w:proofErr w:type="gramStart"/>
-      <w:r>
-        <w:t>технологии :</w:t>
-      </w:r>
-      <w:proofErr w:type="gramEnd"/>
-      <w:r>
-        <w:t xml:space="preserve"> учебное пособие для вузов / А. Н. Баланов. – Санкт-</w:t>
-      </w:r>
-      <w:proofErr w:type="gramStart"/>
-      <w:r>
-        <w:t>Петербург :</w:t>
-      </w:r>
-      <w:proofErr w:type="gramEnd"/>
-      <w:r>
-        <w:t xml:space="preserve"> Лань, 2024. – 204 с. – ISBN 978-5-507-49219-0.</w:t>
+        <w:t>Портфель проектов [Электронный ресурс] // Университет Иннополис. URL: https://innopolis.university/portfel-proektov/ (дата обращения: 29.11.2025).</w:t>
       </w:r>
     </w:p>
     <w:p>
@@ -4564,30 +4648,10 @@
           <w:ilvl w:val="0"/>
           <w:numId w:val="14"/>
         </w:numPr>
-        <w:tabs>
-          <w:tab w:val="clear" w:pos="1134"/>
-          <w:tab w:val="left" w:pos="710"/>
-        </w:tabs>
         <w:ind w:left="0" w:firstLine="709"/>
       </w:pPr>
       <w:r>
-        <w:t xml:space="preserve">Что лучше: собственная инфраструктура или публичное облако // </w:t>
-      </w:r>
-      <w:proofErr w:type="spellStart"/>
-      <w:r>
-        <w:t>Tproger</w:t>
-      </w:r>
-      <w:proofErr w:type="spellEnd"/>
-      <w:r>
-        <w:t>. – URL: https://tproger.ru/articles/chto-luchwe--</w:t>
-      </w:r>
-      <w:proofErr w:type="spellStart"/>
-      <w:r>
-        <w:t>sobstvennaya-infrastruktura-ili-publichnoe-oblako</w:t>
-      </w:r>
-      <w:proofErr w:type="spellEnd"/>
-      <w:r>
-        <w:t xml:space="preserve"> (дата обращения: 30.11.2025).</w:t>
+        <w:t>Разработка системы обучения с подкреплением для манипуляционных роботов [Электронный ресурс] // Инженерная школа ТУСУР. URL: https://engineers.tusur.ru/projects/aa442f3e-8271-4ac9-b136-262a5210016b (дата обращения: 29.11.2025).</w:t>
       </w:r>
     </w:p>
     <w:p>
@@ -4597,22 +4661,10 @@
           <w:ilvl w:val="0"/>
           <w:numId w:val="14"/>
         </w:numPr>
-        <w:tabs>
-          <w:tab w:val="clear" w:pos="1134"/>
-          <w:tab w:val="left" w:pos="710"/>
-        </w:tabs>
         <w:ind w:left="0" w:firstLine="709"/>
       </w:pPr>
       <w:r>
-        <w:t>Российские облачные платформы: топ-10 поставщиков в 2025 году // Anti-</w:t>
-      </w:r>
-      <w:proofErr w:type="spellStart"/>
-      <w:r>
-        <w:t>Malware</w:t>
-      </w:r>
-      <w:proofErr w:type="spellEnd"/>
-      <w:r>
-        <w:t>. – URL: https://www.anti-malware.ru/analytics/Market_Analysis/Top-10-Russian-Cloud-Platforms (дата обращения: 30.11.2025).</w:t>
+        <w:t>Университетский стартап из Казани разработал среду обучения механических роботов [Электронный ресурс] // Универсальные технологии предпринимательства. URL: https://univertechpred.ru/novosti/20240709-universitetskiy-startap-iz-kazani-razrabotal-sredu-obucheniya-mekhanicheskikh-robotov/ (дата обращения: 29.11.2025).</w:t>
       </w:r>
     </w:p>
     <w:p>
@@ -4622,14 +4674,10 @@
           <w:ilvl w:val="0"/>
           <w:numId w:val="14"/>
         </w:numPr>
-        <w:tabs>
-          <w:tab w:val="clear" w:pos="1134"/>
-          <w:tab w:val="left" w:pos="710"/>
-        </w:tabs>
         <w:ind w:left="0" w:firstLine="709"/>
       </w:pPr>
       <w:r>
-        <w:t>Сервисы для облачной инфраструктуры (мировой рынок) // TAdviser. – URL: https://www.tadviser.ru/index.php/Статья:Сервисы_для_облачной_инфраструктуры_(мировой_рынок) (дата обращения: 30.11.2025).</w:t>
+        <w:t>Баланов А.Н. Облачные технологии: учеб. пособие для вузов. Санкт-Петербург: Лань, 2024. 204 с.</w:t>
       </w:r>
     </w:p>
     <w:p>
@@ -4639,15 +4687,10 @@
           <w:ilvl w:val="0"/>
           <w:numId w:val="14"/>
         </w:numPr>
-        <w:tabs>
-          <w:tab w:val="clear" w:pos="1134"/>
-          <w:tab w:val="left" w:pos="710"/>
-        </w:tabs>
         <w:ind w:left="0" w:firstLine="709"/>
       </w:pPr>
       <w:r>
-        <w:lastRenderedPageBreak/>
-        <w:t xml:space="preserve">Разработка без границ: как облачные среды меняют ИТ-ландшафт // </w:t>
+        <w:t xml:space="preserve">Что лучше: собственная инфраструктура или публичное облако [Электронный ресурс] // </w:t>
       </w:r>
       <w:proofErr w:type="spellStart"/>
       <w:r>
@@ -4655,11 +4698,11 @@
       </w:r>
       <w:proofErr w:type="spellEnd"/>
       <w:r>
-        <w:t>. – URL: https://tproger.ru/articles/razrabotka-bez-granic--</w:t>
+        <w:t>. URL: https://tproger.ru/articles/chto-luchwe--</w:t>
       </w:r>
       <w:proofErr w:type="spellStart"/>
       <w:r>
-        <w:t>kak-oblachnye-sredy-menyayut-it-landwaft</w:t>
+        <w:t>sobstvennaya-infrastruktura-ili-publichnoe-oblako</w:t>
       </w:r>
       <w:proofErr w:type="spellEnd"/>
       <w:r>
@@ -4673,22 +4716,18 @@
           <w:ilvl w:val="0"/>
           <w:numId w:val="14"/>
         </w:numPr>
-        <w:tabs>
-          <w:tab w:val="clear" w:pos="1134"/>
-          <w:tab w:val="left" w:pos="710"/>
-        </w:tabs>
         <w:ind w:left="0" w:firstLine="709"/>
       </w:pPr>
       <w:r>
-        <w:t xml:space="preserve">Облачные технологии: что это, виды, примеры, возможности, сферы применения // </w:t>
+        <w:t xml:space="preserve">Сервисы для облачной инфраструктуры (мировой рынок) [Электронный ресурс] // </w:t>
       </w:r>
       <w:proofErr w:type="spellStart"/>
       <w:r>
-        <w:t>Gitinsky</w:t>
+        <w:t>TAdviser</w:t>
       </w:r>
       <w:proofErr w:type="spellEnd"/>
       <w:r>
-        <w:t>. – URL: https://gitinsky.com/oblachnye-tekhnologii (дата обращения: 30.11.2025).</w:t>
+        <w:t>. URL: https://www.tadviser.ru/index.php/Статья:Сервисы_для_облачной_инфраструктуры_(мировой_рынок) (дата обращения: 30.11.2025).</w:t>
       </w:r>
     </w:p>
     <w:p>
@@ -4698,14 +4737,26 @@
           <w:ilvl w:val="0"/>
           <w:numId w:val="14"/>
         </w:numPr>
-        <w:tabs>
-          <w:tab w:val="clear" w:pos="1134"/>
-          <w:tab w:val="left" w:pos="710"/>
-        </w:tabs>
         <w:ind w:left="0" w:firstLine="709"/>
       </w:pPr>
       <w:r>
-        <w:t>Облачные технологии: что это, виды, возможности – сферы применения и развитие облачных технологий // Яндекс Практикум. – URL: https://practicum.yandex.ru/blog/oblachnye-tehnologii/ (дата обращения: 30.11.2025).</w:t>
+        <w:t xml:space="preserve">Разработка без границ: как облачные среды меняют ИТ-ландшафт [Электронный ресурс] // </w:t>
+      </w:r>
+      <w:proofErr w:type="spellStart"/>
+      <w:r>
+        <w:t>Tproger</w:t>
+      </w:r>
+      <w:proofErr w:type="spellEnd"/>
+      <w:r>
+        <w:t>. URL: https://tproger.ru/articles/razrabotka-bez-granic--</w:t>
+      </w:r>
+      <w:proofErr w:type="spellStart"/>
+      <w:r>
+        <w:t>kak-oblachnye-sredy-menyayut-it-landwaft</w:t>
+      </w:r>
+      <w:proofErr w:type="spellEnd"/>
+      <w:r>
+        <w:t xml:space="preserve"> (дата обращения: 30.11.2025).</w:t>
       </w:r>
     </w:p>
     <w:p>
@@ -4715,14 +4766,18 @@
           <w:ilvl w:val="0"/>
           <w:numId w:val="14"/>
         </w:numPr>
-        <w:tabs>
-          <w:tab w:val="clear" w:pos="1134"/>
-          <w:tab w:val="left" w:pos="710"/>
-        </w:tabs>
         <w:ind w:left="0" w:firstLine="709"/>
       </w:pPr>
       <w:r>
-        <w:t>Что такое облачная инфраструктура? // Microsoft Azure. – URL: https://azure.microsoft.com/ru-ru/resources/cloud-computing-dictionary/what-is-cloud-infrastructure (дата обращения: 30.11.2025).</w:t>
+        <w:t xml:space="preserve">Облачные технологии: что это, виды, примеры, возможности, сферы применения [Электронный ресурс] // </w:t>
+      </w:r>
+      <w:proofErr w:type="spellStart"/>
+      <w:r>
+        <w:t>Gitinsky</w:t>
+      </w:r>
+      <w:proofErr w:type="spellEnd"/>
+      <w:r>
+        <w:t>. URL: https://gitinsky.com/oblachnye-tekhnologii (дата обращения: 30.11.2025).</w:t>
       </w:r>
     </w:p>
     <w:p>
@@ -4732,30 +4787,11 @@
           <w:ilvl w:val="0"/>
           <w:numId w:val="14"/>
         </w:numPr>
-        <w:tabs>
-          <w:tab w:val="clear" w:pos="1134"/>
-          <w:tab w:val="left" w:pos="710"/>
-        </w:tabs>
         <w:ind w:left="0" w:firstLine="709"/>
       </w:pPr>
       <w:r>
-        <w:t xml:space="preserve">Облачные технологии. Теория и </w:t>
-      </w:r>
-      <w:proofErr w:type="gramStart"/>
-      <w:r>
-        <w:t>практика :</w:t>
-      </w:r>
-      <w:proofErr w:type="gramEnd"/>
-      <w:r>
-        <w:t xml:space="preserve"> учебное пособие / Н. В. Гришкин [и др.]. – </w:t>
-      </w:r>
-      <w:proofErr w:type="gramStart"/>
-      <w:r>
-        <w:t>Москва :</w:t>
-      </w:r>
-      <w:proofErr w:type="gramEnd"/>
-      <w:r>
-        <w:t xml:space="preserve"> МГУ, 2013. – 128 с.</w:t>
+        <w:lastRenderedPageBreak/>
+        <w:t>Облачные технологии: что это, виды, возможности – сферы применения и развитие облачных технологий [Электронный ресурс] // Яндекс Практикум. URL: https://practicum.yandex.ru/blog/oblachnye-tehnologii/ (дата обращения: 30.11.2025).</w:t>
       </w:r>
     </w:p>
     <w:p>
@@ -4765,43 +4801,40 @@
           <w:ilvl w:val="0"/>
           <w:numId w:val="14"/>
         </w:numPr>
-        <w:tabs>
-          <w:tab w:val="clear" w:pos="1134"/>
-          <w:tab w:val="left" w:pos="710"/>
-        </w:tabs>
         <w:ind w:left="0" w:firstLine="709"/>
       </w:pPr>
       <w:r>
-        <w:t xml:space="preserve">Дружинин, Д. В. Высокопроизводительные вычисления и облачные </w:t>
-      </w:r>
-      <w:proofErr w:type="gramStart"/>
-      <w:r>
-        <w:t>технологии :</w:t>
-      </w:r>
-      <w:proofErr w:type="gramEnd"/>
-      <w:r>
-        <w:t xml:space="preserve"> учебное пособие / Д. В. Дружинин. – </w:t>
-      </w:r>
-      <w:proofErr w:type="gramStart"/>
-      <w:r>
-        <w:t>Москва :</w:t>
-      </w:r>
-      <w:proofErr w:type="gramEnd"/>
-      <w:r>
-        <w:t xml:space="preserve"> </w:t>
-      </w:r>
-      <w:proofErr w:type="spellStart"/>
-      <w:r>
-        <w:t>Litres</w:t>
-      </w:r>
-      <w:proofErr w:type="spellEnd"/>
-      <w:r>
-        <w:t>, 2022. – 250 с.</w:t>
-      </w:r>
-    </w:p>
-    <w:p/>
+        <w:t>Что такое облачная инфраструктура? [Электронный ресурс] // Microsoft Azure. URL: https://azure.microsoft.com/ru-ru/resources/cloud-computing-dictionary/what-is-cloud-infrastructure (дата обращения: 30.11.2025).</w:t>
+      </w:r>
+    </w:p>
+    <w:p>
+      <w:pPr>
+        <w:pStyle w:val="a0"/>
+        <w:numPr>
+          <w:ilvl w:val="0"/>
+          <w:numId w:val="14"/>
+        </w:numPr>
+        <w:ind w:left="0" w:firstLine="709"/>
+      </w:pPr>
+      <w:r>
+        <w:t>Облачные технологии. Теория и практика: учеб. пособие / Н.В. Гришкин [и др.]. Москва: МГУ, 2013. 128 с.</w:t>
+      </w:r>
+    </w:p>
+    <w:p>
+      <w:pPr>
+        <w:pStyle w:val="a0"/>
+        <w:numPr>
+          <w:ilvl w:val="0"/>
+          <w:numId w:val="14"/>
+        </w:numPr>
+        <w:ind w:left="0" w:firstLine="709"/>
+      </w:pPr>
+      <w:r>
+        <w:t>Дружинин Д.В. Высокопроизводительные вычисления и облачные технологии: учеб. пособие / Д.В. Дружинин; Томск. гос. ун-т. Томск: Изд-во Томск. гос. ун-та, 2020.</w:t>
+      </w:r>
+    </w:p>
     <w:sectPr>
-      <w:footerReference w:type="default" r:id="rId15"/>
+      <w:footerReference w:type="default" r:id="rId8"/>
       <w:pgSz w:w="11906" w:h="16838"/>
       <w:pgMar w:top="1134" w:right="851" w:bottom="1134" w:left="1701" w:header="709" w:footer="709" w:gutter="0"/>
       <w:cols w:space="708"/>
@@ -4813,7 +4846,7 @@
 </file>
 
 <file path=word/endnotes.xml><?xml version="1.0" encoding="utf-8"?>
-<w:endnotes xmlns:wpc="http://schemas.microsoft.com/office/word/2010/wordprocessingCanvas" xmlns:cx="http://schemas.microsoft.com/office/drawing/2014/chartex" xmlns:cx1="http://schemas.microsoft.com/office/drawing/2015/9/8/chartex" xmlns:cx2="http://schemas.microsoft.com/office/drawing/2015/10/21/chartex" xmlns:cx3="http://schemas.microsoft.com/office/drawing/2016/5/9/chartex" xmlns:cx4="http://schemas.microsoft.com/office/drawing/2016/5/10/chartex" xmlns:cx5="http://schemas.microsoft.com/office/drawing/2016/5/11/chartex" xmlns:cx6="http://schemas.microsoft.com/office/drawing/2016/5/12/chartex" xmlns:cx7="http://schemas.microsoft.com/office/drawing/2016/5/13/chartex" xmlns:cx8="http://schemas.microsoft.com/office/drawing/2016/5/14/chartex" xmlns:mc="http://schemas.openxmlformats.org/markup-compatibility/2006" xmlns:aink="http://schemas.microsoft.com/office/drawing/2016/ink" xmlns:am3d="http://schemas.microsoft.com/office/drawing/2017/model3d" xmlns:o="urn:schemas-microsoft-com:office:office" xmlns:oel="http://schemas.microsoft.com/office/2019/extlst" xmlns:r="http://schemas.openxmlformats.org/officeDocument/2006/relationships" xmlns:m="http://schemas.openxmlformats.org/officeDocument/2006/math" xmlns:v="urn:schemas-microsoft-com:vml" xmlns:wp14="http://schemas.microsoft.com/office/word/2010/wordprocessingDrawing" xmlns:wp="http://schemas.openxmlformats.org/drawingml/2006/wordprocessingDrawing" xmlns:w10="urn:schemas-microsoft-com:office:word" xmlns:w="http://schemas.openxmlformats.org/wordprocessingml/2006/main" xmlns:w14="http://schemas.microsoft.com/office/word/2010/wordml" xmlns:w15="http://schemas.microsoft.com/office/word/2012/wordml" xmlns:w16cex="http://schemas.microsoft.com/office/word/2018/wordml/cex" xmlns:w16cid="http://schemas.microsoft.com/office/word/2016/wordml/cid" xmlns:w16="http://schemas.microsoft.com/office/word/2018/wordml" xmlns:w16sdtdh="http://schemas.microsoft.com/office/word/2020/wordml/sdtdatahash" xmlns:w16se="http://schemas.microsoft.com/office/word/2015/wordml/symex" xmlns:wpg="http://schemas.microsoft.com/office/word/2010/wordprocessingGroup" xmlns:wpi="http://schemas.microsoft.com/office/word/2010/wordprocessingInk" xmlns:wne="http://schemas.microsoft.com/office/word/2006/wordml" xmlns:wps="http://schemas.microsoft.com/office/word/2010/wordprocessingShape" mc:Ignorable="w14 w15 w16se w16cid w16 w16cex w16sdtdh wp14">
+<w:endnotes xmlns:wpc="http://schemas.microsoft.com/office/word/2010/wordprocessingCanvas" xmlns:cx="http://schemas.microsoft.com/office/drawing/2014/chartex" xmlns:cx1="http://schemas.microsoft.com/office/drawing/2015/9/8/chartex" xmlns:cx2="http://schemas.microsoft.com/office/drawing/2015/10/21/chartex" xmlns:cx3="http://schemas.microsoft.com/office/drawing/2016/5/9/chartex" xmlns:cx4="http://schemas.microsoft.com/office/drawing/2016/5/10/chartex" xmlns:cx5="http://schemas.microsoft.com/office/drawing/2016/5/11/chartex" xmlns:cx6="http://schemas.microsoft.com/office/drawing/2016/5/12/chartex" xmlns:cx7="http://schemas.microsoft.com/office/drawing/2016/5/13/chartex" xmlns:cx8="http://schemas.microsoft.com/office/drawing/2016/5/14/chartex" xmlns:mc="http://schemas.openxmlformats.org/markup-compatibility/2006" xmlns:aink="http://schemas.microsoft.com/office/drawing/2016/ink" xmlns:am3d="http://schemas.microsoft.com/office/drawing/2017/model3d" xmlns:o="urn:schemas-microsoft-com:office:office" xmlns:r="http://schemas.openxmlformats.org/officeDocument/2006/relationships" xmlns:m="http://schemas.openxmlformats.org/officeDocument/2006/math" xmlns:v="urn:schemas-microsoft-com:vml" xmlns:wp14="http://schemas.microsoft.com/office/word/2010/wordprocessingDrawing" xmlns:wp="http://schemas.openxmlformats.org/drawingml/2006/wordprocessingDrawing" xmlns:w10="urn:schemas-microsoft-com:office:word" xmlns:w="http://schemas.openxmlformats.org/wordprocessingml/2006/main" xmlns:w14="http://schemas.microsoft.com/office/word/2010/wordml" xmlns:w15="http://schemas.microsoft.com/office/word/2012/wordml" xmlns:w16cex="http://schemas.microsoft.com/office/word/2018/wordml/cex" xmlns:w16cid="http://schemas.microsoft.com/office/word/2016/wordml/cid" xmlns:w16="http://schemas.microsoft.com/office/word/2018/wordml" xmlns:w16sdtdh="http://schemas.microsoft.com/office/word/2020/wordml/sdtdatahash" xmlns:w16se="http://schemas.microsoft.com/office/word/2015/wordml/symex" xmlns:wpg="http://schemas.microsoft.com/office/word/2010/wordprocessingGroup" xmlns:wpi="http://schemas.microsoft.com/office/word/2010/wordprocessingInk" xmlns:wne="http://schemas.microsoft.com/office/word/2006/wordml" xmlns:wps="http://schemas.microsoft.com/office/word/2010/wordprocessingShape" mc:Ignorable="w14 w15 w16se w16cid w16 w16cex w16sdtdh wp14">
   <w:endnote w:type="separator" w:id="-1">
     <w:p>
       <w:r>
@@ -4832,7 +4865,7 @@
 </file>
 
 <file path=word/footer1.xml><?xml version="1.0" encoding="utf-8"?>
-<w:ftr xmlns:wpc="http://schemas.microsoft.com/office/word/2010/wordprocessingCanvas" xmlns:cx="http://schemas.microsoft.com/office/drawing/2014/chartex" xmlns:cx1="http://schemas.microsoft.com/office/drawing/2015/9/8/chartex" xmlns:cx2="http://schemas.microsoft.com/office/drawing/2015/10/21/chartex" xmlns:cx3="http://schemas.microsoft.com/office/drawing/2016/5/9/chartex" xmlns:cx4="http://schemas.microsoft.com/office/drawing/2016/5/10/chartex" xmlns:cx5="http://schemas.microsoft.com/office/drawing/2016/5/11/chartex" xmlns:cx6="http://schemas.microsoft.com/office/drawing/2016/5/12/chartex" xmlns:cx7="http://schemas.microsoft.com/office/drawing/2016/5/13/chartex" xmlns:cx8="http://schemas.microsoft.com/office/drawing/2016/5/14/chartex" xmlns:mc="http://schemas.openxmlformats.org/markup-compatibility/2006" xmlns:aink="http://schemas.microsoft.com/office/drawing/2016/ink" xmlns:am3d="http://schemas.microsoft.com/office/drawing/2017/model3d" xmlns:o="urn:schemas-microsoft-com:office:office" xmlns:oel="http://schemas.microsoft.com/office/2019/extlst" xmlns:r="http://schemas.openxmlformats.org/officeDocument/2006/relationships" xmlns:m="http://schemas.openxmlformats.org/officeDocument/2006/math" xmlns:v="urn:schemas-microsoft-com:vml" xmlns:wp14="http://schemas.microsoft.com/office/word/2010/wordprocessingDrawing" xmlns:wp="http://schemas.openxmlformats.org/drawingml/2006/wordprocessingDrawing" xmlns:w10="urn:schemas-microsoft-com:office:word" xmlns:w="http://schemas.openxmlformats.org/wordprocessingml/2006/main" xmlns:w14="http://schemas.microsoft.com/office/word/2010/wordml" xmlns:w15="http://schemas.microsoft.com/office/word/2012/wordml" xmlns:w16cex="http://schemas.microsoft.com/office/word/2018/wordml/cex" xmlns:w16cid="http://schemas.microsoft.com/office/word/2016/wordml/cid" xmlns:w16="http://schemas.microsoft.com/office/word/2018/wordml" xmlns:w16sdtdh="http://schemas.microsoft.com/office/word/2020/wordml/sdtdatahash" xmlns:w16se="http://schemas.microsoft.com/office/word/2015/wordml/symex" xmlns:wpg="http://schemas.microsoft.com/office/word/2010/wordprocessingGroup" xmlns:wpi="http://schemas.microsoft.com/office/word/2010/wordprocessingInk" xmlns:wne="http://schemas.microsoft.com/office/word/2006/wordml" xmlns:wps="http://schemas.microsoft.com/office/word/2010/wordprocessingShape" mc:Ignorable="w14 w15 w16se w16cid w16 w16cex w16sdtdh wp14">
+<w:ftr xmlns:wpc="http://schemas.microsoft.com/office/word/2010/wordprocessingCanvas" xmlns:cx="http://schemas.microsoft.com/office/drawing/2014/chartex" xmlns:cx1="http://schemas.microsoft.com/office/drawing/2015/9/8/chartex" xmlns:cx2="http://schemas.microsoft.com/office/drawing/2015/10/21/chartex" xmlns:cx3="http://schemas.microsoft.com/office/drawing/2016/5/9/chartex" xmlns:cx4="http://schemas.microsoft.com/office/drawing/2016/5/10/chartex" xmlns:cx5="http://schemas.microsoft.com/office/drawing/2016/5/11/chartex" xmlns:cx6="http://schemas.microsoft.com/office/drawing/2016/5/12/chartex" xmlns:cx7="http://schemas.microsoft.com/office/drawing/2016/5/13/chartex" xmlns:cx8="http://schemas.microsoft.com/office/drawing/2016/5/14/chartex" xmlns:mc="http://schemas.openxmlformats.org/markup-compatibility/2006" xmlns:aink="http://schemas.microsoft.com/office/drawing/2016/ink" xmlns:am3d="http://schemas.microsoft.com/office/drawing/2017/model3d" xmlns:o="urn:schemas-microsoft-com:office:office" xmlns:r="http://schemas.openxmlformats.org/officeDocument/2006/relationships" xmlns:m="http://schemas.openxmlformats.org/officeDocument/2006/math" xmlns:v="urn:schemas-microsoft-com:vml" xmlns:wp14="http://schemas.microsoft.com/office/word/2010/wordprocessingDrawing" xmlns:wp="http://schemas.openxmlformats.org/drawingml/2006/wordprocessingDrawing" xmlns:w10="urn:schemas-microsoft-com:office:word" xmlns:w="http://schemas.openxmlformats.org/wordprocessingml/2006/main" xmlns:w14="http://schemas.microsoft.com/office/word/2010/wordml" xmlns:w15="http://schemas.microsoft.com/office/word/2012/wordml" xmlns:w16cex="http://schemas.microsoft.com/office/word/2018/wordml/cex" xmlns:w16cid="http://schemas.microsoft.com/office/word/2016/wordml/cid" xmlns:w16="http://schemas.microsoft.com/office/word/2018/wordml" xmlns:w16sdtdh="http://schemas.microsoft.com/office/word/2020/wordml/sdtdatahash" xmlns:w16se="http://schemas.microsoft.com/office/word/2015/wordml/symex" xmlns:wpg="http://schemas.microsoft.com/office/word/2010/wordprocessingGroup" xmlns:wpi="http://schemas.microsoft.com/office/word/2010/wordprocessingInk" xmlns:wne="http://schemas.microsoft.com/office/word/2006/wordml" xmlns:wps="http://schemas.microsoft.com/office/word/2010/wordprocessingShape" mc:Ignorable="w14 w15 w16se w16cid w16 w16cex w16sdtdh wp14">
   <w:sdt>
     <w:sdtPr>
       <w:id w:val="-553784949"/>
@@ -4841,6 +4874,7 @@
         <w:docPartUnique/>
       </w:docPartObj>
     </w:sdtPr>
+    <w:sdtEndPr/>
     <w:sdtContent>
       <w:p>
         <w:pPr>
@@ -4865,16 +4899,11 @@
       </w:p>
     </w:sdtContent>
   </w:sdt>
-  <w:p>
-    <w:pPr>
-      <w:pStyle w:val="af0"/>
-    </w:pPr>
-  </w:p>
 </w:ftr>
 </file>
 
 <file path=word/footnotes.xml><?xml version="1.0" encoding="utf-8"?>
-<w:footnotes xmlns:wpc="http://schemas.microsoft.com/office/word/2010/wordprocessingCanvas" xmlns:cx="http://schemas.microsoft.com/office/drawing/2014/chartex" xmlns:cx1="http://schemas.microsoft.com/office/drawing/2015/9/8/chartex" xmlns:cx2="http://schemas.microsoft.com/office/drawing/2015/10/21/chartex" xmlns:cx3="http://schemas.microsoft.com/office/drawing/2016/5/9/chartex" xmlns:cx4="http://schemas.microsoft.com/office/drawing/2016/5/10/chartex" xmlns:cx5="http://schemas.microsoft.com/office/drawing/2016/5/11/chartex" xmlns:cx6="http://schemas.microsoft.com/office/drawing/2016/5/12/chartex" xmlns:cx7="http://schemas.microsoft.com/office/drawing/2016/5/13/chartex" xmlns:cx8="http://schemas.microsoft.com/office/drawing/2016/5/14/chartex" xmlns:mc="http://schemas.openxmlformats.org/markup-compatibility/2006" xmlns:aink="http://schemas.microsoft.com/office/drawing/2016/ink" xmlns:am3d="http://schemas.microsoft.com/office/drawing/2017/model3d" xmlns:o="urn:schemas-microsoft-com:office:office" xmlns:oel="http://schemas.microsoft.com/office/2019/extlst" xmlns:r="http://schemas.openxmlformats.org/officeDocument/2006/relationships" xmlns:m="http://schemas.openxmlformats.org/officeDocument/2006/math" xmlns:v="urn:schemas-microsoft-com:vml" xmlns:wp14="http://schemas.microsoft.com/office/word/2010/wordprocessingDrawing" xmlns:wp="http://schemas.openxmlformats.org/drawingml/2006/wordprocessingDrawing" xmlns:w10="urn:schemas-microsoft-com:office:word" xmlns:w="http://schemas.openxmlformats.org/wordprocessingml/2006/main" xmlns:w14="http://schemas.microsoft.com/office/word/2010/wordml" xmlns:w15="http://schemas.microsoft.com/office/word/2012/wordml" xmlns:w16cex="http://schemas.microsoft.com/office/word/2018/wordml/cex" xmlns:w16cid="http://schemas.microsoft.com/office/word/2016/wordml/cid" xmlns:w16="http://schemas.microsoft.com/office/word/2018/wordml" xmlns:w16sdtdh="http://schemas.microsoft.com/office/word/2020/wordml/sdtdatahash" xmlns:w16se="http://schemas.microsoft.com/office/word/2015/wordml/symex" xmlns:wpg="http://schemas.microsoft.com/office/word/2010/wordprocessingGroup" xmlns:wpi="http://schemas.microsoft.com/office/word/2010/wordprocessingInk" xmlns:wne="http://schemas.microsoft.com/office/word/2006/wordml" xmlns:wps="http://schemas.microsoft.com/office/word/2010/wordprocessingShape" mc:Ignorable="w14 w15 w16se w16cid w16 w16cex w16sdtdh wp14">
+<w:footnotes xmlns:wpc="http://schemas.microsoft.com/office/word/2010/wordprocessingCanvas" xmlns:cx="http://schemas.microsoft.com/office/drawing/2014/chartex" xmlns:cx1="http://schemas.microsoft.com/office/drawing/2015/9/8/chartex" xmlns:cx2="http://schemas.microsoft.com/office/drawing/2015/10/21/chartex" xmlns:cx3="http://schemas.microsoft.com/office/drawing/2016/5/9/chartex" xmlns:cx4="http://schemas.microsoft.com/office/drawing/2016/5/10/chartex" xmlns:cx5="http://schemas.microsoft.com/office/drawing/2016/5/11/chartex" xmlns:cx6="http://schemas.microsoft.com/office/drawing/2016/5/12/chartex" xmlns:cx7="http://schemas.microsoft.com/office/drawing/2016/5/13/chartex" xmlns:cx8="http://schemas.microsoft.com/office/drawing/2016/5/14/chartex" xmlns:mc="http://schemas.openxmlformats.org/markup-compatibility/2006" xmlns:aink="http://schemas.microsoft.com/office/drawing/2016/ink" xmlns:am3d="http://schemas.microsoft.com/office/drawing/2017/model3d" xmlns:o="urn:schemas-microsoft-com:office:office" xmlns:r="http://schemas.openxmlformats.org/officeDocument/2006/relationships" xmlns:m="http://schemas.openxmlformats.org/officeDocument/2006/math" xmlns:v="urn:schemas-microsoft-com:vml" xmlns:wp14="http://schemas.microsoft.com/office/word/2010/wordprocessingDrawing" xmlns:wp="http://schemas.openxmlformats.org/drawingml/2006/wordprocessingDrawing" xmlns:w10="urn:schemas-microsoft-com:office:word" xmlns:w="http://schemas.openxmlformats.org/wordprocessingml/2006/main" xmlns:w14="http://schemas.microsoft.com/office/word/2010/wordml" xmlns:w15="http://schemas.microsoft.com/office/word/2012/wordml" xmlns:w16cex="http://schemas.microsoft.com/office/word/2018/wordml/cex" xmlns:w16cid="http://schemas.microsoft.com/office/word/2016/wordml/cid" xmlns:w16="http://schemas.microsoft.com/office/word/2018/wordml" xmlns:w16sdtdh="http://schemas.microsoft.com/office/word/2020/wordml/sdtdatahash" xmlns:w16se="http://schemas.microsoft.com/office/word/2015/wordml/symex" xmlns:wpg="http://schemas.microsoft.com/office/word/2010/wordprocessingGroup" xmlns:wpi="http://schemas.microsoft.com/office/word/2010/wordprocessingInk" xmlns:wne="http://schemas.microsoft.com/office/word/2006/wordml" xmlns:wps="http://schemas.microsoft.com/office/word/2010/wordprocessingShape" mc:Ignorable="w14 w15 w16se w16cid w16 w16cex w16sdtdh wp14">
   <w:footnote w:type="separator" w:id="-1">
     <w:p>
       <w:r>
@@ -4893,7 +4922,7 @@
 </file>
 
 <file path=word/numbering.xml><?xml version="1.0" encoding="utf-8"?>
-<w:numbering xmlns:wpc="http://schemas.microsoft.com/office/word/2010/wordprocessingCanvas" xmlns:cx="http://schemas.microsoft.com/office/drawing/2014/chartex" xmlns:cx1="http://schemas.microsoft.com/office/drawing/2015/9/8/chartex" xmlns:cx2="http://schemas.microsoft.com/office/drawing/2015/10/21/chartex" xmlns:cx3="http://schemas.microsoft.com/office/drawing/2016/5/9/chartex" xmlns:cx4="http://schemas.microsoft.com/office/drawing/2016/5/10/chartex" xmlns:cx5="http://schemas.microsoft.com/office/drawing/2016/5/11/chartex" xmlns:cx6="http://schemas.microsoft.com/office/drawing/2016/5/12/chartex" xmlns:cx7="http://schemas.microsoft.com/office/drawing/2016/5/13/chartex" xmlns:cx8="http://schemas.microsoft.com/office/drawing/2016/5/14/chartex" xmlns:mc="http://schemas.openxmlformats.org/markup-compatibility/2006" xmlns:aink="http://schemas.microsoft.com/office/drawing/2016/ink" xmlns:am3d="http://schemas.microsoft.com/office/drawing/2017/model3d" xmlns:o="urn:schemas-microsoft-com:office:office" xmlns:oel="http://schemas.microsoft.com/office/2019/extlst" xmlns:r="http://schemas.openxmlformats.org/officeDocument/2006/relationships" xmlns:m="http://schemas.openxmlformats.org/officeDocument/2006/math" xmlns:v="urn:schemas-microsoft-com:vml" xmlns:wp14="http://schemas.microsoft.com/office/word/2010/wordprocessingDrawing" xmlns:wp="http://schemas.openxmlformats.org/drawingml/2006/wordprocessingDrawing" xmlns:w10="urn:schemas-microsoft-com:office:word" xmlns:w="http://schemas.openxmlformats.org/wordprocessingml/2006/main" xmlns:w14="http://schemas.microsoft.com/office/word/2010/wordml" xmlns:w15="http://schemas.microsoft.com/office/word/2012/wordml" xmlns:w16cex="http://schemas.microsoft.com/office/word/2018/wordml/cex" xmlns:w16cid="http://schemas.microsoft.com/office/word/2016/wordml/cid" xmlns:w16="http://schemas.microsoft.com/office/word/2018/wordml" xmlns:w16sdtdh="http://schemas.microsoft.com/office/word/2020/wordml/sdtdatahash" xmlns:w16se="http://schemas.microsoft.com/office/word/2015/wordml/symex" xmlns:wpg="http://schemas.microsoft.com/office/word/2010/wordprocessingGroup" xmlns:wpi="http://schemas.microsoft.com/office/word/2010/wordprocessingInk" xmlns:wne="http://schemas.microsoft.com/office/word/2006/wordml" xmlns:wps="http://schemas.microsoft.com/office/word/2010/wordprocessingShape" mc:Ignorable="w14 w15 w16se w16cid w16 w16cex w16sdtdh wp14">
+<w:numbering xmlns:wpc="http://schemas.microsoft.com/office/word/2010/wordprocessingCanvas" xmlns:cx="http://schemas.microsoft.com/office/drawing/2014/chartex" xmlns:cx1="http://schemas.microsoft.com/office/drawing/2015/9/8/chartex" xmlns:cx2="http://schemas.microsoft.com/office/drawing/2015/10/21/chartex" xmlns:cx3="http://schemas.microsoft.com/office/drawing/2016/5/9/chartex" xmlns:cx4="http://schemas.microsoft.com/office/drawing/2016/5/10/chartex" xmlns:cx5="http://schemas.microsoft.com/office/drawing/2016/5/11/chartex" xmlns:cx6="http://schemas.microsoft.com/office/drawing/2016/5/12/chartex" xmlns:cx7="http://schemas.microsoft.com/office/drawing/2016/5/13/chartex" xmlns:cx8="http://schemas.microsoft.com/office/drawing/2016/5/14/chartex" xmlns:mc="http://schemas.openxmlformats.org/markup-compatibility/2006" xmlns:aink="http://schemas.microsoft.com/office/drawing/2016/ink" xmlns:am3d="http://schemas.microsoft.com/office/drawing/2017/model3d" xmlns:o="urn:schemas-microsoft-com:office:office" xmlns:r="http://schemas.openxmlformats.org/officeDocument/2006/relationships" xmlns:m="http://schemas.openxmlformats.org/officeDocument/2006/math" xmlns:v="urn:schemas-microsoft-com:vml" xmlns:wp14="http://schemas.microsoft.com/office/word/2010/wordprocessingDrawing" xmlns:wp="http://schemas.openxmlformats.org/drawingml/2006/wordprocessingDrawing" xmlns:w10="urn:schemas-microsoft-com:office:word" xmlns:w="http://schemas.openxmlformats.org/wordprocessingml/2006/main" xmlns:w14="http://schemas.microsoft.com/office/word/2010/wordml" xmlns:w15="http://schemas.microsoft.com/office/word/2012/wordml" xmlns:w16cex="http://schemas.microsoft.com/office/word/2018/wordml/cex" xmlns:w16cid="http://schemas.microsoft.com/office/word/2016/wordml/cid" xmlns:w16="http://schemas.microsoft.com/office/word/2018/wordml" xmlns:w16sdtdh="http://schemas.microsoft.com/office/word/2020/wordml/sdtdatahash" xmlns:w16se="http://schemas.microsoft.com/office/word/2015/wordml/symex" xmlns:wpg="http://schemas.microsoft.com/office/word/2010/wordprocessingGroup" xmlns:wpi="http://schemas.microsoft.com/office/word/2010/wordprocessingInk" xmlns:wne="http://schemas.microsoft.com/office/word/2006/wordml" xmlns:wps="http://schemas.microsoft.com/office/word/2010/wordprocessingShape" mc:Ignorable="w14 w15 w16se w16cid w16 w16cex w16sdtdh wp14">
   <w:abstractNum w:abstractNumId="0" w15:restartNumberingAfterBreak="0">
     <w:nsid w:val="00740A5C"/>
     <w:multiLevelType w:val="hybridMultilevel"/>
@@ -5458,6 +5487,232 @@
     </w:lvl>
   </w:abstractNum>
   <w:abstractNum w:abstractNumId="6" w15:restartNumberingAfterBreak="0">
+    <w:nsid w:val="221E19CF"/>
+    <w:multiLevelType w:val="multilevel"/>
+    <w:tmpl w:val="AFD28134"/>
+    <w:lvl w:ilvl="0">
+      <w:start w:val="2"/>
+      <w:numFmt w:val="decimal"/>
+      <w:lvlText w:val="%1"/>
+      <w:lvlJc w:val="left"/>
+      <w:pPr>
+        <w:ind w:left="360" w:hanging="360"/>
+      </w:pPr>
+      <w:rPr>
+        <w:rFonts w:hint="default"/>
+      </w:rPr>
+    </w:lvl>
+    <w:lvl w:ilvl="1">
+      <w:start w:val="3"/>
+      <w:numFmt w:val="decimal"/>
+      <w:lvlText w:val="%1.%2"/>
+      <w:lvlJc w:val="left"/>
+      <w:pPr>
+        <w:ind w:left="360" w:hanging="360"/>
+      </w:pPr>
+      <w:rPr>
+        <w:rFonts w:hint="default"/>
+      </w:rPr>
+    </w:lvl>
+    <w:lvl w:ilvl="2">
+      <w:start w:val="1"/>
+      <w:numFmt w:val="decimal"/>
+      <w:lvlText w:val="%1.%2.%3"/>
+      <w:lvlJc w:val="left"/>
+      <w:pPr>
+        <w:ind w:left="720" w:hanging="720"/>
+      </w:pPr>
+      <w:rPr>
+        <w:rFonts w:hint="default"/>
+      </w:rPr>
+    </w:lvl>
+    <w:lvl w:ilvl="3">
+      <w:start w:val="1"/>
+      <w:numFmt w:val="decimal"/>
+      <w:lvlText w:val="%1.%2.%3.%4"/>
+      <w:lvlJc w:val="left"/>
+      <w:pPr>
+        <w:ind w:left="1080" w:hanging="1080"/>
+      </w:pPr>
+      <w:rPr>
+        <w:rFonts w:hint="default"/>
+      </w:rPr>
+    </w:lvl>
+    <w:lvl w:ilvl="4">
+      <w:start w:val="1"/>
+      <w:numFmt w:val="decimal"/>
+      <w:lvlText w:val="%1.%2.%3.%4.%5"/>
+      <w:lvlJc w:val="left"/>
+      <w:pPr>
+        <w:ind w:left="1080" w:hanging="1080"/>
+      </w:pPr>
+      <w:rPr>
+        <w:rFonts w:hint="default"/>
+      </w:rPr>
+    </w:lvl>
+    <w:lvl w:ilvl="5">
+      <w:start w:val="1"/>
+      <w:numFmt w:val="decimal"/>
+      <w:lvlText w:val="%1.%2.%3.%4.%5.%6"/>
+      <w:lvlJc w:val="left"/>
+      <w:pPr>
+        <w:ind w:left="1440" w:hanging="1440"/>
+      </w:pPr>
+      <w:rPr>
+        <w:rFonts w:hint="default"/>
+      </w:rPr>
+    </w:lvl>
+    <w:lvl w:ilvl="6">
+      <w:start w:val="1"/>
+      <w:numFmt w:val="decimal"/>
+      <w:lvlText w:val="%1.%2.%3.%4.%5.%6.%7"/>
+      <w:lvlJc w:val="left"/>
+      <w:pPr>
+        <w:ind w:left="1440" w:hanging="1440"/>
+      </w:pPr>
+      <w:rPr>
+        <w:rFonts w:hint="default"/>
+      </w:rPr>
+    </w:lvl>
+    <w:lvl w:ilvl="7">
+      <w:start w:val="1"/>
+      <w:numFmt w:val="decimal"/>
+      <w:lvlText w:val="%1.%2.%3.%4.%5.%6.%7.%8"/>
+      <w:lvlJc w:val="left"/>
+      <w:pPr>
+        <w:ind w:left="1800" w:hanging="1800"/>
+      </w:pPr>
+      <w:rPr>
+        <w:rFonts w:hint="default"/>
+      </w:rPr>
+    </w:lvl>
+    <w:lvl w:ilvl="8">
+      <w:start w:val="1"/>
+      <w:numFmt w:val="decimal"/>
+      <w:lvlText w:val="%1.%2.%3.%4.%5.%6.%7.%8.%9"/>
+      <w:lvlJc w:val="left"/>
+      <w:pPr>
+        <w:ind w:left="2160" w:hanging="2160"/>
+      </w:pPr>
+      <w:rPr>
+        <w:rFonts w:hint="default"/>
+      </w:rPr>
+    </w:lvl>
+  </w:abstractNum>
+  <w:abstractNum w:abstractNumId="7" w15:restartNumberingAfterBreak="0">
+    <w:nsid w:val="22E27A2E"/>
+    <w:multiLevelType w:val="multilevel"/>
+    <w:tmpl w:val="244244EA"/>
+    <w:lvl w:ilvl="0">
+      <w:start w:val="2"/>
+      <w:numFmt w:val="decimal"/>
+      <w:lvlText w:val="%1"/>
+      <w:lvlJc w:val="left"/>
+      <w:pPr>
+        <w:ind w:left="360" w:hanging="360"/>
+      </w:pPr>
+      <w:rPr>
+        <w:rFonts w:hint="default"/>
+      </w:rPr>
+    </w:lvl>
+    <w:lvl w:ilvl="1">
+      <w:start w:val="3"/>
+      <w:numFmt w:val="decimal"/>
+      <w:lvlText w:val="%1.%2"/>
+      <w:lvlJc w:val="left"/>
+      <w:pPr>
+        <w:ind w:left="360" w:hanging="360"/>
+      </w:pPr>
+      <w:rPr>
+        <w:rFonts w:hint="default"/>
+      </w:rPr>
+    </w:lvl>
+    <w:lvl w:ilvl="2">
+      <w:start w:val="1"/>
+      <w:numFmt w:val="decimal"/>
+      <w:lvlText w:val="%1.%2.%3"/>
+      <w:lvlJc w:val="left"/>
+      <w:pPr>
+        <w:ind w:left="720" w:hanging="720"/>
+      </w:pPr>
+      <w:rPr>
+        <w:rFonts w:hint="default"/>
+      </w:rPr>
+    </w:lvl>
+    <w:lvl w:ilvl="3">
+      <w:start w:val="1"/>
+      <w:numFmt w:val="decimal"/>
+      <w:lvlText w:val="%1.%2.%3.%4"/>
+      <w:lvlJc w:val="left"/>
+      <w:pPr>
+        <w:ind w:left="1080" w:hanging="1080"/>
+      </w:pPr>
+      <w:rPr>
+        <w:rFonts w:hint="default"/>
+      </w:rPr>
+    </w:lvl>
+    <w:lvl w:ilvl="4">
+      <w:start w:val="1"/>
+      <w:numFmt w:val="decimal"/>
+      <w:lvlText w:val="%1.%2.%3.%4.%5"/>
+      <w:lvlJc w:val="left"/>
+      <w:pPr>
+        <w:ind w:left="1080" w:hanging="1080"/>
+      </w:pPr>
+      <w:rPr>
+        <w:rFonts w:hint="default"/>
+      </w:rPr>
+    </w:lvl>
+    <w:lvl w:ilvl="5">
+      <w:start w:val="1"/>
+      <w:numFmt w:val="decimal"/>
+      <w:lvlText w:val="%1.%2.%3.%4.%5.%6"/>
+      <w:lvlJc w:val="left"/>
+      <w:pPr>
+        <w:ind w:left="1440" w:hanging="1440"/>
+      </w:pPr>
+      <w:rPr>
+        <w:rFonts w:hint="default"/>
+      </w:rPr>
+    </w:lvl>
+    <w:lvl w:ilvl="6">
+      <w:start w:val="1"/>
+      <w:numFmt w:val="decimal"/>
+      <w:lvlText w:val="%1.%2.%3.%4.%5.%6.%7"/>
+      <w:lvlJc w:val="left"/>
+      <w:pPr>
+        <w:ind w:left="1440" w:hanging="1440"/>
+      </w:pPr>
+      <w:rPr>
+        <w:rFonts w:hint="default"/>
+      </w:rPr>
+    </w:lvl>
+    <w:lvl w:ilvl="7">
+      <w:start w:val="1"/>
+      <w:numFmt w:val="decimal"/>
+      <w:lvlText w:val="%1.%2.%3.%4.%5.%6.%7.%8"/>
+      <w:lvlJc w:val="left"/>
+      <w:pPr>
+        <w:ind w:left="1800" w:hanging="1800"/>
+      </w:pPr>
+      <w:rPr>
+        <w:rFonts w:hint="default"/>
+      </w:rPr>
+    </w:lvl>
+    <w:lvl w:ilvl="8">
+      <w:start w:val="1"/>
+      <w:numFmt w:val="decimal"/>
+      <w:lvlText w:val="%1.%2.%3.%4.%5.%6.%7.%8.%9"/>
+      <w:lvlJc w:val="left"/>
+      <w:pPr>
+        <w:ind w:left="2160" w:hanging="2160"/>
+      </w:pPr>
+      <w:rPr>
+        <w:rFonts w:hint="default"/>
+      </w:rPr>
+    </w:lvl>
+  </w:abstractNum>
+  <w:abstractNum w:abstractNumId="8" w15:restartNumberingAfterBreak="0">
     <w:nsid w:val="28C66024"/>
     <w:multiLevelType w:val="multilevel"/>
     <w:tmpl w:val="313E75CE"/>
@@ -5570,7 +5825,7 @@
       </w:rPr>
     </w:lvl>
   </w:abstractNum>
-  <w:abstractNum w:abstractNumId="7" w15:restartNumberingAfterBreak="0">
+  <w:abstractNum w:abstractNumId="9" w15:restartNumberingAfterBreak="0">
     <w:nsid w:val="2C4458D8"/>
     <w:multiLevelType w:val="hybridMultilevel"/>
     <w:tmpl w:val="B8E4A68C"/>
@@ -5657,7 +5912,7 @@
       </w:pPr>
     </w:lvl>
   </w:abstractNum>
-  <w:abstractNum w:abstractNumId="8" w15:restartNumberingAfterBreak="0">
+  <w:abstractNum w:abstractNumId="10" w15:restartNumberingAfterBreak="0">
     <w:nsid w:val="48715704"/>
     <w:multiLevelType w:val="hybridMultilevel"/>
     <w:tmpl w:val="1458CAD2"/>
@@ -5746,7 +6001,7 @@
       </w:pPr>
     </w:lvl>
   </w:abstractNum>
-  <w:abstractNum w:abstractNumId="9" w15:restartNumberingAfterBreak="0">
+  <w:abstractNum w:abstractNumId="11" w15:restartNumberingAfterBreak="0">
     <w:nsid w:val="4A090AD7"/>
     <w:multiLevelType w:val="hybridMultilevel"/>
     <w:tmpl w:val="FC38B2AC"/>
@@ -5832,7 +6087,7 @@
       </w:pPr>
     </w:lvl>
   </w:abstractNum>
-  <w:abstractNum w:abstractNumId="10" w15:restartNumberingAfterBreak="0">
+  <w:abstractNum w:abstractNumId="12" w15:restartNumberingAfterBreak="0">
     <w:nsid w:val="51B42671"/>
     <w:multiLevelType w:val="multilevel"/>
     <w:tmpl w:val="44A24FD4"/>
@@ -5951,7 +6206,7 @@
       </w:rPr>
     </w:lvl>
   </w:abstractNum>
-  <w:abstractNum w:abstractNumId="11" w15:restartNumberingAfterBreak="0">
+  <w:abstractNum w:abstractNumId="13" w15:restartNumberingAfterBreak="0">
     <w:nsid w:val="59B003F0"/>
     <w:multiLevelType w:val="hybridMultilevel"/>
     <w:tmpl w:val="76FAD058"/>
@@ -6064,7 +6319,7 @@
       </w:rPr>
     </w:lvl>
   </w:abstractNum>
-  <w:abstractNum w:abstractNumId="12" w15:restartNumberingAfterBreak="0">
+  <w:abstractNum w:abstractNumId="14" w15:restartNumberingAfterBreak="0">
     <w:nsid w:val="62006A87"/>
     <w:multiLevelType w:val="hybridMultilevel"/>
     <w:tmpl w:val="27CABD38"/>
@@ -6177,7 +6432,7 @@
       </w:rPr>
     </w:lvl>
   </w:abstractNum>
-  <w:abstractNum w:abstractNumId="13" w15:restartNumberingAfterBreak="0">
+  <w:abstractNum w:abstractNumId="15" w15:restartNumberingAfterBreak="0">
     <w:nsid w:val="69400935"/>
     <w:multiLevelType w:val="multilevel"/>
     <w:tmpl w:val="258A7D1E"/>
@@ -6325,53 +6580,59 @@
       </w:rPr>
     </w:lvl>
   </w:abstractNum>
-  <w:num w:numId="1" w16cid:durableId="1273173813">
+  <w:num w:numId="1">
+    <w:abstractNumId w:val="15"/>
+  </w:num>
+  <w:num w:numId="2">
+    <w:abstractNumId w:val="4"/>
+  </w:num>
+  <w:num w:numId="3">
+    <w:abstractNumId w:val="10"/>
+  </w:num>
+  <w:num w:numId="4">
     <w:abstractNumId w:val="13"/>
   </w:num>
-  <w:num w:numId="2" w16cid:durableId="73551698">
-    <w:abstractNumId w:val="4"/>
-  </w:num>
-  <w:num w:numId="3" w16cid:durableId="836770503">
-    <w:abstractNumId w:val="8"/>
-  </w:num>
-  <w:num w:numId="4" w16cid:durableId="1746611952">
+  <w:num w:numId="5">
     <w:abstractNumId w:val="11"/>
   </w:num>
-  <w:num w:numId="5" w16cid:durableId="1821579270">
+  <w:num w:numId="6">
+    <w:abstractNumId w:val="3"/>
+  </w:num>
+  <w:num w:numId="7">
+    <w:abstractNumId w:val="14"/>
+  </w:num>
+  <w:num w:numId="8">
+    <w:abstractNumId w:val="0"/>
+  </w:num>
+  <w:num w:numId="9">
+    <w:abstractNumId w:val="1"/>
+  </w:num>
+  <w:num w:numId="10">
+    <w:abstractNumId w:val="2"/>
+  </w:num>
+  <w:num w:numId="11">
+    <w:abstractNumId w:val="12"/>
+  </w:num>
+  <w:num w:numId="12">
+    <w:abstractNumId w:val="5"/>
+  </w:num>
+  <w:num w:numId="13">
     <w:abstractNumId w:val="9"/>
   </w:num>
-  <w:num w:numId="6" w16cid:durableId="1081950057">
-    <w:abstractNumId w:val="3"/>
-  </w:num>
-  <w:num w:numId="7" w16cid:durableId="1536964069">
-    <w:abstractNumId w:val="12"/>
-  </w:num>
-  <w:num w:numId="8" w16cid:durableId="1567643563">
-    <w:abstractNumId w:val="0"/>
-  </w:num>
-  <w:num w:numId="9" w16cid:durableId="1993410458">
-    <w:abstractNumId w:val="1"/>
-  </w:num>
-  <w:num w:numId="10" w16cid:durableId="1611623792">
-    <w:abstractNumId w:val="2"/>
-  </w:num>
-  <w:num w:numId="11" w16cid:durableId="732123989">
-    <w:abstractNumId w:val="10"/>
-  </w:num>
-  <w:num w:numId="12" w16cid:durableId="17826040">
-    <w:abstractNumId w:val="5"/>
-  </w:num>
-  <w:num w:numId="13" w16cid:durableId="1833912639">
-    <w:abstractNumId w:val="7"/>
-  </w:num>
-  <w:num w:numId="14" w16cid:durableId="18554815">
-    <w:abstractNumId w:val="7"/>
+  <w:num w:numId="14">
+    <w:abstractNumId w:val="9"/>
     <w:lvlOverride w:ilvl="0">
       <w:startOverride w:val="1"/>
     </w:lvlOverride>
   </w:num>
-  <w:num w:numId="15" w16cid:durableId="312832265">
+  <w:num w:numId="15">
+    <w:abstractNumId w:val="8"/>
+  </w:num>
+  <w:num w:numId="16">
     <w:abstractNumId w:val="6"/>
+  </w:num>
+  <w:num w:numId="17">
+    <w:abstractNumId w:val="7"/>
   </w:num>
 </w:numbering>
 </file>
@@ -6408,7 +6669,51 @@
     <w:lsdException w:name="Hyperlink" w:uiPriority="99"/>
     <w:lsdException w:name="Strong" w:qFormat="1"/>
     <w:lsdException w:name="Emphasis" w:qFormat="1"/>
+    <w:lsdException w:name="Normal Table" w:semiHidden="1" w:unhideWhenUsed="1"/>
+    <w:lsdException w:name="Table Simple 1" w:semiHidden="1" w:unhideWhenUsed="1"/>
+    <w:lsdException w:name="Table Simple 2" w:semiHidden="1" w:unhideWhenUsed="1"/>
+    <w:lsdException w:name="Table Simple 3" w:semiHidden="1" w:unhideWhenUsed="1"/>
+    <w:lsdException w:name="Table Classic 1" w:semiHidden="1" w:unhideWhenUsed="1"/>
+    <w:lsdException w:name="Table Classic 2" w:semiHidden="1" w:unhideWhenUsed="1"/>
+    <w:lsdException w:name="Table Classic 3" w:semiHidden="1" w:unhideWhenUsed="1"/>
+    <w:lsdException w:name="Table Classic 4" w:semiHidden="1" w:unhideWhenUsed="1"/>
+    <w:lsdException w:name="Table Colorful 1" w:semiHidden="1" w:unhideWhenUsed="1"/>
+    <w:lsdException w:name="Table Colorful 2" w:semiHidden="1" w:unhideWhenUsed="1"/>
+    <w:lsdException w:name="Table Colorful 3" w:semiHidden="1" w:unhideWhenUsed="1"/>
+    <w:lsdException w:name="Table Columns 1" w:semiHidden="1" w:unhideWhenUsed="1"/>
+    <w:lsdException w:name="Table Columns 2" w:semiHidden="1" w:unhideWhenUsed="1"/>
+    <w:lsdException w:name="Table Columns 3" w:semiHidden="1" w:unhideWhenUsed="1"/>
+    <w:lsdException w:name="Table Columns 4" w:semiHidden="1" w:unhideWhenUsed="1"/>
+    <w:lsdException w:name="Table Columns 5" w:semiHidden="1" w:unhideWhenUsed="1"/>
+    <w:lsdException w:name="Table Grid 1" w:semiHidden="1" w:unhideWhenUsed="1"/>
+    <w:lsdException w:name="Table Grid 2" w:semiHidden="1" w:unhideWhenUsed="1"/>
+    <w:lsdException w:name="Table Grid 3" w:semiHidden="1" w:unhideWhenUsed="1"/>
+    <w:lsdException w:name="Table Grid 4" w:semiHidden="1" w:unhideWhenUsed="1"/>
+    <w:lsdException w:name="Table Grid 5" w:semiHidden="1" w:unhideWhenUsed="1"/>
+    <w:lsdException w:name="Table Grid 6" w:semiHidden="1" w:unhideWhenUsed="1"/>
+    <w:lsdException w:name="Table Grid 7" w:semiHidden="1" w:unhideWhenUsed="1"/>
+    <w:lsdException w:name="Table Grid 8" w:semiHidden="1" w:unhideWhenUsed="1"/>
+    <w:lsdException w:name="Table List 1" w:semiHidden="1" w:unhideWhenUsed="1"/>
+    <w:lsdException w:name="Table List 2" w:semiHidden="1" w:unhideWhenUsed="1"/>
+    <w:lsdException w:name="Table List 3" w:semiHidden="1" w:unhideWhenUsed="1"/>
+    <w:lsdException w:name="Table List 4" w:semiHidden="1" w:unhideWhenUsed="1"/>
+    <w:lsdException w:name="Table List 5" w:semiHidden="1" w:unhideWhenUsed="1"/>
+    <w:lsdException w:name="Table List 6" w:semiHidden="1" w:unhideWhenUsed="1"/>
+    <w:lsdException w:name="Table List 7" w:semiHidden="1" w:unhideWhenUsed="1"/>
+    <w:lsdException w:name="Table List 8" w:semiHidden="1" w:unhideWhenUsed="1"/>
+    <w:lsdException w:name="Table 3D effects 1" w:semiHidden="1" w:unhideWhenUsed="1"/>
+    <w:lsdException w:name="Table 3D effects 2" w:semiHidden="1" w:unhideWhenUsed="1"/>
+    <w:lsdException w:name="Table 3D effects 3" w:semiHidden="1" w:unhideWhenUsed="1"/>
+    <w:lsdException w:name="Table Contemporary" w:semiHidden="1" w:unhideWhenUsed="1"/>
+    <w:lsdException w:name="Table Elegant" w:semiHidden="1" w:unhideWhenUsed="1"/>
+    <w:lsdException w:name="Table Professional" w:semiHidden="1" w:unhideWhenUsed="1"/>
+    <w:lsdException w:name="Table Subtle 1" w:semiHidden="1" w:unhideWhenUsed="1"/>
+    <w:lsdException w:name="Table Subtle 2" w:semiHidden="1" w:unhideWhenUsed="1"/>
+    <w:lsdException w:name="Table Web 1" w:semiHidden="1" w:unhideWhenUsed="1"/>
+    <w:lsdException w:name="Table Web 2" w:semiHidden="1" w:unhideWhenUsed="1"/>
+    <w:lsdException w:name="Table Web 3" w:semiHidden="1" w:unhideWhenUsed="1"/>
     <w:lsdException w:name="Table Grid" w:uiPriority="39"/>
+    <w:lsdException w:name="Table Theme" w:semiHidden="1" w:unhideWhenUsed="1"/>
     <w:lsdException w:name="Placeholder Text" w:semiHidden="1" w:uiPriority="99"/>
     <w:lsdException w:name="No Spacing" w:uiPriority="1" w:qFormat="1"/>
     <w:lsdException w:name="Light Shading" w:uiPriority="60"/>
@@ -6808,11 +7113,15 @@
   </w:style>
   <w:style w:type="character" w:default="1" w:styleId="a2">
     <w:name w:val="Default Paragraph Font"/>
+    <w:uiPriority w:val="1"/>
     <w:semiHidden/>
+    <w:unhideWhenUsed/>
   </w:style>
   <w:style w:type="table" w:default="1" w:styleId="a3">
     <w:name w:val="Normal Table"/>
+    <w:uiPriority w:val="99"/>
     <w:semiHidden/>
+    <w:unhideWhenUsed/>
     <w:tblPr>
       <w:tblInd w:w="0" w:type="dxa"/>
       <w:tblCellMar>
@@ -6825,7 +7134,9 @@
   </w:style>
   <w:style w:type="numbering" w:default="1" w:styleId="a4">
     <w:name w:val="No List"/>
+    <w:uiPriority w:val="99"/>
     <w:semiHidden/>
+    <w:unhideWhenUsed/>
   </w:style>
   <w:style w:type="paragraph" w:styleId="a5">
     <w:name w:val="Subtitle"/>
@@ -6908,7 +7219,7 @@
       <w:szCs w:val="20"/>
     </w:rPr>
   </w:style>
-  <w:style w:type="paragraph" w:styleId="ab">
+  <w:style w:type="paragraph" w:customStyle="1" w:styleId="ab">
     <w:name w:val="Название"/>
     <w:basedOn w:val="a1"/>
     <w:link w:val="ac"/>
@@ -7174,6 +7485,18 @@
     <w:rPr>
       <w:sz w:val="28"/>
       <w:szCs w:val="24"/>
+    </w:rPr>
+  </w:style>
+  <w:style w:type="paragraph" w:customStyle="1" w:styleId="font-claude-response-body">
+    <w:name w:val="font-claude-response-body"/>
+    <w:basedOn w:val="a1"/>
+    <w:rsid w:val="003A7EBD"/>
+    <w:pPr>
+      <w:spacing w:before="100" w:beforeAutospacing="1" w:after="100" w:afterAutospacing="1"/>
+      <w:jc w:val="left"/>
+    </w:pPr>
+    <w:rPr>
+      <w:sz w:val="24"/>
     </w:rPr>
   </w:style>
 </w:styles>

--- a/ППННИР/Отчёт_2.docx
+++ b/ППННИР/Отчёт_2.docx
@@ -1429,15 +1429,31 @@
             <w:pPr>
               <w:rPr>
                 <w:rFonts w:eastAsia="Calibri"/>
-                <w:highlight w:val="yellow"/>
               </w:rPr>
             </w:pPr>
             <w:r>
               <w:rPr>
                 <w:rFonts w:eastAsia="Calibri"/>
-                <w:highlight w:val="yellow"/>
-              </w:rPr>
-              <w:t xml:space="preserve">пишем свои согласно срокам прохождения практики! </w:t>
+              </w:rPr>
+              <w:t>01</w:t>
+            </w:r>
+            <w:r>
+              <w:rPr>
+                <w:rFonts w:eastAsia="Calibri"/>
+              </w:rPr>
+              <w:t>.09.2025</w:t>
+            </w:r>
+            <w:r>
+              <w:rPr>
+                <w:rFonts w:eastAsia="Calibri"/>
+              </w:rPr>
+              <w:t xml:space="preserve"> </w:t>
+            </w:r>
+            <w:r>
+              <w:rPr>
+                <w:rFonts w:eastAsia="Calibri"/>
+              </w:rPr>
+              <w:t>по 18.10.2025</w:t>
             </w:r>
           </w:p>
         </w:tc>
@@ -1484,15 +1500,25 @@
             <w:pPr>
               <w:rPr>
                 <w:rFonts w:eastAsia="Calibri"/>
-                <w:highlight w:val="yellow"/>
               </w:rPr>
             </w:pPr>
             <w:r>
               <w:rPr>
                 <w:rFonts w:eastAsia="Calibri"/>
-                <w:highlight w:val="yellow"/>
-              </w:rPr>
-              <w:t xml:space="preserve">пишем свои согласно срокам прохождения практики! </w:t>
+              </w:rPr>
+              <w:t>18.10.2025</w:t>
+            </w:r>
+            <w:r>
+              <w:rPr>
+                <w:rFonts w:eastAsia="Calibri"/>
+              </w:rPr>
+              <w:t xml:space="preserve"> </w:t>
+            </w:r>
+            <w:r>
+              <w:rPr>
+                <w:rFonts w:eastAsia="Calibri"/>
+              </w:rPr>
+              <w:t>по 12.12.2025</w:t>
             </w:r>
           </w:p>
         </w:tc>
@@ -1560,9 +1586,14 @@
             <w:r>
               <w:rPr>
                 <w:rFonts w:eastAsia="Calibri"/>
-                <w:highlight w:val="yellow"/>
-              </w:rPr>
-              <w:t xml:space="preserve">пишем свои согласно срокам прохождения практики! </w:t>
+              </w:rPr>
+              <w:t>12.12.2025</w:t>
+            </w:r>
+            <w:r>
+              <w:rPr>
+                <w:rFonts w:eastAsia="Calibri"/>
+              </w:rPr>
+              <w:t xml:space="preserve"> по 30.12.2025</w:t>
             </w:r>
           </w:p>
         </w:tc>
@@ -1931,6 +1962,14 @@
                 <w:lang w:eastAsia="en-US"/>
               </w:rPr>
             </w:pPr>
+            <w:r>
+              <w:rPr>
+                <w:rFonts w:eastAsia="Calibri"/>
+                <w:szCs w:val="22"/>
+                <w:lang w:eastAsia="en-US"/>
+              </w:rPr>
+              <w:t>594-2</w:t>
+            </w:r>
           </w:p>
         </w:tc>
         <w:tc>
@@ -1995,6 +2034,14 @@
                 <w:lang w:eastAsia="en-US"/>
               </w:rPr>
             </w:pPr>
+            <w:r>
+              <w:rPr>
+                <w:rFonts w:eastAsia="Calibri"/>
+                <w:szCs w:val="22"/>
+                <w:lang w:eastAsia="en-US"/>
+              </w:rPr>
+              <w:t>А.А. Танцерев</w:t>
+            </w:r>
           </w:p>
         </w:tc>
       </w:tr>
@@ -2136,610 +2183,852 @@
         <w:t> </w:t>
       </w:r>
     </w:p>
-    <w:p>
-      <w:pPr>
-        <w:pStyle w:val="ae"/>
-        <w:tabs>
-          <w:tab w:val="left" w:pos="3261"/>
-        </w:tabs>
-        <w:spacing w:after="240"/>
-        <w:jc w:val="center"/>
+    <w:sdt>
+      <w:sdtPr>
         <w:rPr>
           <w:rFonts w:ascii="Times New Roman" w:hAnsi="Times New Roman"/>
+          <w:color w:val="auto"/>
+          <w:sz w:val="28"/>
+          <w:szCs w:val="24"/>
+        </w:rPr>
+        <w:id w:val="-2089069525"/>
+        <w:docPartObj>
+          <w:docPartGallery w:val="Table of Contents"/>
+          <w:docPartUnique/>
+        </w:docPartObj>
+      </w:sdtPr>
+      <w:sdtEndPr>
+        <w:rPr>
           <w:b/>
           <w:bCs/>
-          <w:color w:val="000000"/>
-          <w:sz w:val="28"/>
-          <w:szCs w:val="28"/>
-        </w:rPr>
-      </w:pPr>
-      <w:r>
-        <w:rPr>
-          <w:rFonts w:ascii="Times New Roman" w:hAnsi="Times New Roman"/>
-          <w:b/>
-          <w:bCs/>
-          <w:color w:val="000000"/>
-          <w:sz w:val="28"/>
-          <w:szCs w:val="28"/>
-        </w:rPr>
-        <w:lastRenderedPageBreak/>
-        <w:t>Оглавление</w:t>
-      </w:r>
-    </w:p>
-    <w:p>
-      <w:pPr>
-        <w:pStyle w:val="10"/>
-        <w:rPr>
-          <w:rFonts w:ascii="Aptos" w:hAnsi="Aptos"/>
-          <w:noProof/>
-          <w:sz w:val="22"/>
-          <w:szCs w:val="22"/>
-        </w:rPr>
-      </w:pPr>
-      <w:r>
+        </w:rPr>
+      </w:sdtEndPr>
+      <w:sdtContent>
+        <w:p>
+          <w:pPr>
+            <w:pStyle w:val="ae"/>
+            <w:spacing w:after="240"/>
+            <w:jc w:val="center"/>
+            <w:rPr>
+              <w:rFonts w:ascii="Times New Roman" w:hAnsi="Times New Roman"/>
+              <w:color w:val="auto"/>
+              <w:sz w:val="28"/>
+              <w:szCs w:val="28"/>
+            </w:rPr>
+          </w:pPr>
+          <w:r>
+            <w:rPr>
+              <w:rFonts w:ascii="Times New Roman" w:hAnsi="Times New Roman"/>
+              <w:color w:val="auto"/>
+              <w:sz w:val="28"/>
+              <w:szCs w:val="28"/>
+            </w:rPr>
+            <w:t>Оглавление</w:t>
+          </w:r>
+        </w:p>
+        <w:p>
+          <w:pPr>
+            <w:pStyle w:val="10"/>
+            <w:rPr>
+              <w:rFonts w:asciiTheme="minorHAnsi" w:eastAsiaTheme="minorEastAsia" w:hAnsiTheme="minorHAnsi" w:cstheme="minorBidi"/>
+              <w:noProof/>
+              <w:kern w:val="2"/>
+              <w:sz w:val="24"/>
+              <w14:ligatures w14:val="standardContextual"/>
+            </w:rPr>
+          </w:pPr>
+          <w:r>
+            <w:fldChar w:fldCharType="begin"/>
+          </w:r>
+          <w:r>
+            <w:instrText xml:space="preserve"> TOC \o "1-3" \h \z \u </w:instrText>
+          </w:r>
+          <w:r>
+            <w:fldChar w:fldCharType="separate"/>
+          </w:r>
+          <w:hyperlink w:anchor="_Toc216877980" w:history="1">
+            <w:r>
+              <w:rPr>
+                <w:rStyle w:val="af"/>
+                <w:noProof/>
+              </w:rPr>
+              <w:t>Введение</w:t>
+            </w:r>
+            <w:r>
+              <w:rPr>
+                <w:noProof/>
+                <w:webHidden/>
+              </w:rPr>
+              <w:tab/>
+            </w:r>
+            <w:r>
+              <w:rPr>
+                <w:noProof/>
+                <w:webHidden/>
+              </w:rPr>
+              <w:fldChar w:fldCharType="begin"/>
+            </w:r>
+            <w:r>
+              <w:rPr>
+                <w:noProof/>
+                <w:webHidden/>
+              </w:rPr>
+              <w:instrText xml:space="preserve"> PAGEREF _Toc216877980 \h </w:instrText>
+            </w:r>
+            <w:r>
+              <w:rPr>
+                <w:noProof/>
+                <w:webHidden/>
+              </w:rPr>
+            </w:r>
+            <w:r>
+              <w:rPr>
+                <w:noProof/>
+                <w:webHidden/>
+              </w:rPr>
+              <w:fldChar w:fldCharType="separate"/>
+            </w:r>
+            <w:r>
+              <w:rPr>
+                <w:noProof/>
+                <w:webHidden/>
+              </w:rPr>
+              <w:t>5</w:t>
+            </w:r>
+            <w:r>
+              <w:rPr>
+                <w:noProof/>
+                <w:webHidden/>
+              </w:rPr>
+              <w:fldChar w:fldCharType="end"/>
+            </w:r>
+          </w:hyperlink>
+        </w:p>
+        <w:p>
+          <w:pPr>
+            <w:pStyle w:val="10"/>
+            <w:rPr>
+              <w:rFonts w:asciiTheme="minorHAnsi" w:eastAsiaTheme="minorEastAsia" w:hAnsiTheme="minorHAnsi" w:cstheme="minorBidi"/>
+              <w:noProof/>
+              <w:kern w:val="2"/>
+              <w:sz w:val="24"/>
+              <w14:ligatures w14:val="standardContextual"/>
+            </w:rPr>
+          </w:pPr>
+          <w:hyperlink w:anchor="_Toc216877981" w:history="1">
+            <w:r>
+              <w:rPr>
+                <w:rStyle w:val="af"/>
+                <w:noProof/>
+              </w:rPr>
+              <w:t>1 ОСНОВНЫЕ ПРИНЦИПЫ И ПОДХОДЫ К ОРГАНИЗАЦИИ НАУЧНО-ИССЛЕДОВАТЕЛЬСКОЙ ДЕЯТЕЛЬНОСТИ</w:t>
+            </w:r>
+            <w:r>
+              <w:rPr>
+                <w:noProof/>
+                <w:webHidden/>
+              </w:rPr>
+              <w:tab/>
+            </w:r>
+            <w:r>
+              <w:rPr>
+                <w:noProof/>
+                <w:webHidden/>
+              </w:rPr>
+              <w:fldChar w:fldCharType="begin"/>
+            </w:r>
+            <w:r>
+              <w:rPr>
+                <w:noProof/>
+                <w:webHidden/>
+              </w:rPr>
+              <w:instrText xml:space="preserve"> PAGEREF _Toc216877981 \h </w:instrText>
+            </w:r>
+            <w:r>
+              <w:rPr>
+                <w:noProof/>
+                <w:webHidden/>
+              </w:rPr>
+            </w:r>
+            <w:r>
+              <w:rPr>
+                <w:noProof/>
+                <w:webHidden/>
+              </w:rPr>
+              <w:fldChar w:fldCharType="separate"/>
+            </w:r>
+            <w:r>
+              <w:rPr>
+                <w:noProof/>
+                <w:webHidden/>
+              </w:rPr>
+              <w:t>7</w:t>
+            </w:r>
+            <w:r>
+              <w:rPr>
+                <w:noProof/>
+                <w:webHidden/>
+              </w:rPr>
+              <w:fldChar w:fldCharType="end"/>
+            </w:r>
+          </w:hyperlink>
+        </w:p>
+        <w:p>
+          <w:pPr>
+            <w:pStyle w:val="21"/>
+            <w:rPr>
+              <w:rFonts w:asciiTheme="minorHAnsi" w:eastAsiaTheme="minorEastAsia" w:hAnsiTheme="minorHAnsi" w:cstheme="minorBidi"/>
+              <w:noProof/>
+              <w:kern w:val="2"/>
+              <w:sz w:val="24"/>
+              <w14:ligatures w14:val="standardContextual"/>
+            </w:rPr>
+          </w:pPr>
+          <w:hyperlink w:anchor="_Toc216877982" w:history="1">
+            <w:r>
+              <w:rPr>
+                <w:rStyle w:val="af"/>
+                <w:noProof/>
+              </w:rPr>
+              <w:t>1.1 Логика научного исследования</w:t>
+            </w:r>
+            <w:r>
+              <w:rPr>
+                <w:noProof/>
+                <w:webHidden/>
+              </w:rPr>
+              <w:tab/>
+            </w:r>
+            <w:r>
+              <w:rPr>
+                <w:noProof/>
+                <w:webHidden/>
+              </w:rPr>
+              <w:fldChar w:fldCharType="begin"/>
+            </w:r>
+            <w:r>
+              <w:rPr>
+                <w:noProof/>
+                <w:webHidden/>
+              </w:rPr>
+              <w:instrText xml:space="preserve"> PAGEREF _Toc216877982 \h </w:instrText>
+            </w:r>
+            <w:r>
+              <w:rPr>
+                <w:noProof/>
+                <w:webHidden/>
+              </w:rPr>
+            </w:r>
+            <w:r>
+              <w:rPr>
+                <w:noProof/>
+                <w:webHidden/>
+              </w:rPr>
+              <w:fldChar w:fldCharType="separate"/>
+            </w:r>
+            <w:r>
+              <w:rPr>
+                <w:noProof/>
+                <w:webHidden/>
+              </w:rPr>
+              <w:t>7</w:t>
+            </w:r>
+            <w:r>
+              <w:rPr>
+                <w:noProof/>
+                <w:webHidden/>
+              </w:rPr>
+              <w:fldChar w:fldCharType="end"/>
+            </w:r>
+          </w:hyperlink>
+        </w:p>
+        <w:p>
+          <w:pPr>
+            <w:pStyle w:val="21"/>
+            <w:rPr>
+              <w:rFonts w:asciiTheme="minorHAnsi" w:eastAsiaTheme="minorEastAsia" w:hAnsiTheme="minorHAnsi" w:cstheme="minorBidi"/>
+              <w:noProof/>
+              <w:kern w:val="2"/>
+              <w:sz w:val="24"/>
+              <w14:ligatures w14:val="standardContextual"/>
+            </w:rPr>
+          </w:pPr>
+          <w:hyperlink w:anchor="_Toc216877983" w:history="1">
+            <w:r>
+              <w:rPr>
+                <w:rStyle w:val="af"/>
+                <w:noProof/>
+              </w:rPr>
+              <w:t>1.2 Инструменты организации и проведения исследовательской деятельности</w:t>
+            </w:r>
+            <w:r>
+              <w:rPr>
+                <w:noProof/>
+                <w:webHidden/>
+              </w:rPr>
+              <w:tab/>
+            </w:r>
+            <w:r>
+              <w:rPr>
+                <w:noProof/>
+                <w:webHidden/>
+              </w:rPr>
+              <w:fldChar w:fldCharType="begin"/>
+            </w:r>
+            <w:r>
+              <w:rPr>
+                <w:noProof/>
+                <w:webHidden/>
+              </w:rPr>
+              <w:instrText xml:space="preserve"> PAGEREF _Toc216877983 \h </w:instrText>
+            </w:r>
+            <w:r>
+              <w:rPr>
+                <w:noProof/>
+                <w:webHidden/>
+              </w:rPr>
+            </w:r>
+            <w:r>
+              <w:rPr>
+                <w:noProof/>
+                <w:webHidden/>
+              </w:rPr>
+              <w:fldChar w:fldCharType="separate"/>
+            </w:r>
+            <w:r>
+              <w:rPr>
+                <w:noProof/>
+                <w:webHidden/>
+              </w:rPr>
+              <w:t>8</w:t>
+            </w:r>
+            <w:r>
+              <w:rPr>
+                <w:noProof/>
+                <w:webHidden/>
+              </w:rPr>
+              <w:fldChar w:fldCharType="end"/>
+            </w:r>
+          </w:hyperlink>
+        </w:p>
+        <w:p>
+          <w:pPr>
+            <w:pStyle w:val="10"/>
+            <w:rPr>
+              <w:rFonts w:asciiTheme="minorHAnsi" w:eastAsiaTheme="minorEastAsia" w:hAnsiTheme="minorHAnsi" w:cstheme="minorBidi"/>
+              <w:noProof/>
+              <w:kern w:val="2"/>
+              <w:sz w:val="24"/>
+              <w14:ligatures w14:val="standardContextual"/>
+            </w:rPr>
+          </w:pPr>
+          <w:hyperlink w:anchor="_Toc216877984" w:history="1">
+            <w:r>
+              <w:rPr>
+                <w:rStyle w:val="af"/>
+                <w:noProof/>
+              </w:rPr>
+              <w:t>2 НАУЧНО-ИССЛЕДОВАТЕЛЬСКАЯ РАБОТА СТУДЕНТА КАК ФАКТОР ПРОФЕССИОНАЛЬНОГО РАЗВИТИЯ</w:t>
+            </w:r>
+            <w:r>
+              <w:rPr>
+                <w:noProof/>
+                <w:webHidden/>
+              </w:rPr>
+              <w:tab/>
+            </w:r>
+            <w:r>
+              <w:rPr>
+                <w:noProof/>
+                <w:webHidden/>
+              </w:rPr>
+              <w:fldChar w:fldCharType="begin"/>
+            </w:r>
+            <w:r>
+              <w:rPr>
+                <w:noProof/>
+                <w:webHidden/>
+              </w:rPr>
+              <w:instrText xml:space="preserve"> PAGEREF _Toc216877984 \h </w:instrText>
+            </w:r>
+            <w:r>
+              <w:rPr>
+                <w:noProof/>
+                <w:webHidden/>
+              </w:rPr>
+            </w:r>
+            <w:r>
+              <w:rPr>
+                <w:noProof/>
+                <w:webHidden/>
+              </w:rPr>
+              <w:fldChar w:fldCharType="separate"/>
+            </w:r>
+            <w:r>
+              <w:rPr>
+                <w:noProof/>
+                <w:webHidden/>
+              </w:rPr>
+              <w:t>11</w:t>
+            </w:r>
+            <w:r>
+              <w:rPr>
+                <w:noProof/>
+                <w:webHidden/>
+              </w:rPr>
+              <w:fldChar w:fldCharType="end"/>
+            </w:r>
+          </w:hyperlink>
+        </w:p>
+        <w:p>
+          <w:pPr>
+            <w:pStyle w:val="21"/>
+            <w:rPr>
+              <w:rFonts w:asciiTheme="minorHAnsi" w:eastAsiaTheme="minorEastAsia" w:hAnsiTheme="minorHAnsi" w:cstheme="minorBidi"/>
+              <w:noProof/>
+              <w:kern w:val="2"/>
+              <w:sz w:val="24"/>
+              <w14:ligatures w14:val="standardContextual"/>
+            </w:rPr>
+          </w:pPr>
+          <w:hyperlink w:anchor="_Toc216877985" w:history="1">
+            <w:r>
+              <w:rPr>
+                <w:rStyle w:val="af"/>
+                <w:noProof/>
+              </w:rPr>
+              <w:t>2.1 Основные направления научных исследований в области внедрения цифровых технологий</w:t>
+            </w:r>
+            <w:r>
+              <w:rPr>
+                <w:noProof/>
+                <w:webHidden/>
+              </w:rPr>
+              <w:tab/>
+            </w:r>
+            <w:r>
+              <w:rPr>
+                <w:noProof/>
+                <w:webHidden/>
+              </w:rPr>
+              <w:fldChar w:fldCharType="begin"/>
+            </w:r>
+            <w:r>
+              <w:rPr>
+                <w:noProof/>
+                <w:webHidden/>
+              </w:rPr>
+              <w:instrText xml:space="preserve"> PAGEREF _Toc216877985 \h </w:instrText>
+            </w:r>
+            <w:r>
+              <w:rPr>
+                <w:noProof/>
+                <w:webHidden/>
+              </w:rPr>
+            </w:r>
+            <w:r>
+              <w:rPr>
+                <w:noProof/>
+                <w:webHidden/>
+              </w:rPr>
+              <w:fldChar w:fldCharType="separate"/>
+            </w:r>
+            <w:r>
+              <w:rPr>
+                <w:noProof/>
+                <w:webHidden/>
+              </w:rPr>
+              <w:t>11</w:t>
+            </w:r>
+            <w:r>
+              <w:rPr>
+                <w:noProof/>
+                <w:webHidden/>
+              </w:rPr>
+              <w:fldChar w:fldCharType="end"/>
+            </w:r>
+          </w:hyperlink>
+        </w:p>
+        <w:p>
+          <w:pPr>
+            <w:pStyle w:val="21"/>
+            <w:rPr>
+              <w:rFonts w:asciiTheme="minorHAnsi" w:eastAsiaTheme="minorEastAsia" w:hAnsiTheme="minorHAnsi" w:cstheme="minorBidi"/>
+              <w:noProof/>
+              <w:kern w:val="2"/>
+              <w:sz w:val="24"/>
+              <w14:ligatures w14:val="standardContextual"/>
+            </w:rPr>
+          </w:pPr>
+          <w:hyperlink w:anchor="_Toc216877986" w:history="1">
+            <w:r>
+              <w:rPr>
+                <w:rStyle w:val="af"/>
+                <w:noProof/>
+              </w:rPr>
+              <w:t>2.2 Инновационные площадки для реализации научного потенциала студентов</w:t>
+            </w:r>
+            <w:r>
+              <w:rPr>
+                <w:noProof/>
+                <w:webHidden/>
+              </w:rPr>
+              <w:tab/>
+            </w:r>
+            <w:r>
+              <w:rPr>
+                <w:noProof/>
+                <w:webHidden/>
+              </w:rPr>
+              <w:fldChar w:fldCharType="begin"/>
+            </w:r>
+            <w:r>
+              <w:rPr>
+                <w:noProof/>
+                <w:webHidden/>
+              </w:rPr>
+              <w:instrText xml:space="preserve"> PAGEREF _Toc216877986 \h </w:instrText>
+            </w:r>
+            <w:r>
+              <w:rPr>
+                <w:noProof/>
+                <w:webHidden/>
+              </w:rPr>
+            </w:r>
+            <w:r>
+              <w:rPr>
+                <w:noProof/>
+                <w:webHidden/>
+              </w:rPr>
+              <w:fldChar w:fldCharType="separate"/>
+            </w:r>
+            <w:r>
+              <w:rPr>
+                <w:noProof/>
+                <w:webHidden/>
+              </w:rPr>
+              <w:t>14</w:t>
+            </w:r>
+            <w:r>
+              <w:rPr>
+                <w:noProof/>
+                <w:webHidden/>
+              </w:rPr>
+              <w:fldChar w:fldCharType="end"/>
+            </w:r>
+          </w:hyperlink>
+        </w:p>
+        <w:p>
+          <w:pPr>
+            <w:pStyle w:val="21"/>
+            <w:tabs>
+              <w:tab w:val="left" w:pos="720"/>
+            </w:tabs>
+            <w:rPr>
+              <w:rFonts w:asciiTheme="minorHAnsi" w:eastAsiaTheme="minorEastAsia" w:hAnsiTheme="minorHAnsi" w:cstheme="minorBidi"/>
+              <w:noProof/>
+              <w:kern w:val="2"/>
+              <w:sz w:val="24"/>
+              <w14:ligatures w14:val="standardContextual"/>
+            </w:rPr>
+          </w:pPr>
+          <w:hyperlink w:anchor="_Toc216877987" w:history="1">
+            <w:r>
+              <w:rPr>
+                <w:rStyle w:val="af"/>
+                <w:noProof/>
+              </w:rPr>
+              <w:t>2.3</w:t>
+            </w:r>
+            <w:r>
+              <w:rPr>
+                <w:rFonts w:asciiTheme="minorHAnsi" w:eastAsiaTheme="minorEastAsia" w:hAnsiTheme="minorHAnsi" w:cstheme="minorBidi"/>
+                <w:noProof/>
+                <w:kern w:val="2"/>
+                <w:sz w:val="24"/>
+                <w14:ligatures w14:val="standardContextual"/>
+              </w:rPr>
+              <w:tab/>
+            </w:r>
+            <w:r>
+              <w:rPr>
+                <w:rStyle w:val="af"/>
+                <w:noProof/>
+              </w:rPr>
+              <w:t>Современные подходы к созданию облачных платформ и инфраструктуры</w:t>
+            </w:r>
+            <w:r>
+              <w:rPr>
+                <w:noProof/>
+                <w:webHidden/>
+              </w:rPr>
+              <w:tab/>
+            </w:r>
+            <w:r>
+              <w:rPr>
+                <w:noProof/>
+                <w:webHidden/>
+              </w:rPr>
+              <w:fldChar w:fldCharType="begin"/>
+            </w:r>
+            <w:r>
+              <w:rPr>
+                <w:noProof/>
+                <w:webHidden/>
+              </w:rPr>
+              <w:instrText xml:space="preserve"> PAGEREF _Toc216877987 \h </w:instrText>
+            </w:r>
+            <w:r>
+              <w:rPr>
+                <w:noProof/>
+                <w:webHidden/>
+              </w:rPr>
+            </w:r>
+            <w:r>
+              <w:rPr>
+                <w:noProof/>
+                <w:webHidden/>
+              </w:rPr>
+              <w:fldChar w:fldCharType="separate"/>
+            </w:r>
+            <w:r>
+              <w:rPr>
+                <w:noProof/>
+                <w:webHidden/>
+              </w:rPr>
+              <w:t>16</w:t>
+            </w:r>
+            <w:r>
+              <w:rPr>
+                <w:noProof/>
+                <w:webHidden/>
+              </w:rPr>
+              <w:fldChar w:fldCharType="end"/>
+            </w:r>
+          </w:hyperlink>
+        </w:p>
+        <w:p>
+          <w:pPr>
+            <w:pStyle w:val="10"/>
+            <w:rPr>
+              <w:rFonts w:asciiTheme="minorHAnsi" w:eastAsiaTheme="minorEastAsia" w:hAnsiTheme="minorHAnsi" w:cstheme="minorBidi"/>
+              <w:noProof/>
+              <w:kern w:val="2"/>
+              <w:sz w:val="24"/>
+              <w14:ligatures w14:val="standardContextual"/>
+            </w:rPr>
+          </w:pPr>
+          <w:hyperlink w:anchor="_Toc216877988" w:history="1">
+            <w:r>
+              <w:rPr>
+                <w:rStyle w:val="af"/>
+                <w:noProof/>
+              </w:rPr>
+              <w:t>Заключение</w:t>
+            </w:r>
+            <w:r>
+              <w:rPr>
+                <w:noProof/>
+                <w:webHidden/>
+              </w:rPr>
+              <w:tab/>
+            </w:r>
+            <w:r>
+              <w:rPr>
+                <w:noProof/>
+                <w:webHidden/>
+              </w:rPr>
+              <w:fldChar w:fldCharType="begin"/>
+            </w:r>
+            <w:r>
+              <w:rPr>
+                <w:noProof/>
+                <w:webHidden/>
+              </w:rPr>
+              <w:instrText xml:space="preserve"> PAGEREF _Toc216877988 \h </w:instrText>
+            </w:r>
+            <w:r>
+              <w:rPr>
+                <w:noProof/>
+                <w:webHidden/>
+              </w:rPr>
+            </w:r>
+            <w:r>
+              <w:rPr>
+                <w:noProof/>
+                <w:webHidden/>
+              </w:rPr>
+              <w:fldChar w:fldCharType="separate"/>
+            </w:r>
+            <w:r>
+              <w:rPr>
+                <w:noProof/>
+                <w:webHidden/>
+              </w:rPr>
+              <w:t>21</w:t>
+            </w:r>
+            <w:r>
+              <w:rPr>
+                <w:noProof/>
+                <w:webHidden/>
+              </w:rPr>
+              <w:fldChar w:fldCharType="end"/>
+            </w:r>
+          </w:hyperlink>
+        </w:p>
+        <w:p>
+          <w:pPr>
+            <w:pStyle w:val="10"/>
+            <w:rPr>
+              <w:rFonts w:asciiTheme="minorHAnsi" w:eastAsiaTheme="minorEastAsia" w:hAnsiTheme="minorHAnsi" w:cstheme="minorBidi"/>
+              <w:noProof/>
+              <w:kern w:val="2"/>
+              <w:sz w:val="24"/>
+              <w14:ligatures w14:val="standardContextual"/>
+            </w:rPr>
+          </w:pPr>
+          <w:hyperlink w:anchor="_Toc216877989" w:history="1">
+            <w:r>
+              <w:rPr>
+                <w:rStyle w:val="af"/>
+                <w:noProof/>
+              </w:rPr>
+              <w:t>Список использованных источников</w:t>
+            </w:r>
+            <w:r>
+              <w:rPr>
+                <w:noProof/>
+                <w:webHidden/>
+              </w:rPr>
+              <w:tab/>
+            </w:r>
+            <w:r>
+              <w:rPr>
+                <w:noProof/>
+                <w:webHidden/>
+              </w:rPr>
+              <w:fldChar w:fldCharType="begin"/>
+            </w:r>
+            <w:r>
+              <w:rPr>
+                <w:noProof/>
+                <w:webHidden/>
+              </w:rPr>
+              <w:instrText xml:space="preserve"> PAGEREF _Toc216877989 \h </w:instrText>
+            </w:r>
+            <w:r>
+              <w:rPr>
+                <w:noProof/>
+                <w:webHidden/>
+              </w:rPr>
+            </w:r>
+            <w:r>
+              <w:rPr>
+                <w:noProof/>
+                <w:webHidden/>
+              </w:rPr>
+              <w:fldChar w:fldCharType="separate"/>
+            </w:r>
+            <w:r>
+              <w:rPr>
+                <w:noProof/>
+                <w:webHidden/>
+              </w:rPr>
+              <w:t>23</w:t>
+            </w:r>
+            <w:r>
+              <w:rPr>
+                <w:noProof/>
+                <w:webHidden/>
+              </w:rPr>
+              <w:fldChar w:fldCharType="end"/>
+            </w:r>
+          </w:hyperlink>
+        </w:p>
+        <w:p>
+          <w:pPr>
+            <w:jc w:val="left"/>
+          </w:pPr>
+          <w:r>
+            <w:rPr>
+              <w:b/>
+              <w:bCs/>
+            </w:rPr>
+            <w:fldChar w:fldCharType="end"/>
+          </w:r>
+        </w:p>
+      </w:sdtContent>
+    </w:sdt>
+    <w:p>
+      <w:pPr>
+        <w:spacing w:after="400"/>
+        <w:jc w:val="center"/>
+        <w:outlineLvl w:val="0"/>
         <w:rPr>
           <w:color w:val="000000"/>
           <w:szCs w:val="28"/>
         </w:rPr>
-        <w:fldChar w:fldCharType="begin"/>
-      </w:r>
+      </w:pPr>
+      <w:r>
+        <w:br w:type="column"/>
+      </w:r>
+      <w:bookmarkStart w:id="2" w:name="_Toc216877980"/>
       <w:r>
         <w:rPr>
           <w:color w:val="000000"/>
           <w:szCs w:val="28"/>
         </w:rPr>
-        <w:instrText xml:space="preserve"> TOC \o "1-3" \h \z \u </w:instrText>
-      </w:r>
-      <w:r>
+        <w:lastRenderedPageBreak/>
+        <w:t>Введение</w:t>
+      </w:r>
+      <w:bookmarkEnd w:id="2"/>
+    </w:p>
+    <w:p>
+      <w:pPr>
+        <w:spacing w:line="360" w:lineRule="auto"/>
+        <w:ind w:firstLine="709"/>
         <w:rPr>
           <w:color w:val="000000"/>
           <w:szCs w:val="28"/>
         </w:rPr>
-        <w:fldChar w:fldCharType="separate"/>
-      </w:r>
-      <w:hyperlink w:anchor="_Toc216266060" w:history="1">
-        <w:r>
-          <w:rPr>
-            <w:rStyle w:val="af"/>
-            <w:noProof/>
-          </w:rPr>
-          <w:t>1 Основные принципы и подходы к организации научно-исследовательской деятельности</w:t>
-        </w:r>
-        <w:r>
-          <w:rPr>
-            <w:noProof/>
-            <w:webHidden/>
-          </w:rPr>
-          <w:tab/>
-        </w:r>
-        <w:r>
-          <w:rPr>
-            <w:noProof/>
-            <w:webHidden/>
-          </w:rPr>
-          <w:fldChar w:fldCharType="begin"/>
-        </w:r>
-        <w:r>
-          <w:rPr>
-            <w:noProof/>
-            <w:webHidden/>
-          </w:rPr>
-          <w:instrText xml:space="preserve"> PAGEREF _Toc216266060 \h </w:instrText>
-        </w:r>
-        <w:r>
-          <w:rPr>
-            <w:noProof/>
-            <w:webHidden/>
-          </w:rPr>
-        </w:r>
-        <w:r>
-          <w:rPr>
-            <w:noProof/>
-            <w:webHidden/>
-          </w:rPr>
-          <w:fldChar w:fldCharType="separate"/>
-        </w:r>
-        <w:r>
-          <w:rPr>
-            <w:noProof/>
-            <w:webHidden/>
-          </w:rPr>
-          <w:t>4</w:t>
-        </w:r>
-        <w:r>
-          <w:rPr>
-            <w:noProof/>
-            <w:webHidden/>
-          </w:rPr>
-          <w:fldChar w:fldCharType="end"/>
-        </w:r>
-      </w:hyperlink>
-    </w:p>
-    <w:p>
-      <w:pPr>
-        <w:pStyle w:val="21"/>
-        <w:rPr>
-          <w:rFonts w:ascii="Aptos" w:hAnsi="Aptos"/>
-          <w:noProof/>
-          <w:sz w:val="22"/>
-          <w:szCs w:val="22"/>
-        </w:rPr>
-      </w:pPr>
-      <w:hyperlink w:anchor="_Toc216266061" w:history="1">
-        <w:r>
-          <w:rPr>
-            <w:rStyle w:val="af"/>
-            <w:noProof/>
-          </w:rPr>
-          <w:t>1.1 Логика научного исследования</w:t>
-        </w:r>
-        <w:r>
-          <w:rPr>
-            <w:noProof/>
-            <w:webHidden/>
-          </w:rPr>
-          <w:tab/>
-        </w:r>
-        <w:r>
-          <w:rPr>
-            <w:noProof/>
-            <w:webHidden/>
-          </w:rPr>
-          <w:fldChar w:fldCharType="begin"/>
-        </w:r>
-        <w:r>
-          <w:rPr>
-            <w:noProof/>
-            <w:webHidden/>
-          </w:rPr>
-          <w:instrText xml:space="preserve"> PAGEREF _Toc216266061 \h </w:instrText>
-        </w:r>
-        <w:r>
-          <w:rPr>
-            <w:noProof/>
-            <w:webHidden/>
-          </w:rPr>
-        </w:r>
-        <w:r>
-          <w:rPr>
-            <w:noProof/>
-            <w:webHidden/>
-          </w:rPr>
-          <w:fldChar w:fldCharType="separate"/>
-        </w:r>
-        <w:r>
-          <w:rPr>
-            <w:noProof/>
-            <w:webHidden/>
-          </w:rPr>
-          <w:t>4</w:t>
-        </w:r>
-        <w:r>
-          <w:rPr>
-            <w:noProof/>
-            <w:webHidden/>
-          </w:rPr>
-          <w:fldChar w:fldCharType="end"/>
-        </w:r>
-      </w:hyperlink>
-    </w:p>
-    <w:p>
-      <w:pPr>
-        <w:pStyle w:val="21"/>
-        <w:rPr>
-          <w:rFonts w:ascii="Aptos" w:hAnsi="Aptos"/>
-          <w:noProof/>
-          <w:sz w:val="22"/>
-          <w:szCs w:val="22"/>
-        </w:rPr>
-      </w:pPr>
-      <w:hyperlink w:anchor="_Toc216266062" w:history="1">
-        <w:r>
-          <w:rPr>
-            <w:rStyle w:val="af"/>
-            <w:noProof/>
-          </w:rPr>
-          <w:t>1.2 Инструменты организации и проведения исследовательской деятельности</w:t>
-        </w:r>
-        <w:r>
-          <w:rPr>
-            <w:noProof/>
-            <w:webHidden/>
-          </w:rPr>
-          <w:tab/>
-        </w:r>
-        <w:r>
-          <w:rPr>
-            <w:noProof/>
-            <w:webHidden/>
-          </w:rPr>
-          <w:fldChar w:fldCharType="begin"/>
-        </w:r>
-        <w:r>
-          <w:rPr>
-            <w:noProof/>
-            <w:webHidden/>
-          </w:rPr>
-          <w:instrText xml:space="preserve"> PAGEREF _Toc216266062 \h </w:instrText>
-        </w:r>
-        <w:r>
-          <w:rPr>
-            <w:noProof/>
-            <w:webHidden/>
-          </w:rPr>
-        </w:r>
-        <w:r>
-          <w:rPr>
-            <w:noProof/>
-            <w:webHidden/>
-          </w:rPr>
-          <w:fldChar w:fldCharType="separate"/>
-        </w:r>
-        <w:r>
-          <w:rPr>
-            <w:noProof/>
-            <w:webHidden/>
-          </w:rPr>
-          <w:t>5</w:t>
-        </w:r>
-        <w:r>
-          <w:rPr>
-            <w:noProof/>
-            <w:webHidden/>
-          </w:rPr>
-          <w:fldChar w:fldCharType="end"/>
-        </w:r>
-      </w:hyperlink>
-    </w:p>
-    <w:p>
-      <w:pPr>
-        <w:pStyle w:val="10"/>
-        <w:rPr>
-          <w:rFonts w:ascii="Aptos" w:hAnsi="Aptos"/>
-          <w:noProof/>
-          <w:sz w:val="22"/>
-          <w:szCs w:val="22"/>
-        </w:rPr>
-      </w:pPr>
-      <w:hyperlink w:anchor="_Toc216266063" w:history="1">
-        <w:r>
-          <w:rPr>
-            <w:rStyle w:val="af"/>
-            <w:noProof/>
-          </w:rPr>
-          <w:t>2 Научно-исследовательская работа студента как фактор профессионального развития</w:t>
-        </w:r>
-        <w:r>
-          <w:rPr>
-            <w:noProof/>
-            <w:webHidden/>
-          </w:rPr>
-          <w:tab/>
-        </w:r>
-        <w:r>
-          <w:rPr>
-            <w:noProof/>
-            <w:webHidden/>
-          </w:rPr>
-          <w:fldChar w:fldCharType="begin"/>
-        </w:r>
-        <w:r>
-          <w:rPr>
-            <w:noProof/>
-            <w:webHidden/>
-          </w:rPr>
-          <w:instrText xml:space="preserve"> PAGEREF _Toc216266063 \h </w:instrText>
-        </w:r>
-        <w:r>
-          <w:rPr>
-            <w:noProof/>
-            <w:webHidden/>
-          </w:rPr>
-        </w:r>
-        <w:r>
-          <w:rPr>
-            <w:noProof/>
-            <w:webHidden/>
-          </w:rPr>
-          <w:fldChar w:fldCharType="separate"/>
-        </w:r>
-        <w:r>
-          <w:rPr>
-            <w:noProof/>
-            <w:webHidden/>
-          </w:rPr>
-          <w:t>8</w:t>
-        </w:r>
-        <w:r>
-          <w:rPr>
-            <w:noProof/>
-            <w:webHidden/>
-          </w:rPr>
-          <w:fldChar w:fldCharType="end"/>
-        </w:r>
-      </w:hyperlink>
-    </w:p>
-    <w:p>
-      <w:pPr>
-        <w:pStyle w:val="21"/>
-        <w:rPr>
-          <w:rFonts w:ascii="Aptos" w:hAnsi="Aptos"/>
-          <w:noProof/>
-          <w:sz w:val="22"/>
-          <w:szCs w:val="22"/>
-        </w:rPr>
-      </w:pPr>
-      <w:hyperlink w:anchor="_Toc216266064" w:history="1">
-        <w:r>
-          <w:rPr>
-            <w:rStyle w:val="af"/>
-            <w:noProof/>
-          </w:rPr>
-          <w:t>2.1 Основные направления научных исследований в области внедрения цифровых технологий</w:t>
-        </w:r>
-        <w:r>
-          <w:rPr>
-            <w:noProof/>
-            <w:webHidden/>
-          </w:rPr>
-          <w:tab/>
-        </w:r>
-        <w:r>
-          <w:rPr>
-            <w:noProof/>
-            <w:webHidden/>
-          </w:rPr>
-          <w:fldChar w:fldCharType="begin"/>
-        </w:r>
-        <w:r>
-          <w:rPr>
-            <w:noProof/>
-            <w:webHidden/>
-          </w:rPr>
-          <w:instrText xml:space="preserve"> PAGEREF _Toc216266064 \h </w:instrText>
-        </w:r>
-        <w:r>
-          <w:rPr>
-            <w:noProof/>
-            <w:webHidden/>
-          </w:rPr>
-        </w:r>
-        <w:r>
-          <w:rPr>
-            <w:noProof/>
-            <w:webHidden/>
-          </w:rPr>
-          <w:fldChar w:fldCharType="separate"/>
-        </w:r>
-        <w:r>
-          <w:rPr>
-            <w:noProof/>
-            <w:webHidden/>
-          </w:rPr>
-          <w:t>8</w:t>
-        </w:r>
-        <w:r>
-          <w:rPr>
-            <w:noProof/>
-            <w:webHidden/>
-          </w:rPr>
-          <w:fldChar w:fldCharType="end"/>
-        </w:r>
-      </w:hyperlink>
-    </w:p>
-    <w:p>
-      <w:pPr>
-        <w:pStyle w:val="21"/>
-        <w:tabs>
-          <w:tab w:val="left" w:pos="660"/>
-        </w:tabs>
-        <w:rPr>
-          <w:rFonts w:ascii="Aptos" w:hAnsi="Aptos"/>
-          <w:noProof/>
-          <w:sz w:val="22"/>
-          <w:szCs w:val="22"/>
-        </w:rPr>
-      </w:pPr>
-      <w:hyperlink w:anchor="_Toc216266065" w:history="1">
-        <w:r>
-          <w:rPr>
-            <w:rStyle w:val="af"/>
-            <w:noProof/>
-          </w:rPr>
-          <w:t>2.2</w:t>
-        </w:r>
-        <w:r>
-          <w:rPr>
-            <w:rFonts w:ascii="Aptos" w:hAnsi="Aptos"/>
-            <w:noProof/>
-            <w:sz w:val="22"/>
-            <w:szCs w:val="22"/>
-          </w:rPr>
-          <w:tab/>
-        </w:r>
-        <w:r>
-          <w:rPr>
-            <w:rStyle w:val="af"/>
-            <w:noProof/>
-          </w:rPr>
-          <w:t>Инновационные площадки для реализации научного потенциала студентов</w:t>
-        </w:r>
-        <w:r>
-          <w:rPr>
-            <w:noProof/>
-            <w:webHidden/>
-          </w:rPr>
-          <w:tab/>
-        </w:r>
-        <w:r>
-          <w:rPr>
-            <w:noProof/>
-            <w:webHidden/>
-          </w:rPr>
-          <w:fldChar w:fldCharType="begin"/>
-        </w:r>
-        <w:r>
-          <w:rPr>
-            <w:noProof/>
-            <w:webHidden/>
-          </w:rPr>
-          <w:instrText xml:space="preserve"> PAGEREF _Toc216266065 \h </w:instrText>
-        </w:r>
-        <w:r>
-          <w:rPr>
-            <w:noProof/>
-            <w:webHidden/>
-          </w:rPr>
-        </w:r>
-        <w:r>
-          <w:rPr>
-            <w:noProof/>
-            <w:webHidden/>
-          </w:rPr>
-          <w:fldChar w:fldCharType="separate"/>
-        </w:r>
-        <w:r>
-          <w:rPr>
-            <w:noProof/>
-            <w:webHidden/>
-          </w:rPr>
-          <w:t>11</w:t>
-        </w:r>
-        <w:r>
-          <w:rPr>
-            <w:noProof/>
-            <w:webHidden/>
-          </w:rPr>
-          <w:fldChar w:fldCharType="end"/>
-        </w:r>
-      </w:hyperlink>
-    </w:p>
-    <w:p>
-      <w:pPr>
-        <w:pStyle w:val="21"/>
-        <w:tabs>
-          <w:tab w:val="left" w:pos="660"/>
-        </w:tabs>
-        <w:rPr>
-          <w:rFonts w:ascii="Aptos" w:hAnsi="Aptos"/>
-          <w:noProof/>
-          <w:sz w:val="22"/>
-          <w:szCs w:val="22"/>
-        </w:rPr>
-      </w:pPr>
-      <w:hyperlink w:anchor="_Toc216266066" w:history="1">
-        <w:r>
-          <w:rPr>
-            <w:rStyle w:val="af"/>
-            <w:noProof/>
-          </w:rPr>
-          <w:t>2.3</w:t>
-        </w:r>
-        <w:r>
-          <w:rPr>
-            <w:rFonts w:ascii="Aptos" w:hAnsi="Aptos"/>
-            <w:noProof/>
-            <w:sz w:val="22"/>
-            <w:szCs w:val="22"/>
-          </w:rPr>
-          <w:tab/>
-        </w:r>
-        <w:r>
-          <w:rPr>
-            <w:rStyle w:val="af"/>
-            <w:noProof/>
-          </w:rPr>
-          <w:t>Современные подходы к созданию облачных платформ и инфраструктуры</w:t>
-        </w:r>
-        <w:r>
-          <w:rPr>
-            <w:noProof/>
-            <w:webHidden/>
-          </w:rPr>
-          <w:tab/>
-        </w:r>
-        <w:r>
-          <w:rPr>
-            <w:noProof/>
-            <w:webHidden/>
-          </w:rPr>
-          <w:fldChar w:fldCharType="begin"/>
-        </w:r>
-        <w:r>
-          <w:rPr>
-            <w:noProof/>
-            <w:webHidden/>
-          </w:rPr>
-          <w:instrText xml:space="preserve"> PAGEREF _Toc216266066 \h </w:instrText>
-        </w:r>
-        <w:r>
-          <w:rPr>
-            <w:noProof/>
-            <w:webHidden/>
-          </w:rPr>
-        </w:r>
-        <w:r>
-          <w:rPr>
-            <w:noProof/>
-            <w:webHidden/>
-          </w:rPr>
-          <w:fldChar w:fldCharType="separate"/>
-        </w:r>
-        <w:r>
-          <w:rPr>
-            <w:noProof/>
-            <w:webHidden/>
-          </w:rPr>
-          <w:t>14</w:t>
-        </w:r>
-        <w:r>
-          <w:rPr>
-            <w:noProof/>
-            <w:webHidden/>
-          </w:rPr>
-          <w:fldChar w:fldCharType="end"/>
-        </w:r>
-      </w:hyperlink>
-    </w:p>
-    <w:p>
-      <w:pPr>
-        <w:spacing w:line="360" w:lineRule="auto"/>
-        <w:rPr>
-          <w:b/>
-          <w:bCs/>
-        </w:rPr>
       </w:pPr>
       <w:r>
         <w:rPr>
           <w:color w:val="000000"/>
           <w:szCs w:val="28"/>
         </w:rPr>
-        <w:fldChar w:fldCharType="end"/>
-      </w:r>
-    </w:p>
-    <w:p>
-      <w:pPr>
-        <w:spacing w:after="400"/>
-        <w:jc w:val="center"/>
-        <w:rPr>
-          <w:b/>
-          <w:bCs/>
+        <w:t>Практика представляет собой вид учебной деятельности, в ходе которой происходит формирование, закрепление и развитие практических навыков и необходимых компетенций посредством выполнения работ, отражающих специфику будущей профессиональной деятельности. Учебная практика представляет собой первый этап практической подготовки и имеет ознакомительный характер.</w:t>
+      </w:r>
+    </w:p>
+    <w:p>
+      <w:pPr>
+        <w:spacing w:line="360" w:lineRule="auto"/>
+        <w:ind w:firstLine="709"/>
+        <w:rPr>
           <w:color w:val="000000"/>
           <w:szCs w:val="28"/>
         </w:rPr>
       </w:pPr>
       <w:r>
-        <w:br w:type="column"/>
-      </w:r>
-      <w:r>
-        <w:rPr>
-          <w:b/>
-          <w:bCs/>
+        <w:rPr>
           <w:color w:val="000000"/>
           <w:szCs w:val="28"/>
         </w:rPr>
-        <w:lastRenderedPageBreak/>
-        <w:t>Введение</w:t>
+        <w:t>Сроки прохождения практики: с 0</w:t>
+      </w:r>
+      <w:r>
+        <w:rPr>
+          <w:color w:val="000000"/>
+          <w:szCs w:val="28"/>
+        </w:rPr>
+        <w:t>1</w:t>
+      </w:r>
+      <w:r>
+        <w:rPr>
+          <w:color w:val="000000"/>
+          <w:szCs w:val="28"/>
+        </w:rPr>
+        <w:t>.09.2025 по 30.12.2025. Место прохождения: ТУСУР, кафедра ЭМИС.</w:t>
       </w:r>
     </w:p>
     <w:p>
@@ -2756,7 +3045,31 @@
           <w:color w:val="000000"/>
           <w:szCs w:val="28"/>
         </w:rPr>
-        <w:t>Практика представляет собой вид учебной деятельности, в ходе которой происходит формирование, закрепление и развитие практических навыков и необходимых компетенций посредством выполнения работ, отражающих специфику будущей профессиональной деятельности. Учебная практика представляет собой первый этап практической подготовки и имеет ознакомительный характер.</w:t>
+        <w:t>В результате прохождения учебной практики формируются следующие компетенции:</w:t>
+      </w:r>
+    </w:p>
+    <w:p>
+      <w:pPr>
+        <w:pStyle w:val="a"/>
+      </w:pPr>
+      <w:r>
+        <w:t>поиск, критический анализ и синтез информации для решения профессиональных задач;</w:t>
+      </w:r>
+    </w:p>
+    <w:p>
+      <w:pPr>
+        <w:pStyle w:val="a"/>
+      </w:pPr>
+      <w:r>
+        <w:t>применение естественнонаучных, общеинженерных знаний в профессиональной деятельности;</w:t>
+      </w:r>
+    </w:p>
+    <w:p>
+      <w:pPr>
+        <w:pStyle w:val="a"/>
+      </w:pPr>
+      <w:r>
+        <w:t>решение профессиональных задач на основе информационной и библиографической культуры.</w:t>
       </w:r>
     </w:p>
     <w:p>
@@ -2773,7 +3086,7 @@
           <w:color w:val="000000"/>
           <w:szCs w:val="28"/>
         </w:rPr>
-        <w:t>Сроки прохождения практики: с 02.09.2025 по 30.12.2025. Место прохождения: ТУСУР, кафедра ЭМИС.</w:t>
+        <w:t>Во время выполнения практики было выдано индивидуальное задание на тему «Современные подходы к созданию облачных платформ и инфраструктуры». Актуальность темы обусловлена необходимостью технологического суверенитета и повышением конкурентоспособности отечественных облачных решений. Рынок облачных технологий активно развивается, и для обеспечения эффективной цифровой трансформации требуется понимание современных архитектурных подходов, методов проектирования и принципов организации облачной инфраструктуры.</w:t>
       </w:r>
     </w:p>
     <w:p>
@@ -2790,82 +3103,21 @@
           <w:color w:val="000000"/>
           <w:szCs w:val="28"/>
         </w:rPr>
-        <w:t>В результате прохождения учебной практики формируются следующие компетенции:</w:t>
-      </w:r>
-    </w:p>
-    <w:p>
-      <w:pPr>
-        <w:pStyle w:val="a"/>
-      </w:pPr>
-      <w:r>
-        <w:t>поиск, критический анализ и синтез информации для решения профессиональных задач;</w:t>
-      </w:r>
-    </w:p>
-    <w:p>
-      <w:pPr>
-        <w:pStyle w:val="a"/>
-      </w:pPr>
-      <w:r>
-        <w:t>применение естественнонаучных, общеинженерных знаний в профессиональной деятельности;</w:t>
-      </w:r>
-    </w:p>
-    <w:p>
-      <w:pPr>
-        <w:pStyle w:val="a"/>
-      </w:pPr>
-      <w:r>
-        <w:t>решение профессиональных задач на основе информационной и библиографической культуры.</w:t>
+        <w:t xml:space="preserve">Исследование современных подходов к созданию облачных платформ позволит выявить наиболее эффективные архитектурные решения, используемые при проектировании облачной инфраструктуры, а также определить принципы выбора конфигурации сервисов в зависимости от </w:t>
+      </w:r>
+      <w:r>
+        <w:rPr>
+          <w:color w:val="000000"/>
+          <w:szCs w:val="28"/>
+        </w:rPr>
+        <w:lastRenderedPageBreak/>
+        <w:t>специфики вычислительных задач. Решение поставленной задачи позволит приобрести практические навыки в сферах анализа информационных систем, проектирования архитектуры программного обеспечения и оценки технологических решений.</w:t>
       </w:r>
     </w:p>
     <w:p>
       <w:pPr>
         <w:spacing w:line="360" w:lineRule="auto"/>
         <w:ind w:firstLine="709"/>
-        <w:rPr>
-          <w:color w:val="000000"/>
-          <w:szCs w:val="28"/>
-        </w:rPr>
-      </w:pPr>
-      <w:r>
-        <w:rPr>
-          <w:color w:val="000000"/>
-          <w:szCs w:val="28"/>
-        </w:rPr>
-        <w:t>Во время выполнения практики было выдано индивидуальное задание на тему «Современные подходы к созданию облачных платформ и инфраструктуры». Актуальность темы обусловлена необходимостью технологического суверенитета и повышением конкурентоспособности отечественных облачных решений. Рынок облачных технологий активно развивается, и для обеспечения эффективной цифровой трансформации требуется понимание современных архитектурных подходов, методов проектирования и принципов организации облачной инфраструктуры.</w:t>
-      </w:r>
-    </w:p>
-    <w:p>
-      <w:pPr>
-        <w:spacing w:line="360" w:lineRule="auto"/>
-        <w:ind w:firstLine="709"/>
-        <w:rPr>
-          <w:color w:val="000000"/>
-          <w:szCs w:val="28"/>
-        </w:rPr>
-      </w:pPr>
-      <w:r>
-        <w:rPr>
-          <w:color w:val="000000"/>
-          <w:szCs w:val="28"/>
-        </w:rPr>
-        <w:t xml:space="preserve">Исследование современных подходов к созданию облачных платформ позволит выявить наиболее эффективные архитектурные решения, используемые при проектировании облачной инфраструктуры, а также определить принципы выбора конфигурации сервисов в зависимости от </w:t>
-      </w:r>
-      <w:r>
-        <w:rPr>
-          <w:color w:val="000000"/>
-          <w:szCs w:val="28"/>
-        </w:rPr>
-        <w:lastRenderedPageBreak/>
-        <w:t>специфики вычислительных задач. Решение поставленной задачи позволит приобрести практические навыки в сферах анализа информационных систем, проектирования архитектуры программного обеспечения и оценки технологических решений.</w:t>
-      </w:r>
-    </w:p>
-    <w:p>
-      <w:pPr>
-        <w:spacing w:line="360" w:lineRule="auto"/>
-        <w:ind w:firstLine="709"/>
-        <w:rPr>
-          <w:lang w:val="en-US"/>
-        </w:rPr>
       </w:pPr>
       <w:r>
         <w:rPr>
@@ -2880,27 +3132,36 @@
         <w:tabs>
           <w:tab w:val="num" w:pos="360"/>
         </w:tabs>
+        <w:spacing w:line="360" w:lineRule="auto"/>
+        <w:ind w:firstLine="0"/>
       </w:pPr>
       <w:r>
         <w:br w:type="column"/>
       </w:r>
-      <w:bookmarkStart w:id="2" w:name="_Toc216266060"/>
+      <w:bookmarkStart w:id="3" w:name="_Toc216266060"/>
+      <w:bookmarkStart w:id="4" w:name="_Toc216877981"/>
       <w:r>
         <w:lastRenderedPageBreak/>
-        <w:t>Основные принципы и подходы к организации научно-исследовательской деятельности</w:t>
-      </w:r>
-      <w:bookmarkEnd w:id="2"/>
+        <w:t xml:space="preserve">1 </w:t>
+      </w:r>
+      <w:r>
+        <w:t>ОСНОВНЫЕ ПРИНЦИПЫ И ПОДХОДЫ К ОРГАНИЗАЦИИ НАУЧНО-ИССЛЕДОВАТЕЛЬСКОЙ ДЕЯТЕЛЬНОСТИ</w:t>
+      </w:r>
+      <w:bookmarkEnd w:id="3"/>
+      <w:bookmarkEnd w:id="4"/>
     </w:p>
     <w:p>
       <w:pPr>
         <w:pStyle w:val="2"/>
         <w:ind w:left="0" w:firstLine="0"/>
       </w:pPr>
-      <w:bookmarkStart w:id="3" w:name="_Toc216266061"/>
+      <w:bookmarkStart w:id="5" w:name="_Toc216266061"/>
+      <w:bookmarkStart w:id="6" w:name="_Toc216877982"/>
       <w:r>
         <w:t>1.1 Логика научного исследования</w:t>
       </w:r>
-      <w:bookmarkEnd w:id="3"/>
+      <w:bookmarkEnd w:id="5"/>
+      <w:bookmarkEnd w:id="6"/>
     </w:p>
     <w:p>
       <w:pPr>
@@ -2917,7 +3178,10 @@
         <w:t> </w:t>
       </w:r>
       <w:r>
-        <w:t>[1]</w:t>
+        <w:t>[</w:t>
+      </w:r>
+      <w:r>
+        <w:t>1]</w:t>
       </w:r>
       <w:r>
         <w:t>: проектирование, технологическая, рефлексивная.</w:t>
@@ -2932,10 +3196,10 @@
         <w:t>Фаза проектирования начинается с определения проблемы, понимаемой как «знание о незнании», то есть осознание того, чего именно не хватает науке</w:t>
       </w:r>
       <w:r>
-        <w:t> </w:t>
-      </w:r>
-      <w:r>
-        <w:t>[1]. Это позволяет затем сфокусироваться на исследовании объекта – процесса или явления, порождающего проблемную ситуацию. Анализ объекта позволяет определить предмет, что является уже конкретным свойством, служащим источником выводов. На основании этого задаются цели исследования, обозначающие предположительный результат, для достижения которого выдвигаются гипотезы, то есть научные предположения, объясняющие явления, систематизирующие факты. Выдвижение гипотезы проходит в три этапа: накопление фактов и выдвижение допущений, их обоснование и, заключительно, выдвижение гипотезы. Гипотеза служит своеобразным компасом исследования, определяя направление дальнейшей работы и критерии оценки результатов</w:t>
+        <w:t> [</w:t>
+      </w:r>
+      <w:r>
+        <w:t>1]. Это позволяет затем сфокусироваться на исследовании объекта – процесса или явления, порождающего проблемную ситуацию. Анализ объекта позволяет определить предмет, что является уже конкретным свойством, служащим источником выводов. На основании этого задаются цели исследования, обозначающие предположительный результат, для достижения которого выдвигаются гипотезы, то есть научные предположения, объясняющие явления, систематизирующие факты. Выдвижение гипотезы проходит в три этапа: накопление фактов и выдвижение допущений, их обоснование и, заключительно, выдвижение гипотезы. Гипотеза служит своеобразным компасом исследования, определяя направление дальнейшей работы и критерии оценки результатов</w:t>
       </w:r>
       <w:r>
         <w:t>, е</w:t>
@@ -2987,7 +3251,10 @@
         <w:t> </w:t>
       </w:r>
       <w:r>
-        <w:t>[1].</w:t>
+        <w:t>[</w:t>
+      </w:r>
+      <w:r>
+        <w:t>1].</w:t>
       </w:r>
     </w:p>
     <w:p>
@@ -2995,14 +3262,16 @@
         <w:pStyle w:val="2"/>
         <w:ind w:left="0" w:firstLine="0"/>
       </w:pPr>
-      <w:bookmarkStart w:id="4" w:name="_Toc216266062"/>
+      <w:bookmarkStart w:id="7" w:name="_Toc216266062"/>
+      <w:bookmarkStart w:id="8" w:name="_Toc216877983"/>
       <w:r>
         <w:t xml:space="preserve">1.2 </w:t>
       </w:r>
       <w:r>
         <w:t>Инструменты организации и проведения исследовательской деятельности</w:t>
       </w:r>
-      <w:bookmarkEnd w:id="4"/>
+      <w:bookmarkEnd w:id="7"/>
+      <w:bookmarkEnd w:id="8"/>
     </w:p>
     <w:p>
       <w:pPr>
@@ -3011,7 +3280,7 @@
           <w:ilvl w:val="0"/>
           <w:numId w:val="0"/>
         </w:numPr>
-        <w:ind w:firstLine="1134"/>
+        <w:ind w:firstLine="709"/>
       </w:pPr>
       <w:r>
         <w:t>Основными инструментами, обеспечивающие организацию и реализацию исследовательской деятельности, являются средства, методы, формы и условия научного исследования. В основе правильной организации исследования лежит методология – совокупность принципов, подходов и способов, которые задают логику выбора методов, средств и форм работы.</w:t>
@@ -3024,7 +3293,7 @@
           <w:ilvl w:val="0"/>
           <w:numId w:val="0"/>
         </w:numPr>
-        <w:ind w:firstLine="1134"/>
+        <w:ind w:firstLine="709"/>
       </w:pPr>
       <w:r>
         <w:t>Средства представляют собой совокупность материальных, информационных, логических и языковых инструментов, способствующие получению знаний. К ним можно отнести: материальные, например, приборы, оборудования, установки, техника, информационные – базы данных, программное обеспечение, сетевые ресурсы, математические и логические – модели, схемы, а также языковые – термины, символы, графические и вербальные формы представления информации. Также к средствам могут относится современные программные комплексы для анализа данных, цифровые библиотеки, системы статистической обработки.</w:t>
@@ -3034,7 +3303,7 @@
       <w:pPr>
         <w:shd w:val="clear" w:color="auto" w:fill="FFFFFF"/>
         <w:spacing w:line="360" w:lineRule="auto"/>
-        <w:ind w:firstLine="1134"/>
+        <w:ind w:firstLine="709"/>
         <w:rPr>
           <w:color w:val="0F1115"/>
           <w:szCs w:val="28"/>
@@ -3058,10 +3327,13 @@
       </w:r>
       <w:proofErr w:type="spellEnd"/>
       <w:r>
-        <w:t>. Ещё выделяют общие логические методы, применяющиеся на всех этапах исследования, позволяющие переходить от отдельных фактов к системе обобщенных знаний. Эмпирические методы обеспечивают сбор первостепенной информации, ссылаясь на реальные условия. Теоретические, в свою очередь, на глубокое осмысление результатов, выявление закономерностей и формирование концепций </w:t>
-      </w:r>
-      <w:r>
-        <w:t>[2]</w:t>
+        <w:t>. Ещё выделяют общие логические методы, применяющиеся на всех этапах исследования, позволяющие переходить от отдельных фактов к системе обобщенных знаний. Эмпирические методы обеспечивают сбор первостепенной информации, ссылаясь на реальные условия. Теоретические, в свою очередь, на глубокое осмысление результатов, выявление закономерностей и формирование концепций</w:t>
+      </w:r>
+      <w:r>
+        <w:t> [</w:t>
+      </w:r>
+      <w:r>
+        <w:t>2]</w:t>
       </w:r>
       <w:r>
         <w:t>. Формы же зависят от состава и характера задач. Обычно различают индивидуальную, в котором исследователь самостоятельно осуществляет этапы, коллективную, где взаимодействуют несколько специалистов в рамках научных групп, а также проектную, основанную на последовательном прохождении всех трёх фаз. В настоящее время используется также сетевые формы взаимодействия, к ним относят дистанционные научные коллаборации, работу в виртуальных научных группах, участие в международных проектах</w:t>
@@ -3073,7 +3345,10 @@
         <w:t> </w:t>
       </w:r>
       <w:r>
-        <w:t>[2]</w:t>
+        <w:t>[</w:t>
+      </w:r>
+      <w:r>
+        <w:t>2]</w:t>
       </w:r>
       <w:r>
         <w:t xml:space="preserve">. </w:t>
@@ -3129,7 +3404,7 @@
           <w:ilvl w:val="0"/>
           <w:numId w:val="0"/>
         </w:numPr>
-        <w:ind w:firstLine="1134"/>
+        <w:ind w:firstLine="709"/>
       </w:pPr>
       <w:r>
         <w:t>Однако наличие средств, методов и форм ещё не гарантирует успешности научного исследования. Результативность работы напрямую зависит от комплекса условий, в которых протекает исследовательская деятельность. Условия эффективного научного исследования включают несколько взаимосвязанных компонентов:</w:t>
@@ -3138,7 +3413,7 @@
     <w:p>
       <w:pPr>
         <w:spacing w:line="360" w:lineRule="auto"/>
-        <w:ind w:firstLine="1134"/>
+        <w:ind w:firstLine="709"/>
       </w:pPr>
       <w:r>
         <w:lastRenderedPageBreak/>
@@ -3148,7 +3423,7 @@
     <w:p>
       <w:pPr>
         <w:spacing w:line="360" w:lineRule="auto"/>
-        <w:ind w:firstLine="1134"/>
+        <w:ind w:firstLine="709"/>
       </w:pPr>
       <w:r>
         <w:t>Материально-техническая база и информационное обеспечение. Доступ к современному оборудованию, вычислительным мощностям, базам данных и научным публикациям существенно расширяет возможности исследователя. Отсутствие необходимой инфраструктуры может существенно замедлить или ограничить масштаб научной работы.</w:t>
@@ -3157,7 +3432,7 @@
     <w:p>
       <w:pPr>
         <w:spacing w:line="360" w:lineRule="auto"/>
-        <w:ind w:firstLine="1134"/>
+        <w:ind w:firstLine="709"/>
       </w:pPr>
       <w:r>
         <w:t>Организационно-методическое сопровождение. Наличие утверждённых регламентов, методических рекомендаций и стандартов обеспечивает структурированность процесса, снижает вероятность ошибок и повышает воспроизводимость результатов.</w:t>
@@ -3166,7 +3441,7 @@
     <w:p>
       <w:pPr>
         <w:spacing w:line="360" w:lineRule="auto"/>
-        <w:ind w:firstLine="1134"/>
+        <w:ind w:firstLine="709"/>
       </w:pPr>
       <w:r>
         <w:t>Соблюдение принципов научной этики. Честность в представлении данных, корректное цитирование источников, уважение авторских прав и ответственность за достоверность выводов формируют доверие к научным результатам и обеспечивают репутацию исследователя в профессиональном сообществе.</w:t>
@@ -3175,7 +3450,7 @@
     <w:p>
       <w:pPr>
         <w:spacing w:line="360" w:lineRule="auto"/>
-        <w:ind w:firstLine="1134"/>
+        <w:ind w:firstLine="709"/>
       </w:pPr>
       <w:r>
         <w:t xml:space="preserve">Эффективность исследовательской деятельность определяется качеством организации самого процесса. Необходимо грамотно подойти к планированию, определению ресурсов и возможных рисков.  К тому же, современные исследования требуют системной обработки, применяя методы статистики, инструментов визуализации, средств проверки достоверности и воспроизводимости результатов. </w:t>
@@ -3190,7 +3465,8 @@
       <w:r>
         <w:br w:type="column"/>
       </w:r>
-      <w:bookmarkStart w:id="5" w:name="_Toc216266063"/>
+      <w:bookmarkStart w:id="9" w:name="_Toc216266063"/>
+      <w:bookmarkStart w:id="10" w:name="_Toc216877984"/>
       <w:r>
         <w:lastRenderedPageBreak/>
         <w:t xml:space="preserve">2 </w:t>
@@ -3198,21 +3474,24 @@
       <w:r>
         <w:t>НАУЧНО-ИССЛЕДОВАТЕЛЬСКАЯ РАБОТА СТУДЕНТА КАК ФАКТОР ПРОФЕССИОНАЛЬНОГО РАЗВИТИЯ</w:t>
       </w:r>
-      <w:bookmarkEnd w:id="5"/>
+      <w:bookmarkEnd w:id="9"/>
+      <w:bookmarkEnd w:id="10"/>
     </w:p>
     <w:p>
       <w:pPr>
         <w:pStyle w:val="2"/>
         <w:ind w:left="0" w:firstLine="0"/>
       </w:pPr>
-      <w:bookmarkStart w:id="6" w:name="_Toc216266064"/>
+      <w:bookmarkStart w:id="11" w:name="_Toc216266064"/>
+      <w:bookmarkStart w:id="12" w:name="_Toc216877985"/>
       <w:r>
         <w:t xml:space="preserve">2.1 </w:t>
       </w:r>
       <w:r>
         <w:t>Основные направления научных исследований в области внедрения цифровых технологий</w:t>
       </w:r>
-      <w:bookmarkEnd w:id="6"/>
+      <w:bookmarkEnd w:id="11"/>
+      <w:bookmarkEnd w:id="12"/>
     </w:p>
     <w:p>
       <w:pPr>
@@ -3245,10 +3524,7 @@
         <w:t>то есть представленной в виде дискретных значений, пригодных для автоматизированной обработки электронными устройствами.</w:t>
       </w:r>
       <w:r>
-        <w:t> </w:t>
-      </w:r>
-      <w:r>
-        <w:t>[</w:t>
+        <w:t> [</w:t>
       </w:r>
       <w:r>
         <w:t>4</w:t>
@@ -3269,7 +3545,10 @@
         <w:t>,</w:t>
       </w:r>
       <w:r>
-        <w:t xml:space="preserve"> что цифровые технологии включают программные, аппаратные и иные решения, направленные на создание новых продуктов и услуг на основе цифровых данных [</w:t>
+        <w:t xml:space="preserve"> что цифровые технологии включают программные, аппаратные и иные решения, направленные на создание новых продуктов и услуг на основе цифровых данных</w:t>
+      </w:r>
+      <w:r>
+        <w:t> [</w:t>
       </w:r>
       <w:r>
         <w:t>5</w:t>
@@ -3311,10 +3590,7 @@
         <w:t>Первое направление связано с искусственным интеллектом и машинным обучением. Алгоритмы машинного обучения позволяют обрабатывать большие объёмы данных, строить прогнозные модели и выявлять закономерности, недоступные для ручного анализа. Нейронные сети применяются в медицинской диагностике для распознавания патологий на снимках, в материаловедении для предсказания свойств новых соединений, в климатическом моделировании для прогнозирования изменений окружающей среды. Данное направление обеспечивает переход от трудоёмкого ручного анализа к автоматизированным методам, что повышает точность и воспроизводимость результатов</w:t>
       </w:r>
       <w:r>
-        <w:t> </w:t>
-      </w:r>
-      <w:r>
-        <w:t>[</w:t>
+        <w:t> [</w:t>
       </w:r>
       <w:r>
         <w:t>2</w:t>
@@ -3333,7 +3609,13 @@
         </w:rPr>
       </w:pPr>
       <w:r>
-        <w:t>К данному направлению относится и работа исследовательских команд, создающих прикладные решения на основе ИИ. Так, в Университете Иннополис была реализована разработка алгоритмов автономного пилотирования беспилотных транспортных средств, функционирующих в условиях бездорожья. Проект включал создание комплекса обработки сенсорной информации и алгоритмов принятия решений, что позволило сформировать действующий прототип системы управления и продемонстрировать практическую значимость внедрения технологий искусственного интеллекта в транспортную сферу [10].</w:t>
+        <w:t>К данному направлению относится и работа исследовательских команд, создающих прикладные решения на основе ИИ. Так, в Университете Иннополис была реализована разработка алгоритмов автономного пилотирования беспилотных транспортных средств, функционирующих в условиях бездорожья. Проект включал создание комплекса обработки сенсорной информации и алгоритмов принятия решений, что позволило сформировать действующий прототип системы управления и продемонстрировать практическую значимость внедрения технологий искусственного интеллекта в транспортную сферу</w:t>
+      </w:r>
+      <w:r>
+        <w:t> [</w:t>
+      </w:r>
+      <w:r>
+        <w:t>10].</w:t>
       </w:r>
     </w:p>
     <w:p>
@@ -3358,7 +3640,13 @@
       </w:r>
       <w:proofErr w:type="spellEnd"/>
       <w:r>
-        <w:t xml:space="preserve"> Томского государственного университета использовал методы анализа данных для автоматического подбора языковых собеседников. Благодаря алгоритмизации процесса взаимодействия студентов и применению цифровых инструментов проект успешно интегрировал зарубежных обучающихся в университетскую среду и стал частью постоянной работы Научной библиотеки ТГУ [9].</w:t>
+        <w:t xml:space="preserve"> Томского государственного университета использовал методы анализа данных для автоматического подбора языковых собеседников. Благодаря алгоритмизации процесса взаимодействия студентов и применению цифровых инструментов проект успешно интегрировал зарубежных обучающихся в университетскую среду и стал частью постоянной работы Научной библиотеки ТГУ</w:t>
+      </w:r>
+      <w:r>
+        <w:t> [</w:t>
+      </w:r>
+      <w:r>
+        <w:t>9].</w:t>
       </w:r>
       <w:r>
         <w:rPr>
@@ -3398,7 +3686,13 @@
       </w:r>
       <w:proofErr w:type="spellEnd"/>
       <w:r>
-        <w:t>, что позволило существенно удешевить и ускорить процессы внедрения промышленных роботов за счёт использования виртуальных симуляций [12].</w:t>
+        <w:t>, что позволило существенно удешевить и ускорить процессы внедрения промышленных роботов за счёт использования виртуальных симуляций</w:t>
+      </w:r>
+      <w:r>
+        <w:t> [</w:t>
+      </w:r>
+      <w:r>
+        <w:t>12].</w:t>
       </w:r>
     </w:p>
     <w:p>
@@ -3421,7 +3715,13 @@
         <w:t>-</w:t>
       </w:r>
       <w:r>
-        <w:t xml:space="preserve"> роевой комплекс лёгких LED-дронов для проведения шоу в закрытых помещениях. Программное обеспечение, созданное командой, обеспечивало автоматическую генерацию траекторий и синхронность полёта дронов, что позволило сформировать безопасную альтернативу традиционным визуальным эффектам и одновременно предоставить студентам практический опыт работы с ROS, Python/C++ и инструментами проектирования инновационных продуктов [11].</w:t>
+        <w:t xml:space="preserve"> роевой комплекс лёгких LED-дронов для проведения шоу в закрытых помещениях. Программное обеспечение, созданное командой, обеспечивало автоматическую генерацию траекторий и синхронность полёта дронов, что позволило сформировать безопасную альтернативу традиционным визуальным эффектам и одновременно предоставить студентам практический опыт работы с ROS, Python/C++ и инструментами проектирования инновационных продуктов</w:t>
+      </w:r>
+      <w:r>
+        <w:t> [</w:t>
+      </w:r>
+      <w:r>
+        <w:t>11].</w:t>
       </w:r>
     </w:p>
     <w:p>
@@ -3458,252 +3758,266 @@
         <w:t>.</w:t>
       </w:r>
     </w:p>
+    <w:p>
+      <w:pPr>
+        <w:pStyle w:val="2"/>
+        <w:ind w:left="0" w:firstLine="0"/>
+      </w:pPr>
+      <w:bookmarkStart w:id="13" w:name="_Toc216266065"/>
+      <w:bookmarkStart w:id="14" w:name="_Toc216877986"/>
+      <w:r>
+        <w:t xml:space="preserve">2.2 </w:t>
+      </w:r>
+      <w:r>
+        <w:t>Инновационные площадки для реализации научного потенциала студентов</w:t>
+      </w:r>
+      <w:bookmarkEnd w:id="13"/>
+      <w:bookmarkEnd w:id="14"/>
+    </w:p>
+    <w:p>
+      <w:pPr>
+        <w:pStyle w:val="font-claude-response-body"/>
+        <w:spacing w:before="0" w:beforeAutospacing="0" w:after="0" w:afterAutospacing="0" w:line="360" w:lineRule="auto"/>
+        <w:ind w:firstLine="709"/>
+        <w:jc w:val="both"/>
+        <w:rPr>
+          <w:sz w:val="28"/>
+          <w:szCs w:val="28"/>
+        </w:rPr>
+      </w:pPr>
+      <w:r>
+        <w:rPr>
+          <w:sz w:val="28"/>
+          <w:szCs w:val="28"/>
+        </w:rPr>
+        <w:t>Развитие научного потенциала студентов требует не только теоретической подготовки, но и практического применения полученных знаний в реальных проектах. Инновационные площадки представляют собой специализированные экосистемы, где студенческие инициативы могут получить финансовую поддержку, менторское сопровождение, доступ к современному оборудованию и возможность коммерциализации результатов. Данные платформы позволяют приобрести компетенции в области управления проектами, работы в команде и взаимодействия с инвесторами.</w:t>
+      </w:r>
+    </w:p>
+    <w:p>
+      <w:pPr>
+        <w:pStyle w:val="font-claude-response-body"/>
+        <w:spacing w:before="0" w:beforeAutospacing="0" w:after="0" w:afterAutospacing="0" w:line="360" w:lineRule="auto"/>
+        <w:ind w:firstLine="709"/>
+        <w:jc w:val="both"/>
+        <w:rPr>
+          <w:sz w:val="28"/>
+          <w:szCs w:val="28"/>
+        </w:rPr>
+      </w:pPr>
+      <w:r>
+        <w:rPr>
+          <w:sz w:val="28"/>
+          <w:szCs w:val="28"/>
+        </w:rPr>
+        <w:t>В Российской Федерации функционирует развитая система инновационных площадок, ориентированных на поддержку молодых учёных и студенческих команд. Согласно «Стратегии научно-технологического развития Российской Федерации» одним из приоритетных направлений является создание условий для реализации талантов молодёжи в научно-технологической сфере. Федеральная целевая программа предусматривает поддержку молодых учёных через систему грантов, стипендий и инфраструктурных проектов</w:t>
+      </w:r>
+      <w:r>
+        <w:rPr>
+          <w:sz w:val="28"/>
+          <w:szCs w:val="28"/>
+        </w:rPr>
+        <w:t> [</w:t>
+      </w:r>
+      <w:r>
+        <w:rPr>
+          <w:sz w:val="28"/>
+          <w:szCs w:val="28"/>
+        </w:rPr>
+        <w:t>6].</w:t>
+      </w:r>
+    </w:p>
+    <w:p>
+      <w:pPr>
+        <w:pStyle w:val="font-claude-response-body"/>
+        <w:spacing w:before="0" w:beforeAutospacing="0" w:after="0" w:afterAutospacing="0" w:line="360" w:lineRule="auto"/>
+        <w:ind w:firstLine="709"/>
+        <w:jc w:val="both"/>
+        <w:rPr>
+          <w:sz w:val="28"/>
+          <w:szCs w:val="28"/>
+        </w:rPr>
+      </w:pPr>
+      <w:r>
+        <w:rPr>
+          <w:sz w:val="28"/>
+          <w:szCs w:val="28"/>
+        </w:rPr>
+        <w:t xml:space="preserve">Инновационный центр «Сколково» выступает крупнейшей национальной платформой для развития высокотехнологичных проектов. Он объединяет стартапы, научные группы и образовательные организации, обеспечивая резидентов налоговыми послаблениями, грантовыми инструментами и консультационной поддержкой. Для студентов </w:t>
+      </w:r>
+      <w:r>
+        <w:rPr>
+          <w:sz w:val="28"/>
+          <w:szCs w:val="28"/>
+        </w:rPr>
+        <w:lastRenderedPageBreak/>
+        <w:t>формируются специальные образовательные программы, включающие наставничество и участие в акселераторах. Наличие современных лабораторий позволяет реализовывать проекты в области ИИ, робототехники, биотехнологий и материаловедения</w:t>
+      </w:r>
+      <w:r>
+        <w:rPr>
+          <w:sz w:val="28"/>
+          <w:szCs w:val="28"/>
+        </w:rPr>
+        <w:t> [</w:t>
+      </w:r>
+      <w:r>
+        <w:rPr>
+          <w:sz w:val="28"/>
+          <w:szCs w:val="28"/>
+        </w:rPr>
+        <w:t>7].</w:t>
+      </w:r>
+    </w:p>
+    <w:p>
+      <w:pPr>
+        <w:pStyle w:val="font-claude-response-body"/>
+        <w:spacing w:before="0" w:beforeAutospacing="0" w:after="0" w:afterAutospacing="0" w:line="360" w:lineRule="auto"/>
+        <w:ind w:firstLine="709"/>
+        <w:jc w:val="both"/>
+        <w:rPr>
+          <w:sz w:val="28"/>
+          <w:szCs w:val="28"/>
+        </w:rPr>
+      </w:pPr>
+      <w:r>
+        <w:rPr>
+          <w:sz w:val="28"/>
+          <w:szCs w:val="28"/>
+        </w:rPr>
+        <w:t xml:space="preserve">Университет Иннополис представляет собой интегрированную образовательную площадку, сосредоточенную на информационных технологиях и интеллектуальной робототехнике. Студенты могут включаться в работу научных лабораторий, реализовывать проекты совместно с индустриальными партнёрами и участвовать в международных исследовательских инициативах. Университет предоставляет доступ к вычислительным ресурсам и цифровой инфраструктуре. Важную роль играют </w:t>
+      </w:r>
+      <w:proofErr w:type="spellStart"/>
+      <w:r>
+        <w:rPr>
+          <w:sz w:val="28"/>
+          <w:szCs w:val="28"/>
+        </w:rPr>
+        <w:t>хакатоны</w:t>
+      </w:r>
+      <w:proofErr w:type="spellEnd"/>
+      <w:r>
+        <w:rPr>
+          <w:sz w:val="28"/>
+          <w:szCs w:val="28"/>
+        </w:rPr>
+        <w:t>, проектные школы и инженерные соревнования</w:t>
+      </w:r>
+      <w:r>
+        <w:rPr>
+          <w:sz w:val="28"/>
+          <w:szCs w:val="28"/>
+        </w:rPr>
+        <w:t> [</w:t>
+      </w:r>
+      <w:r>
+        <w:rPr>
+          <w:sz w:val="28"/>
+          <w:szCs w:val="28"/>
+        </w:rPr>
+        <w:t>8].</w:t>
+      </w:r>
+    </w:p>
+    <w:p>
+      <w:pPr>
+        <w:pStyle w:val="font-claude-response-body"/>
+        <w:spacing w:before="0" w:beforeAutospacing="0" w:after="0" w:afterAutospacing="0" w:line="360" w:lineRule="auto"/>
+        <w:ind w:firstLine="709"/>
+        <w:jc w:val="both"/>
+        <w:rPr>
+          <w:sz w:val="28"/>
+          <w:szCs w:val="28"/>
+        </w:rPr>
+      </w:pPr>
+      <w:r>
+        <w:rPr>
+          <w:sz w:val="28"/>
+          <w:szCs w:val="28"/>
+        </w:rPr>
+        <w:t>Агентство стратегических инициатив (АСИ) формирует условия для развития молодёжного технологического предпринимательства. Ключевой инициативой является проект «Стартап как диплом», который позволяет студентам оформлять выпускные работы в формате реального бизнес-проекта. Такая модель обеспечивает переход от учебной деятельности к предпринимательству. АСИ также координирует деятельность региональных инновационных кластеров.</w:t>
+      </w:r>
+    </w:p>
+    <w:p>
+      <w:pPr>
+        <w:pStyle w:val="font-claude-response-body"/>
+        <w:spacing w:before="0" w:beforeAutospacing="0" w:after="0" w:afterAutospacing="0" w:line="360" w:lineRule="auto"/>
+        <w:ind w:firstLine="709"/>
+        <w:jc w:val="both"/>
+        <w:rPr>
+          <w:sz w:val="28"/>
+          <w:szCs w:val="28"/>
+        </w:rPr>
+      </w:pPr>
+      <w:r>
+        <w:rPr>
+          <w:sz w:val="28"/>
+          <w:szCs w:val="28"/>
+        </w:rPr>
+        <w:t>Фонд содействия инновациям поддерживает молодые научные команды через программы грантовой поддержки. Программа «УМНИК» предусматривает финансирование перспективных проектов, предоставляя до 500 тысяч рублей на два года. Программа «Студенческий стартап» ориентирована на проекты, готовые к коммерциализации и созданию собственного предприятия. Участники получают компетенции в области патентования, анализа рынка и работы с инвесторами.</w:t>
+      </w:r>
+    </w:p>
+    <w:p>
+      <w:pPr>
+        <w:pStyle w:val="font-claude-response-body"/>
+        <w:spacing w:before="0" w:beforeAutospacing="0" w:after="0" w:afterAutospacing="0" w:line="360" w:lineRule="auto"/>
+        <w:ind w:firstLine="709"/>
+        <w:jc w:val="both"/>
+        <w:rPr>
+          <w:sz w:val="28"/>
+          <w:szCs w:val="28"/>
+        </w:rPr>
+      </w:pPr>
+      <w:r>
+        <w:rPr>
+          <w:sz w:val="28"/>
+          <w:szCs w:val="28"/>
+        </w:rPr>
+        <w:t xml:space="preserve">Технопарки при ведущих университетах формируют локальные инновационные экосистемы. Студенты могут использовать оборудование для создания прототипов, участвовать в акселерационных программах и получать </w:t>
+      </w:r>
+      <w:r>
+        <w:rPr>
+          <w:sz w:val="28"/>
+          <w:szCs w:val="28"/>
+        </w:rPr>
+        <w:lastRenderedPageBreak/>
+        <w:t>консультации от научных руководителей. Технопарки обеспечивают связь с индустриальными партнёрами.</w:t>
+      </w:r>
+    </w:p>
+    <w:p>
+      <w:pPr>
+        <w:pStyle w:val="font-claude-response-body"/>
+        <w:spacing w:before="0" w:beforeAutospacing="0" w:after="0" w:afterAutospacing="0" w:line="360" w:lineRule="auto"/>
+        <w:ind w:firstLine="709"/>
+        <w:jc w:val="both"/>
+        <w:rPr>
+          <w:sz w:val="28"/>
+          <w:szCs w:val="28"/>
+        </w:rPr>
+      </w:pPr>
+      <w:r>
+        <w:rPr>
+          <w:sz w:val="28"/>
+          <w:szCs w:val="28"/>
+        </w:rPr>
+        <w:t>Каждая площадка обладает собственной спецификой и ориентирована на определённые этапы развития проекта. На ранних стадиях целесообразно обратиться к программам «Фонда содействия инновациям» для получения начального финансирования. Представленные институты формируют комплексную поддержку студентов - от генерации идеи до вывода продукта на рынок. Такие площадки позволяют молодым исследователям развивать предпринимательское мышление, осваивать современные технологии и трансформировать учебные проекты в реальные инновационные решения, что способствует росту научного потенциала молодёжи и усилению технологической конкурентоспособности страны.</w:t>
+      </w:r>
+    </w:p>
+    <w:p/>
     <w:p>
       <w:pPr>
         <w:pStyle w:val="2"/>
         <w:numPr>
           <w:ilvl w:val="1"/>
-          <w:numId w:val="15"/>
-        </w:numPr>
-        <w:tabs>
-          <w:tab w:val="num" w:pos="1440"/>
-        </w:tabs>
-        <w:ind w:left="1440"/>
-      </w:pPr>
-      <w:bookmarkStart w:id="7" w:name="_Toc216266065"/>
-      <w:r>
-        <w:t>Инновационные площадки для реализации научного потенциала студентов</w:t>
-      </w:r>
-      <w:bookmarkEnd w:id="7"/>
-    </w:p>
-    <w:p>
-      <w:pPr>
-        <w:spacing w:line="360" w:lineRule="auto"/>
-        <w:ind w:firstLine="709"/>
-      </w:pPr>
-      <w:r>
-        <w:t xml:space="preserve">Развитие научного потенциала студентов требует не только теоретической подготовки, но и практического применения полученных знаний в реальных проектах. Инновационные площадки представляют собой специализированные экосистемы, где студенческие </w:t>
-      </w:r>
-      <w:r>
-        <w:t>инициативы и их дальнейшие разработки</w:t>
-      </w:r>
-      <w:r>
-        <w:t xml:space="preserve"> могут получить финансовую поддержку, менторское сопровождение, доступ к современному оборудованию и возможность коммерциализации результатов. Данные платформы позволяют приобрести компетенции в области управления проектами, работы в команде, презентации результатов и взаимодействия с инвесторами.</w:t>
-      </w:r>
-    </w:p>
-    <w:p>
-      <w:pPr>
-        <w:spacing w:line="360" w:lineRule="auto"/>
-        <w:ind w:firstLine="709"/>
-      </w:pPr>
-      <w:r>
-        <w:t xml:space="preserve">В Российской Федерации функционирует развитая система инновационных площадок, ориентированных на поддержку молодых учёных и студенческих команд. Согласно </w:t>
-      </w:r>
-      <w:r>
-        <w:t>«</w:t>
-      </w:r>
-      <w:r>
-        <w:t>Стратегии научно-технологического развития Российской Федерации</w:t>
-      </w:r>
-      <w:r>
-        <w:t xml:space="preserve">» </w:t>
-      </w:r>
-      <w:r>
-        <w:t>одним из приоритетных направлений является создание условий для реализации талантов и потенциала молодёжи в научно-технологической сфере. Федеральная целевая программа «Исследования и разработки по приоритетным направлениям развития научно-технологического комплекса России» предусматривает поддержку молодых учёных через систему грантов, стипендий и инфраструктурных проектов</w:t>
-      </w:r>
-      <w:r>
-        <w:t> </w:t>
-      </w:r>
-      <w:r>
-        <w:t>[6].</w:t>
-      </w:r>
-    </w:p>
-    <w:p>
-      <w:pPr>
-        <w:spacing w:line="360" w:lineRule="auto"/>
-        <w:ind w:firstLine="709"/>
-      </w:pPr>
-      <w:r>
-        <w:rPr>
-          <w:bCs/>
-        </w:rPr>
-        <w:t xml:space="preserve">Инновационный центр «Сколково» выступает крупнейшей национальной платформой для развития высокотехнологичных проектов. Он </w:t>
-      </w:r>
-      <w:r>
-        <w:rPr>
-          <w:bCs/>
-        </w:rPr>
-        <w:lastRenderedPageBreak/>
-        <w:t>объединяет стартапы, научные группы и образовательные организации в единую среду, обеспечивая резидентов налоговыми послаблениями, грантовыми инструментами, доступом к исследовательской инфраструктуре и консультационной поддержкой. Для студентов формируются специальные образовательные программы, включающие наставничество, обучение основам технологического предпринимательства и участие в акселераторах. Наличие современных лабораторий позволяет реализовывать проекты, требующие сложного оборудования, в том числе в области ИИ, робототехники, биотехнологий и материаловедения [7].</w:t>
-      </w:r>
-    </w:p>
-    <w:p>
-      <w:pPr>
-        <w:spacing w:line="360" w:lineRule="auto"/>
-        <w:ind w:firstLine="709"/>
-        <w:rPr>
-          <w:bCs/>
-        </w:rPr>
-      </w:pPr>
-      <w:r>
-        <w:t>Университет Иннополис представляет</w:t>
-      </w:r>
-      <w:r>
-        <w:rPr>
-          <w:bCs/>
-        </w:rPr>
-        <w:t xml:space="preserve"> собой интегрированную образовательную и исследовательскую площадку, сосредоточенную на информационных технологиях и интеллектуальной робототехнике. Здесь студенты могут включаться в работу научных лабораторий, реализовывать проекты совместно с индустриальными партнёрами, а также участвовать в международных исследовательских инициативах. Университет предоставляет доступ к вычислительным ресурсам и цифровой инфраструктуре, необходимой для моделирования, разработки и тестирования сложных алгоритмов. Важную роль играют </w:t>
-      </w:r>
-      <w:proofErr w:type="spellStart"/>
-      <w:r>
-        <w:rPr>
-          <w:bCs/>
-        </w:rPr>
-        <w:t>хакатоны</w:t>
-      </w:r>
-      <w:proofErr w:type="spellEnd"/>
-      <w:r>
-        <w:rPr>
-          <w:bCs/>
-        </w:rPr>
-        <w:t>, проектные школы и инженерные соревнования, где участники могут получить финансирование или поддержку экспертов</w:t>
-      </w:r>
-      <w:r>
-        <w:rPr>
-          <w:bCs/>
-        </w:rPr>
-        <w:t> </w:t>
-      </w:r>
-      <w:r>
-        <w:rPr>
-          <w:bCs/>
-        </w:rPr>
-        <w:t>[8].</w:t>
-      </w:r>
-    </w:p>
-    <w:p>
-      <w:pPr>
-        <w:spacing w:line="360" w:lineRule="auto"/>
-        <w:ind w:firstLine="709"/>
-      </w:pPr>
-      <w:r>
-        <w:rPr>
-          <w:bCs/>
-        </w:rPr>
-        <w:t>Агентство стратегических инициатив (АСИ) формирует условия для развития молодёжного технологического предпринимательства. Одной из ключевых инициатив является проект «Стартап как диплом», который позволяет студентам оформлять выпускные квалификационные работы в формате реального бизнес-проекта. Такая модель обеспечивает переход от учебной деятельности к предпринимательству, поддерживая ранние стадии проектирования продукта, его продвижение и взаимодействие с первыми клиентами. АСИ также координирует деятельность региональных инновационных кластеров, предоставляя студентам доступ к инфраструктуре по всей стране.</w:t>
-      </w:r>
-    </w:p>
-    <w:p>
-      <w:pPr>
-        <w:spacing w:line="360" w:lineRule="auto"/>
-        <w:ind w:firstLine="709"/>
-        <w:rPr>
-          <w:bCs/>
-        </w:rPr>
-      </w:pPr>
-      <w:r>
-        <w:rPr>
-          <w:bCs/>
-        </w:rPr>
-        <w:lastRenderedPageBreak/>
-        <w:t>Фонд содействия инновациям поддерживает молодые научные команды через программы грантовой поддержки. Программа «УМНИК» предусматривает финансирование перспективных научно-технических проектов, предоставляя до 500 тысяч рублей на два года для развития инновационных идей. Программа «Студенческий стартап» ориентирована на проекты, готовые к дальнейшей коммерциализации и созданию собственного предприятия. Участники образовательных треков Фонда получают компетенции в области патентования, анализа рынка, ведения финансовой документации и работы с инвесторами, что помогает им развивать проекты на профессиональном уровне.</w:t>
-      </w:r>
-    </w:p>
-    <w:p>
-      <w:pPr>
-        <w:spacing w:line="360" w:lineRule="auto"/>
-        <w:ind w:firstLine="709"/>
-      </w:pPr>
-      <w:r>
-        <w:rPr>
-          <w:bCs/>
-        </w:rPr>
-        <w:t xml:space="preserve">Технопарки при </w:t>
-      </w:r>
-      <w:r>
-        <w:rPr>
-          <w:bCs/>
-        </w:rPr>
-        <w:t xml:space="preserve">ведущих </w:t>
-      </w:r>
-      <w:r>
-        <w:rPr>
-          <w:bCs/>
-        </w:rPr>
-        <w:t>университетах</w:t>
-      </w:r>
-      <w:r>
-        <w:t xml:space="preserve"> </w:t>
-      </w:r>
-      <w:r>
-        <w:t xml:space="preserve">страны </w:t>
-      </w:r>
-      <w:r>
-        <w:t>формируют локальные инновационные экосистемы, интегрированные в образовательный процесс. Студенты могут использовать оборудование технопарков для создания прототипов, участвовать в акселерационных программах и получать консультации от научных руководителей. Технопарки обеспечивают связь с индустриальными партнёрами</w:t>
-      </w:r>
-      <w:r>
-        <w:t>.</w:t>
-      </w:r>
-    </w:p>
-    <w:p>
-      <w:pPr>
-        <w:spacing w:line="360" w:lineRule="auto"/>
-        <w:ind w:firstLine="709"/>
-        <w:rPr>
-          <w:lang w:val="en-US"/>
-        </w:rPr>
-      </w:pPr>
-      <w:r>
-        <w:t xml:space="preserve">Каждая из перечисленных площадок обладает собственной спецификой и ориентирована на определённые этапы развития проекта. На ранних стадиях, когда проект существует в виде идеи или концепции, целесообразно обратиться к программам </w:t>
-      </w:r>
-      <w:r>
-        <w:t>«</w:t>
-      </w:r>
-      <w:r>
-        <w:t>Фонда содействия инновациям</w:t>
-      </w:r>
-      <w:r>
-        <w:t>»</w:t>
-      </w:r>
-      <w:r>
-        <w:t xml:space="preserve"> для получения начального финансирования и компетенций в области научных разработок.</w:t>
-      </w:r>
-      <w:r>
-        <w:t xml:space="preserve"> П</w:t>
-      </w:r>
-      <w:r>
-        <w:t xml:space="preserve">редставленные институты развития формируют комплексную поддержку студентов </w:t>
-      </w:r>
-      <w:r>
-        <w:t>-</w:t>
-      </w:r>
-      <w:r>
-        <w:t xml:space="preserve"> от генерации идеи до вывода продукта на рынок. Такие площадки позволяют молодым исследователям развивать предпринимательское мышление, осваивать современные технологии и трансформировать учебные проекты в реальные инновационные решения. Благодаря этому создаётся устойчивая среда, способствующая росту научного потенциала молодёжи и усилению технологической конкурентоспособности страны.</w:t>
-      </w:r>
-    </w:p>
-    <w:p>
-      <w:pPr>
-        <w:rPr>
-          <w:lang w:val="en-US"/>
-        </w:rPr>
-      </w:pPr>
-    </w:p>
-    <w:p>
-      <w:pPr>
-        <w:pStyle w:val="2"/>
-        <w:numPr>
-          <w:ilvl w:val="1"/>
-          <w:numId w:val="15"/>
+          <w:numId w:val="17"/>
         </w:numPr>
         <w:spacing w:before="0" w:after="200"/>
         <w:ind w:left="0" w:firstLine="0"/>
       </w:pPr>
-      <w:bookmarkStart w:id="8" w:name="_Toc216266066"/>
-      <w:r>
-        <w:lastRenderedPageBreak/>
+      <w:bookmarkStart w:id="15" w:name="_Toc216266066"/>
+      <w:bookmarkStart w:id="16" w:name="_Toc216877987"/>
+      <w:r>
         <w:t>Современные подходы к созданию облачных платформ и инфраструктуры</w:t>
       </w:r>
-      <w:bookmarkEnd w:id="8"/>
+      <w:bookmarkEnd w:id="15"/>
+      <w:bookmarkEnd w:id="16"/>
     </w:p>
     <w:p>
       <w:pPr>
@@ -3711,7 +4025,19 @@
         <w:ind w:firstLine="709"/>
       </w:pPr>
       <w:r>
-        <w:t>Облачные вычисления представляют собой модель предоставления удалённого доступа к вычислительным ресурсам, хранилищам данных и программным сервисам через сеть Интернет [12]. В Российской Федерации наблюдается активный переход организаций к использованию облачных решений, стимулируемый потребностью в масштабируемой инфраструктуре для задач искусственного интеллекта, развитием сегмента государственных заказчиков и необходимостью импортозамещения зарубежных технологических решений [14].</w:t>
+        <w:t>Облачные вычисления представляют собой модель предоставления удалённого доступа к вычислительным ресурсам, хранилищам данных и программным сервисам через сеть Интернет</w:t>
+      </w:r>
+      <w:r>
+        <w:t> [</w:t>
+      </w:r>
+      <w:r>
+        <w:t>12]. В Российской Федерации наблюдается активный переход организаций к использованию облачных решений, стимулируемый потребностью в масштабируемой инфраструктуре для задач искусственного интеллекта, развитием сегмента государственных заказчиков и необходимостью импортозамещения зарубежных технологических решений</w:t>
+      </w:r>
+      <w:r>
+        <w:t> [</w:t>
+      </w:r>
+      <w:r>
+        <w:t>14].</w:t>
       </w:r>
     </w:p>
     <w:p>
@@ -3720,7 +4046,23 @@
         <w:ind w:firstLine="709"/>
       </w:pPr>
       <w:r>
-        <w:t>Актуальность изучения современных подходов к созданию облачных платформ обусловлена несколькими факторами. Во-первых, облачная инфраструктура становится критическим элементом цифровой трансформации бизнеса, государственного управления, науки и образования [17]. Организации переносят в облачную среду корпоративные информационные системы, аналитические инструменты и базы данных, что требует надёжных, безопасных и производительных архитектурных решений. Во-вторых, задачи обработки больших данных и машинного обучения предъявляют повышенные требования к вычислительным мощностям, доступ к которым эффективнее всего обеспечивается через облачные платформы. В-третьих, геополитическая ситуация стимулирует развитие отечественных облачных решений, способных конкурировать с международными провайдерами по функциональности и надёжности [14].</w:t>
+        <w:t>Актуальность изучения современных подходов к созданию облачных платформ обусловлена несколькими факторами. Во-первых, облачная инфраструктура становится критическим элементом цифровой трансформации бизнеса, государственного управления, науки и образования</w:t>
+      </w:r>
+      <w:r>
+        <w:t> [</w:t>
+      </w:r>
+      <w:r>
+        <w:t xml:space="preserve">17]. Организации переносят в облачную среду корпоративные информационные системы, аналитические инструменты и базы данных, что требует надёжных, безопасных и производительных архитектурных решений. </w:t>
+      </w:r>
+      <w:r>
+        <w:lastRenderedPageBreak/>
+        <w:t>Во-вторых, задачи обработки больших данных и машинного обучения предъявляют повышенные требования к вычислительным мощностям, доступ к которым эффективнее всего обеспечивается через облачные платформы. В-третьих, геополитическая ситуация стимулирует развитие отечественных облачных решений, способных конкурировать с международными провайдерами по функциональности и надёжности</w:t>
+      </w:r>
+      <w:r>
+        <w:t> [</w:t>
+      </w:r>
+      <w:r>
+        <w:t>14].</w:t>
       </w:r>
     </w:p>
     <w:p>
@@ -3729,11 +4071,7 @@
         <w:ind w:firstLine="709"/>
       </w:pPr>
       <w:r>
-        <w:t xml:space="preserve">При этом практика внедрения облачных решений сталкивается с рядом противоречий. Одним из ключевых является противоречие между универсальностью предлагаемых облачных сервисов и специфичностью требований конкретных проектов. Провайдеры предлагают стандартизированные решения, рассчитанные на широкий круг задач, однако на практике различные типы нагрузок - вычислительно-интенсивные расчёты, </w:t>
-      </w:r>
-      <w:r>
-        <w:lastRenderedPageBreak/>
-        <w:t>потоковая обработка данных, хранение и обработка медиафайлов, работа с базами данных - требуют различных конфигураций ресурсов, моделей масштабирования и архитектурных подходов. Организации вынуждены адаптировать универсальные облачные сервисы под свои задачи, что приводит к избыточному потреблению ресурсов, усложнению архитектуры и снижению производительности.</w:t>
+        <w:t>При этом практика внедрения облачных решений сталкивается с рядом противоречий. Одним из ключевых является противоречие между универсальностью предлагаемых облачных сервисов и специфичностью требований конкретных проектов. Провайдеры предлагают стандартизированные решения, рассчитанные на широкий круг задач, однако на практике различные типы нагрузок - вычислительно-интенсивные расчёты, потоковая обработка данных, хранение и обработка медиафайлов, работа с базами данных - требуют различных конфигураций ресурсов, моделей масштабирования и архитектурных подходов. Организации вынуждены адаптировать универсальные облачные сервисы под свои задачи, что приводит к избыточному потреблению ресурсов, усложнению архитектуры и снижению производительности.</w:t>
       </w:r>
     </w:p>
     <w:p>
@@ -3742,7 +4080,13 @@
         <w:ind w:firstLine="709"/>
       </w:pPr>
       <w:r>
-        <w:t>Проблема заключается в отсутствии систематизированных подходов к выбору архитектурных решений и конфигурации облачной инфраструктуры в зависимости от специфики решаемых задач. На практике организациям приходится принимать решения о выборе модели развёртывания, распределении нагрузок и конфигурировании сервисов, не обладая методиками, которые бы учитывали характер вычислительных задач, паттерны доступа к данным, требования к латентности, особенности интеграции с существующими системами и перспективы масштабирования. Вследствие этого архитектурные решения часто принимаются на основе общих рекомендаций провайдеров или опыта схожих проектов, что приводит к неоптимальному использованию ресурсов, проблемам с производительностью и сложностям при масштабировании системы.</w:t>
+        <w:t xml:space="preserve">Проблема заключается в </w:t>
+      </w:r>
+      <w:r>
+        <w:t>нехватке</w:t>
+      </w:r>
+      <w:r>
+        <w:t xml:space="preserve"> систематизированных подходов к выбору архитектурных решений и конфигурации облачной инфраструктуры в зависимости от специфики решаемых задач. На практике организациям приходится принимать решения о выборе модели развёртывания, распределении нагрузок и конфигурировании сервисов, не обладая методиками, которые бы учитывали характер вычислительных задач, паттерны доступа к данным, требования к латентности, особенности интеграции с существующими системами и перспективы масштабирования. Вследствие этого архитектурные решения часто принимаются на основе общих рекомендаций провайдеров или опыта схожих проектов, что приводит к неоптимальному использованию ресурсов, проблемам с производительностью и сложностям при масштабировании системы.</w:t>
       </w:r>
     </w:p>
     <w:p>
@@ -3751,6 +4095,7 @@
         <w:ind w:firstLine="709"/>
       </w:pPr>
       <w:r>
+        <w:lastRenderedPageBreak/>
         <w:t>Объектом исследования выступают облачные платформы как комплексные программно-аппаратные системы, обеспечивающие предоставление вычислительных ресурсов, средств хранения данных и прикладных сервисов через сетевую инфраструктуру. Предметом исследования являются архитектурные подходы и методы проектирования облачной инфраструктуры, адаптированные под специфику различных типов вычислительных задач и организационных требований.</w:t>
       </w:r>
     </w:p>
@@ -3784,11 +4129,7 @@
       </w:r>
       <w:proofErr w:type="spellEnd"/>
       <w:r>
-        <w:t xml:space="preserve"> вычислительным ресурсам - виртуальным машинам, хранилищам данных, сетевым компонентам - позволяя организациям самостоятельно управлять операционными системами </w:t>
-      </w:r>
-      <w:r>
-        <w:lastRenderedPageBreak/>
-        <w:t xml:space="preserve">и приложениями. Модель Platform </w:t>
+        <w:t xml:space="preserve"> вычислительным ресурсам - виртуальным машинам, хранилищам данных, сетевым компонентам - позволяя организациям самостоятельно управлять операционными системами и приложениями. Модель Platform </w:t>
       </w:r>
       <w:proofErr w:type="spellStart"/>
       <w:r>
@@ -3820,7 +4161,13 @@
       </w:r>
       <w:proofErr w:type="spellEnd"/>
       <w:r>
-        <w:t>) обеспечивает доступ к готовым программным продуктам через веб-интерфейс, полностью освобождая пользователя от задач администрирования [18].</w:t>
+        <w:t>) обеспечивает доступ к готовым программным продуктам через веб-интерфейс, полностью освобождая пользователя от задач администрирования</w:t>
+      </w:r>
+      <w:r>
+        <w:t> [</w:t>
+      </w:r>
+      <w:r>
+        <w:t>18].</w:t>
       </w:r>
     </w:p>
     <w:p>
@@ -3837,7 +4184,13 @@
       </w:r>
       <w:proofErr w:type="spellEnd"/>
       <w:r>
-        <w:t xml:space="preserve"> архитектуры, использующие сервисы нескольких независимых провайдеров для обеспечения отказоустойчивости и оптимизации затрат [19].</w:t>
+        <w:t xml:space="preserve"> архитектуры, использующие сервисы нескольких независимых провайдеров для обеспечения отказоустойчивости и оптимизации затрат</w:t>
+      </w:r>
+      <w:r>
+        <w:t> [</w:t>
+      </w:r>
+      <w:r>
+        <w:t>19].</w:t>
       </w:r>
     </w:p>
     <w:p>
@@ -3846,7 +4199,17 @@
         <w:ind w:firstLine="709"/>
       </w:pPr>
       <w:r>
-        <w:t>Современные облачные платформы базируются на концепции адаптивной облачной инфраструктуры, объединяющей распределённые ресурсы, команды и системы в единую модель управления операциями, безопасностью, приложениями и данными [16]. Такой подход обеспечивает гибкость архитектуры, позволяя распределять рабочие нагрузки между различными облачными провайдерами и собственными ресурсами в зависимости от требований к производительности, доступности и безопасности.</w:t>
+        <w:t>Современные облачные платформы базируются на концепции адаптивной облачной инфраструктуры, объединяющей распределённые ресурсы, команды и системы в единую модель управления операциями, безопасностью, приложениями и данными</w:t>
+      </w:r>
+      <w:r>
+        <w:t> [</w:t>
+      </w:r>
+      <w:r>
+        <w:t xml:space="preserve">16]. Такой подход обеспечивает </w:t>
+      </w:r>
+      <w:r>
+        <w:lastRenderedPageBreak/>
+        <w:t>гибкость архитектуры, позволяя распределять рабочие нагрузки между различными облачными провайдерами и собственными ресурсами в зависимости от требований к производительности, доступности и безопасности.</w:t>
       </w:r>
     </w:p>
     <w:p>
@@ -3863,11 +4226,13 @@
       </w:r>
       <w:proofErr w:type="spellEnd"/>
       <w:r>
-        <w:t xml:space="preserve"> механизм изоляции приложений, упаковывая программное обеспечение вместе со всеми </w:t>
-      </w:r>
-      <w:r>
-        <w:lastRenderedPageBreak/>
-        <w:t>зависимостями в переносимые контейнеры, что ускоряет развёртывание и масштабирование сервисов [19].</w:t>
+        <w:t xml:space="preserve"> механизм изоляции приложений, упаковывая программное обеспечение вместе со всеми зависимостями в переносимые контейнеры, что ускоряет развёртывание и масштабирование сервисов</w:t>
+      </w:r>
+      <w:r>
+        <w:t> [</w:t>
+      </w:r>
+      <w:r>
+        <w:t>19].</w:t>
       </w:r>
     </w:p>
     <w:p>
@@ -3884,7 +4249,13 @@
       </w:r>
       <w:proofErr w:type="spellEnd"/>
       <w:r>
-        <w:t xml:space="preserve"> Code) позволяет описывать требуемое состояние системы в виде кода, а платформа автоматически приводит инфраструктуру к заданной конфигурации. Это существенно упрощает управление сложными распределёнными системами, обеспечивает воспроизводимость конфигураций и снижает вероятность ошибок при развёртывании [19].</w:t>
+        <w:t xml:space="preserve"> Code) позволяет описывать требуемое состояние системы в виде кода, а платформа автоматически приводит инфраструктуру к заданной конфигурации. Это существенно упрощает управление сложными распределёнными системами, обеспечивает воспроизводимость конфигураций и снижает вероятность ошибок при развёртывании</w:t>
+      </w:r>
+      <w:r>
+        <w:t> [</w:t>
+      </w:r>
+      <w:r>
+        <w:t>19].</w:t>
       </w:r>
     </w:p>
     <w:p>
@@ -3893,7 +4264,13 @@
         <w:ind w:firstLine="709"/>
       </w:pPr>
       <w:r>
-        <w:t>Важным направлением развития облачных платформ является создание специализированной инфраструктуры для задач машинного обучения. Обучение моделей нейронных сетей требует высокопроизводительных графических процессоров (GPU), больших объёмов оперативной памяти и эффективных систем хранения данных, что делает облачные платформы оптимальным выбором для исследовательских и промышленных проектов в области искусственного интеллекта. Российские облачные провайдеры активно развивают данное направление, предлагая доступ к специализированным вычислительным ресурсам и фреймворкам для работы с нейронными сетями [14].</w:t>
+        <w:t>Важным направлением развития облачных платформ является создание специализированной инфраструктуры для задач машинного обучения. Обучение моделей нейронных сетей требует высокопроизводительных графических процессоров (GPU), больших объёмов оперативной памяти и эффективных систем хранения данных, что делает облачные платформы оптимальным выбором для исследовательских и промышленных проектов в области искусственного интеллекта. Российские облачные провайдеры активно развивают данное направление, предлагая доступ к специализированным вычислительным ресурсам и фреймворкам для работы с нейронными сетями</w:t>
+      </w:r>
+      <w:r>
+        <w:t> [</w:t>
+      </w:r>
+      <w:r>
+        <w:t>14].</w:t>
       </w:r>
     </w:p>
     <w:p>
@@ -3902,7 +4279,14 @@
         <w:ind w:firstLine="709"/>
       </w:pPr>
       <w:r>
-        <w:t>Анализ существующих подходов показывает, что выбор архитектурного решения зависит от специфики решаемых задач. Для вычислительно-интенсивных научных расчётов и обработки больших данных критичным становится доступ к высокопроизводительным вычислительным кластерам и эффективным системам распределённого хранения. Для веб-приложений с переменной нагрузкой важна возможность динамического масштабирования и балансировки нагрузки. Для систем реального времени ключевое значение приобретает минимизация задержек и обеспечение гарантированной доступности ресурсов [20].</w:t>
+        <w:lastRenderedPageBreak/>
+        <w:t>Анализ существующих подходов показывает, что выбор архитектурного решения зависит от специфики решаемых задач. Для вычислительно-интенсивных научных расчётов и обработки больших данных критичным становится доступ к высокопроизводительным вычислительным кластерам и эффективным системам распределённого хранения. Для веб-приложений с переменной нагрузкой важна возможность динамического масштабирования и балансировки нагрузки. Для систем реального времени ключевое значение приобретает минимизация задержек и обеспечение гарантированной доступности ресурсов</w:t>
+      </w:r>
+      <w:r>
+        <w:t> [</w:t>
+      </w:r>
+      <w:r>
+        <w:t>20].</w:t>
       </w:r>
     </w:p>
     <w:p>
@@ -3919,11 +4303,13 @@
       </w:r>
       <w:proofErr w:type="spellEnd"/>
       <w:r>
-        <w:t xml:space="preserve"> архитектуры позволяют организациям сочетать преимущества различных моделей развёртывания. Критичные </w:t>
-      </w:r>
-      <w:r>
-        <w:lastRenderedPageBreak/>
-        <w:t>данные и системы могут размещаться в частном облаке или локальной инфраструктуре, обеспечивая полный контроль и соответствие требованиям безопасности, в то время как менее чувствительные нагрузки передаются в публичное облако для оптимизации стоимости и обеспечения масштабируемости. Однако такие архитектуры требуют дополнительных инструментов для управления распределёнными системами, мониторинга производительности и обеспечения согласованности данных [21].</w:t>
+        <w:t xml:space="preserve"> архитектуры позволяют организациям сочетать преимущества различных моделей развёртывания. Критичные данные и системы могут размещаться в частном облаке или локальной инфраструктуре, обеспечивая полный контроль и соответствие требованиям безопасности, в то время как менее чувствительные нагрузки передаются в публичное облако для оптимизации стоимости и обеспечения масштабируемости. Однако такие архитектуры требуют дополнительных инструментов для управления распределёнными системами, мониторинга производительности и обеспечения согласованности данных</w:t>
+      </w:r>
+      <w:r>
+        <w:t> [</w:t>
+      </w:r>
+      <w:r>
+        <w:t>21].</w:t>
       </w:r>
     </w:p>
     <w:p>
@@ -3940,8 +4326,30 @@
       </w:r>
       <w:proofErr w:type="spellEnd"/>
       <w:r>
-        <w:t xml:space="preserve"> контейнеров позволяет автоматически масштабировать сервисы в зависимости от нагрузки, обеспечивать отказоустойчивость через автоматическое перезапуск отказавших компонентов и упрощать обновление приложений без прерывания обслуживания. Системы мониторинга и логирования обеспечивают прозрачность работы инфраструктуры, позволяя оперативно выявлять проблемы производительности и планировать оптимизацию ресурсов [19].</w:t>
-      </w:r>
+        <w:t xml:space="preserve"> контейнеров позволяет автоматически масштабировать сервисы в зависимости от нагрузки, обеспечивать отказоустойчивость через автоматическое перезапуск отказавших компонентов и упрощать обновление приложений без прерывания обслуживания. Системы мониторинга и логирования обеспечивают прозрачность работы инфраструктуры, позволяя оперативно выявлять проблемы производительности и планировать оптимизацию ресурсов</w:t>
+      </w:r>
+      <w:r>
+        <w:t> [</w:t>
+      </w:r>
+      <w:r>
+        <w:t>19].</w:t>
+      </w:r>
+    </w:p>
+    <w:p>
+      <w:pPr>
+        <w:spacing w:after="240" w:line="360" w:lineRule="auto"/>
+        <w:jc w:val="center"/>
+        <w:outlineLvl w:val="0"/>
+      </w:pPr>
+      <w:r>
+        <w:br w:type="column"/>
+      </w:r>
+      <w:bookmarkStart w:id="17" w:name="_Toc216877988"/>
+      <w:r>
+        <w:lastRenderedPageBreak/>
+        <w:t>Заключение</w:t>
+      </w:r>
+      <w:bookmarkEnd w:id="17"/>
     </w:p>
     <w:p>
       <w:pPr>
@@ -3949,43 +4357,48 @@
         <w:ind w:firstLine="709"/>
       </w:pPr>
       <w:r>
-        <w:t>Таким образом, современные подходы к созданию облачных платформ и инфраструктуры представляют собой динамично развивающуюся область, требующую междисциплинарных знаний в сфере архитектуры информационных систем, сетевых технологий, методов виртуализации и обеспечения безопасности [20, 21]. Разрешение выявленного противоречия между универсальностью облачных сервисов и специфичностью требований конкретных задач требует разработки систематизированных подходов к выбору архитектурных решений, учитывающих характер вычислительных нагрузок, требования к производительности, особенности интеграции с существующими системами и перспективы масштабирования.</w:t>
+        <w:t>В ходе прохождения практики были получены следующие знания и навыки:</w:t>
+      </w:r>
+    </w:p>
+    <w:p>
+      <w:pPr>
+        <w:pStyle w:val="a"/>
+      </w:pPr>
+      <w:r>
+        <w:t>изучены структура и определение методологии научно-исследовательской деятельности;</w:t>
+      </w:r>
+    </w:p>
+    <w:p>
+      <w:pPr>
+        <w:pStyle w:val="a"/>
+      </w:pPr>
+      <w:r>
+        <w:t>рассмотрены основные направления научных исследований в области информационных технологий;</w:t>
+      </w:r>
+    </w:p>
+    <w:p>
+      <w:pPr>
+        <w:pStyle w:val="a"/>
+      </w:pPr>
+      <w:r>
+        <w:t>выявлена научно-исследовательская составляющая в деятельности системного аналитика;</w:t>
+      </w:r>
+    </w:p>
+    <w:p>
+      <w:pPr>
+        <w:pStyle w:val="a"/>
+      </w:pPr>
+      <w:r>
+        <w:t>изучена связь науки и производства, а также роль и проблемы R&amp;D деятельности.</w:t>
       </w:r>
     </w:p>
     <w:p>
       <w:pPr>
         <w:spacing w:line="360" w:lineRule="auto"/>
         <w:ind w:firstLine="709"/>
-        <w:rPr>
-          <w:b/>
-          <w:bCs/>
-        </w:rPr>
-      </w:pPr>
-      <w:r>
-        <w:t xml:space="preserve">Дальнейшие исследования в данной области могут быть направлены на разработку методик оценки соответствия различных архитектурных решений специфике конкретных типов задач, создание инструментов автоматизированного подбора конфигураций облачной инфраструктуры и </w:t>
-      </w:r>
-      <w:r>
-        <w:lastRenderedPageBreak/>
-        <w:t xml:space="preserve">формирование рекомендаций по оптимальному распределению нагрузок в гибридных и </w:t>
-      </w:r>
-      <w:proofErr w:type="spellStart"/>
-      <w:r>
-        <w:t>мультиоблачных</w:t>
-      </w:r>
-      <w:proofErr w:type="spellEnd"/>
-      <w:r>
-        <w:t xml:space="preserve"> архитектурах.</w:t>
-      </w:r>
-      <w:r>
-        <w:br w:type="column"/>
-      </w:r>
-      <w:r>
-        <w:rPr>
-          <w:b/>
-          <w:bCs/>
-        </w:rPr>
-        <w:lastRenderedPageBreak/>
-        <w:t>Заключение</w:t>
+      </w:pPr>
+      <w:r>
+        <w:t>Также, в рамках практики, для закрепления полученных знаний и навыков, было проведено исследование на тему «Современные подходы к созданию облачных платформ и инфраструктуры».</w:t>
       </w:r>
     </w:p>
     <w:p>
@@ -3994,39 +4407,7 @@
         <w:ind w:firstLine="709"/>
       </w:pPr>
       <w:r>
-        <w:t>В ходе прохождения практики были получены следующие знания и навыки:</w:t>
-      </w:r>
-    </w:p>
-    <w:p>
-      <w:pPr>
-        <w:pStyle w:val="a"/>
-      </w:pPr>
-      <w:r>
-        <w:t>изучены структура и определение методологии научно-исследовательской деятельности;</w:t>
-      </w:r>
-    </w:p>
-    <w:p>
-      <w:pPr>
-        <w:pStyle w:val="a"/>
-      </w:pPr>
-      <w:r>
-        <w:t>рассмотрены основные направления научных исследований в области информационных технологий;</w:t>
-      </w:r>
-    </w:p>
-    <w:p>
-      <w:pPr>
-        <w:pStyle w:val="a"/>
-      </w:pPr>
-      <w:r>
-        <w:t>выявлена научно-исследовательская составляющая в деятельности системного аналитика;</w:t>
-      </w:r>
-    </w:p>
-    <w:p>
-      <w:pPr>
-        <w:pStyle w:val="a"/>
-      </w:pPr>
-      <w:r>
-        <w:t>изучена связь науки и производства, а также роль и проблемы R&amp;D деятельности.</w:t>
+        <w:t>В ходе проведения данного исследования были получены знания об основных моделях предоставления облачных сервисов, типах развёртывания облачной инфраструктуры, технологических основах облачных платформ и архитектурных подходах к их проектированию. Рассмотрены базовые технологии виртуализации и контейнеризации, механизмы автоматизации управления инфраструктурой, а также специфика проектирования облачных решений для различных типов вычислительных задач. Выявлены противоречия между универсальностью облачных сервисов и специфичностью требований конкретных проектов, определена проблема отсутствия систематизированных подходов к выбору архитектурных решений в зависимости от характеристик решаемых задач.</w:t>
       </w:r>
     </w:p>
     <w:p>
@@ -4035,24 +4416,6 @@
         <w:ind w:firstLine="709"/>
       </w:pPr>
       <w:r>
-        <w:t>Также, в рамках практики, для закрепления полученных знаний и навыков, было проведено исследование на тему «Современные подходы к созданию облачных платформ и инфраструктуры».</w:t>
-      </w:r>
-    </w:p>
-    <w:p>
-      <w:pPr>
-        <w:spacing w:line="360" w:lineRule="auto"/>
-        <w:ind w:firstLine="709"/>
-      </w:pPr>
-      <w:r>
-        <w:t>В ходе проведения данного исследования были получены знания об основных моделях предоставления облачных сервисов, типах развёртывания облачной инфраструктуры, технологических основах облачных платформ и архитектурных подходах к их проектированию. Рассмотрены базовые технологии виртуализации и контейнеризации, механизмы автоматизации управления инфраструктурой, а также специфика проектирования облачных решений для различных типов вычислительных задач. Выявлены противоречия между универсальностью облачных сервисов и специфичностью требований конкретных проектов, определена проблема отсутствия систематизированных подходов к выбору архитектурных решений в зависимости от характеристик решаемых задач.</w:t>
-      </w:r>
-    </w:p>
-    <w:p>
-      <w:pPr>
-        <w:spacing w:line="360" w:lineRule="auto"/>
-        <w:ind w:firstLine="709"/>
-      </w:pPr>
-      <w:r>
         <w:t>Во время прохождения практики приобретены следующие компетенции:</w:t>
       </w:r>
     </w:p>
@@ -4076,6 +4439,7 @@
     <w:p>
       <w:pPr>
         <w:pStyle w:val="a"/>
+        <w:spacing w:after="240"/>
       </w:pPr>
       <w:r>
         <w:t>решение профессиональных задач на основе информационной и библиографической</w:t>
@@ -4089,17 +4453,27 @@
       <w:r>
         <w:t>культуры.</w:t>
       </w:r>
+    </w:p>
+    <w:p>
+      <w:pPr>
+        <w:pStyle w:val="a"/>
+        <w:numPr>
+          <w:ilvl w:val="0"/>
+          <w:numId w:val="0"/>
+        </w:numPr>
+        <w:spacing w:after="240"/>
+        <w:jc w:val="center"/>
+        <w:outlineLvl w:val="0"/>
+      </w:pPr>
       <w:r>
         <w:br w:type="column"/>
       </w:r>
-      <w:r>
-        <w:rPr>
-          <w:b/>
-          <w:bCs/>
-        </w:rPr>
+      <w:bookmarkStart w:id="18" w:name="_Toc216877989"/>
+      <w:r>
         <w:lastRenderedPageBreak/>
         <w:t>Список использованных источников</w:t>
       </w:r>
+      <w:bookmarkEnd w:id="18"/>
     </w:p>
     <w:p>
       <w:pPr>
@@ -4165,17 +4539,57 @@
           <w:tab w:val="clear" w:pos="1134"/>
         </w:tabs>
         <w:ind w:left="0" w:firstLine="709"/>
-      </w:pPr>
-      <w:r>
-        <w:t>Гаврилюк Е. С., Изотова А. Г. Основные направления и факторы цифровой трансформации сектора науки и образования // Научная электронная библиотека «</w:t>
-      </w:r>
-      <w:proofErr w:type="spellStart"/>
-      <w:r>
-        <w:t>КиберЛенинка</w:t>
-      </w:r>
-      <w:proofErr w:type="spellEnd"/>
-      <w:r>
-        <w:t>». – URL: https://cyberleninka.ru/ (дата обращения: 19.11.2025).</w:t>
+        <w:rPr>
+          <w:lang w:val="en-US"/>
+        </w:rPr>
+      </w:pPr>
+      <w:r>
+        <w:t>Основные направления и факторы цифровой трансформации сектора науки и образования / Е. С. Гаврилюк, А. Г. Изотова // Научный журнал НИУ ИТМО. Серия</w:t>
+      </w:r>
+      <w:r>
+        <w:rPr>
+          <w:lang w:val="en-US"/>
+        </w:rPr>
+        <w:t xml:space="preserve"> «</w:t>
+      </w:r>
+      <w:r>
+        <w:t>Экономика</w:t>
+      </w:r>
+      <w:r>
+        <w:rPr>
+          <w:lang w:val="en-US"/>
+        </w:rPr>
+        <w:t xml:space="preserve"> </w:t>
+      </w:r>
+      <w:r>
+        <w:t>и</w:t>
+      </w:r>
+      <w:r>
+        <w:rPr>
+          <w:lang w:val="en-US"/>
+        </w:rPr>
+        <w:t xml:space="preserve"> </w:t>
+      </w:r>
+      <w:r>
+        <w:t>экологический</w:t>
+      </w:r>
+      <w:r>
+        <w:rPr>
+          <w:lang w:val="en-US"/>
+        </w:rPr>
+        <w:t xml:space="preserve"> </w:t>
+      </w:r>
+      <w:r>
+        <w:t>менеджмент</w:t>
+      </w:r>
+      <w:r>
+        <w:rPr>
+          <w:lang w:val="en-US"/>
+        </w:rPr>
+        <w:t>». – 2021. – № 1</w:t>
+      </w:r>
+      <w:r>
+        <w:t>.</w:t>
       </w:r>
     </w:p>
     <w:p>
@@ -4434,7 +4848,13 @@
         <w:ind w:left="0" w:firstLine="709"/>
       </w:pPr>
       <w:r>
-        <w:t xml:space="preserve">Разработка роботизированной системы для автоматизации процессов обучения студентов [Электронный ресурс] // Инновационный </w:t>
+        <w:t>Разработка роботизированной системы для автоматизации процессов обучения студентов</w:t>
+      </w:r>
+      <w:r>
+        <w:t> [</w:t>
+      </w:r>
+      <w:r>
+        <w:t xml:space="preserve">Электронный ресурс] // Инновационный </w:t>
       </w:r>
       <w:r>
         <w:lastRenderedPageBreak/>
@@ -4462,7 +4882,13 @@
         <w:ind w:left="0" w:firstLine="709"/>
       </w:pPr>
       <w:r>
-        <w:t xml:space="preserve">Портфель проектов [Электронный ресурс] // Университет Иннополис. – URL: </w:t>
+        <w:t>Портфель проектов</w:t>
+      </w:r>
+      <w:r>
+        <w:t> [</w:t>
+      </w:r>
+      <w:r>
+        <w:t xml:space="preserve">Электронный ресурс] // Университет Иннополис. – URL: </w:t>
       </w:r>
       <w:hyperlink r:id="rId12" w:history="1">
         <w:r>
@@ -4486,7 +4912,13 @@
         <w:ind w:left="0" w:firstLine="709"/>
       </w:pPr>
       <w:r>
-        <w:t xml:space="preserve">Разработка системы обучения с подкреплением для манипуляционных роботов [Электронный ресурс] // Инженерная школа ТУСУР. – URL: </w:t>
+        <w:t>Разработка системы обучения с подкреплением для манипуляционных роботов</w:t>
+      </w:r>
+      <w:r>
+        <w:t> [</w:t>
+      </w:r>
+      <w:r>
+        <w:t xml:space="preserve">Электронный ресурс] // Инженерная школа ТУСУР. – URL: </w:t>
       </w:r>
       <w:hyperlink r:id="rId13" w:history="1">
         <w:r>
@@ -4510,7 +4942,19 @@
         <w:ind w:left="0" w:firstLine="709"/>
       </w:pPr>
       <w:r>
-        <w:t xml:space="preserve">Университетский стартап из Казани разработал среду обучения механических роботов [Электронный ресурс] // Универсальные технологии предпринимательства. – 09.07.2024. – URL: </w:t>
+        <w:t>Университетский стартап из Казани разработал среду обучения механических роботов</w:t>
+      </w:r>
+      <w:r>
+        <w:t> [</w:t>
+      </w:r>
+      <w:r>
+        <w:t>Электронный ресурс] // Универсальные технологии предпринимательства.</w:t>
+      </w:r>
+      <w:r>
+        <w:t xml:space="preserve"> </w:t>
+      </w:r>
+      <w:r>
+        <w:t xml:space="preserve">– URL: </w:t>
       </w:r>
       <w:hyperlink r:id="rId14" w:history="1">
         <w:r>
@@ -4554,7 +4998,7 @@
       </w:r>
       <w:proofErr w:type="gramEnd"/>
       <w:r>
-        <w:t xml:space="preserve"> Лань, 2024. – 204 с. – ISBN 978-5-507-49219-0.</w:t>
+        <w:t xml:space="preserve"> Лань, 2024. – 204 с.</w:t>
       </w:r>
     </w:p>
     <w:p>
@@ -4604,15 +5048,7 @@
         <w:ind w:left="0" w:firstLine="709"/>
       </w:pPr>
       <w:r>
-        <w:t>Российские облачные платформы: топ-10 поставщиков в 2025 году // Anti-</w:t>
-      </w:r>
-      <w:proofErr w:type="spellStart"/>
-      <w:r>
-        <w:t>Malware</w:t>
-      </w:r>
-      <w:proofErr w:type="spellEnd"/>
-      <w:r>
-        <w:t>. – URL: https://www.anti-malware.ru/analytics/Market_Analysis/Top-10-Russian-Cloud-Platforms (дата обращения: 30.11.2025).</w:t>
+        <w:t>Сервисы для облачной инфраструктуры (мировой рынок) // TAdviser. – URL: https://www.tadviser.ru/index.php/Статья:Сервисы_для_облачной_инфраструктуры_(мировой_рынок) (дата обращения: 30.11.2025).</w:t>
       </w:r>
     </w:p>
     <w:p>
@@ -4629,7 +5065,23 @@
         <w:ind w:left="0" w:firstLine="709"/>
       </w:pPr>
       <w:r>
-        <w:t>Сервисы для облачной инфраструктуры (мировой рынок) // TAdviser. – URL: https://www.tadviser.ru/index.php/Статья:Сервисы_для_облачной_инфраструктуры_(мировой_рынок) (дата обращения: 30.11.2025).</w:t>
+        <w:t xml:space="preserve">Разработка без границ: как облачные среды меняют ИТ-ландшафт // </w:t>
+      </w:r>
+      <w:proofErr w:type="spellStart"/>
+      <w:r>
+        <w:t>Tproger</w:t>
+      </w:r>
+      <w:proofErr w:type="spellEnd"/>
+      <w:r>
+        <w:t>. – URL: https://tproger.ru/articles/razrabotka-bez-granic--</w:t>
+      </w:r>
+      <w:proofErr w:type="spellStart"/>
+      <w:r>
+        <w:t>kak-oblachnye-sredy-menyayut-it-landwaft</w:t>
+      </w:r>
+      <w:proofErr w:type="spellEnd"/>
+      <w:r>
+        <w:t xml:space="preserve"> (дата обращения: 30.11.2025).</w:t>
       </w:r>
     </w:p>
     <w:p>
@@ -4646,24 +5098,15 @@
         <w:ind w:left="0" w:firstLine="709"/>
       </w:pPr>
       <w:r>
-        <w:lastRenderedPageBreak/>
-        <w:t xml:space="preserve">Разработка без границ: как облачные среды меняют ИТ-ландшафт // </w:t>
+        <w:t xml:space="preserve">Облачные технологии: что это, виды, примеры, возможности, сферы применения // </w:t>
       </w:r>
       <w:proofErr w:type="spellStart"/>
       <w:r>
-        <w:t>Tproger</w:t>
+        <w:t>Gitinsky</w:t>
       </w:r>
       <w:proofErr w:type="spellEnd"/>
       <w:r>
-        <w:t>. – URL: https://tproger.ru/articles/razrabotka-bez-granic--</w:t>
-      </w:r>
-      <w:proofErr w:type="spellStart"/>
-      <w:r>
-        <w:t>kak-oblachnye-sredy-menyayut-it-landwaft</w:t>
-      </w:r>
-      <w:proofErr w:type="spellEnd"/>
-      <w:r>
-        <w:t xml:space="preserve"> (дата обращения: 30.11.2025).</w:t>
+        <w:t>. – URL: https://gitinsky.com/oblachnye-tekhnologii (дата обращения: 30.11.2025).</w:t>
       </w:r>
     </w:p>
     <w:p>
@@ -4680,15 +5123,11 @@
         <w:ind w:left="0" w:firstLine="709"/>
       </w:pPr>
       <w:r>
-        <w:t xml:space="preserve">Облачные технологии: что это, виды, примеры, возможности, сферы применения // </w:t>
-      </w:r>
-      <w:proofErr w:type="spellStart"/>
-      <w:r>
-        <w:t>Gitinsky</w:t>
-      </w:r>
-      <w:proofErr w:type="spellEnd"/>
-      <w:r>
-        <w:t>. – URL: https://gitinsky.com/oblachnye-tekhnologii (дата обращения: 30.11.2025).</w:t>
+        <w:t xml:space="preserve">Облачные технологии: что это, виды, возможности – сферы применения и развитие облачных технологий // Яндекс Практикум. – URL: </w:t>
+      </w:r>
+      <w:r>
+        <w:lastRenderedPageBreak/>
+        <w:t>https://practicum.yandex.ru/blog/oblachnye-tehnologii/ (дата обращения: 30.11.2025).</w:t>
       </w:r>
     </w:p>
     <w:p>
@@ -4705,7 +5144,7 @@
         <w:ind w:left="0" w:firstLine="709"/>
       </w:pPr>
       <w:r>
-        <w:t>Облачные технологии: что это, виды, возможности – сферы применения и развитие облачных технологий // Яндекс Практикум. – URL: https://practicum.yandex.ru/blog/oblachnye-tehnologii/ (дата обращения: 30.11.2025).</w:t>
+        <w:t>Что такое облачная инфраструктура? // Microsoft Azure. – URL: https://azure.microsoft.com/ru-ru/resources/cloud-computing-dictionary/what-is-cloud-infrastructure (дата обращения: 30.11.2025).</w:t>
       </w:r>
     </w:p>
     <w:p>
@@ -4722,7 +5161,29 @@
         <w:ind w:left="0" w:firstLine="709"/>
       </w:pPr>
       <w:r>
-        <w:t>Что такое облачная инфраструктура? // Microsoft Azure. – URL: https://azure.microsoft.com/ru-ru/resources/cloud-computing-dictionary/what-is-cloud-infrastructure (дата обращения: 30.11.2025).</w:t>
+        <w:t xml:space="preserve">Облачные технологии. Теория и </w:t>
+      </w:r>
+      <w:proofErr w:type="gramStart"/>
+      <w:r>
+        <w:t>практика :</w:t>
+      </w:r>
+      <w:proofErr w:type="gramEnd"/>
+      <w:r>
+        <w:t xml:space="preserve"> учебное пособие / Н. В. Гришкин</w:t>
+      </w:r>
+      <w:r>
+        <w:t> [</w:t>
+      </w:r>
+      <w:r>
+        <w:t xml:space="preserve">и др.]. – </w:t>
+      </w:r>
+      <w:proofErr w:type="gramStart"/>
+      <w:r>
+        <w:t>Москва :</w:t>
+      </w:r>
+      <w:proofErr w:type="gramEnd"/>
+      <w:r>
+        <w:t xml:space="preserve"> МГУ, 2013. – 128 с.</w:t>
       </w:r>
     </w:p>
     <w:p>
@@ -4739,67 +5200,28 @@
         <w:ind w:left="0" w:firstLine="709"/>
       </w:pPr>
       <w:r>
-        <w:t xml:space="preserve">Облачные технологии. Теория и </w:t>
+        <w:t xml:space="preserve">Дружинин, Д. В. Высокопроизводительные вычисления и облачные </w:t>
       </w:r>
       <w:proofErr w:type="gramStart"/>
       <w:r>
-        <w:t>практика :</w:t>
+        <w:t>технологии :</w:t>
       </w:r>
       <w:proofErr w:type="gramEnd"/>
       <w:r>
-        <w:t xml:space="preserve"> учебное пособие / Н. В. Гришкин [и др.]. – </w:t>
+        <w:t xml:space="preserve"> учебное пособие / Д. В. Дружинин ; Томский государственный университет. – </w:t>
       </w:r>
       <w:proofErr w:type="gramStart"/>
       <w:r>
-        <w:t>Москва :</w:t>
+        <w:t>Томск :</w:t>
       </w:r>
       <w:proofErr w:type="gramEnd"/>
       <w:r>
-        <w:t xml:space="preserve"> МГУ, 2013. – 128 с.</w:t>
-      </w:r>
-    </w:p>
-    <w:p>
-      <w:pPr>
-        <w:pStyle w:val="a0"/>
-        <w:numPr>
-          <w:ilvl w:val="0"/>
-          <w:numId w:val="14"/>
-        </w:numPr>
-        <w:tabs>
-          <w:tab w:val="clear" w:pos="1134"/>
-          <w:tab w:val="left" w:pos="710"/>
-        </w:tabs>
-        <w:ind w:left="0" w:firstLine="709"/>
-      </w:pPr>
-      <w:r>
-        <w:t xml:space="preserve">Дружинин, Д. В. Высокопроизводительные вычисления и облачные </w:t>
-      </w:r>
-      <w:proofErr w:type="gramStart"/>
-      <w:r>
-        <w:t>технологии :</w:t>
-      </w:r>
-      <w:proofErr w:type="gramEnd"/>
-      <w:r>
-        <w:t xml:space="preserve"> учебное пособие / Д. В. Дружинин. – </w:t>
-      </w:r>
-      <w:proofErr w:type="gramStart"/>
-      <w:r>
-        <w:t>Москва :</w:t>
-      </w:r>
-      <w:proofErr w:type="gramEnd"/>
-      <w:r>
-        <w:t xml:space="preserve"> </w:t>
-      </w:r>
-      <w:proofErr w:type="spellStart"/>
-      <w:r>
-        <w:t>Litres</w:t>
-      </w:r>
-      <w:proofErr w:type="spellEnd"/>
-      <w:r>
-        <w:t>, 2022. – 250 с.</w:t>
-      </w:r>
-    </w:p>
-    <w:p/>
+        <w:t xml:space="preserve"> Издательство Томского государственного университета, 2020</w:t>
+      </w:r>
+      <w:r>
+        <w:t>.</w:t>
+      </w:r>
+    </w:p>
     <w:sectPr>
       <w:footerReference w:type="default" r:id="rId15"/>
       <w:pgSz w:w="11906" w:h="16838"/>
@@ -4865,11 +5287,6 @@
       </w:p>
     </w:sdtContent>
   </w:sdt>
-  <w:p>
-    <w:pPr>
-      <w:pStyle w:val="af0"/>
-    </w:pPr>
-  </w:p>
 </w:ftr>
 </file>
 
@@ -5458,6 +5875,232 @@
     </w:lvl>
   </w:abstractNum>
   <w:abstractNum w:abstractNumId="6" w15:restartNumberingAfterBreak="0">
+    <w:nsid w:val="221E19CF"/>
+    <w:multiLevelType w:val="multilevel"/>
+    <w:tmpl w:val="AFD28134"/>
+    <w:lvl w:ilvl="0">
+      <w:start w:val="2"/>
+      <w:numFmt w:val="decimal"/>
+      <w:lvlText w:val="%1"/>
+      <w:lvlJc w:val="left"/>
+      <w:pPr>
+        <w:ind w:left="360" w:hanging="360"/>
+      </w:pPr>
+      <w:rPr>
+        <w:rFonts w:hint="default"/>
+      </w:rPr>
+    </w:lvl>
+    <w:lvl w:ilvl="1">
+      <w:start w:val="3"/>
+      <w:numFmt w:val="decimal"/>
+      <w:lvlText w:val="%1.%2"/>
+      <w:lvlJc w:val="left"/>
+      <w:pPr>
+        <w:ind w:left="360" w:hanging="360"/>
+      </w:pPr>
+      <w:rPr>
+        <w:rFonts w:hint="default"/>
+      </w:rPr>
+    </w:lvl>
+    <w:lvl w:ilvl="2">
+      <w:start w:val="1"/>
+      <w:numFmt w:val="decimal"/>
+      <w:lvlText w:val="%1.%2.%3"/>
+      <w:lvlJc w:val="left"/>
+      <w:pPr>
+        <w:ind w:left="720" w:hanging="720"/>
+      </w:pPr>
+      <w:rPr>
+        <w:rFonts w:hint="default"/>
+      </w:rPr>
+    </w:lvl>
+    <w:lvl w:ilvl="3">
+      <w:start w:val="1"/>
+      <w:numFmt w:val="decimal"/>
+      <w:lvlText w:val="%1.%2.%3.%4"/>
+      <w:lvlJc w:val="left"/>
+      <w:pPr>
+        <w:ind w:left="1080" w:hanging="1080"/>
+      </w:pPr>
+      <w:rPr>
+        <w:rFonts w:hint="default"/>
+      </w:rPr>
+    </w:lvl>
+    <w:lvl w:ilvl="4">
+      <w:start w:val="1"/>
+      <w:numFmt w:val="decimal"/>
+      <w:lvlText w:val="%1.%2.%3.%4.%5"/>
+      <w:lvlJc w:val="left"/>
+      <w:pPr>
+        <w:ind w:left="1080" w:hanging="1080"/>
+      </w:pPr>
+      <w:rPr>
+        <w:rFonts w:hint="default"/>
+      </w:rPr>
+    </w:lvl>
+    <w:lvl w:ilvl="5">
+      <w:start w:val="1"/>
+      <w:numFmt w:val="decimal"/>
+      <w:lvlText w:val="%1.%2.%3.%4.%5.%6"/>
+      <w:lvlJc w:val="left"/>
+      <w:pPr>
+        <w:ind w:left="1440" w:hanging="1440"/>
+      </w:pPr>
+      <w:rPr>
+        <w:rFonts w:hint="default"/>
+      </w:rPr>
+    </w:lvl>
+    <w:lvl w:ilvl="6">
+      <w:start w:val="1"/>
+      <w:numFmt w:val="decimal"/>
+      <w:lvlText w:val="%1.%2.%3.%4.%5.%6.%7"/>
+      <w:lvlJc w:val="left"/>
+      <w:pPr>
+        <w:ind w:left="1440" w:hanging="1440"/>
+      </w:pPr>
+      <w:rPr>
+        <w:rFonts w:hint="default"/>
+      </w:rPr>
+    </w:lvl>
+    <w:lvl w:ilvl="7">
+      <w:start w:val="1"/>
+      <w:numFmt w:val="decimal"/>
+      <w:lvlText w:val="%1.%2.%3.%4.%5.%6.%7.%8"/>
+      <w:lvlJc w:val="left"/>
+      <w:pPr>
+        <w:ind w:left="1800" w:hanging="1800"/>
+      </w:pPr>
+      <w:rPr>
+        <w:rFonts w:hint="default"/>
+      </w:rPr>
+    </w:lvl>
+    <w:lvl w:ilvl="8">
+      <w:start w:val="1"/>
+      <w:numFmt w:val="decimal"/>
+      <w:lvlText w:val="%1.%2.%3.%4.%5.%6.%7.%8.%9"/>
+      <w:lvlJc w:val="left"/>
+      <w:pPr>
+        <w:ind w:left="2160" w:hanging="2160"/>
+      </w:pPr>
+      <w:rPr>
+        <w:rFonts w:hint="default"/>
+      </w:rPr>
+    </w:lvl>
+  </w:abstractNum>
+  <w:abstractNum w:abstractNumId="7" w15:restartNumberingAfterBreak="0">
+    <w:nsid w:val="22E27A2E"/>
+    <w:multiLevelType w:val="multilevel"/>
+    <w:tmpl w:val="244244EA"/>
+    <w:lvl w:ilvl="0">
+      <w:start w:val="2"/>
+      <w:numFmt w:val="decimal"/>
+      <w:lvlText w:val="%1"/>
+      <w:lvlJc w:val="left"/>
+      <w:pPr>
+        <w:ind w:left="360" w:hanging="360"/>
+      </w:pPr>
+      <w:rPr>
+        <w:rFonts w:hint="default"/>
+      </w:rPr>
+    </w:lvl>
+    <w:lvl w:ilvl="1">
+      <w:start w:val="3"/>
+      <w:numFmt w:val="decimal"/>
+      <w:lvlText w:val="%1.%2"/>
+      <w:lvlJc w:val="left"/>
+      <w:pPr>
+        <w:ind w:left="360" w:hanging="360"/>
+      </w:pPr>
+      <w:rPr>
+        <w:rFonts w:hint="default"/>
+      </w:rPr>
+    </w:lvl>
+    <w:lvl w:ilvl="2">
+      <w:start w:val="1"/>
+      <w:numFmt w:val="decimal"/>
+      <w:lvlText w:val="%1.%2.%3"/>
+      <w:lvlJc w:val="left"/>
+      <w:pPr>
+        <w:ind w:left="720" w:hanging="720"/>
+      </w:pPr>
+      <w:rPr>
+        <w:rFonts w:hint="default"/>
+      </w:rPr>
+    </w:lvl>
+    <w:lvl w:ilvl="3">
+      <w:start w:val="1"/>
+      <w:numFmt w:val="decimal"/>
+      <w:lvlText w:val="%1.%2.%3.%4"/>
+      <w:lvlJc w:val="left"/>
+      <w:pPr>
+        <w:ind w:left="1080" w:hanging="1080"/>
+      </w:pPr>
+      <w:rPr>
+        <w:rFonts w:hint="default"/>
+      </w:rPr>
+    </w:lvl>
+    <w:lvl w:ilvl="4">
+      <w:start w:val="1"/>
+      <w:numFmt w:val="decimal"/>
+      <w:lvlText w:val="%1.%2.%3.%4.%5"/>
+      <w:lvlJc w:val="left"/>
+      <w:pPr>
+        <w:ind w:left="1080" w:hanging="1080"/>
+      </w:pPr>
+      <w:rPr>
+        <w:rFonts w:hint="default"/>
+      </w:rPr>
+    </w:lvl>
+    <w:lvl w:ilvl="5">
+      <w:start w:val="1"/>
+      <w:numFmt w:val="decimal"/>
+      <w:lvlText w:val="%1.%2.%3.%4.%5.%6"/>
+      <w:lvlJc w:val="left"/>
+      <w:pPr>
+        <w:ind w:left="1440" w:hanging="1440"/>
+      </w:pPr>
+      <w:rPr>
+        <w:rFonts w:hint="default"/>
+      </w:rPr>
+    </w:lvl>
+    <w:lvl w:ilvl="6">
+      <w:start w:val="1"/>
+      <w:numFmt w:val="decimal"/>
+      <w:lvlText w:val="%1.%2.%3.%4.%5.%6.%7"/>
+      <w:lvlJc w:val="left"/>
+      <w:pPr>
+        <w:ind w:left="1440" w:hanging="1440"/>
+      </w:pPr>
+      <w:rPr>
+        <w:rFonts w:hint="default"/>
+      </w:rPr>
+    </w:lvl>
+    <w:lvl w:ilvl="7">
+      <w:start w:val="1"/>
+      <w:numFmt w:val="decimal"/>
+      <w:lvlText w:val="%1.%2.%3.%4.%5.%6.%7.%8"/>
+      <w:lvlJc w:val="left"/>
+      <w:pPr>
+        <w:ind w:left="1800" w:hanging="1800"/>
+      </w:pPr>
+      <w:rPr>
+        <w:rFonts w:hint="default"/>
+      </w:rPr>
+    </w:lvl>
+    <w:lvl w:ilvl="8">
+      <w:start w:val="1"/>
+      <w:numFmt w:val="decimal"/>
+      <w:lvlText w:val="%1.%2.%3.%4.%5.%6.%7.%8.%9"/>
+      <w:lvlJc w:val="left"/>
+      <w:pPr>
+        <w:ind w:left="2160" w:hanging="2160"/>
+      </w:pPr>
+      <w:rPr>
+        <w:rFonts w:hint="default"/>
+      </w:rPr>
+    </w:lvl>
+  </w:abstractNum>
+  <w:abstractNum w:abstractNumId="8" w15:restartNumberingAfterBreak="0">
     <w:nsid w:val="28C66024"/>
     <w:multiLevelType w:val="multilevel"/>
     <w:tmpl w:val="313E75CE"/>
@@ -5570,7 +6213,7 @@
       </w:rPr>
     </w:lvl>
   </w:abstractNum>
-  <w:abstractNum w:abstractNumId="7" w15:restartNumberingAfterBreak="0">
+  <w:abstractNum w:abstractNumId="9" w15:restartNumberingAfterBreak="0">
     <w:nsid w:val="2C4458D8"/>
     <w:multiLevelType w:val="hybridMultilevel"/>
     <w:tmpl w:val="B8E4A68C"/>
@@ -5657,7 +6300,7 @@
       </w:pPr>
     </w:lvl>
   </w:abstractNum>
-  <w:abstractNum w:abstractNumId="8" w15:restartNumberingAfterBreak="0">
+  <w:abstractNum w:abstractNumId="10" w15:restartNumberingAfterBreak="0">
     <w:nsid w:val="48715704"/>
     <w:multiLevelType w:val="hybridMultilevel"/>
     <w:tmpl w:val="1458CAD2"/>
@@ -5746,7 +6389,7 @@
       </w:pPr>
     </w:lvl>
   </w:abstractNum>
-  <w:abstractNum w:abstractNumId="9" w15:restartNumberingAfterBreak="0">
+  <w:abstractNum w:abstractNumId="11" w15:restartNumberingAfterBreak="0">
     <w:nsid w:val="4A090AD7"/>
     <w:multiLevelType w:val="hybridMultilevel"/>
     <w:tmpl w:val="FC38B2AC"/>
@@ -5832,7 +6475,7 @@
       </w:pPr>
     </w:lvl>
   </w:abstractNum>
-  <w:abstractNum w:abstractNumId="10" w15:restartNumberingAfterBreak="0">
+  <w:abstractNum w:abstractNumId="12" w15:restartNumberingAfterBreak="0">
     <w:nsid w:val="51B42671"/>
     <w:multiLevelType w:val="multilevel"/>
     <w:tmpl w:val="44A24FD4"/>
@@ -5951,7 +6594,7 @@
       </w:rPr>
     </w:lvl>
   </w:abstractNum>
-  <w:abstractNum w:abstractNumId="11" w15:restartNumberingAfterBreak="0">
+  <w:abstractNum w:abstractNumId="13" w15:restartNumberingAfterBreak="0">
     <w:nsid w:val="59B003F0"/>
     <w:multiLevelType w:val="hybridMultilevel"/>
     <w:tmpl w:val="76FAD058"/>
@@ -6064,7 +6707,7 @@
       </w:rPr>
     </w:lvl>
   </w:abstractNum>
-  <w:abstractNum w:abstractNumId="12" w15:restartNumberingAfterBreak="0">
+  <w:abstractNum w:abstractNumId="14" w15:restartNumberingAfterBreak="0">
     <w:nsid w:val="62006A87"/>
     <w:multiLevelType w:val="hybridMultilevel"/>
     <w:tmpl w:val="27CABD38"/>
@@ -6177,7 +6820,7 @@
       </w:rPr>
     </w:lvl>
   </w:abstractNum>
-  <w:abstractNum w:abstractNumId="13" w15:restartNumberingAfterBreak="0">
+  <w:abstractNum w:abstractNumId="15" w15:restartNumberingAfterBreak="0">
     <w:nsid w:val="69400935"/>
     <w:multiLevelType w:val="multilevel"/>
     <w:tmpl w:val="258A7D1E"/>
@@ -6326,25 +6969,25 @@
     </w:lvl>
   </w:abstractNum>
   <w:num w:numId="1" w16cid:durableId="1273173813">
-    <w:abstractNumId w:val="13"/>
+    <w:abstractNumId w:val="15"/>
   </w:num>
   <w:num w:numId="2" w16cid:durableId="73551698">
     <w:abstractNumId w:val="4"/>
   </w:num>
   <w:num w:numId="3" w16cid:durableId="836770503">
-    <w:abstractNumId w:val="8"/>
+    <w:abstractNumId w:val="10"/>
   </w:num>
   <w:num w:numId="4" w16cid:durableId="1746611952">
-    <w:abstractNumId w:val="11"/>
+    <w:abstractNumId w:val="13"/>
   </w:num>
   <w:num w:numId="5" w16cid:durableId="1821579270">
-    <w:abstractNumId w:val="9"/>
+    <w:abstractNumId w:val="11"/>
   </w:num>
   <w:num w:numId="6" w16cid:durableId="1081950057">
     <w:abstractNumId w:val="3"/>
   </w:num>
   <w:num w:numId="7" w16cid:durableId="1536964069">
-    <w:abstractNumId w:val="12"/>
+    <w:abstractNumId w:val="14"/>
   </w:num>
   <w:num w:numId="8" w16cid:durableId="1567643563">
     <w:abstractNumId w:val="0"/>
@@ -6356,22 +6999,28 @@
     <w:abstractNumId w:val="2"/>
   </w:num>
   <w:num w:numId="11" w16cid:durableId="732123989">
-    <w:abstractNumId w:val="10"/>
+    <w:abstractNumId w:val="12"/>
   </w:num>
   <w:num w:numId="12" w16cid:durableId="17826040">
     <w:abstractNumId w:val="5"/>
   </w:num>
   <w:num w:numId="13" w16cid:durableId="1833912639">
-    <w:abstractNumId w:val="7"/>
+    <w:abstractNumId w:val="9"/>
   </w:num>
   <w:num w:numId="14" w16cid:durableId="18554815">
-    <w:abstractNumId w:val="7"/>
+    <w:abstractNumId w:val="9"/>
     <w:lvlOverride w:ilvl="0">
       <w:startOverride w:val="1"/>
     </w:lvlOverride>
   </w:num>
   <w:num w:numId="15" w16cid:durableId="312832265">
+    <w:abstractNumId w:val="8"/>
+  </w:num>
+  <w:num w:numId="16" w16cid:durableId="146479190">
     <w:abstractNumId w:val="6"/>
+  </w:num>
+  <w:num w:numId="17" w16cid:durableId="456992971">
+    <w:abstractNumId w:val="7"/>
   </w:num>
 </w:numbering>
 </file>
@@ -6408,7 +7057,51 @@
     <w:lsdException w:name="Hyperlink" w:uiPriority="99"/>
     <w:lsdException w:name="Strong" w:qFormat="1"/>
     <w:lsdException w:name="Emphasis" w:qFormat="1"/>
+    <w:lsdException w:name="Normal Table" w:semiHidden="1" w:unhideWhenUsed="1"/>
+    <w:lsdException w:name="Table Simple 1" w:semiHidden="1" w:unhideWhenUsed="1"/>
+    <w:lsdException w:name="Table Simple 2" w:semiHidden="1" w:unhideWhenUsed="1"/>
+    <w:lsdException w:name="Table Simple 3" w:semiHidden="1" w:unhideWhenUsed="1"/>
+    <w:lsdException w:name="Table Classic 1" w:semiHidden="1" w:unhideWhenUsed="1"/>
+    <w:lsdException w:name="Table Classic 2" w:semiHidden="1" w:unhideWhenUsed="1"/>
+    <w:lsdException w:name="Table Classic 3" w:semiHidden="1" w:unhideWhenUsed="1"/>
+    <w:lsdException w:name="Table Classic 4" w:semiHidden="1" w:unhideWhenUsed="1"/>
+    <w:lsdException w:name="Table Colorful 1" w:semiHidden="1" w:unhideWhenUsed="1"/>
+    <w:lsdException w:name="Table Colorful 2" w:semiHidden="1" w:unhideWhenUsed="1"/>
+    <w:lsdException w:name="Table Colorful 3" w:semiHidden="1" w:unhideWhenUsed="1"/>
+    <w:lsdException w:name="Table Columns 1" w:semiHidden="1" w:unhideWhenUsed="1"/>
+    <w:lsdException w:name="Table Columns 2" w:semiHidden="1" w:unhideWhenUsed="1"/>
+    <w:lsdException w:name="Table Columns 3" w:semiHidden="1" w:unhideWhenUsed="1"/>
+    <w:lsdException w:name="Table Columns 4" w:semiHidden="1" w:unhideWhenUsed="1"/>
+    <w:lsdException w:name="Table Columns 5" w:semiHidden="1" w:unhideWhenUsed="1"/>
+    <w:lsdException w:name="Table Grid 1" w:semiHidden="1" w:unhideWhenUsed="1"/>
+    <w:lsdException w:name="Table Grid 2" w:semiHidden="1" w:unhideWhenUsed="1"/>
+    <w:lsdException w:name="Table Grid 3" w:semiHidden="1" w:unhideWhenUsed="1"/>
+    <w:lsdException w:name="Table Grid 4" w:semiHidden="1" w:unhideWhenUsed="1"/>
+    <w:lsdException w:name="Table Grid 5" w:semiHidden="1" w:unhideWhenUsed="1"/>
+    <w:lsdException w:name="Table Grid 6" w:semiHidden="1" w:unhideWhenUsed="1"/>
+    <w:lsdException w:name="Table Grid 7" w:semiHidden="1" w:unhideWhenUsed="1"/>
+    <w:lsdException w:name="Table Grid 8" w:semiHidden="1" w:unhideWhenUsed="1"/>
+    <w:lsdException w:name="Table List 1" w:semiHidden="1" w:unhideWhenUsed="1"/>
+    <w:lsdException w:name="Table List 2" w:semiHidden="1" w:unhideWhenUsed="1"/>
+    <w:lsdException w:name="Table List 3" w:semiHidden="1" w:unhideWhenUsed="1"/>
+    <w:lsdException w:name="Table List 4" w:semiHidden="1" w:unhideWhenUsed="1"/>
+    <w:lsdException w:name="Table List 5" w:semiHidden="1" w:unhideWhenUsed="1"/>
+    <w:lsdException w:name="Table List 6" w:semiHidden="1" w:unhideWhenUsed="1"/>
+    <w:lsdException w:name="Table List 7" w:semiHidden="1" w:unhideWhenUsed="1"/>
+    <w:lsdException w:name="Table List 8" w:semiHidden="1" w:unhideWhenUsed="1"/>
+    <w:lsdException w:name="Table 3D effects 1" w:semiHidden="1" w:unhideWhenUsed="1"/>
+    <w:lsdException w:name="Table 3D effects 2" w:semiHidden="1" w:unhideWhenUsed="1"/>
+    <w:lsdException w:name="Table 3D effects 3" w:semiHidden="1" w:unhideWhenUsed="1"/>
+    <w:lsdException w:name="Table Contemporary" w:semiHidden="1" w:unhideWhenUsed="1"/>
+    <w:lsdException w:name="Table Elegant" w:semiHidden="1" w:unhideWhenUsed="1"/>
+    <w:lsdException w:name="Table Professional" w:semiHidden="1" w:unhideWhenUsed="1"/>
+    <w:lsdException w:name="Table Subtle 1" w:semiHidden="1" w:unhideWhenUsed="1"/>
+    <w:lsdException w:name="Table Subtle 2" w:semiHidden="1" w:unhideWhenUsed="1"/>
+    <w:lsdException w:name="Table Web 1" w:semiHidden="1" w:unhideWhenUsed="1"/>
+    <w:lsdException w:name="Table Web 2" w:semiHidden="1" w:unhideWhenUsed="1"/>
+    <w:lsdException w:name="Table Web 3" w:semiHidden="1" w:unhideWhenUsed="1"/>
     <w:lsdException w:name="Table Grid" w:uiPriority="39"/>
+    <w:lsdException w:name="Table Theme" w:semiHidden="1" w:unhideWhenUsed="1"/>
     <w:lsdException w:name="Placeholder Text" w:semiHidden="1" w:uiPriority="99"/>
     <w:lsdException w:name="No Spacing" w:uiPriority="1" w:qFormat="1"/>
     <w:lsdException w:name="Light Shading" w:uiPriority="60"/>
@@ -6808,11 +7501,15 @@
   </w:style>
   <w:style w:type="character" w:default="1" w:styleId="a2">
     <w:name w:val="Default Paragraph Font"/>
+    <w:uiPriority w:val="1"/>
     <w:semiHidden/>
+    <w:unhideWhenUsed/>
   </w:style>
   <w:style w:type="table" w:default="1" w:styleId="a3">
     <w:name w:val="Normal Table"/>
+    <w:uiPriority w:val="99"/>
     <w:semiHidden/>
+    <w:unhideWhenUsed/>
     <w:tblPr>
       <w:tblInd w:w="0" w:type="dxa"/>
       <w:tblCellMar>
@@ -6825,7 +7522,9 @@
   </w:style>
   <w:style w:type="numbering" w:default="1" w:styleId="a4">
     <w:name w:val="No List"/>
+    <w:uiPriority w:val="99"/>
     <w:semiHidden/>
+    <w:unhideWhenUsed/>
   </w:style>
   <w:style w:type="paragraph" w:styleId="a5">
     <w:name w:val="Subtitle"/>
@@ -6908,7 +7607,7 @@
       <w:szCs w:val="20"/>
     </w:rPr>
   </w:style>
-  <w:style w:type="paragraph" w:styleId="ab">
+  <w:style w:type="paragraph" w:customStyle="1" w:styleId="ab">
     <w:name w:val="Название"/>
     <w:basedOn w:val="a1"/>
     <w:link w:val="ac"/>
@@ -7174,6 +7873,18 @@
     <w:rPr>
       <w:sz w:val="28"/>
       <w:szCs w:val="24"/>
+    </w:rPr>
+  </w:style>
+  <w:style w:type="paragraph" w:customStyle="1" w:styleId="font-claude-response-body">
+    <w:name w:val="font-claude-response-body"/>
+    <w:basedOn w:val="a1"/>
+    <w:rsid w:val="003A7EBD"/>
+    <w:pPr>
+      <w:spacing w:before="100" w:beforeAutospacing="1" w:after="100" w:afterAutospacing="1"/>
+      <w:jc w:val="left"/>
+    </w:pPr>
+    <w:rPr>
+      <w:sz w:val="24"/>
     </w:rPr>
   </w:style>
 </w:styles>

--- a/ППННИР/Отчёт_2.docx
+++ b/ППННИР/Отчёт_2.docx
@@ -1,6 +1,6 @@
 
 <file path=word/document.xml><?xml version="1.0" encoding="utf-8"?>
-<w:document xmlns:wpc="http://schemas.microsoft.com/office/word/2010/wordprocessingCanvas" xmlns:cx="http://schemas.microsoft.com/office/drawing/2014/chartex" xmlns:cx1="http://schemas.microsoft.com/office/drawing/2015/9/8/chartex" xmlns:cx2="http://schemas.microsoft.com/office/drawing/2015/10/21/chartex" xmlns:cx3="http://schemas.microsoft.com/office/drawing/2016/5/9/chartex" xmlns:cx4="http://schemas.microsoft.com/office/drawing/2016/5/10/chartex" xmlns:cx5="http://schemas.microsoft.com/office/drawing/2016/5/11/chartex" xmlns:cx6="http://schemas.microsoft.com/office/drawing/2016/5/12/chartex" xmlns:cx7="http://schemas.microsoft.com/office/drawing/2016/5/13/chartex" xmlns:cx8="http://schemas.microsoft.com/office/drawing/2016/5/14/chartex" xmlns:mc="http://schemas.openxmlformats.org/markup-compatibility/2006" xmlns:aink="http://schemas.microsoft.com/office/drawing/2016/ink" xmlns:am3d="http://schemas.microsoft.com/office/drawing/2017/model3d" xmlns:o="urn:schemas-microsoft-com:office:office" xmlns:oel="http://schemas.microsoft.com/office/2019/extlst" xmlns:r="http://schemas.openxmlformats.org/officeDocument/2006/relationships" xmlns:m="http://schemas.openxmlformats.org/officeDocument/2006/math" xmlns:v="urn:schemas-microsoft-com:vml" xmlns:wp14="http://schemas.microsoft.com/office/word/2010/wordprocessingDrawing" xmlns:wp="http://schemas.openxmlformats.org/drawingml/2006/wordprocessingDrawing" xmlns:w10="urn:schemas-microsoft-com:office:word" xmlns:w="http://schemas.openxmlformats.org/wordprocessingml/2006/main" xmlns:w14="http://schemas.microsoft.com/office/word/2010/wordml" xmlns:w15="http://schemas.microsoft.com/office/word/2012/wordml" xmlns:w16cex="http://schemas.microsoft.com/office/word/2018/wordml/cex" xmlns:w16cid="http://schemas.microsoft.com/office/word/2016/wordml/cid" xmlns:w16="http://schemas.microsoft.com/office/word/2018/wordml" xmlns:w16sdtdh="http://schemas.microsoft.com/office/word/2020/wordml/sdtdatahash" xmlns:w16se="http://schemas.microsoft.com/office/word/2015/wordml/symex" xmlns:wpg="http://schemas.microsoft.com/office/word/2010/wordprocessingGroup" xmlns:wpi="http://schemas.microsoft.com/office/word/2010/wordprocessingInk" xmlns:wne="http://schemas.microsoft.com/office/word/2006/wordml" xmlns:wps="http://schemas.microsoft.com/office/word/2010/wordprocessingShape" mc:Ignorable="w14 w15 w16se w16cid w16 w16cex w16sdtdh wp14">
+<w:document xmlns:wpc="http://schemas.microsoft.com/office/word/2010/wordprocessingCanvas" xmlns:cx="http://schemas.microsoft.com/office/drawing/2014/chartex" xmlns:cx1="http://schemas.microsoft.com/office/drawing/2015/9/8/chartex" xmlns:cx2="http://schemas.microsoft.com/office/drawing/2015/10/21/chartex" xmlns:cx3="http://schemas.microsoft.com/office/drawing/2016/5/9/chartex" xmlns:cx4="http://schemas.microsoft.com/office/drawing/2016/5/10/chartex" xmlns:cx5="http://schemas.microsoft.com/office/drawing/2016/5/11/chartex" xmlns:cx6="http://schemas.microsoft.com/office/drawing/2016/5/12/chartex" xmlns:cx7="http://schemas.microsoft.com/office/drawing/2016/5/13/chartex" xmlns:cx8="http://schemas.microsoft.com/office/drawing/2016/5/14/chartex" xmlns:mc="http://schemas.openxmlformats.org/markup-compatibility/2006" xmlns:aink="http://schemas.microsoft.com/office/drawing/2016/ink" xmlns:am3d="http://schemas.microsoft.com/office/drawing/2017/model3d" xmlns:o="urn:schemas-microsoft-com:office:office" xmlns:r="http://schemas.openxmlformats.org/officeDocument/2006/relationships" xmlns:m="http://schemas.openxmlformats.org/officeDocument/2006/math" xmlns:v="urn:schemas-microsoft-com:vml" xmlns:wp14="http://schemas.microsoft.com/office/word/2010/wordprocessingDrawing" xmlns:wp="http://schemas.openxmlformats.org/drawingml/2006/wordprocessingDrawing" xmlns:w10="urn:schemas-microsoft-com:office:word" xmlns:w="http://schemas.openxmlformats.org/wordprocessingml/2006/main" xmlns:w14="http://schemas.microsoft.com/office/word/2010/wordml" xmlns:w15="http://schemas.microsoft.com/office/word/2012/wordml" xmlns:w16cex="http://schemas.microsoft.com/office/word/2018/wordml/cex" xmlns:w16cid="http://schemas.microsoft.com/office/word/2016/wordml/cid" xmlns:w16="http://schemas.microsoft.com/office/word/2018/wordml" xmlns:w16sdtdh="http://schemas.microsoft.com/office/word/2020/wordml/sdtdatahash" xmlns:w16se="http://schemas.microsoft.com/office/word/2015/wordml/symex" xmlns:wpg="http://schemas.microsoft.com/office/word/2010/wordprocessingGroup" xmlns:wpi="http://schemas.microsoft.com/office/word/2010/wordprocessingInk" xmlns:wne="http://schemas.microsoft.com/office/word/2006/wordml" xmlns:wps="http://schemas.microsoft.com/office/word/2010/wordprocessingShape" mc:Ignorable="w14 w15 w16se w16cid w16 w16cex w16sdtdh wp14">
   <w:body>
     <w:p>
       <w:pPr>
@@ -4482,27 +4482,10 @@
           <w:ilvl w:val="0"/>
           <w:numId w:val="14"/>
         </w:numPr>
-        <w:tabs>
-          <w:tab w:val="clear" w:pos="1134"/>
-        </w:tabs>
         <w:ind w:left="0" w:firstLine="709"/>
       </w:pPr>
       <w:r>
-        <w:t xml:space="preserve">Новиков, А. М. Методология научного исследования: учебное пособие / А. М. Новиков, Д. А. Новиков. </w:t>
-      </w:r>
-      <w:r>
-        <w:t>–</w:t>
-      </w:r>
-      <w:r>
-        <w:t xml:space="preserve"> </w:t>
-      </w:r>
-      <w:proofErr w:type="gramStart"/>
-      <w:r>
-        <w:t>Москва :</w:t>
-      </w:r>
-      <w:proofErr w:type="gramEnd"/>
-      <w:r>
-        <w:t xml:space="preserve"> </w:t>
+        <w:t xml:space="preserve">Новиков А.М. Методология научного исследования: учеб. пособие / А.М. Новиков, Д.А. Новиков. Москва: </w:t>
       </w:r>
       <w:proofErr w:type="spellStart"/>
       <w:r>
@@ -4510,136 +4493,7 @@
       </w:r>
       <w:proofErr w:type="spellEnd"/>
       <w:r>
-        <w:t xml:space="preserve">, 2010. </w:t>
-      </w:r>
-      <w:r>
-        <w:t>-</w:t>
-      </w:r>
-      <w:r>
-        <w:t xml:space="preserve"> 280</w:t>
-      </w:r>
-      <w:r>
-        <w:t> </w:t>
-      </w:r>
-      <w:r>
-        <w:t>с.</w:t>
-      </w:r>
-      <w:r>
-        <w:t xml:space="preserve"> (дата обращения: 21.10.2025)</w:t>
-      </w:r>
-    </w:p>
-    <w:p>
-      <w:pPr>
-        <w:pStyle w:val="a0"/>
-        <w:numPr>
-          <w:ilvl w:val="0"/>
-          <w:numId w:val="14"/>
-        </w:numPr>
-        <w:tabs>
-          <w:tab w:val="clear" w:pos="1134"/>
-        </w:tabs>
-        <w:ind w:left="0" w:firstLine="709"/>
-        <w:rPr>
-          <w:lang w:val="en-US"/>
-        </w:rPr>
-      </w:pPr>
-      <w:r>
-        <w:t>Основные направления и факторы цифровой трансформации сектора науки и образования / Е. С. Гаврилюк, А. Г. Изотова // Научный журнал НИУ ИТМО. Серия</w:t>
-      </w:r>
-      <w:r>
-        <w:rPr>
-          <w:lang w:val="en-US"/>
-        </w:rPr>
-        <w:t xml:space="preserve"> «</w:t>
-      </w:r>
-      <w:r>
-        <w:t>Экономика</w:t>
-      </w:r>
-      <w:r>
-        <w:rPr>
-          <w:lang w:val="en-US"/>
-        </w:rPr>
-        <w:t xml:space="preserve"> </w:t>
-      </w:r>
-      <w:r>
-        <w:t>и</w:t>
-      </w:r>
-      <w:r>
-        <w:rPr>
-          <w:lang w:val="en-US"/>
-        </w:rPr>
-        <w:t xml:space="preserve"> </w:t>
-      </w:r>
-      <w:r>
-        <w:t>экологический</w:t>
-      </w:r>
-      <w:r>
-        <w:rPr>
-          <w:lang w:val="en-US"/>
-        </w:rPr>
-        <w:t xml:space="preserve"> </w:t>
-      </w:r>
-      <w:r>
-        <w:t>менеджмент</w:t>
-      </w:r>
-      <w:r>
-        <w:rPr>
-          <w:lang w:val="en-US"/>
-        </w:rPr>
-        <w:t>». – 2021. – № 1</w:t>
-      </w:r>
-      <w:r>
-        <w:t>.</w:t>
-      </w:r>
-    </w:p>
-    <w:p>
-      <w:pPr>
-        <w:pStyle w:val="a0"/>
-        <w:numPr>
-          <w:ilvl w:val="0"/>
-          <w:numId w:val="14"/>
-        </w:numPr>
-        <w:tabs>
-          <w:tab w:val="clear" w:pos="1134"/>
-        </w:tabs>
-        <w:ind w:left="0" w:firstLine="709"/>
-        <w:rPr>
-          <w:lang w:val="en-US"/>
-        </w:rPr>
-      </w:pPr>
-      <w:r>
-        <w:rPr>
-          <w:lang w:val="en-US"/>
-        </w:rPr>
-        <w:t>How AI and machine learning can improve scientific data handling // Technology Networks. – URL: https://www.technologynetworks.com/informatics/lists/how-ai-and-machine-learning-can-improve-scientific-data-handling-389910 (</w:t>
-      </w:r>
-      <w:proofErr w:type="spellStart"/>
-      <w:r>
-        <w:rPr>
-          <w:lang w:val="en-US"/>
-        </w:rPr>
-        <w:t>дата</w:t>
-      </w:r>
-      <w:proofErr w:type="spellEnd"/>
-      <w:r>
-        <w:rPr>
-          <w:lang w:val="en-US"/>
-        </w:rPr>
-        <w:t> </w:t>
-      </w:r>
-      <w:proofErr w:type="spellStart"/>
-      <w:r>
-        <w:rPr>
-          <w:lang w:val="en-US"/>
-        </w:rPr>
-        <w:t>обращения</w:t>
-      </w:r>
-      <w:proofErr w:type="spellEnd"/>
-      <w:r>
-        <w:rPr>
-          <w:lang w:val="en-US"/>
-        </w:rPr>
-        <w:t>: 19.11.2025).</w:t>
+        <w:t>, 2010. 280 с.</w:t>
       </w:r>
     </w:p>
     <w:p>
@@ -4652,56 +4506,7 @@
         <w:ind w:left="0" w:firstLine="709"/>
       </w:pPr>
       <w:r>
-        <w:t xml:space="preserve">Указ Президента РФ от 9 мая 2017 г. № 203 «О Стратегии развития информационного общества в Российской Федерации на 2017–2030 годы» // Официальный интернет-портал правовой информации. – </w:t>
-      </w:r>
-      <w:r>
-        <w:rPr>
-          <w:lang w:val="en-US"/>
-        </w:rPr>
-        <w:t>URL</w:t>
-      </w:r>
-      <w:r>
-        <w:t xml:space="preserve">: </w:t>
-      </w:r>
-      <w:r>
-        <w:rPr>
-          <w:lang w:val="en-US"/>
-        </w:rPr>
-        <w:t>http</w:t>
-      </w:r>
-      <w:r>
-        <w:t>://</w:t>
-      </w:r>
-      <w:proofErr w:type="spellStart"/>
-      <w:r>
-        <w:rPr>
-          <w:lang w:val="en-US"/>
-        </w:rPr>
-        <w:t>pravo</w:t>
-      </w:r>
-      <w:proofErr w:type="spellEnd"/>
-      <w:r>
-        <w:t>.</w:t>
-      </w:r>
-      <w:r>
-        <w:rPr>
-          <w:lang w:val="en-US"/>
-        </w:rPr>
-        <w:t>gov</w:t>
-      </w:r>
-      <w:r>
-        <w:t>.</w:t>
-      </w:r>
-      <w:proofErr w:type="spellStart"/>
-      <w:r>
-        <w:rPr>
-          <w:lang w:val="en-US"/>
-        </w:rPr>
-        <w:t>ru</w:t>
-      </w:r>
-      <w:proofErr w:type="spellEnd"/>
-      <w:r>
-        <w:t>/ (дата обращения: 28.11.2025).</w:t>
+        <w:t>Основные направления и факторы цифровой трансформации сектора науки и образования / Е.С. Гаврилюк, А.Г. Изотова // Научный журнал НИУ ИТМО. Серия «Экономика и экологический менеджмент». 2021. № 1.</w:t>
       </w:r>
     </w:p>
     <w:p>
@@ -4714,56 +4519,31 @@
         <w:ind w:left="0" w:firstLine="709"/>
       </w:pPr>
       <w:r>
-        <w:t xml:space="preserve">Федеральный закон от 31 июля 2020 г. № 258-ФЗ «Об экспериментальных правовых режимах в сфере цифровых инноваций в Российской Федерации» // Официальный интернет-портал правовой информации. – </w:t>
-      </w:r>
-      <w:r>
         <w:rPr>
           <w:lang w:val="en-US"/>
         </w:rPr>
-        <w:t>URL</w:t>
-      </w:r>
-      <w:r>
-        <w:t xml:space="preserve">: </w:t>
+        <w:t>How AI and machine learning can improve scientific data handling [</w:t>
+      </w:r>
+      <w:r>
+        <w:t>Электронный</w:t>
       </w:r>
       <w:r>
         <w:rPr>
           <w:lang w:val="en-US"/>
         </w:rPr>
-        <w:t>http</w:t>
-      </w:r>
-      <w:r>
-        <w:t>://</w:t>
-      </w:r>
-      <w:proofErr w:type="spellStart"/>
+        <w:t xml:space="preserve"> </w:t>
+      </w:r>
+      <w:r>
+        <w:t>ресурс</w:t>
+      </w:r>
       <w:r>
         <w:rPr>
           <w:lang w:val="en-US"/>
         </w:rPr>
-        <w:t>pravo</w:t>
-      </w:r>
-      <w:proofErr w:type="spellEnd"/>
-      <w:r>
-        <w:t>.</w:t>
-      </w:r>
-      <w:r>
-        <w:rPr>
-          <w:lang w:val="en-US"/>
-        </w:rPr>
-        <w:t>gov</w:t>
-      </w:r>
-      <w:r>
-        <w:t>.</w:t>
-      </w:r>
-      <w:proofErr w:type="spellStart"/>
-      <w:r>
-        <w:rPr>
-          <w:lang w:val="en-US"/>
-        </w:rPr>
-        <w:t>ru</w:t>
-      </w:r>
-      <w:proofErr w:type="spellEnd"/>
-      <w:r>
-        <w:t>/ (дата обращения: 28.11.2025).</w:t>
+        <w:t xml:space="preserve">] // Technology Networks. </w:t>
+      </w:r>
+      <w:r>
+        <w:t>URL: https://www.technologynetworks.com/informatics/lists/how-ai-and-machine-learning-can-improve-scientific-data-handling-389910 (дата обращения: 19.11.2025).</w:t>
       </w:r>
     </w:p>
     <w:p>
@@ -4776,18 +4556,7 @@
         <w:ind w:left="0" w:firstLine="709"/>
       </w:pPr>
       <w:r>
-        <w:t xml:space="preserve">Указ Президента РФ от 1 декабря 2016 г. № 642 «О Стратегии научно-технологического развития Российской Федерации» // Официальный интернет-портал правовой информации. – URL: </w:t>
-      </w:r>
-      <w:hyperlink r:id="rId8" w:history="1">
-        <w:r>
-          <w:rPr>
-            <w:rStyle w:val="af"/>
-          </w:rPr>
-          <w:t>http://pravo.gov.ru/</w:t>
-        </w:r>
-      </w:hyperlink>
-      <w:r>
-        <w:t xml:space="preserve"> (дата обращения: 29.11.2025).</w:t>
+        <w:t>Указ Президента РФ от 9 мая 2017 г. № 203 «О Стратегии развития информационного общества в Российской Федерации на 2017–2030 годы» [Электронный ресурс] // Официальный интернет-портал правовой информации. URL: http://pravo.gov.ru/ (дата обращения: 28.11.2025).</w:t>
       </w:r>
     </w:p>
     <w:p>
@@ -4800,18 +4569,7 @@
         <w:ind w:left="0" w:firstLine="709"/>
       </w:pPr>
       <w:r>
-        <w:t xml:space="preserve">Фонд «Сколково». Официальный сайт. – URL: </w:t>
-      </w:r>
-      <w:hyperlink r:id="rId9" w:history="1">
-        <w:r>
-          <w:rPr>
-            <w:rStyle w:val="af"/>
-          </w:rPr>
-          <w:t>https://sk.ru/</w:t>
-        </w:r>
-      </w:hyperlink>
-      <w:r>
-        <w:t xml:space="preserve"> (дата обращения: 29.11.2025).</w:t>
+        <w:t>Федеральный закон от 31 июля 2020 г. № 258-ФЗ «Об экспериментальных правовых режимах в сфере цифровых инноваций в Российской Федерации» [Электронный ресурс] // Официальный интернет-портал правовой информации. URL: http://pravo.gov.ru/ (дата обращения: 28.11.2025).</w:t>
       </w:r>
     </w:p>
     <w:p>
@@ -4824,18 +4582,7 @@
         <w:ind w:left="0" w:firstLine="709"/>
       </w:pPr>
       <w:r>
-        <w:t xml:space="preserve">Университет Иннополис. Официальный сайт. – URL: </w:t>
-      </w:r>
-      <w:hyperlink r:id="rId10" w:history="1">
-        <w:r>
-          <w:rPr>
-            <w:rStyle w:val="af"/>
-          </w:rPr>
-          <w:t>https://innopolis.university/</w:t>
-        </w:r>
-      </w:hyperlink>
-      <w:r>
-        <w:t xml:space="preserve"> (дата обращения: 29.11.2025).</w:t>
+        <w:t>Указ Президента РФ от 1 декабря 2016 г. № 642 «О Стратегии научно-технологического развития Российской Федерации» [Электронный ресурс] // Официальный интернет-портал правовой информации. URL: http://pravo.gov.ru/ (дата обращения: 29.11.2025).</w:t>
       </w:r>
     </w:p>
     <w:p>
@@ -4848,28 +4595,7 @@
         <w:ind w:left="0" w:firstLine="709"/>
       </w:pPr>
       <w:r>
-        <w:t>Разработка роботизированной системы для автоматизации процессов обучения студентов</w:t>
-      </w:r>
-      <w:r>
-        <w:t> [</w:t>
-      </w:r>
-      <w:r>
-        <w:t xml:space="preserve">Электронный ресурс] // Инновационный </w:t>
-      </w:r>
-      <w:r>
-        <w:lastRenderedPageBreak/>
-        <w:t xml:space="preserve">вектор Томского государственного университета. – URL: </w:t>
-      </w:r>
-      <w:hyperlink r:id="rId11" w:history="1">
-        <w:r>
-          <w:rPr>
-            <w:rStyle w:val="af"/>
-          </w:rPr>
-          <w:t>https://innovector.tsu.ru/initiatives/page/4187/</w:t>
-        </w:r>
-      </w:hyperlink>
-      <w:r>
-        <w:t xml:space="preserve"> (дата обращения: 29.11.2025).</w:t>
+        <w:t>Фонд «Сколково» [Электронный ресурс]: официальный сайт. URL: https://sk.ru/ (дата обращения: 29.11.2025).</w:t>
       </w:r>
     </w:p>
     <w:p>
@@ -4882,24 +4608,7 @@
         <w:ind w:left="0" w:firstLine="709"/>
       </w:pPr>
       <w:r>
-        <w:t>Портфель проектов</w:t>
-      </w:r>
-      <w:r>
-        <w:t> [</w:t>
-      </w:r>
-      <w:r>
-        <w:t xml:space="preserve">Электронный ресурс] // Университет Иннополис. – URL: </w:t>
-      </w:r>
-      <w:hyperlink r:id="rId12" w:history="1">
-        <w:r>
-          <w:rPr>
-            <w:rStyle w:val="af"/>
-          </w:rPr>
-          <w:t>https://innopolis.university/portfel-proektov/</w:t>
-        </w:r>
-      </w:hyperlink>
-      <w:r>
-        <w:t xml:space="preserve"> (дата обращения: 29.11.2025).</w:t>
+        <w:t>Университет Иннополис [Электронный ресурс]: официальный сайт. URL: https://innopolis.university/ (дата обращения: 29.11.2025).</w:t>
       </w:r>
     </w:p>
     <w:p>
@@ -4912,24 +4621,11 @@
         <w:ind w:left="0" w:firstLine="709"/>
       </w:pPr>
       <w:r>
-        <w:t>Разработка системы обучения с подкреплением для манипуляционных роботов</w:t>
-      </w:r>
-      <w:r>
-        <w:t> [</w:t>
-      </w:r>
-      <w:r>
-        <w:t xml:space="preserve">Электронный ресурс] // Инженерная школа ТУСУР. – URL: </w:t>
-      </w:r>
-      <w:hyperlink r:id="rId13" w:history="1">
-        <w:r>
-          <w:rPr>
-            <w:rStyle w:val="af"/>
-          </w:rPr>
-          <w:t>https://engineers.tusur.ru/projects/aa442f3e-8271-4ac9-b136-262a5210016b</w:t>
-        </w:r>
-      </w:hyperlink>
-      <w:r>
-        <w:t xml:space="preserve"> (дата обращения: 29.11.2025).</w:t>
+        <w:t xml:space="preserve">Разработка роботизированной системы для автоматизации процессов обучения студентов [Электронный ресурс] // Инновационный </w:t>
+      </w:r>
+      <w:r>
+        <w:lastRenderedPageBreak/>
+        <w:t>вектор Томского государственного университета. URL: https://innovector.tsu.ru/initiatives/page/4187/ (дата обращения: 29.11.2025).</w:t>
       </w:r>
     </w:p>
     <w:p>
@@ -4942,30 +4638,7 @@
         <w:ind w:left="0" w:firstLine="709"/>
       </w:pPr>
       <w:r>
-        <w:t>Университетский стартап из Казани разработал среду обучения механических роботов</w:t>
-      </w:r>
-      <w:r>
-        <w:t> [</w:t>
-      </w:r>
-      <w:r>
-        <w:t>Электронный ресурс] // Универсальные технологии предпринимательства.</w:t>
-      </w:r>
-      <w:r>
-        <w:t xml:space="preserve"> </w:t>
-      </w:r>
-      <w:r>
-        <w:t xml:space="preserve">– URL: </w:t>
-      </w:r>
-      <w:hyperlink r:id="rId14" w:history="1">
-        <w:r>
-          <w:rPr>
-            <w:rStyle w:val="af"/>
-          </w:rPr>
-          <w:t>https://univertechpred.ru/novosti/20240709-universitetskiy-startap-iz-kazani-razrabotal-sredu-obucheniya-mekhanicheskikh-robotov/</w:t>
-        </w:r>
-      </w:hyperlink>
-      <w:r>
-        <w:t xml:space="preserve"> (дата обращения: 29.11.2025).</w:t>
+        <w:t>Портфель проектов [Электронный ресурс] // Университет Иннополис. URL: https://innopolis.university/portfel-proektov/ (дата обращения: 29.11.2025).</w:t>
       </w:r>
     </w:p>
     <w:p>
@@ -4975,30 +4648,10 @@
           <w:ilvl w:val="0"/>
           <w:numId w:val="14"/>
         </w:numPr>
-        <w:tabs>
-          <w:tab w:val="clear" w:pos="1134"/>
-          <w:tab w:val="left" w:pos="710"/>
-        </w:tabs>
         <w:ind w:left="0" w:firstLine="709"/>
       </w:pPr>
       <w:r>
-        <w:t xml:space="preserve">Баланов, А. Н. Облачные </w:t>
-      </w:r>
-      <w:proofErr w:type="gramStart"/>
-      <w:r>
-        <w:t>технологии :</w:t>
-      </w:r>
-      <w:proofErr w:type="gramEnd"/>
-      <w:r>
-        <w:t xml:space="preserve"> учебное пособие для вузов / А. Н. Баланов. – Санкт-</w:t>
-      </w:r>
-      <w:proofErr w:type="gramStart"/>
-      <w:r>
-        <w:t>Петербург :</w:t>
-      </w:r>
-      <w:proofErr w:type="gramEnd"/>
-      <w:r>
-        <w:t xml:space="preserve"> Лань, 2024. – 204 с.</w:t>
+        <w:t>Разработка системы обучения с подкреплением для манипуляционных роботов [Электронный ресурс] // Инженерная школа ТУСУР. URL: https://engineers.tusur.ru/projects/aa442f3e-8271-4ac9-b136-262a5210016b (дата обращения: 29.11.2025).</w:t>
       </w:r>
     </w:p>
     <w:p>
@@ -5008,30 +4661,10 @@
           <w:ilvl w:val="0"/>
           <w:numId w:val="14"/>
         </w:numPr>
-        <w:tabs>
-          <w:tab w:val="clear" w:pos="1134"/>
-          <w:tab w:val="left" w:pos="710"/>
-        </w:tabs>
         <w:ind w:left="0" w:firstLine="709"/>
       </w:pPr>
       <w:r>
-        <w:t xml:space="preserve">Что лучше: собственная инфраструктура или публичное облако // </w:t>
-      </w:r>
-      <w:proofErr w:type="spellStart"/>
-      <w:r>
-        <w:t>Tproger</w:t>
-      </w:r>
-      <w:proofErr w:type="spellEnd"/>
-      <w:r>
-        <w:t>. – URL: https://tproger.ru/articles/chto-luchwe--</w:t>
-      </w:r>
-      <w:proofErr w:type="spellStart"/>
-      <w:r>
-        <w:t>sobstvennaya-infrastruktura-ili-publichnoe-oblako</w:t>
-      </w:r>
-      <w:proofErr w:type="spellEnd"/>
-      <w:r>
-        <w:t xml:space="preserve"> (дата обращения: 30.11.2025).</w:t>
+        <w:t>Университетский стартап из Казани разработал среду обучения механических роботов [Электронный ресурс] // Универсальные технологии предпринимательства. URL: https://univertechpred.ru/novosti/20240709-universitetskiy-startap-iz-kazani-razrabotal-sredu-obucheniya-mekhanicheskikh-robotov/ (дата обращения: 29.11.2025).</w:t>
       </w:r>
     </w:p>
     <w:p>
@@ -5041,14 +4674,10 @@
           <w:ilvl w:val="0"/>
           <w:numId w:val="14"/>
         </w:numPr>
-        <w:tabs>
-          <w:tab w:val="clear" w:pos="1134"/>
-          <w:tab w:val="left" w:pos="710"/>
-        </w:tabs>
         <w:ind w:left="0" w:firstLine="709"/>
       </w:pPr>
       <w:r>
-        <w:t>Сервисы для облачной инфраструктуры (мировой рынок) // TAdviser. – URL: https://www.tadviser.ru/index.php/Статья:Сервисы_для_облачной_инфраструктуры_(мировой_рынок) (дата обращения: 30.11.2025).</w:t>
+        <w:t>Баланов А.Н. Облачные технологии: учеб. пособие для вузов. Санкт-Петербург: Лань, 2024. 204 с.</w:t>
       </w:r>
     </w:p>
     <w:p>
@@ -5058,14 +4687,10 @@
           <w:ilvl w:val="0"/>
           <w:numId w:val="14"/>
         </w:numPr>
-        <w:tabs>
-          <w:tab w:val="clear" w:pos="1134"/>
-          <w:tab w:val="left" w:pos="710"/>
-        </w:tabs>
         <w:ind w:left="0" w:firstLine="709"/>
       </w:pPr>
       <w:r>
-        <w:t xml:space="preserve">Разработка без границ: как облачные среды меняют ИТ-ландшафт // </w:t>
+        <w:t xml:space="preserve">Что лучше: собственная инфраструктура или публичное облако [Электронный ресурс] // </w:t>
       </w:r>
       <w:proofErr w:type="spellStart"/>
       <w:r>
@@ -5073,11 +4698,11 @@
       </w:r>
       <w:proofErr w:type="spellEnd"/>
       <w:r>
-        <w:t>. – URL: https://tproger.ru/articles/razrabotka-bez-granic--</w:t>
+        <w:t>. URL: https://tproger.ru/articles/chto-luchwe--</w:t>
       </w:r>
       <w:proofErr w:type="spellStart"/>
       <w:r>
-        <w:t>kak-oblachnye-sredy-menyayut-it-landwaft</w:t>
+        <w:t>sobstvennaya-infrastruktura-ili-publichnoe-oblako</w:t>
       </w:r>
       <w:proofErr w:type="spellEnd"/>
       <w:r>
@@ -5091,22 +4716,18 @@
           <w:ilvl w:val="0"/>
           <w:numId w:val="14"/>
         </w:numPr>
-        <w:tabs>
-          <w:tab w:val="clear" w:pos="1134"/>
-          <w:tab w:val="left" w:pos="710"/>
-        </w:tabs>
         <w:ind w:left="0" w:firstLine="709"/>
       </w:pPr>
       <w:r>
-        <w:t xml:space="preserve">Облачные технологии: что это, виды, примеры, возможности, сферы применения // </w:t>
+        <w:t xml:space="preserve">Сервисы для облачной инфраструктуры (мировой рынок) [Электронный ресурс] // </w:t>
       </w:r>
       <w:proofErr w:type="spellStart"/>
       <w:r>
-        <w:t>Gitinsky</w:t>
+        <w:t>TAdviser</w:t>
       </w:r>
       <w:proofErr w:type="spellEnd"/>
       <w:r>
-        <w:t>. – URL: https://gitinsky.com/oblachnye-tekhnologii (дата обращения: 30.11.2025).</w:t>
+        <w:t>. URL: https://www.tadviser.ru/index.php/Статья:Сервисы_для_облачной_инфраструктуры_(мировой_рынок) (дата обращения: 30.11.2025).</w:t>
       </w:r>
     </w:p>
     <w:p>
@@ -5116,18 +4737,26 @@
           <w:ilvl w:val="0"/>
           <w:numId w:val="14"/>
         </w:numPr>
-        <w:tabs>
-          <w:tab w:val="clear" w:pos="1134"/>
-          <w:tab w:val="left" w:pos="710"/>
-        </w:tabs>
         <w:ind w:left="0" w:firstLine="709"/>
       </w:pPr>
       <w:r>
-        <w:t xml:space="preserve">Облачные технологии: что это, виды, возможности – сферы применения и развитие облачных технологий // Яндекс Практикум. – URL: </w:t>
-      </w:r>
-      <w:r>
-        <w:lastRenderedPageBreak/>
-        <w:t>https://practicum.yandex.ru/blog/oblachnye-tehnologii/ (дата обращения: 30.11.2025).</w:t>
+        <w:t xml:space="preserve">Разработка без границ: как облачные среды меняют ИТ-ландшафт [Электронный ресурс] // </w:t>
+      </w:r>
+      <w:proofErr w:type="spellStart"/>
+      <w:r>
+        <w:t>Tproger</w:t>
+      </w:r>
+      <w:proofErr w:type="spellEnd"/>
+      <w:r>
+        <w:t>. URL: https://tproger.ru/articles/razrabotka-bez-granic--</w:t>
+      </w:r>
+      <w:proofErr w:type="spellStart"/>
+      <w:r>
+        <w:t>kak-oblachnye-sredy-menyayut-it-landwaft</w:t>
+      </w:r>
+      <w:proofErr w:type="spellEnd"/>
+      <w:r>
+        <w:t xml:space="preserve"> (дата обращения: 30.11.2025).</w:t>
       </w:r>
     </w:p>
     <w:p>
@@ -5137,14 +4766,18 @@
           <w:ilvl w:val="0"/>
           <w:numId w:val="14"/>
         </w:numPr>
-        <w:tabs>
-          <w:tab w:val="clear" w:pos="1134"/>
-          <w:tab w:val="left" w:pos="710"/>
-        </w:tabs>
         <w:ind w:left="0" w:firstLine="709"/>
       </w:pPr>
       <w:r>
-        <w:t>Что такое облачная инфраструктура? // Microsoft Azure. – URL: https://azure.microsoft.com/ru-ru/resources/cloud-computing-dictionary/what-is-cloud-infrastructure (дата обращения: 30.11.2025).</w:t>
+        <w:t xml:space="preserve">Облачные технологии: что это, виды, примеры, возможности, сферы применения [Электронный ресурс] // </w:t>
+      </w:r>
+      <w:proofErr w:type="spellStart"/>
+      <w:r>
+        <w:t>Gitinsky</w:t>
+      </w:r>
+      <w:proofErr w:type="spellEnd"/>
+      <w:r>
+        <w:t>. URL: https://gitinsky.com/oblachnye-tekhnologii (дата обращения: 30.11.2025).</w:t>
       </w:r>
     </w:p>
     <w:p>
@@ -5154,36 +4787,11 @@
           <w:ilvl w:val="0"/>
           <w:numId w:val="14"/>
         </w:numPr>
-        <w:tabs>
-          <w:tab w:val="clear" w:pos="1134"/>
-          <w:tab w:val="left" w:pos="710"/>
-        </w:tabs>
         <w:ind w:left="0" w:firstLine="709"/>
       </w:pPr>
       <w:r>
-        <w:t xml:space="preserve">Облачные технологии. Теория и </w:t>
-      </w:r>
-      <w:proofErr w:type="gramStart"/>
-      <w:r>
-        <w:t>практика :</w:t>
-      </w:r>
-      <w:proofErr w:type="gramEnd"/>
-      <w:r>
-        <w:t xml:space="preserve"> учебное пособие / Н. В. Гришкин</w:t>
-      </w:r>
-      <w:r>
-        <w:t> [</w:t>
-      </w:r>
-      <w:r>
-        <w:t xml:space="preserve">и др.]. – </w:t>
-      </w:r>
-      <w:proofErr w:type="gramStart"/>
-      <w:r>
-        <w:t>Москва :</w:t>
-      </w:r>
-      <w:proofErr w:type="gramEnd"/>
-      <w:r>
-        <w:t xml:space="preserve"> МГУ, 2013. – 128 с.</w:t>
+        <w:lastRenderedPageBreak/>
+        <w:t>Облачные технологии: что это, виды, возможности – сферы применения и развитие облачных технологий [Электронный ресурс] // Яндекс Практикум. URL: https://practicum.yandex.ru/blog/oblachnye-tehnologii/ (дата обращения: 30.11.2025).</w:t>
       </w:r>
     </w:p>
     <w:p>
@@ -5193,37 +4801,40 @@
           <w:ilvl w:val="0"/>
           <w:numId w:val="14"/>
         </w:numPr>
-        <w:tabs>
-          <w:tab w:val="clear" w:pos="1134"/>
-          <w:tab w:val="left" w:pos="710"/>
-        </w:tabs>
         <w:ind w:left="0" w:firstLine="709"/>
       </w:pPr>
       <w:r>
-        <w:t xml:space="preserve">Дружинин, Д. В. Высокопроизводительные вычисления и облачные </w:t>
-      </w:r>
-      <w:proofErr w:type="gramStart"/>
-      <w:r>
-        <w:t>технологии :</w:t>
-      </w:r>
-      <w:proofErr w:type="gramEnd"/>
-      <w:r>
-        <w:t xml:space="preserve"> учебное пособие / Д. В. Дружинин ; Томский государственный университет. – </w:t>
-      </w:r>
-      <w:proofErr w:type="gramStart"/>
-      <w:r>
-        <w:t>Томск :</w:t>
-      </w:r>
-      <w:proofErr w:type="gramEnd"/>
-      <w:r>
-        <w:t xml:space="preserve"> Издательство Томского государственного университета, 2020</w:t>
-      </w:r>
-      <w:r>
-        <w:t>.</w:t>
+        <w:t>Что такое облачная инфраструктура? [Электронный ресурс] // Microsoft Azure. URL: https://azure.microsoft.com/ru-ru/resources/cloud-computing-dictionary/what-is-cloud-infrastructure (дата обращения: 30.11.2025).</w:t>
+      </w:r>
+    </w:p>
+    <w:p>
+      <w:pPr>
+        <w:pStyle w:val="a0"/>
+        <w:numPr>
+          <w:ilvl w:val="0"/>
+          <w:numId w:val="14"/>
+        </w:numPr>
+        <w:ind w:left="0" w:firstLine="709"/>
+      </w:pPr>
+      <w:r>
+        <w:t>Облачные технологии. Теория и практика: учеб. пособие / Н.В. Гришкин [и др.]. Москва: МГУ, 2013. 128 с.</w:t>
+      </w:r>
+    </w:p>
+    <w:p>
+      <w:pPr>
+        <w:pStyle w:val="a0"/>
+        <w:numPr>
+          <w:ilvl w:val="0"/>
+          <w:numId w:val="14"/>
+        </w:numPr>
+        <w:ind w:left="0" w:firstLine="709"/>
+      </w:pPr>
+      <w:r>
+        <w:t>Дружинин Д.В. Высокопроизводительные вычисления и облачные технологии: учеб. пособие / Д.В. Дружинин; Томск. гос. ун-т. Томск: Изд-во Томск. гос. ун-та, 2020.</w:t>
       </w:r>
     </w:p>
     <w:sectPr>
-      <w:footerReference w:type="default" r:id="rId15"/>
+      <w:footerReference w:type="default" r:id="rId8"/>
       <w:pgSz w:w="11906" w:h="16838"/>
       <w:pgMar w:top="1134" w:right="851" w:bottom="1134" w:left="1701" w:header="709" w:footer="709" w:gutter="0"/>
       <w:cols w:space="708"/>
@@ -5235,7 +4846,7 @@
 </file>
 
 <file path=word/endnotes.xml><?xml version="1.0" encoding="utf-8"?>
-<w:endnotes xmlns:wpc="http://schemas.microsoft.com/office/word/2010/wordprocessingCanvas" xmlns:cx="http://schemas.microsoft.com/office/drawing/2014/chartex" xmlns:cx1="http://schemas.microsoft.com/office/drawing/2015/9/8/chartex" xmlns:cx2="http://schemas.microsoft.com/office/drawing/2015/10/21/chartex" xmlns:cx3="http://schemas.microsoft.com/office/drawing/2016/5/9/chartex" xmlns:cx4="http://schemas.microsoft.com/office/drawing/2016/5/10/chartex" xmlns:cx5="http://schemas.microsoft.com/office/drawing/2016/5/11/chartex" xmlns:cx6="http://schemas.microsoft.com/office/drawing/2016/5/12/chartex" xmlns:cx7="http://schemas.microsoft.com/office/drawing/2016/5/13/chartex" xmlns:cx8="http://schemas.microsoft.com/office/drawing/2016/5/14/chartex" xmlns:mc="http://schemas.openxmlformats.org/markup-compatibility/2006" xmlns:aink="http://schemas.microsoft.com/office/drawing/2016/ink" xmlns:am3d="http://schemas.microsoft.com/office/drawing/2017/model3d" xmlns:o="urn:schemas-microsoft-com:office:office" xmlns:oel="http://schemas.microsoft.com/office/2019/extlst" xmlns:r="http://schemas.openxmlformats.org/officeDocument/2006/relationships" xmlns:m="http://schemas.openxmlformats.org/officeDocument/2006/math" xmlns:v="urn:schemas-microsoft-com:vml" xmlns:wp14="http://schemas.microsoft.com/office/word/2010/wordprocessingDrawing" xmlns:wp="http://schemas.openxmlformats.org/drawingml/2006/wordprocessingDrawing" xmlns:w10="urn:schemas-microsoft-com:office:word" xmlns:w="http://schemas.openxmlformats.org/wordprocessingml/2006/main" xmlns:w14="http://schemas.microsoft.com/office/word/2010/wordml" xmlns:w15="http://schemas.microsoft.com/office/word/2012/wordml" xmlns:w16cex="http://schemas.microsoft.com/office/word/2018/wordml/cex" xmlns:w16cid="http://schemas.microsoft.com/office/word/2016/wordml/cid" xmlns:w16="http://schemas.microsoft.com/office/word/2018/wordml" xmlns:w16sdtdh="http://schemas.microsoft.com/office/word/2020/wordml/sdtdatahash" xmlns:w16se="http://schemas.microsoft.com/office/word/2015/wordml/symex" xmlns:wpg="http://schemas.microsoft.com/office/word/2010/wordprocessingGroup" xmlns:wpi="http://schemas.microsoft.com/office/word/2010/wordprocessingInk" xmlns:wne="http://schemas.microsoft.com/office/word/2006/wordml" xmlns:wps="http://schemas.microsoft.com/office/word/2010/wordprocessingShape" mc:Ignorable="w14 w15 w16se w16cid w16 w16cex w16sdtdh wp14">
+<w:endnotes xmlns:wpc="http://schemas.microsoft.com/office/word/2010/wordprocessingCanvas" xmlns:cx="http://schemas.microsoft.com/office/drawing/2014/chartex" xmlns:cx1="http://schemas.microsoft.com/office/drawing/2015/9/8/chartex" xmlns:cx2="http://schemas.microsoft.com/office/drawing/2015/10/21/chartex" xmlns:cx3="http://schemas.microsoft.com/office/drawing/2016/5/9/chartex" xmlns:cx4="http://schemas.microsoft.com/office/drawing/2016/5/10/chartex" xmlns:cx5="http://schemas.microsoft.com/office/drawing/2016/5/11/chartex" xmlns:cx6="http://schemas.microsoft.com/office/drawing/2016/5/12/chartex" xmlns:cx7="http://schemas.microsoft.com/office/drawing/2016/5/13/chartex" xmlns:cx8="http://schemas.microsoft.com/office/drawing/2016/5/14/chartex" xmlns:mc="http://schemas.openxmlformats.org/markup-compatibility/2006" xmlns:aink="http://schemas.microsoft.com/office/drawing/2016/ink" xmlns:am3d="http://schemas.microsoft.com/office/drawing/2017/model3d" xmlns:o="urn:schemas-microsoft-com:office:office" xmlns:r="http://schemas.openxmlformats.org/officeDocument/2006/relationships" xmlns:m="http://schemas.openxmlformats.org/officeDocument/2006/math" xmlns:v="urn:schemas-microsoft-com:vml" xmlns:wp14="http://schemas.microsoft.com/office/word/2010/wordprocessingDrawing" xmlns:wp="http://schemas.openxmlformats.org/drawingml/2006/wordprocessingDrawing" xmlns:w10="urn:schemas-microsoft-com:office:word" xmlns:w="http://schemas.openxmlformats.org/wordprocessingml/2006/main" xmlns:w14="http://schemas.microsoft.com/office/word/2010/wordml" xmlns:w15="http://schemas.microsoft.com/office/word/2012/wordml" xmlns:w16cex="http://schemas.microsoft.com/office/word/2018/wordml/cex" xmlns:w16cid="http://schemas.microsoft.com/office/word/2016/wordml/cid" xmlns:w16="http://schemas.microsoft.com/office/word/2018/wordml" xmlns:w16sdtdh="http://schemas.microsoft.com/office/word/2020/wordml/sdtdatahash" xmlns:w16se="http://schemas.microsoft.com/office/word/2015/wordml/symex" xmlns:wpg="http://schemas.microsoft.com/office/word/2010/wordprocessingGroup" xmlns:wpi="http://schemas.microsoft.com/office/word/2010/wordprocessingInk" xmlns:wne="http://schemas.microsoft.com/office/word/2006/wordml" xmlns:wps="http://schemas.microsoft.com/office/word/2010/wordprocessingShape" mc:Ignorable="w14 w15 w16se w16cid w16 w16cex w16sdtdh wp14">
   <w:endnote w:type="separator" w:id="-1">
     <w:p>
       <w:r>
@@ -5254,7 +4865,7 @@
 </file>
 
 <file path=word/footer1.xml><?xml version="1.0" encoding="utf-8"?>
-<w:ftr xmlns:wpc="http://schemas.microsoft.com/office/word/2010/wordprocessingCanvas" xmlns:cx="http://schemas.microsoft.com/office/drawing/2014/chartex" xmlns:cx1="http://schemas.microsoft.com/office/drawing/2015/9/8/chartex" xmlns:cx2="http://schemas.microsoft.com/office/drawing/2015/10/21/chartex" xmlns:cx3="http://schemas.microsoft.com/office/drawing/2016/5/9/chartex" xmlns:cx4="http://schemas.microsoft.com/office/drawing/2016/5/10/chartex" xmlns:cx5="http://schemas.microsoft.com/office/drawing/2016/5/11/chartex" xmlns:cx6="http://schemas.microsoft.com/office/drawing/2016/5/12/chartex" xmlns:cx7="http://schemas.microsoft.com/office/drawing/2016/5/13/chartex" xmlns:cx8="http://schemas.microsoft.com/office/drawing/2016/5/14/chartex" xmlns:mc="http://schemas.openxmlformats.org/markup-compatibility/2006" xmlns:aink="http://schemas.microsoft.com/office/drawing/2016/ink" xmlns:am3d="http://schemas.microsoft.com/office/drawing/2017/model3d" xmlns:o="urn:schemas-microsoft-com:office:office" xmlns:oel="http://schemas.microsoft.com/office/2019/extlst" xmlns:r="http://schemas.openxmlformats.org/officeDocument/2006/relationships" xmlns:m="http://schemas.openxmlformats.org/officeDocument/2006/math" xmlns:v="urn:schemas-microsoft-com:vml" xmlns:wp14="http://schemas.microsoft.com/office/word/2010/wordprocessingDrawing" xmlns:wp="http://schemas.openxmlformats.org/drawingml/2006/wordprocessingDrawing" xmlns:w10="urn:schemas-microsoft-com:office:word" xmlns:w="http://schemas.openxmlformats.org/wordprocessingml/2006/main" xmlns:w14="http://schemas.microsoft.com/office/word/2010/wordml" xmlns:w15="http://schemas.microsoft.com/office/word/2012/wordml" xmlns:w16cex="http://schemas.microsoft.com/office/word/2018/wordml/cex" xmlns:w16cid="http://schemas.microsoft.com/office/word/2016/wordml/cid" xmlns:w16="http://schemas.microsoft.com/office/word/2018/wordml" xmlns:w16sdtdh="http://schemas.microsoft.com/office/word/2020/wordml/sdtdatahash" xmlns:w16se="http://schemas.microsoft.com/office/word/2015/wordml/symex" xmlns:wpg="http://schemas.microsoft.com/office/word/2010/wordprocessingGroup" xmlns:wpi="http://schemas.microsoft.com/office/word/2010/wordprocessingInk" xmlns:wne="http://schemas.microsoft.com/office/word/2006/wordml" xmlns:wps="http://schemas.microsoft.com/office/word/2010/wordprocessingShape" mc:Ignorable="w14 w15 w16se w16cid w16 w16cex w16sdtdh wp14">
+<w:ftr xmlns:wpc="http://schemas.microsoft.com/office/word/2010/wordprocessingCanvas" xmlns:cx="http://schemas.microsoft.com/office/drawing/2014/chartex" xmlns:cx1="http://schemas.microsoft.com/office/drawing/2015/9/8/chartex" xmlns:cx2="http://schemas.microsoft.com/office/drawing/2015/10/21/chartex" xmlns:cx3="http://schemas.microsoft.com/office/drawing/2016/5/9/chartex" xmlns:cx4="http://schemas.microsoft.com/office/drawing/2016/5/10/chartex" xmlns:cx5="http://schemas.microsoft.com/office/drawing/2016/5/11/chartex" xmlns:cx6="http://schemas.microsoft.com/office/drawing/2016/5/12/chartex" xmlns:cx7="http://schemas.microsoft.com/office/drawing/2016/5/13/chartex" xmlns:cx8="http://schemas.microsoft.com/office/drawing/2016/5/14/chartex" xmlns:mc="http://schemas.openxmlformats.org/markup-compatibility/2006" xmlns:aink="http://schemas.microsoft.com/office/drawing/2016/ink" xmlns:am3d="http://schemas.microsoft.com/office/drawing/2017/model3d" xmlns:o="urn:schemas-microsoft-com:office:office" xmlns:r="http://schemas.openxmlformats.org/officeDocument/2006/relationships" xmlns:m="http://schemas.openxmlformats.org/officeDocument/2006/math" xmlns:v="urn:schemas-microsoft-com:vml" xmlns:wp14="http://schemas.microsoft.com/office/word/2010/wordprocessingDrawing" xmlns:wp="http://schemas.openxmlformats.org/drawingml/2006/wordprocessingDrawing" xmlns:w10="urn:schemas-microsoft-com:office:word" xmlns:w="http://schemas.openxmlformats.org/wordprocessingml/2006/main" xmlns:w14="http://schemas.microsoft.com/office/word/2010/wordml" xmlns:w15="http://schemas.microsoft.com/office/word/2012/wordml" xmlns:w16cex="http://schemas.microsoft.com/office/word/2018/wordml/cex" xmlns:w16cid="http://schemas.microsoft.com/office/word/2016/wordml/cid" xmlns:w16="http://schemas.microsoft.com/office/word/2018/wordml" xmlns:w16sdtdh="http://schemas.microsoft.com/office/word/2020/wordml/sdtdatahash" xmlns:w16se="http://schemas.microsoft.com/office/word/2015/wordml/symex" xmlns:wpg="http://schemas.microsoft.com/office/word/2010/wordprocessingGroup" xmlns:wpi="http://schemas.microsoft.com/office/word/2010/wordprocessingInk" xmlns:wne="http://schemas.microsoft.com/office/word/2006/wordml" xmlns:wps="http://schemas.microsoft.com/office/word/2010/wordprocessingShape" mc:Ignorable="w14 w15 w16se w16cid w16 w16cex w16sdtdh wp14">
   <w:sdt>
     <w:sdtPr>
       <w:id w:val="-553784949"/>
@@ -5263,6 +4874,7 @@
         <w:docPartUnique/>
       </w:docPartObj>
     </w:sdtPr>
+    <w:sdtEndPr/>
     <w:sdtContent>
       <w:p>
         <w:pPr>
@@ -5291,7 +4903,7 @@
 </file>
 
 <file path=word/footnotes.xml><?xml version="1.0" encoding="utf-8"?>
-<w:footnotes xmlns:wpc="http://schemas.microsoft.com/office/word/2010/wordprocessingCanvas" xmlns:cx="http://schemas.microsoft.com/office/drawing/2014/chartex" xmlns:cx1="http://schemas.microsoft.com/office/drawing/2015/9/8/chartex" xmlns:cx2="http://schemas.microsoft.com/office/drawing/2015/10/21/chartex" xmlns:cx3="http://schemas.microsoft.com/office/drawing/2016/5/9/chartex" xmlns:cx4="http://schemas.microsoft.com/office/drawing/2016/5/10/chartex" xmlns:cx5="http://schemas.microsoft.com/office/drawing/2016/5/11/chartex" xmlns:cx6="http://schemas.microsoft.com/office/drawing/2016/5/12/chartex" xmlns:cx7="http://schemas.microsoft.com/office/drawing/2016/5/13/chartex" xmlns:cx8="http://schemas.microsoft.com/office/drawing/2016/5/14/chartex" xmlns:mc="http://schemas.openxmlformats.org/markup-compatibility/2006" xmlns:aink="http://schemas.microsoft.com/office/drawing/2016/ink" xmlns:am3d="http://schemas.microsoft.com/office/drawing/2017/model3d" xmlns:o="urn:schemas-microsoft-com:office:office" xmlns:oel="http://schemas.microsoft.com/office/2019/extlst" xmlns:r="http://schemas.openxmlformats.org/officeDocument/2006/relationships" xmlns:m="http://schemas.openxmlformats.org/officeDocument/2006/math" xmlns:v="urn:schemas-microsoft-com:vml" xmlns:wp14="http://schemas.microsoft.com/office/word/2010/wordprocessingDrawing" xmlns:wp="http://schemas.openxmlformats.org/drawingml/2006/wordprocessingDrawing" xmlns:w10="urn:schemas-microsoft-com:office:word" xmlns:w="http://schemas.openxmlformats.org/wordprocessingml/2006/main" xmlns:w14="http://schemas.microsoft.com/office/word/2010/wordml" xmlns:w15="http://schemas.microsoft.com/office/word/2012/wordml" xmlns:w16cex="http://schemas.microsoft.com/office/word/2018/wordml/cex" xmlns:w16cid="http://schemas.microsoft.com/office/word/2016/wordml/cid" xmlns:w16="http://schemas.microsoft.com/office/word/2018/wordml" xmlns:w16sdtdh="http://schemas.microsoft.com/office/word/2020/wordml/sdtdatahash" xmlns:w16se="http://schemas.microsoft.com/office/word/2015/wordml/symex" xmlns:wpg="http://schemas.microsoft.com/office/word/2010/wordprocessingGroup" xmlns:wpi="http://schemas.microsoft.com/office/word/2010/wordprocessingInk" xmlns:wne="http://schemas.microsoft.com/office/word/2006/wordml" xmlns:wps="http://schemas.microsoft.com/office/word/2010/wordprocessingShape" mc:Ignorable="w14 w15 w16se w16cid w16 w16cex w16sdtdh wp14">
+<w:footnotes xmlns:wpc="http://schemas.microsoft.com/office/word/2010/wordprocessingCanvas" xmlns:cx="http://schemas.microsoft.com/office/drawing/2014/chartex" xmlns:cx1="http://schemas.microsoft.com/office/drawing/2015/9/8/chartex" xmlns:cx2="http://schemas.microsoft.com/office/drawing/2015/10/21/chartex" xmlns:cx3="http://schemas.microsoft.com/office/drawing/2016/5/9/chartex" xmlns:cx4="http://schemas.microsoft.com/office/drawing/2016/5/10/chartex" xmlns:cx5="http://schemas.microsoft.com/office/drawing/2016/5/11/chartex" xmlns:cx6="http://schemas.microsoft.com/office/drawing/2016/5/12/chartex" xmlns:cx7="http://schemas.microsoft.com/office/drawing/2016/5/13/chartex" xmlns:cx8="http://schemas.microsoft.com/office/drawing/2016/5/14/chartex" xmlns:mc="http://schemas.openxmlformats.org/markup-compatibility/2006" xmlns:aink="http://schemas.microsoft.com/office/drawing/2016/ink" xmlns:am3d="http://schemas.microsoft.com/office/drawing/2017/model3d" xmlns:o="urn:schemas-microsoft-com:office:office" xmlns:r="http://schemas.openxmlformats.org/officeDocument/2006/relationships" xmlns:m="http://schemas.openxmlformats.org/officeDocument/2006/math" xmlns:v="urn:schemas-microsoft-com:vml" xmlns:wp14="http://schemas.microsoft.com/office/word/2010/wordprocessingDrawing" xmlns:wp="http://schemas.openxmlformats.org/drawingml/2006/wordprocessingDrawing" xmlns:w10="urn:schemas-microsoft-com:office:word" xmlns:w="http://schemas.openxmlformats.org/wordprocessingml/2006/main" xmlns:w14="http://schemas.microsoft.com/office/word/2010/wordml" xmlns:w15="http://schemas.microsoft.com/office/word/2012/wordml" xmlns:w16cex="http://schemas.microsoft.com/office/word/2018/wordml/cex" xmlns:w16cid="http://schemas.microsoft.com/office/word/2016/wordml/cid" xmlns:w16="http://schemas.microsoft.com/office/word/2018/wordml" xmlns:w16sdtdh="http://schemas.microsoft.com/office/word/2020/wordml/sdtdatahash" xmlns:w16se="http://schemas.microsoft.com/office/word/2015/wordml/symex" xmlns:wpg="http://schemas.microsoft.com/office/word/2010/wordprocessingGroup" xmlns:wpi="http://schemas.microsoft.com/office/word/2010/wordprocessingInk" xmlns:wne="http://schemas.microsoft.com/office/word/2006/wordml" xmlns:wps="http://schemas.microsoft.com/office/word/2010/wordprocessingShape" mc:Ignorable="w14 w15 w16se w16cid w16 w16cex w16sdtdh wp14">
   <w:footnote w:type="separator" w:id="-1">
     <w:p>
       <w:r>
@@ -5310,7 +4922,7 @@
 </file>
 
 <file path=word/numbering.xml><?xml version="1.0" encoding="utf-8"?>
-<w:numbering xmlns:wpc="http://schemas.microsoft.com/office/word/2010/wordprocessingCanvas" xmlns:cx="http://schemas.microsoft.com/office/drawing/2014/chartex" xmlns:cx1="http://schemas.microsoft.com/office/drawing/2015/9/8/chartex" xmlns:cx2="http://schemas.microsoft.com/office/drawing/2015/10/21/chartex" xmlns:cx3="http://schemas.microsoft.com/office/drawing/2016/5/9/chartex" xmlns:cx4="http://schemas.microsoft.com/office/drawing/2016/5/10/chartex" xmlns:cx5="http://schemas.microsoft.com/office/drawing/2016/5/11/chartex" xmlns:cx6="http://schemas.microsoft.com/office/drawing/2016/5/12/chartex" xmlns:cx7="http://schemas.microsoft.com/office/drawing/2016/5/13/chartex" xmlns:cx8="http://schemas.microsoft.com/office/drawing/2016/5/14/chartex" xmlns:mc="http://schemas.openxmlformats.org/markup-compatibility/2006" xmlns:aink="http://schemas.microsoft.com/office/drawing/2016/ink" xmlns:am3d="http://schemas.microsoft.com/office/drawing/2017/model3d" xmlns:o="urn:schemas-microsoft-com:office:office" xmlns:oel="http://schemas.microsoft.com/office/2019/extlst" xmlns:r="http://schemas.openxmlformats.org/officeDocument/2006/relationships" xmlns:m="http://schemas.openxmlformats.org/officeDocument/2006/math" xmlns:v="urn:schemas-microsoft-com:vml" xmlns:wp14="http://schemas.microsoft.com/office/word/2010/wordprocessingDrawing" xmlns:wp="http://schemas.openxmlformats.org/drawingml/2006/wordprocessingDrawing" xmlns:w10="urn:schemas-microsoft-com:office:word" xmlns:w="http://schemas.openxmlformats.org/wordprocessingml/2006/main" xmlns:w14="http://schemas.microsoft.com/office/word/2010/wordml" xmlns:w15="http://schemas.microsoft.com/office/word/2012/wordml" xmlns:w16cex="http://schemas.microsoft.com/office/word/2018/wordml/cex" xmlns:w16cid="http://schemas.microsoft.com/office/word/2016/wordml/cid" xmlns:w16="http://schemas.microsoft.com/office/word/2018/wordml" xmlns:w16sdtdh="http://schemas.microsoft.com/office/word/2020/wordml/sdtdatahash" xmlns:w16se="http://schemas.microsoft.com/office/word/2015/wordml/symex" xmlns:wpg="http://schemas.microsoft.com/office/word/2010/wordprocessingGroup" xmlns:wpi="http://schemas.microsoft.com/office/word/2010/wordprocessingInk" xmlns:wne="http://schemas.microsoft.com/office/word/2006/wordml" xmlns:wps="http://schemas.microsoft.com/office/word/2010/wordprocessingShape" mc:Ignorable="w14 w15 w16se w16cid w16 w16cex w16sdtdh wp14">
+<w:numbering xmlns:wpc="http://schemas.microsoft.com/office/word/2010/wordprocessingCanvas" xmlns:cx="http://schemas.microsoft.com/office/drawing/2014/chartex" xmlns:cx1="http://schemas.microsoft.com/office/drawing/2015/9/8/chartex" xmlns:cx2="http://schemas.microsoft.com/office/drawing/2015/10/21/chartex" xmlns:cx3="http://schemas.microsoft.com/office/drawing/2016/5/9/chartex" xmlns:cx4="http://schemas.microsoft.com/office/drawing/2016/5/10/chartex" xmlns:cx5="http://schemas.microsoft.com/office/drawing/2016/5/11/chartex" xmlns:cx6="http://schemas.microsoft.com/office/drawing/2016/5/12/chartex" xmlns:cx7="http://schemas.microsoft.com/office/drawing/2016/5/13/chartex" xmlns:cx8="http://schemas.microsoft.com/office/drawing/2016/5/14/chartex" xmlns:mc="http://schemas.openxmlformats.org/markup-compatibility/2006" xmlns:aink="http://schemas.microsoft.com/office/drawing/2016/ink" xmlns:am3d="http://schemas.microsoft.com/office/drawing/2017/model3d" xmlns:o="urn:schemas-microsoft-com:office:office" xmlns:r="http://schemas.openxmlformats.org/officeDocument/2006/relationships" xmlns:m="http://schemas.openxmlformats.org/officeDocument/2006/math" xmlns:v="urn:schemas-microsoft-com:vml" xmlns:wp14="http://schemas.microsoft.com/office/word/2010/wordprocessingDrawing" xmlns:wp="http://schemas.openxmlformats.org/drawingml/2006/wordprocessingDrawing" xmlns:w10="urn:schemas-microsoft-com:office:word" xmlns:w="http://schemas.openxmlformats.org/wordprocessingml/2006/main" xmlns:w14="http://schemas.microsoft.com/office/word/2010/wordml" xmlns:w15="http://schemas.microsoft.com/office/word/2012/wordml" xmlns:w16cex="http://schemas.microsoft.com/office/word/2018/wordml/cex" xmlns:w16cid="http://schemas.microsoft.com/office/word/2016/wordml/cid" xmlns:w16="http://schemas.microsoft.com/office/word/2018/wordml" xmlns:w16sdtdh="http://schemas.microsoft.com/office/word/2020/wordml/sdtdatahash" xmlns:w16se="http://schemas.microsoft.com/office/word/2015/wordml/symex" xmlns:wpg="http://schemas.microsoft.com/office/word/2010/wordprocessingGroup" xmlns:wpi="http://schemas.microsoft.com/office/word/2010/wordprocessingInk" xmlns:wne="http://schemas.microsoft.com/office/word/2006/wordml" xmlns:wps="http://schemas.microsoft.com/office/word/2010/wordprocessingShape" mc:Ignorable="w14 w15 w16se w16cid w16 w16cex w16sdtdh wp14">
   <w:abstractNum w:abstractNumId="0" w15:restartNumberingAfterBreak="0">
     <w:nsid w:val="00740A5C"/>
     <w:multiLevelType w:val="hybridMultilevel"/>
@@ -6968,58 +6580,58 @@
       </w:rPr>
     </w:lvl>
   </w:abstractNum>
-  <w:num w:numId="1" w16cid:durableId="1273173813">
+  <w:num w:numId="1">
     <w:abstractNumId w:val="15"/>
   </w:num>
-  <w:num w:numId="2" w16cid:durableId="73551698">
+  <w:num w:numId="2">
     <w:abstractNumId w:val="4"/>
   </w:num>
-  <w:num w:numId="3" w16cid:durableId="836770503">
+  <w:num w:numId="3">
     <w:abstractNumId w:val="10"/>
   </w:num>
-  <w:num w:numId="4" w16cid:durableId="1746611952">
+  <w:num w:numId="4">
     <w:abstractNumId w:val="13"/>
   </w:num>
-  <w:num w:numId="5" w16cid:durableId="1821579270">
+  <w:num w:numId="5">
     <w:abstractNumId w:val="11"/>
   </w:num>
-  <w:num w:numId="6" w16cid:durableId="1081950057">
+  <w:num w:numId="6">
     <w:abstractNumId w:val="3"/>
   </w:num>
-  <w:num w:numId="7" w16cid:durableId="1536964069">
+  <w:num w:numId="7">
     <w:abstractNumId w:val="14"/>
   </w:num>
-  <w:num w:numId="8" w16cid:durableId="1567643563">
+  <w:num w:numId="8">
     <w:abstractNumId w:val="0"/>
   </w:num>
-  <w:num w:numId="9" w16cid:durableId="1993410458">
+  <w:num w:numId="9">
     <w:abstractNumId w:val="1"/>
   </w:num>
-  <w:num w:numId="10" w16cid:durableId="1611623792">
+  <w:num w:numId="10">
     <w:abstractNumId w:val="2"/>
   </w:num>
-  <w:num w:numId="11" w16cid:durableId="732123989">
+  <w:num w:numId="11">
     <w:abstractNumId w:val="12"/>
   </w:num>
-  <w:num w:numId="12" w16cid:durableId="17826040">
+  <w:num w:numId="12">
     <w:abstractNumId w:val="5"/>
   </w:num>
-  <w:num w:numId="13" w16cid:durableId="1833912639">
+  <w:num w:numId="13">
     <w:abstractNumId w:val="9"/>
   </w:num>
-  <w:num w:numId="14" w16cid:durableId="18554815">
+  <w:num w:numId="14">
     <w:abstractNumId w:val="9"/>
     <w:lvlOverride w:ilvl="0">
       <w:startOverride w:val="1"/>
     </w:lvlOverride>
   </w:num>
-  <w:num w:numId="15" w16cid:durableId="312832265">
+  <w:num w:numId="15">
     <w:abstractNumId w:val="8"/>
   </w:num>
-  <w:num w:numId="16" w16cid:durableId="146479190">
+  <w:num w:numId="16">
     <w:abstractNumId w:val="6"/>
   </w:num>
-  <w:num w:numId="17" w16cid:durableId="456992971">
+  <w:num w:numId="17">
     <w:abstractNumId w:val="7"/>
   </w:num>
 </w:numbering>
